--- a/William/Java Angular/William_Jackson.docx
+++ b/William/Java Angular/William_Jackson.docx
@@ -180,258 +180,89 @@
       <w:r>
         <w:rPr>
           <w:rStyle w:val="Strong"/>
-          <w:rFonts w:ascii="Arial" w:hAnsi="Arial" w:cs="Arial"/>
         </w:rPr>
         <w:t>Senior Software Engineer</w:t>
       </w:r>
       <w:r>
-        <w:rPr>
-          <w:rFonts w:ascii="Arial" w:hAnsi="Arial" w:cs="Arial"/>
-        </w:rPr>
-        <w:t xml:space="preserve"> with ~10 years delivering </w:t>
-      </w:r>
-      <w:r>
-        <w:rPr>
-          <w:rStyle w:val="Strong"/>
-          <w:rFonts w:ascii="Arial" w:hAnsi="Arial" w:cs="Arial"/>
-        </w:rPr>
-        <w:t>Java / Spring Boot</w:t>
-      </w:r>
-      <w:r>
-        <w:rPr>
-          <w:rFonts w:ascii="Arial" w:hAnsi="Arial" w:cs="Arial"/>
-        </w:rPr>
-        <w:t xml:space="preserve"> backend systems and </w:t>
-      </w:r>
-      <w:r>
-        <w:rPr>
-          <w:rStyle w:val="Strong"/>
-          <w:rFonts w:ascii="Arial" w:hAnsi="Arial" w:cs="Arial"/>
-        </w:rPr>
-        <w:t>Angular</w:t>
-      </w:r>
-      <w:r>
-        <w:rPr>
-          <w:rFonts w:ascii="Arial" w:hAnsi="Arial" w:cs="Arial"/>
-        </w:rPr>
-        <w:t xml:space="preserve"> web applications for </w:t>
-      </w:r>
-      <w:r>
-        <w:rPr>
-          <w:rStyle w:val="Strong"/>
-          <w:rFonts w:ascii="Arial" w:hAnsi="Arial" w:cs="Arial"/>
-        </w:rPr>
-        <w:t>API-first</w:t>
-      </w:r>
-      <w:r>
-        <w:rPr>
-          <w:rFonts w:ascii="Arial" w:hAnsi="Arial" w:cs="Arial"/>
-        </w:rPr>
+        <w:t xml:space="preserve"> with 10+ years of experience designing and delivering enterprise-grade applications across </w:t>
+      </w:r>
+      <w:proofErr w:type="spellStart"/>
+      <w:r>
+        <w:rPr>
+          <w:rStyle w:val="Strong"/>
+        </w:rPr>
+        <w:t>SaaS</w:t>
+      </w:r>
+      <w:proofErr w:type="spellEnd"/>
+      <w:r>
+        <w:rPr>
+          <w:rStyle w:val="Strong"/>
+        </w:rPr>
+        <w:t>, business workflow, internal platform, and data-driven product engineering</w:t>
+      </w:r>
+      <w:r>
+        <w:t xml:space="preserve"> environments, with strong specialization in </w:t>
+      </w:r>
+      <w:r>
+        <w:rPr>
+          <w:rStyle w:val="Strong"/>
+        </w:rPr>
+        <w:t>Java 8–21</w:t>
+      </w:r>
+      <w:r>
         <w:t xml:space="preserve">, </w:t>
       </w:r>
       <w:r>
         <w:rPr>
           <w:rStyle w:val="Strong"/>
-          <w:rFonts w:ascii="Arial" w:hAnsi="Arial" w:cs="Arial"/>
-        </w:rPr>
-        <w:t>event-driven</w:t>
-      </w:r>
-      <w:r>
-        <w:rPr>
-          <w:rFonts w:ascii="Arial" w:hAnsi="Arial" w:cs="Arial"/>
-        </w:rPr>
-        <w:t xml:space="preserve">, and </w:t>
-      </w:r>
-      <w:r>
-        <w:rPr>
-          <w:rStyle w:val="Strong"/>
-          <w:rFonts w:ascii="Arial" w:hAnsi="Arial" w:cs="Arial"/>
-        </w:rPr>
-        <w:t>data-heavy</w:t>
-      </w:r>
-      <w:r>
-        <w:rPr>
-          <w:rFonts w:ascii="Arial" w:hAnsi="Arial" w:cs="Arial"/>
-        </w:rPr>
-        <w:t xml:space="preserve"> products. Owns delivery end-to-end—</w:t>
-      </w:r>
-      <w:r>
-        <w:rPr>
-          <w:rStyle w:val="Strong"/>
-          <w:rFonts w:ascii="Arial" w:hAnsi="Arial" w:cs="Arial"/>
-        </w:rPr>
-        <w:t>architecture</w:t>
-      </w:r>
-      <w:r>
-        <w:rPr>
-          <w:rFonts w:ascii="Arial" w:hAnsi="Arial" w:cs="Arial"/>
-        </w:rPr>
+        </w:rPr>
+        <w:t>Spring Boot 2.x–3.x</w:t>
+      </w:r>
+      <w:r>
         <w:t xml:space="preserve">, </w:t>
       </w:r>
       <w:r>
         <w:rPr>
           <w:rStyle w:val="Strong"/>
-          <w:rFonts w:ascii="Arial" w:hAnsi="Arial" w:cs="Arial"/>
-        </w:rPr>
-        <w:t>secure service boundaries</w:t>
-      </w:r>
-      <w:r>
-        <w:rPr>
-          <w:rFonts w:ascii="Arial" w:hAnsi="Arial" w:cs="Arial"/>
-        </w:rPr>
+        </w:rPr>
+        <w:t>Angular 8–18</w:t>
+      </w:r>
+      <w:r>
         <w:t xml:space="preserve">, </w:t>
       </w:r>
-      <w:r>
-        <w:rPr>
-          <w:rStyle w:val="Strong"/>
-          <w:rFonts w:ascii="Arial" w:hAnsi="Arial" w:cs="Arial"/>
-        </w:rPr>
-        <w:t>performance tuning</w:t>
-      </w:r>
-      <w:r>
-        <w:rPr>
-          <w:rFonts w:ascii="Arial" w:hAnsi="Arial" w:cs="Arial"/>
-        </w:rPr>
-        <w:t xml:space="preserve">, </w:t>
-      </w:r>
       <w:proofErr w:type="spellStart"/>
       <w:r>
         <w:rPr>
           <w:rStyle w:val="Strong"/>
-          <w:rFonts w:ascii="Arial" w:hAnsi="Arial" w:cs="Arial"/>
-        </w:rPr>
-        <w:t>observability</w:t>
+        </w:rPr>
+        <w:t>TypeScript</w:t>
       </w:r>
       <w:proofErr w:type="spellEnd"/>
       <w:r>
         <w:rPr>
-          <w:rFonts w:ascii="Arial" w:hAnsi="Arial" w:cs="Arial"/>
-        </w:rPr>
-        <w:t xml:space="preserve">, and </w:t>
-      </w:r>
-      <w:r>
-        <w:rPr>
-          <w:rStyle w:val="Strong"/>
-          <w:rFonts w:ascii="Arial" w:hAnsi="Arial" w:cs="Arial"/>
-        </w:rPr>
-        <w:t>safe releases</w:t>
-      </w:r>
-      <w:r>
-        <w:rPr>
-          <w:rFonts w:ascii="Arial" w:hAnsi="Arial" w:cs="Arial"/>
-        </w:rPr>
-        <w:t xml:space="preserve">—with a strong focus on reducing on-call noise through </w:t>
-      </w:r>
-      <w:r>
-        <w:rPr>
-          <w:rStyle w:val="Strong"/>
-          <w:rFonts w:ascii="Arial" w:hAnsi="Arial" w:cs="Arial"/>
-        </w:rPr>
-        <w:t>structured logging</w:t>
-      </w:r>
-      <w:r>
-        <w:rPr>
-          <w:rFonts w:ascii="Arial" w:hAnsi="Arial" w:cs="Arial"/>
-        </w:rPr>
-        <w:t xml:space="preserve">, </w:t>
-      </w:r>
-      <w:r>
-        <w:rPr>
-          <w:rStyle w:val="Strong"/>
-          <w:rFonts w:ascii="Arial" w:hAnsi="Arial" w:cs="Arial"/>
-        </w:rPr>
-        <w:t>metrics</w:t>
-      </w:r>
-      <w:r>
-        <w:rPr>
-          <w:rFonts w:ascii="Arial" w:hAnsi="Arial" w:cs="Arial"/>
-        </w:rPr>
-        <w:t xml:space="preserve">, </w:t>
-      </w:r>
-      <w:r>
-        <w:rPr>
-          <w:rStyle w:val="Strong"/>
-          <w:rFonts w:ascii="Arial" w:hAnsi="Arial" w:cs="Arial"/>
-        </w:rPr>
-        <w:t>tracing</w:t>
-      </w:r>
-      <w:r>
-        <w:rPr>
-          <w:rFonts w:ascii="Arial" w:hAnsi="Arial" w:cs="Arial"/>
-        </w:rPr>
-        <w:t xml:space="preserve">, and </w:t>
-      </w:r>
-      <w:r>
-        <w:rPr>
-          <w:rStyle w:val="Strong"/>
-          <w:rFonts w:ascii="Arial" w:hAnsi="Arial" w:cs="Arial"/>
-        </w:rPr>
-        <w:t>post-incident fixes</w:t>
-      </w:r>
-      <w:r>
-        <w:rPr>
-          <w:rFonts w:ascii="Arial" w:hAnsi="Arial" w:cs="Arial"/>
-        </w:rPr>
-        <w:t xml:space="preserve">. </w:t>
+          <w:rStyle w:val="Strong"/>
+        </w:rPr>
+        <w:t xml:space="preserve"> 3.x–5.x</w:t>
+      </w:r>
+      <w:r>
+        <w:t xml:space="preserve">, and cloud-native distributed systems. </w:t>
       </w:r>
       <w:proofErr w:type="gramStart"/>
       <w:r>
-        <w:rPr>
-          <w:rFonts w:ascii="Arial" w:hAnsi="Arial" w:cs="Arial"/>
-        </w:rPr>
-        <w:t xml:space="preserve">Experienced in </w:t>
-      </w:r>
-      <w:r>
-        <w:rPr>
-          <w:rStyle w:val="Strong"/>
-          <w:rFonts w:ascii="Arial" w:hAnsi="Arial" w:cs="Arial"/>
-        </w:rPr>
-        <w:t>AWS-first</w:t>
-      </w:r>
-      <w:r>
-        <w:rPr>
-          <w:rFonts w:ascii="Arial" w:hAnsi="Arial" w:cs="Arial"/>
-        </w:rPr>
-        <w:t xml:space="preserve"> cloud delivery with </w:t>
-      </w:r>
-      <w:r>
-        <w:rPr>
-          <w:rStyle w:val="Strong"/>
-          <w:rFonts w:ascii="Arial" w:hAnsi="Arial" w:cs="Arial"/>
-        </w:rPr>
-        <w:t>multi-cloud exposure</w:t>
-      </w:r>
-      <w:r>
-        <w:rPr>
-          <w:rFonts w:ascii="Arial" w:hAnsi="Arial" w:cs="Arial"/>
-        </w:rPr>
-        <w:t xml:space="preserve"> across </w:t>
-      </w:r>
-      <w:r>
-        <w:rPr>
-          <w:rStyle w:val="Strong"/>
-          <w:rFonts w:ascii="Arial" w:hAnsi="Arial" w:cs="Arial"/>
-        </w:rPr>
-        <w:t>Azure</w:t>
-      </w:r>
-      <w:r>
-        <w:rPr>
-          <w:rFonts w:ascii="Arial" w:hAnsi="Arial" w:cs="Arial"/>
-        </w:rPr>
-        <w:t xml:space="preserve"> and </w:t>
-      </w:r>
-      <w:r>
-        <w:rPr>
-          <w:rStyle w:val="Strong"/>
-          <w:rFonts w:ascii="Arial" w:hAnsi="Arial" w:cs="Arial"/>
-        </w:rPr>
-        <w:t>GCP</w:t>
-      </w:r>
-      <w:r>
-        <w:rPr>
-          <w:rFonts w:ascii="Arial" w:hAnsi="Arial" w:cs="Arial"/>
-        </w:rPr>
-        <w:t>, building reliable platforms that scale with real traffic and real constraints.</w:t>
+        <w:t>Proven success building secure APIs, modernizing legacy pla</w:t>
+      </w:r>
+      <w:bookmarkStart w:id="0" w:name="_GoBack"/>
+      <w:bookmarkEnd w:id="0"/>
+      <w:r>
+        <w:t>tforms, resolving high-impact production defects, and leading migration work from monolithic or older framework implementations into scalable service-oriented architectures.</w:t>
+      </w:r>
+      <w:proofErr w:type="gramEnd"/>
+      <w:r>
+        <w:t xml:space="preserve"> </w:t>
+      </w:r>
+      <w:proofErr w:type="gramStart"/>
+      <w:r>
+        <w:t>Known for improving reliability, reducing incident volume, accelerating delivery velocity, and implementing maintainable frontend and backend foundations that support long-term product growth.</w:t>
       </w:r>
       <w:proofErr w:type="gramEnd"/>
     </w:p>
@@ -455,45 +286,39 @@
     </w:p>
     <w:p>
       <w:pPr>
-        <w:pStyle w:val="ListParagraph"/>
+        <w:pStyle w:val="NormalWeb"/>
         <w:numPr>
           <w:ilvl w:val="0"/>
-          <w:numId w:val="2"/>
+          <w:numId w:val="27"/>
         </w:numPr>
-        <w:spacing w:after="80"/>
         <w:jc w:val="both"/>
         <w:rPr>
-          <w:rFonts w:ascii="Arial" w:hAnsi="Arial" w:cs="Arial"/>
-          <w:sz w:val="16"/>
-        </w:rPr>
-      </w:pPr>
-      <w:r>
-        <w:rPr>
-          <w:rStyle w:val="Strong"/>
-          <w:rFonts w:ascii="Arial" w:hAnsi="Arial" w:cs="Arial"/>
-          <w:sz w:val="18"/>
-        </w:rPr>
-        <w:t>Frontend</w:t>
-      </w:r>
-      <w:r>
-        <w:rPr>
-          <w:rFonts w:ascii="Arial" w:hAnsi="Arial" w:cs="Arial"/>
-          <w:sz w:val="18"/>
-        </w:rPr>
-        <w:t xml:space="preserve"> — </w:t>
-      </w:r>
-      <w:r>
-        <w:rPr>
-          <w:rStyle w:val="Strong"/>
-          <w:rFonts w:ascii="Arial" w:hAnsi="Arial" w:cs="Arial"/>
-          <w:sz w:val="18"/>
-        </w:rPr>
-        <w:t>Angular</w:t>
-      </w:r>
-      <w:r>
-        <w:rPr>
-          <w:rFonts w:ascii="Arial" w:hAnsi="Arial" w:cs="Arial"/>
-          <w:sz w:val="18"/>
+          <w:sz w:val="20"/>
+        </w:rPr>
+      </w:pPr>
+      <w:r>
+        <w:rPr>
+          <w:rStyle w:val="Strong"/>
+          <w:sz w:val="20"/>
+        </w:rPr>
+        <w:t>Frontend:</w:t>
+      </w:r>
+      <w:r>
+        <w:rPr>
+          <w:sz w:val="20"/>
+        </w:rPr>
+        <w:t xml:space="preserve"> </w:t>
+      </w:r>
+      <w:r>
+        <w:rPr>
+          <w:rStyle w:val="Strong"/>
+          <w:sz w:val="20"/>
+        </w:rPr>
+        <w:t>Angular 8–18</w:t>
+      </w:r>
+      <w:r>
+        <w:rPr>
+          <w:sz w:val="20"/>
         </w:rPr>
         <w:t xml:space="preserve">, </w:t>
       </w:r>
@@ -501,387 +326,260 @@
       <w:r>
         <w:rPr>
           <w:rStyle w:val="Strong"/>
-          <w:rFonts w:ascii="Arial" w:hAnsi="Arial" w:cs="Arial"/>
-          <w:sz w:val="18"/>
+          <w:sz w:val="20"/>
         </w:rPr>
         <w:t>TypeScript</w:t>
       </w:r>
       <w:proofErr w:type="spellEnd"/>
       <w:r>
         <w:rPr>
-          <w:rFonts w:ascii="Arial" w:hAnsi="Arial" w:cs="Arial"/>
-          <w:sz w:val="18"/>
-        </w:rPr>
-        <w:t>, JavaScript, HTML, CSS, Tailwind CSS, Bootstrap, Jest, React Testing Library, Cypress, Playwright</w:t>
+          <w:rStyle w:val="Strong"/>
+          <w:sz w:val="20"/>
+        </w:rPr>
+        <w:t xml:space="preserve"> 3.x–5.x</w:t>
+      </w:r>
+      <w:r>
+        <w:rPr>
+          <w:sz w:val="20"/>
+        </w:rPr>
+        <w:t xml:space="preserve">, JavaScript ES6+, </w:t>
+      </w:r>
+      <w:proofErr w:type="spellStart"/>
+      <w:r>
+        <w:rPr>
+          <w:sz w:val="20"/>
+        </w:rPr>
+        <w:t>RxJS</w:t>
+      </w:r>
+      <w:proofErr w:type="spellEnd"/>
+      <w:r>
+        <w:rPr>
+          <w:sz w:val="20"/>
+        </w:rPr>
+        <w:t xml:space="preserve"> 6.x–7.x, </w:t>
+      </w:r>
+      <w:proofErr w:type="spellStart"/>
+      <w:r>
+        <w:rPr>
+          <w:sz w:val="20"/>
+        </w:rPr>
+        <w:t>NgRx</w:t>
+      </w:r>
+      <w:proofErr w:type="spellEnd"/>
+      <w:r>
+        <w:rPr>
+          <w:sz w:val="20"/>
+        </w:rPr>
+        <w:t>, Angular Material, Reactive Forms, standalone component architecture, lazy loading, route guards, reusable UI systems, HTML5, CSS3, SCSS, responsive design, accessibility-focused development, component-driven architecture</w:t>
       </w:r>
     </w:p>
     <w:p>
       <w:pPr>
-        <w:pStyle w:val="ListParagraph"/>
+        <w:pStyle w:val="NormalWeb"/>
         <w:numPr>
           <w:ilvl w:val="0"/>
-          <w:numId w:val="2"/>
+          <w:numId w:val="27"/>
         </w:numPr>
-        <w:spacing w:after="80"/>
         <w:jc w:val="both"/>
         <w:rPr>
-          <w:rFonts w:ascii="Arial" w:hAnsi="Arial" w:cs="Arial"/>
-          <w:sz w:val="16"/>
-        </w:rPr>
-      </w:pPr>
-      <w:r>
-        <w:rPr>
-          <w:rStyle w:val="Strong"/>
-          <w:rFonts w:ascii="Arial" w:hAnsi="Arial" w:cs="Arial"/>
-          <w:sz w:val="18"/>
-        </w:rPr>
-        <w:t>Backend &amp; APIs</w:t>
-      </w:r>
-      <w:r>
-        <w:rPr>
-          <w:rFonts w:ascii="Arial" w:hAnsi="Arial" w:cs="Arial"/>
-          <w:sz w:val="18"/>
-        </w:rPr>
-        <w:t xml:space="preserve"> — </w:t>
-      </w:r>
-      <w:r>
-        <w:rPr>
-          <w:rStyle w:val="Strong"/>
-          <w:rFonts w:ascii="Arial" w:hAnsi="Arial" w:cs="Arial"/>
-          <w:sz w:val="18"/>
-        </w:rPr>
-        <w:t>Java</w:t>
-      </w:r>
-      <w:r>
-        <w:rPr>
-          <w:rFonts w:ascii="Arial" w:hAnsi="Arial" w:cs="Arial"/>
-          <w:sz w:val="18"/>
+          <w:sz w:val="20"/>
+        </w:rPr>
+      </w:pPr>
+      <w:r>
+        <w:rPr>
+          <w:rStyle w:val="Strong"/>
+          <w:sz w:val="20"/>
+        </w:rPr>
+        <w:t>Backend &amp; APIs:</w:t>
+      </w:r>
+      <w:r>
+        <w:rPr>
+          <w:sz w:val="20"/>
+        </w:rPr>
+        <w:t xml:space="preserve"> </w:t>
+      </w:r>
+      <w:r>
+        <w:rPr>
+          <w:rStyle w:val="Strong"/>
+          <w:sz w:val="20"/>
+        </w:rPr>
+        <w:t>Java 8–21</w:t>
+      </w:r>
+      <w:r>
+        <w:rPr>
+          <w:sz w:val="20"/>
         </w:rPr>
         <w:t xml:space="preserve">, </w:t>
       </w:r>
       <w:r>
         <w:rPr>
           <w:rStyle w:val="Strong"/>
-          <w:rFonts w:ascii="Arial" w:hAnsi="Arial" w:cs="Arial"/>
-          <w:sz w:val="18"/>
-        </w:rPr>
-        <w:t>Spring Boot</w:t>
-      </w:r>
-      <w:r>
-        <w:rPr>
-          <w:rFonts w:ascii="Arial" w:hAnsi="Arial" w:cs="Arial"/>
-          <w:sz w:val="18"/>
-        </w:rPr>
-        <w:t xml:space="preserve">, Spring MVC, Spring Security, JPA/Hibernate, JDBC, Maven, </w:t>
+          <w:sz w:val="20"/>
+        </w:rPr>
+        <w:t>Spring Boot 2.x–3.x</w:t>
+      </w:r>
+      <w:r>
+        <w:rPr>
+          <w:sz w:val="20"/>
+        </w:rPr>
+        <w:t xml:space="preserve">, Spring MVC, Spring Security, Spring Data JPA, Hibernate 5.x–6.x, REST API design, </w:t>
       </w:r>
       <w:proofErr w:type="spellStart"/>
       <w:r>
         <w:rPr>
-          <w:rFonts w:ascii="Arial" w:hAnsi="Arial" w:cs="Arial"/>
-          <w:sz w:val="18"/>
-        </w:rPr>
-        <w:t>Gradle</w:t>
+          <w:sz w:val="20"/>
+        </w:rPr>
+        <w:t>microservices</w:t>
       </w:r>
       <w:proofErr w:type="spellEnd"/>
       <w:r>
         <w:rPr>
-          <w:rFonts w:ascii="Arial" w:hAnsi="Arial" w:cs="Arial"/>
-          <w:sz w:val="18"/>
-        </w:rPr>
-        <w:t xml:space="preserve">, REST, </w:t>
+          <w:sz w:val="20"/>
+        </w:rPr>
+        <w:t xml:space="preserve">, JWT authentication, OAuth2, </w:t>
       </w:r>
       <w:proofErr w:type="spellStart"/>
       <w:r>
         <w:rPr>
-          <w:rFonts w:ascii="Arial" w:hAnsi="Arial" w:cs="Arial"/>
-          <w:sz w:val="18"/>
-        </w:rPr>
-        <w:t>OpenAPI</w:t>
+          <w:sz w:val="20"/>
+        </w:rPr>
+        <w:t>OpenID</w:t>
       </w:r>
       <w:proofErr w:type="spellEnd"/>
       <w:r>
         <w:rPr>
-          <w:rFonts w:ascii="Arial" w:hAnsi="Arial" w:cs="Arial"/>
-          <w:sz w:val="18"/>
-        </w:rPr>
-        <w:t xml:space="preserve">/Swagger, </w:t>
-      </w:r>
-      <w:proofErr w:type="spellStart"/>
-      <w:r>
-        <w:rPr>
-          <w:rFonts w:ascii="Arial" w:hAnsi="Arial" w:cs="Arial"/>
-          <w:sz w:val="18"/>
-        </w:rPr>
-        <w:t>microservices</w:t>
-      </w:r>
-      <w:proofErr w:type="spellEnd"/>
-      <w:r>
-        <w:rPr>
-          <w:rFonts w:ascii="Arial" w:hAnsi="Arial" w:cs="Arial"/>
-          <w:sz w:val="18"/>
-        </w:rPr>
-        <w:t xml:space="preserve">, event-driven architecture, </w:t>
-      </w:r>
-      <w:proofErr w:type="spellStart"/>
-      <w:r>
-        <w:rPr>
-          <w:rFonts w:ascii="Arial" w:hAnsi="Arial" w:cs="Arial"/>
-          <w:sz w:val="18"/>
-        </w:rPr>
-        <w:t>idempotency</w:t>
-      </w:r>
-      <w:proofErr w:type="spellEnd"/>
-      <w:r>
-        <w:rPr>
-          <w:rFonts w:ascii="Arial" w:hAnsi="Arial" w:cs="Arial"/>
-          <w:sz w:val="18"/>
-        </w:rPr>
-        <w:t>, retries, circuit breakers, rate limiting, backpressure</w:t>
+          <w:sz w:val="20"/>
+        </w:rPr>
+        <w:t xml:space="preserve"> Connect, RBAC, API versioning, file processing, batch jobs, asynchronous processing</w:t>
       </w:r>
     </w:p>
     <w:p>
       <w:pPr>
-        <w:pStyle w:val="ListParagraph"/>
+        <w:pStyle w:val="NormalWeb"/>
         <w:numPr>
           <w:ilvl w:val="0"/>
-          <w:numId w:val="2"/>
+          <w:numId w:val="27"/>
         </w:numPr>
-        <w:spacing w:after="80"/>
         <w:jc w:val="both"/>
         <w:rPr>
-          <w:rFonts w:ascii="Arial" w:hAnsi="Arial" w:cs="Arial"/>
-          <w:sz w:val="16"/>
-        </w:rPr>
-      </w:pPr>
-      <w:r>
-        <w:rPr>
-          <w:rStyle w:val="Strong"/>
-          <w:rFonts w:ascii="Arial" w:hAnsi="Arial" w:cs="Arial"/>
-          <w:sz w:val="18"/>
-        </w:rPr>
-        <w:t>Data, Messaging &amp; Search</w:t>
-      </w:r>
-      <w:r>
-        <w:rPr>
-          <w:rFonts w:ascii="Arial" w:hAnsi="Arial" w:cs="Arial"/>
-          <w:sz w:val="18"/>
-        </w:rPr>
-        <w:t xml:space="preserve"> — Relational: </w:t>
+          <w:sz w:val="20"/>
+        </w:rPr>
+      </w:pPr>
+      <w:r>
+        <w:rPr>
+          <w:rStyle w:val="Strong"/>
+          <w:sz w:val="20"/>
+        </w:rPr>
+        <w:t>Data, Messaging &amp; Search:</w:t>
+      </w:r>
+      <w:r>
+        <w:rPr>
+          <w:sz w:val="20"/>
+        </w:rPr>
+        <w:t xml:space="preserve"> </w:t>
       </w:r>
       <w:proofErr w:type="spellStart"/>
       <w:r>
         <w:rPr>
           <w:rStyle w:val="Strong"/>
-          <w:rFonts w:ascii="Arial" w:hAnsi="Arial" w:cs="Arial"/>
-          <w:sz w:val="18"/>
+          <w:sz w:val="20"/>
         </w:rPr>
         <w:t>PostgreSQL</w:t>
       </w:r>
       <w:proofErr w:type="spellEnd"/>
       <w:r>
         <w:rPr>
-          <w:rFonts w:ascii="Arial" w:hAnsi="Arial" w:cs="Arial"/>
-          <w:sz w:val="18"/>
+          <w:sz w:val="20"/>
         </w:rPr>
         <w:t xml:space="preserve">, </w:t>
       </w:r>
       <w:r>
         <w:rPr>
           <w:rStyle w:val="Strong"/>
-          <w:rFonts w:ascii="Arial" w:hAnsi="Arial" w:cs="Arial"/>
-          <w:sz w:val="18"/>
+          <w:sz w:val="20"/>
         </w:rPr>
         <w:t>MySQL</w:t>
       </w:r>
       <w:r>
         <w:rPr>
-          <w:rFonts w:ascii="Arial" w:hAnsi="Arial" w:cs="Arial"/>
-          <w:sz w:val="18"/>
+          <w:sz w:val="20"/>
+        </w:rPr>
+        <w:t xml:space="preserve">, SQL Server, </w:t>
+      </w:r>
+      <w:proofErr w:type="spellStart"/>
+      <w:r>
+        <w:rPr>
+          <w:sz w:val="20"/>
+        </w:rPr>
+        <w:t>Redis</w:t>
+      </w:r>
+      <w:proofErr w:type="spellEnd"/>
+      <w:r>
+        <w:rPr>
+          <w:sz w:val="20"/>
         </w:rPr>
         <w:t xml:space="preserve">, </w:t>
       </w:r>
-      <w:r>
-        <w:rPr>
-          <w:rStyle w:val="Strong"/>
-          <w:rFonts w:ascii="Arial" w:hAnsi="Arial" w:cs="Arial"/>
-          <w:sz w:val="18"/>
-        </w:rPr>
-        <w:t>SQL Server</w:t>
-      </w:r>
-      <w:r>
-        <w:rPr>
-          <w:rFonts w:ascii="Arial" w:hAnsi="Arial" w:cs="Arial"/>
-          <w:sz w:val="18"/>
-        </w:rPr>
-        <w:t xml:space="preserve"> • </w:t>
-      </w:r>
       <w:proofErr w:type="spellStart"/>
       <w:r>
         <w:rPr>
-          <w:rFonts w:ascii="Arial" w:hAnsi="Arial" w:cs="Arial"/>
-          <w:sz w:val="18"/>
-        </w:rPr>
-        <w:t>NoSQL</w:t>
+          <w:sz w:val="20"/>
+        </w:rPr>
+        <w:t>MongoDB</w:t>
       </w:r>
       <w:proofErr w:type="spellEnd"/>
       <w:r>
         <w:rPr>
-          <w:rFonts w:ascii="Arial" w:hAnsi="Arial" w:cs="Arial"/>
-          <w:sz w:val="18"/>
-        </w:rPr>
-        <w:t xml:space="preserve">: </w:t>
+          <w:sz w:val="20"/>
+        </w:rPr>
+        <w:t xml:space="preserve">, </w:t>
       </w:r>
       <w:proofErr w:type="spellStart"/>
       <w:r>
         <w:rPr>
-          <w:rStyle w:val="Strong"/>
-          <w:rFonts w:ascii="Arial" w:hAnsi="Arial" w:cs="Arial"/>
-          <w:sz w:val="18"/>
-        </w:rPr>
-        <w:t>Redis</w:t>
+          <w:sz w:val="20"/>
+        </w:rPr>
+        <w:t>DynamoDB</w:t>
       </w:r>
       <w:proofErr w:type="spellEnd"/>
       <w:r>
         <w:rPr>
-          <w:rFonts w:ascii="Arial" w:hAnsi="Arial" w:cs="Arial"/>
-          <w:sz w:val="18"/>
-        </w:rPr>
-        <w:t xml:space="preserve">, </w:t>
+          <w:sz w:val="20"/>
+        </w:rPr>
+        <w:t xml:space="preserve">, Kafka, </w:t>
       </w:r>
       <w:proofErr w:type="spellStart"/>
       <w:r>
         <w:rPr>
-          <w:rStyle w:val="Strong"/>
-          <w:rFonts w:ascii="Arial" w:hAnsi="Arial" w:cs="Arial"/>
-          <w:sz w:val="18"/>
-        </w:rPr>
-        <w:t>MongoDB</w:t>
+          <w:sz w:val="20"/>
+        </w:rPr>
+        <w:t>RabbitMQ</w:t>
       </w:r>
       <w:proofErr w:type="spellEnd"/>
       <w:r>
         <w:rPr>
-          <w:rFonts w:ascii="Arial" w:hAnsi="Arial" w:cs="Arial"/>
-          <w:sz w:val="18"/>
-        </w:rPr>
-        <w:t xml:space="preserve">, </w:t>
+          <w:sz w:val="20"/>
+        </w:rPr>
+        <w:t xml:space="preserve">, AWS SQS/SNS, </w:t>
       </w:r>
       <w:proofErr w:type="spellStart"/>
       <w:r>
         <w:rPr>
-          <w:rStyle w:val="Strong"/>
-          <w:rFonts w:ascii="Arial" w:hAnsi="Arial" w:cs="Arial"/>
-          <w:sz w:val="18"/>
-        </w:rPr>
-        <w:t>DynamoDB</w:t>
+          <w:sz w:val="20"/>
+        </w:rPr>
+        <w:t>Elasticsearch</w:t>
       </w:r>
       <w:proofErr w:type="spellEnd"/>
       <w:r>
         <w:rPr>
-          <w:rFonts w:ascii="Arial" w:hAnsi="Arial" w:cs="Arial"/>
-          <w:sz w:val="18"/>
-        </w:rPr>
-        <w:t xml:space="preserve"> • Queues/streams: </w:t>
-      </w:r>
-      <w:r>
-        <w:rPr>
-          <w:rStyle w:val="Strong"/>
-          <w:rFonts w:ascii="Arial" w:hAnsi="Arial" w:cs="Arial"/>
-          <w:sz w:val="18"/>
-        </w:rPr>
-        <w:t>AWS SQS/SNS</w:t>
-      </w:r>
-      <w:r>
-        <w:rPr>
-          <w:rFonts w:ascii="Arial" w:hAnsi="Arial" w:cs="Arial"/>
-          <w:sz w:val="18"/>
-        </w:rPr>
-        <w:t xml:space="preserve">, </w:t>
-      </w:r>
-      <w:r>
-        <w:rPr>
-          <w:rStyle w:val="Strong"/>
-          <w:rFonts w:ascii="Arial" w:hAnsi="Arial" w:cs="Arial"/>
-          <w:sz w:val="18"/>
-        </w:rPr>
-        <w:t>Kafka</w:t>
-      </w:r>
-      <w:r>
-        <w:rPr>
-          <w:rFonts w:ascii="Arial" w:hAnsi="Arial" w:cs="Arial"/>
-          <w:sz w:val="18"/>
-        </w:rPr>
-        <w:t xml:space="preserve">, </w:t>
+          <w:sz w:val="20"/>
+        </w:rPr>
+        <w:t xml:space="preserve">, OpenSearch, Redshift, </w:t>
       </w:r>
       <w:proofErr w:type="spellStart"/>
       <w:r>
         <w:rPr>
-          <w:rStyle w:val="Strong"/>
-          <w:rFonts w:ascii="Arial" w:hAnsi="Arial" w:cs="Arial"/>
-          <w:sz w:val="18"/>
-        </w:rPr>
-        <w:t>RabbitMQ</w:t>
-      </w:r>
-      <w:proofErr w:type="spellEnd"/>
-      <w:r>
-        <w:rPr>
-          <w:rFonts w:ascii="Arial" w:hAnsi="Arial" w:cs="Arial"/>
-          <w:sz w:val="18"/>
-        </w:rPr>
-        <w:t xml:space="preserve"> • Search: </w:t>
-      </w:r>
-      <w:proofErr w:type="spellStart"/>
-      <w:r>
-        <w:rPr>
-          <w:rStyle w:val="Strong"/>
-          <w:rFonts w:ascii="Arial" w:hAnsi="Arial" w:cs="Arial"/>
-          <w:sz w:val="18"/>
-        </w:rPr>
-        <w:t>Elasticsearch</w:t>
-      </w:r>
-      <w:proofErr w:type="spellEnd"/>
-      <w:r>
-        <w:rPr>
-          <w:rFonts w:ascii="Arial" w:hAnsi="Arial" w:cs="Arial"/>
-          <w:sz w:val="18"/>
-        </w:rPr>
-        <w:t xml:space="preserve">, </w:t>
-      </w:r>
-      <w:r>
-        <w:rPr>
-          <w:rStyle w:val="Strong"/>
-          <w:rFonts w:ascii="Arial" w:hAnsi="Arial" w:cs="Arial"/>
-          <w:sz w:val="18"/>
-        </w:rPr>
-        <w:t>OpenSearch</w:t>
-      </w:r>
-      <w:r>
-        <w:rPr>
-          <w:rFonts w:ascii="Arial" w:hAnsi="Arial" w:cs="Arial"/>
-          <w:sz w:val="18"/>
-        </w:rPr>
-        <w:t xml:space="preserve"> • Analytics: </w:t>
-      </w:r>
-      <w:r>
-        <w:rPr>
-          <w:rStyle w:val="Strong"/>
-          <w:rFonts w:ascii="Arial" w:hAnsi="Arial" w:cs="Arial"/>
-          <w:sz w:val="18"/>
-        </w:rPr>
-        <w:t>Redshift</w:t>
-      </w:r>
-      <w:r>
-        <w:rPr>
-          <w:rFonts w:ascii="Arial" w:hAnsi="Arial" w:cs="Arial"/>
-          <w:sz w:val="18"/>
-        </w:rPr>
-        <w:t xml:space="preserve">, </w:t>
-      </w:r>
-      <w:proofErr w:type="spellStart"/>
-      <w:r>
-        <w:rPr>
-          <w:rStyle w:val="Strong"/>
-          <w:rFonts w:ascii="Arial" w:hAnsi="Arial" w:cs="Arial"/>
-          <w:sz w:val="18"/>
+          <w:sz w:val="20"/>
         </w:rPr>
         <w:t>BigQuery</w:t>
       </w:r>
@@ -889,23 +587,20 @@
     </w:p>
     <w:p>
       <w:pPr>
-        <w:pStyle w:val="ListParagraph"/>
+        <w:pStyle w:val="NormalWeb"/>
         <w:numPr>
           <w:ilvl w:val="0"/>
-          <w:numId w:val="2"/>
+          <w:numId w:val="27"/>
         </w:numPr>
-        <w:spacing w:after="80"/>
         <w:jc w:val="both"/>
         <w:rPr>
-          <w:rFonts w:ascii="Arial" w:hAnsi="Arial" w:cs="Arial"/>
-          <w:sz w:val="16"/>
-        </w:rPr>
-      </w:pPr>
-      <w:r>
-        <w:rPr>
-          <w:rStyle w:val="Strong"/>
-          <w:rFonts w:ascii="Arial" w:hAnsi="Arial" w:cs="Arial"/>
-          <w:sz w:val="18"/>
+          <w:sz w:val="20"/>
+        </w:rPr>
+      </w:pPr>
+      <w:r>
+        <w:rPr>
+          <w:rStyle w:val="Strong"/>
+          <w:sz w:val="20"/>
         </w:rPr>
         <w:t xml:space="preserve">Cloud &amp; </w:t>
       </w:r>
@@ -913,472 +608,206 @@
       <w:r>
         <w:rPr>
           <w:rStyle w:val="Strong"/>
-          <w:rFonts w:ascii="Arial" w:hAnsi="Arial" w:cs="Arial"/>
-          <w:sz w:val="18"/>
+          <w:sz w:val="20"/>
         </w:rPr>
         <w:t>DevOps</w:t>
       </w:r>
       <w:proofErr w:type="spellEnd"/>
       <w:r>
         <w:rPr>
-          <w:rFonts w:ascii="Arial" w:hAnsi="Arial" w:cs="Arial"/>
-          <w:sz w:val="18"/>
-        </w:rPr>
-        <w:t xml:space="preserve"> — </w:t>
-      </w:r>
-      <w:r>
-        <w:rPr>
-          <w:rStyle w:val="Strong"/>
-          <w:rFonts w:ascii="Arial" w:hAnsi="Arial" w:cs="Arial"/>
-          <w:sz w:val="18"/>
-        </w:rPr>
-        <w:t>AWS (primary)</w:t>
-      </w:r>
-      <w:r>
-        <w:rPr>
-          <w:rFonts w:ascii="Arial" w:hAnsi="Arial" w:cs="Arial"/>
-          <w:sz w:val="18"/>
-        </w:rPr>
-        <w:t xml:space="preserve">: </w:t>
-      </w:r>
-      <w:r>
-        <w:rPr>
-          <w:rStyle w:val="Strong"/>
-          <w:rFonts w:ascii="Arial" w:hAnsi="Arial" w:cs="Arial"/>
-          <w:sz w:val="18"/>
-        </w:rPr>
-        <w:t>EKS</w:t>
-      </w:r>
-      <w:r>
-        <w:rPr>
-          <w:rFonts w:ascii="Arial" w:hAnsi="Arial" w:cs="Arial"/>
-          <w:sz w:val="18"/>
+          <w:rStyle w:val="Strong"/>
+          <w:sz w:val="20"/>
+        </w:rPr>
+        <w:t>:</w:t>
+      </w:r>
+      <w:r>
+        <w:rPr>
+          <w:sz w:val="20"/>
+        </w:rPr>
+        <w:t xml:space="preserve"> </w:t>
+      </w:r>
+      <w:r>
+        <w:rPr>
+          <w:rStyle w:val="Strong"/>
+          <w:sz w:val="20"/>
+        </w:rPr>
+        <w:t>AWS</w:t>
+      </w:r>
+      <w:r>
+        <w:rPr>
+          <w:sz w:val="20"/>
+        </w:rPr>
+        <w:t xml:space="preserve">, Azure, GCP, </w:t>
+      </w:r>
+      <w:proofErr w:type="spellStart"/>
+      <w:r>
+        <w:rPr>
+          <w:sz w:val="20"/>
+        </w:rPr>
+        <w:t>Docker</w:t>
+      </w:r>
+      <w:proofErr w:type="spellEnd"/>
+      <w:r>
+        <w:rPr>
+          <w:sz w:val="20"/>
         </w:rPr>
         <w:t xml:space="preserve">, </w:t>
       </w:r>
-      <w:r>
-        <w:rPr>
-          <w:rStyle w:val="Strong"/>
-          <w:rFonts w:ascii="Arial" w:hAnsi="Arial" w:cs="Arial"/>
-          <w:sz w:val="18"/>
-        </w:rPr>
-        <w:t>ECS</w:t>
-      </w:r>
-      <w:r>
-        <w:rPr>
-          <w:rFonts w:ascii="Arial" w:hAnsi="Arial" w:cs="Arial"/>
-          <w:sz w:val="18"/>
+      <w:proofErr w:type="spellStart"/>
+      <w:r>
+        <w:rPr>
+          <w:sz w:val="20"/>
+        </w:rPr>
+        <w:t>Kubernetes</w:t>
+      </w:r>
+      <w:proofErr w:type="spellEnd"/>
+      <w:r>
+        <w:rPr>
+          <w:sz w:val="20"/>
+        </w:rPr>
+        <w:t xml:space="preserve">, Helm, </w:t>
+      </w:r>
+      <w:proofErr w:type="spellStart"/>
+      <w:r>
+        <w:rPr>
+          <w:sz w:val="20"/>
+        </w:rPr>
+        <w:t>Terraform</w:t>
+      </w:r>
+      <w:proofErr w:type="spellEnd"/>
+      <w:r>
+        <w:rPr>
+          <w:sz w:val="20"/>
         </w:rPr>
         <w:t xml:space="preserve">, </w:t>
       </w:r>
-      <w:r>
-        <w:rPr>
-          <w:rStyle w:val="Strong"/>
-          <w:rFonts w:ascii="Arial" w:hAnsi="Arial" w:cs="Arial"/>
-          <w:sz w:val="18"/>
-        </w:rPr>
-        <w:t>EC2</w:t>
-      </w:r>
-      <w:r>
-        <w:rPr>
-          <w:rFonts w:ascii="Arial" w:hAnsi="Arial" w:cs="Arial"/>
-          <w:sz w:val="18"/>
+      <w:proofErr w:type="spellStart"/>
+      <w:r>
+        <w:rPr>
+          <w:sz w:val="20"/>
+        </w:rPr>
+        <w:t>CloudFormation</w:t>
+      </w:r>
+      <w:proofErr w:type="spellEnd"/>
+      <w:r>
+        <w:rPr>
+          <w:sz w:val="20"/>
         </w:rPr>
         <w:t xml:space="preserve">, </w:t>
       </w:r>
-      <w:r>
-        <w:rPr>
-          <w:rStyle w:val="Strong"/>
-          <w:rFonts w:ascii="Arial" w:hAnsi="Arial" w:cs="Arial"/>
-          <w:sz w:val="18"/>
-        </w:rPr>
-        <w:t>Lambda</w:t>
-      </w:r>
-      <w:r>
-        <w:rPr>
-          <w:rFonts w:ascii="Arial" w:hAnsi="Arial" w:cs="Arial"/>
-          <w:sz w:val="18"/>
+      <w:proofErr w:type="spellStart"/>
+      <w:r>
+        <w:rPr>
+          <w:sz w:val="20"/>
+        </w:rPr>
+        <w:t>GitHub</w:t>
+      </w:r>
+      <w:proofErr w:type="spellEnd"/>
+      <w:r>
+        <w:rPr>
+          <w:sz w:val="20"/>
+        </w:rPr>
+        <w:t xml:space="preserve"> Actions, </w:t>
+      </w:r>
+      <w:proofErr w:type="spellStart"/>
+      <w:r>
+        <w:rPr>
+          <w:sz w:val="20"/>
+        </w:rPr>
+        <w:t>GitLab</w:t>
+      </w:r>
+      <w:proofErr w:type="spellEnd"/>
+      <w:r>
+        <w:rPr>
+          <w:sz w:val="20"/>
+        </w:rPr>
+        <w:t xml:space="preserve"> CI, Jenkins, EKS, ECS, EC2, Lambda, API Gateway, S3, </w:t>
+      </w:r>
+      <w:proofErr w:type="spellStart"/>
+      <w:r>
+        <w:rPr>
+          <w:sz w:val="20"/>
+        </w:rPr>
+        <w:t>CloudFront</w:t>
+      </w:r>
+      <w:proofErr w:type="spellEnd"/>
+      <w:r>
+        <w:rPr>
+          <w:sz w:val="20"/>
+        </w:rPr>
+        <w:t xml:space="preserve">, RDS, </w:t>
+      </w:r>
+      <w:proofErr w:type="spellStart"/>
+      <w:r>
+        <w:rPr>
+          <w:sz w:val="20"/>
+        </w:rPr>
+        <w:t>DynamoDB</w:t>
+      </w:r>
+      <w:proofErr w:type="spellEnd"/>
+      <w:r>
+        <w:rPr>
+          <w:sz w:val="20"/>
         </w:rPr>
         <w:t xml:space="preserve">, </w:t>
       </w:r>
-      <w:r>
-        <w:rPr>
-          <w:rStyle w:val="Strong"/>
-          <w:rFonts w:ascii="Arial" w:hAnsi="Arial" w:cs="Arial"/>
-          <w:sz w:val="18"/>
-        </w:rPr>
-        <w:t>API Gateway</w:t>
-      </w:r>
-      <w:r>
-        <w:rPr>
-          <w:rFonts w:ascii="Arial" w:hAnsi="Arial" w:cs="Arial"/>
-          <w:sz w:val="18"/>
+      <w:proofErr w:type="spellStart"/>
+      <w:r>
+        <w:rPr>
+          <w:sz w:val="20"/>
+        </w:rPr>
+        <w:t>ElastiCache</w:t>
+      </w:r>
+      <w:proofErr w:type="spellEnd"/>
+      <w:r>
+        <w:rPr>
+          <w:sz w:val="20"/>
         </w:rPr>
         <w:t xml:space="preserve">, </w:t>
       </w:r>
-      <w:r>
-        <w:rPr>
-          <w:rStyle w:val="Strong"/>
-          <w:rFonts w:ascii="Arial" w:hAnsi="Arial" w:cs="Arial"/>
-          <w:sz w:val="18"/>
-        </w:rPr>
-        <w:t>S3</w:t>
-      </w:r>
-      <w:r>
-        <w:rPr>
-          <w:rFonts w:ascii="Arial" w:hAnsi="Arial" w:cs="Arial"/>
-          <w:sz w:val="18"/>
-        </w:rPr>
-        <w:t xml:space="preserve">, </w:t>
-      </w:r>
       <w:proofErr w:type="spellStart"/>
       <w:r>
         <w:rPr>
-          <w:rStyle w:val="Strong"/>
-          <w:rFonts w:ascii="Arial" w:hAnsi="Arial" w:cs="Arial"/>
-          <w:sz w:val="18"/>
-        </w:rPr>
-        <w:t>CloudFront</w:t>
+          <w:sz w:val="20"/>
+        </w:rPr>
+        <w:t>EventBridge</w:t>
       </w:r>
       <w:proofErr w:type="spellEnd"/>
       <w:r>
         <w:rPr>
-          <w:rFonts w:ascii="Arial" w:hAnsi="Arial" w:cs="Arial"/>
-          <w:sz w:val="18"/>
-        </w:rPr>
-        <w:t xml:space="preserve">, </w:t>
-      </w:r>
-      <w:r>
-        <w:rPr>
-          <w:rStyle w:val="Strong"/>
-          <w:rFonts w:ascii="Arial" w:hAnsi="Arial" w:cs="Arial"/>
-          <w:sz w:val="18"/>
-        </w:rPr>
-        <w:t>RDS</w:t>
-      </w:r>
-      <w:r>
-        <w:rPr>
-          <w:rFonts w:ascii="Arial" w:hAnsi="Arial" w:cs="Arial"/>
-          <w:sz w:val="18"/>
-        </w:rPr>
-        <w:t xml:space="preserve">, </w:t>
+          <w:sz w:val="20"/>
+        </w:rPr>
+        <w:t xml:space="preserve">, Step Functions, IAM, </w:t>
       </w:r>
       <w:proofErr w:type="spellStart"/>
       <w:r>
         <w:rPr>
-          <w:rStyle w:val="Strong"/>
-          <w:rFonts w:ascii="Arial" w:hAnsi="Arial" w:cs="Arial"/>
-          <w:sz w:val="18"/>
-        </w:rPr>
-        <w:t>DynamoDB</w:t>
+          <w:sz w:val="20"/>
+        </w:rPr>
+        <w:t>Nginx</w:t>
       </w:r>
       <w:proofErr w:type="spellEnd"/>
       <w:r>
         <w:rPr>
-          <w:rFonts w:ascii="Arial" w:hAnsi="Arial" w:cs="Arial"/>
-          <w:sz w:val="18"/>
-        </w:rPr>
-        <w:t xml:space="preserve">, </w:t>
-      </w:r>
-      <w:proofErr w:type="spellStart"/>
-      <w:r>
-        <w:rPr>
-          <w:rStyle w:val="Strong"/>
-          <w:rFonts w:ascii="Arial" w:hAnsi="Arial" w:cs="Arial"/>
-          <w:sz w:val="18"/>
-        </w:rPr>
-        <w:t>ElastiCache</w:t>
-      </w:r>
-      <w:proofErr w:type="spellEnd"/>
-      <w:r>
-        <w:rPr>
-          <w:rFonts w:ascii="Arial" w:hAnsi="Arial" w:cs="Arial"/>
-          <w:sz w:val="18"/>
-        </w:rPr>
-        <w:t xml:space="preserve">, </w:t>
-      </w:r>
-      <w:proofErr w:type="spellStart"/>
-      <w:r>
-        <w:rPr>
-          <w:rStyle w:val="Strong"/>
-          <w:rFonts w:ascii="Arial" w:hAnsi="Arial" w:cs="Arial"/>
-          <w:sz w:val="18"/>
-        </w:rPr>
-        <w:t>EventBridge</w:t>
-      </w:r>
-      <w:proofErr w:type="spellEnd"/>
-      <w:r>
-        <w:rPr>
-          <w:rFonts w:ascii="Arial" w:hAnsi="Arial" w:cs="Arial"/>
-          <w:sz w:val="18"/>
-        </w:rPr>
-        <w:t xml:space="preserve">, </w:t>
-      </w:r>
-      <w:r>
-        <w:rPr>
-          <w:rStyle w:val="Strong"/>
-          <w:rFonts w:ascii="Arial" w:hAnsi="Arial" w:cs="Arial"/>
-          <w:sz w:val="18"/>
-        </w:rPr>
-        <w:t>Step Functions</w:t>
-      </w:r>
-      <w:r>
-        <w:rPr>
-          <w:rFonts w:ascii="Arial" w:hAnsi="Arial" w:cs="Arial"/>
-          <w:sz w:val="18"/>
-        </w:rPr>
-        <w:t xml:space="preserve">, </w:t>
-      </w:r>
-      <w:r>
-        <w:rPr>
-          <w:rStyle w:val="Strong"/>
-          <w:rFonts w:ascii="Arial" w:hAnsi="Arial" w:cs="Arial"/>
-          <w:sz w:val="18"/>
-        </w:rPr>
-        <w:t>IAM</w:t>
-      </w:r>
-      <w:r>
-        <w:rPr>
-          <w:rFonts w:ascii="Arial" w:hAnsi="Arial" w:cs="Arial"/>
-          <w:sz w:val="18"/>
-        </w:rPr>
-        <w:t xml:space="preserve"> • </w:t>
-      </w:r>
-      <w:r>
-        <w:rPr>
-          <w:rStyle w:val="Strong"/>
-          <w:rFonts w:ascii="Arial" w:hAnsi="Arial" w:cs="Arial"/>
-          <w:sz w:val="18"/>
-        </w:rPr>
-        <w:t>Azure</w:t>
-      </w:r>
-      <w:r>
-        <w:rPr>
-          <w:rFonts w:ascii="Arial" w:hAnsi="Arial" w:cs="Arial"/>
-          <w:sz w:val="18"/>
-        </w:rPr>
-        <w:t xml:space="preserve">: </w:t>
-      </w:r>
-      <w:r>
-        <w:rPr>
-          <w:rStyle w:val="Strong"/>
-          <w:rFonts w:ascii="Arial" w:hAnsi="Arial" w:cs="Arial"/>
-          <w:sz w:val="18"/>
-        </w:rPr>
-        <w:t>AKS</w:t>
-      </w:r>
-      <w:r>
-        <w:rPr>
-          <w:rFonts w:ascii="Arial" w:hAnsi="Arial" w:cs="Arial"/>
-          <w:sz w:val="18"/>
-        </w:rPr>
-        <w:t xml:space="preserve">, App Service, Azure SQL, Service Bus, Key Vault, Application Insights • </w:t>
-      </w:r>
-      <w:r>
-        <w:rPr>
-          <w:rStyle w:val="Strong"/>
-          <w:rFonts w:ascii="Arial" w:hAnsi="Arial" w:cs="Arial"/>
-          <w:sz w:val="18"/>
-        </w:rPr>
-        <w:t>GCP</w:t>
-      </w:r>
-      <w:r>
-        <w:rPr>
-          <w:rFonts w:ascii="Arial" w:hAnsi="Arial" w:cs="Arial"/>
-          <w:sz w:val="18"/>
-        </w:rPr>
-        <w:t xml:space="preserve">: </w:t>
-      </w:r>
-      <w:r>
-        <w:rPr>
-          <w:rStyle w:val="Strong"/>
-          <w:rFonts w:ascii="Arial" w:hAnsi="Arial" w:cs="Arial"/>
-          <w:sz w:val="18"/>
-        </w:rPr>
-        <w:t>GKE</w:t>
-      </w:r>
-      <w:r>
-        <w:rPr>
-          <w:rFonts w:ascii="Arial" w:hAnsi="Arial" w:cs="Arial"/>
-          <w:sz w:val="18"/>
-        </w:rPr>
-        <w:t xml:space="preserve">, Cloud Run, Pub/Sub, Cloud Storage, </w:t>
-      </w:r>
-      <w:proofErr w:type="spellStart"/>
-      <w:r>
-        <w:rPr>
-          <w:rStyle w:val="Strong"/>
-          <w:rFonts w:ascii="Arial" w:hAnsi="Arial" w:cs="Arial"/>
-          <w:sz w:val="18"/>
-        </w:rPr>
-        <w:t>BigQuery</w:t>
-      </w:r>
-      <w:proofErr w:type="spellEnd"/>
-      <w:r>
-        <w:rPr>
-          <w:rFonts w:ascii="Arial" w:hAnsi="Arial" w:cs="Arial"/>
-          <w:sz w:val="18"/>
-        </w:rPr>
-        <w:t xml:space="preserve"> • </w:t>
-      </w:r>
-      <w:proofErr w:type="spellStart"/>
-      <w:r>
-        <w:rPr>
-          <w:rFonts w:ascii="Arial" w:hAnsi="Arial" w:cs="Arial"/>
-          <w:sz w:val="18"/>
-        </w:rPr>
-        <w:t>Docker</w:t>
-      </w:r>
-      <w:proofErr w:type="spellEnd"/>
-      <w:r>
-        <w:rPr>
-          <w:rFonts w:ascii="Arial" w:hAnsi="Arial" w:cs="Arial"/>
-          <w:sz w:val="18"/>
-        </w:rPr>
-        <w:t xml:space="preserve">, </w:t>
-      </w:r>
-      <w:proofErr w:type="spellStart"/>
-      <w:r>
-        <w:rPr>
-          <w:rFonts w:ascii="Arial" w:hAnsi="Arial" w:cs="Arial"/>
-          <w:sz w:val="18"/>
-        </w:rPr>
-        <w:t>Kubernetes</w:t>
-      </w:r>
-      <w:proofErr w:type="spellEnd"/>
-      <w:r>
-        <w:rPr>
-          <w:rFonts w:ascii="Arial" w:hAnsi="Arial" w:cs="Arial"/>
-          <w:sz w:val="18"/>
-        </w:rPr>
-        <w:t xml:space="preserve">, Helm, Argo CD, </w:t>
-      </w:r>
-      <w:proofErr w:type="spellStart"/>
-      <w:r>
-        <w:rPr>
-          <w:rFonts w:ascii="Arial" w:hAnsi="Arial" w:cs="Arial"/>
-          <w:sz w:val="18"/>
-        </w:rPr>
-        <w:t>GitOps</w:t>
-      </w:r>
-      <w:proofErr w:type="spellEnd"/>
-      <w:r>
-        <w:rPr>
-          <w:rFonts w:ascii="Arial" w:hAnsi="Arial" w:cs="Arial"/>
-          <w:sz w:val="18"/>
-        </w:rPr>
-        <w:t xml:space="preserve">, </w:t>
-      </w:r>
-      <w:proofErr w:type="spellStart"/>
-      <w:r>
-        <w:rPr>
-          <w:rFonts w:ascii="Arial" w:hAnsi="Arial" w:cs="Arial"/>
-          <w:sz w:val="18"/>
-        </w:rPr>
-        <w:t>Terraform</w:t>
-      </w:r>
-      <w:proofErr w:type="spellEnd"/>
-      <w:r>
-        <w:rPr>
-          <w:rFonts w:ascii="Arial" w:hAnsi="Arial" w:cs="Arial"/>
-          <w:sz w:val="18"/>
-        </w:rPr>
-        <w:t xml:space="preserve">, </w:t>
-      </w:r>
-      <w:proofErr w:type="spellStart"/>
-      <w:r>
-        <w:rPr>
-          <w:rFonts w:ascii="Arial" w:hAnsi="Arial" w:cs="Arial"/>
-          <w:sz w:val="18"/>
-        </w:rPr>
-        <w:t>CloudFormation</w:t>
-      </w:r>
-      <w:proofErr w:type="spellEnd"/>
-      <w:r>
-        <w:rPr>
-          <w:rFonts w:ascii="Arial" w:hAnsi="Arial" w:cs="Arial"/>
-          <w:sz w:val="18"/>
-        </w:rPr>
-        <w:t xml:space="preserve"> • CI/CD: </w:t>
-      </w:r>
-      <w:proofErr w:type="spellStart"/>
-      <w:r>
-        <w:rPr>
-          <w:rFonts w:ascii="Arial" w:hAnsi="Arial" w:cs="Arial"/>
-          <w:sz w:val="18"/>
-        </w:rPr>
-        <w:t>GitHub</w:t>
-      </w:r>
-      <w:proofErr w:type="spellEnd"/>
-      <w:r>
-        <w:rPr>
-          <w:rFonts w:ascii="Arial" w:hAnsi="Arial" w:cs="Arial"/>
-          <w:sz w:val="18"/>
-        </w:rPr>
-        <w:t xml:space="preserve"> Actions, </w:t>
-      </w:r>
-      <w:proofErr w:type="spellStart"/>
-      <w:r>
-        <w:rPr>
-          <w:rFonts w:ascii="Arial" w:hAnsi="Arial" w:cs="Arial"/>
-          <w:sz w:val="18"/>
-        </w:rPr>
-        <w:t>GitLab</w:t>
-      </w:r>
-      <w:proofErr w:type="spellEnd"/>
-      <w:r>
-        <w:rPr>
-          <w:rFonts w:ascii="Arial" w:hAnsi="Arial" w:cs="Arial"/>
-          <w:sz w:val="18"/>
-        </w:rPr>
-        <w:t xml:space="preserve"> CI, Jenkins, Azure </w:t>
-      </w:r>
-      <w:proofErr w:type="spellStart"/>
-      <w:r>
-        <w:rPr>
-          <w:rFonts w:ascii="Arial" w:hAnsi="Arial" w:cs="Arial"/>
-          <w:sz w:val="18"/>
-        </w:rPr>
-        <w:t>DevOps</w:t>
-      </w:r>
-      <w:proofErr w:type="spellEnd"/>
-      <w:r>
-        <w:rPr>
-          <w:rFonts w:ascii="Arial" w:hAnsi="Arial" w:cs="Arial"/>
-          <w:sz w:val="18"/>
-        </w:rPr>
-        <w:t xml:space="preserve">, </w:t>
-      </w:r>
-      <w:proofErr w:type="spellStart"/>
-      <w:r>
-        <w:rPr>
-          <w:rFonts w:ascii="Arial" w:hAnsi="Arial" w:cs="Arial"/>
-          <w:sz w:val="18"/>
-        </w:rPr>
-        <w:t>CircleCI</w:t>
-      </w:r>
-      <w:proofErr w:type="spellEnd"/>
+          <w:sz w:val="20"/>
+        </w:rPr>
+        <w:t>, Linux</w:t>
+      </w:r>
     </w:p>
     <w:p>
       <w:pPr>
-        <w:pStyle w:val="ListParagraph"/>
+        <w:pStyle w:val="NormalWeb"/>
         <w:numPr>
           <w:ilvl w:val="0"/>
-          <w:numId w:val="2"/>
+          <w:numId w:val="27"/>
         </w:numPr>
-        <w:spacing w:after="80"/>
         <w:jc w:val="both"/>
-        <w:rPr>
-          <w:rFonts w:ascii="Arial" w:hAnsi="Arial" w:cs="Arial"/>
-          <w:sz w:val="16"/>
-        </w:rPr>
       </w:pPr>
       <w:proofErr w:type="spellStart"/>
       <w:r>
         <w:rPr>
           <w:rStyle w:val="Strong"/>
-          <w:rFonts w:ascii="Arial" w:hAnsi="Arial" w:cs="Arial"/>
-          <w:sz w:val="18"/>
+          <w:sz w:val="20"/>
         </w:rPr>
         <w:t>Observability</w:t>
       </w:r>
@@ -1386,129 +815,141 @@
       <w:r>
         <w:rPr>
           <w:rStyle w:val="Strong"/>
-          <w:rFonts w:ascii="Arial" w:hAnsi="Arial" w:cs="Arial"/>
-          <w:sz w:val="18"/>
-        </w:rPr>
-        <w:t>, Quality &amp; Security</w:t>
-      </w:r>
-      <w:r>
-        <w:rPr>
-          <w:rFonts w:ascii="Arial" w:hAnsi="Arial" w:cs="Arial"/>
-          <w:sz w:val="18"/>
-        </w:rPr>
-        <w:t xml:space="preserve"> — </w:t>
+          <w:sz w:val="20"/>
+        </w:rPr>
+        <w:t>, Quality &amp; Security:</w:t>
+      </w:r>
+      <w:r>
+        <w:rPr>
+          <w:sz w:val="20"/>
+        </w:rPr>
+        <w:t xml:space="preserve"> </w:t>
       </w:r>
       <w:proofErr w:type="spellStart"/>
       <w:r>
         <w:rPr>
-          <w:rFonts w:ascii="Arial" w:hAnsi="Arial" w:cs="Arial"/>
-          <w:sz w:val="18"/>
+          <w:sz w:val="20"/>
         </w:rPr>
         <w:t>OpenTelemetry</w:t>
       </w:r>
       <w:proofErr w:type="spellEnd"/>
       <w:r>
         <w:rPr>
-          <w:rFonts w:ascii="Arial" w:hAnsi="Arial" w:cs="Arial"/>
-          <w:sz w:val="18"/>
+          <w:sz w:val="20"/>
         </w:rPr>
         <w:t xml:space="preserve">, </w:t>
       </w:r>
       <w:proofErr w:type="spellStart"/>
       <w:r>
         <w:rPr>
-          <w:rFonts w:ascii="Arial" w:hAnsi="Arial" w:cs="Arial"/>
-          <w:sz w:val="18"/>
+          <w:sz w:val="20"/>
         </w:rPr>
         <w:t>Datadog</w:t>
       </w:r>
       <w:proofErr w:type="spellEnd"/>
       <w:r>
         <w:rPr>
-          <w:rFonts w:ascii="Arial" w:hAnsi="Arial" w:cs="Arial"/>
-          <w:sz w:val="18"/>
+          <w:sz w:val="20"/>
         </w:rPr>
         <w:t xml:space="preserve">, Prometheus, </w:t>
       </w:r>
       <w:proofErr w:type="spellStart"/>
       <w:r>
         <w:rPr>
-          <w:rFonts w:ascii="Arial" w:hAnsi="Arial" w:cs="Arial"/>
-          <w:sz w:val="18"/>
+          <w:sz w:val="20"/>
         </w:rPr>
         <w:t>Grafana</w:t>
       </w:r>
       <w:proofErr w:type="spellEnd"/>
       <w:r>
         <w:rPr>
-          <w:rFonts w:ascii="Arial" w:hAnsi="Arial" w:cs="Arial"/>
-          <w:sz w:val="18"/>
+          <w:sz w:val="20"/>
         </w:rPr>
         <w:t xml:space="preserve">, ELK/EFK, </w:t>
       </w:r>
       <w:proofErr w:type="spellStart"/>
       <w:r>
         <w:rPr>
-          <w:rFonts w:ascii="Arial" w:hAnsi="Arial" w:cs="Arial"/>
-          <w:sz w:val="18"/>
+          <w:sz w:val="20"/>
         </w:rPr>
         <w:t>CloudWatch</w:t>
       </w:r>
       <w:proofErr w:type="spellEnd"/>
       <w:r>
         <w:rPr>
-          <w:rFonts w:ascii="Arial" w:hAnsi="Arial" w:cs="Arial"/>
-          <w:sz w:val="18"/>
-        </w:rPr>
-        <w:t xml:space="preserve">, structured logging • Testing: Jest, Mocha, Chai, Cypress, Playwright, API contract tests (Pact-style) • Security: OAuth2, </w:t>
+          <w:sz w:val="20"/>
+        </w:rPr>
+        <w:t xml:space="preserve">, </w:t>
       </w:r>
       <w:proofErr w:type="spellStart"/>
       <w:r>
         <w:rPr>
-          <w:rFonts w:ascii="Arial" w:hAnsi="Arial" w:cs="Arial"/>
-          <w:sz w:val="18"/>
+          <w:sz w:val="20"/>
+        </w:rPr>
+        <w:t>JUnit</w:t>
+      </w:r>
+      <w:proofErr w:type="spellEnd"/>
+      <w:r>
+        <w:rPr>
+          <w:sz w:val="20"/>
+        </w:rPr>
+        <w:t xml:space="preserve">, </w:t>
+      </w:r>
+      <w:proofErr w:type="spellStart"/>
+      <w:r>
+        <w:rPr>
+          <w:sz w:val="20"/>
+        </w:rPr>
+        <w:t>Mockito</w:t>
+      </w:r>
+      <w:proofErr w:type="spellEnd"/>
+      <w:r>
+        <w:rPr>
+          <w:sz w:val="20"/>
+        </w:rPr>
+        <w:t xml:space="preserve">, Cypress, Playwright, Pact-style contract testing, OAuth2, </w:t>
+      </w:r>
+      <w:proofErr w:type="spellStart"/>
+      <w:r>
+        <w:rPr>
+          <w:sz w:val="20"/>
         </w:rPr>
         <w:t>OpenID</w:t>
       </w:r>
       <w:proofErr w:type="spellEnd"/>
       <w:r>
         <w:rPr>
-          <w:rFonts w:ascii="Arial" w:hAnsi="Arial" w:cs="Arial"/>
-          <w:sz w:val="18"/>
+          <w:sz w:val="20"/>
         </w:rPr>
         <w:t xml:space="preserve"> Connect, JWT, </w:t>
       </w:r>
       <w:proofErr w:type="spellStart"/>
       <w:r>
         <w:rPr>
-          <w:rFonts w:ascii="Arial" w:hAnsi="Arial" w:cs="Arial"/>
-          <w:sz w:val="18"/>
+          <w:sz w:val="20"/>
         </w:rPr>
         <w:t>Okta</w:t>
       </w:r>
       <w:proofErr w:type="spellEnd"/>
       <w:r>
         <w:rPr>
-          <w:rFonts w:ascii="Arial" w:hAnsi="Arial" w:cs="Arial"/>
-          <w:sz w:val="18"/>
+          <w:sz w:val="20"/>
         </w:rPr>
         <w:t xml:space="preserve">, Auth0, AWS </w:t>
       </w:r>
       <w:proofErr w:type="spellStart"/>
       <w:r>
         <w:rPr>
-          <w:rFonts w:ascii="Arial" w:hAnsi="Arial" w:cs="Arial"/>
-          <w:sz w:val="18"/>
+          <w:sz w:val="20"/>
         </w:rPr>
         <w:t>Cognito</w:t>
       </w:r>
       <w:proofErr w:type="spellEnd"/>
       <w:r>
         <w:rPr>
-          <w:rFonts w:ascii="Arial" w:hAnsi="Arial" w:cs="Arial"/>
-          <w:sz w:val="18"/>
-        </w:rPr>
-        <w:t>, RBAC/ABAC, audit logging</w:t>
+          <w:sz w:val="20"/>
+        </w:rPr>
+        <w:t>, audit logging, rate limiting, RBAC, ABAC</w:t>
       </w:r>
     </w:p>
     <w:p>
@@ -1633,67 +1074,72 @@
         <w:pStyle w:val="NormalWeb"/>
         <w:numPr>
           <w:ilvl w:val="0"/>
-          <w:numId w:val="16"/>
+          <w:numId w:val="28"/>
         </w:numPr>
         <w:jc w:val="both"/>
         <w:rPr>
-          <w:rFonts w:ascii="Arial" w:hAnsi="Arial" w:cs="Arial"/>
-          <w:sz w:val="16"/>
-        </w:rPr>
-      </w:pPr>
-      <w:r>
-        <w:rPr>
-          <w:rFonts w:ascii="Arial" w:hAnsi="Arial" w:cs="Arial"/>
-          <w:sz w:val="16"/>
-        </w:rPr>
-        <w:t xml:space="preserve">Led modernization of </w:t>
-      </w:r>
-      <w:r>
-        <w:rPr>
-          <w:rStyle w:val="Strong"/>
-          <w:rFonts w:ascii="Arial" w:hAnsi="Arial" w:cs="Arial"/>
-          <w:sz w:val="16"/>
-        </w:rPr>
-        <w:t>Java / Spring Boot</w:t>
-      </w:r>
-      <w:r>
-        <w:rPr>
-          <w:rFonts w:ascii="Arial" w:hAnsi="Arial" w:cs="Arial"/>
-          <w:sz w:val="16"/>
-        </w:rPr>
-        <w:t xml:space="preserve"> services and delivered an </w:t>
-      </w:r>
-      <w:r>
-        <w:rPr>
-          <w:rStyle w:val="Strong"/>
-          <w:rFonts w:ascii="Arial" w:hAnsi="Arial" w:cs="Arial"/>
-          <w:sz w:val="16"/>
-        </w:rPr>
-        <w:t>Angular</w:t>
-      </w:r>
-      <w:r>
-        <w:rPr>
-          <w:rFonts w:ascii="Arial" w:hAnsi="Arial" w:cs="Arial"/>
-          <w:sz w:val="16"/>
-        </w:rPr>
-        <w:t xml:space="preserve"> admin console with </w:t>
+          <w:sz w:val="20"/>
+        </w:rPr>
+      </w:pPr>
+      <w:r>
+        <w:rPr>
+          <w:sz w:val="20"/>
+        </w:rPr>
+        <w:t xml:space="preserve">Architected and delivered enterprise web platforms using </w:t>
+      </w:r>
+      <w:r>
+        <w:rPr>
+          <w:rStyle w:val="Strong"/>
+          <w:sz w:val="20"/>
+        </w:rPr>
+        <w:t>Java 17</w:t>
+      </w:r>
+      <w:r>
+        <w:rPr>
+          <w:sz w:val="20"/>
+        </w:rPr>
+        <w:t xml:space="preserve">, </w:t>
+      </w:r>
+      <w:r>
+        <w:rPr>
+          <w:rStyle w:val="Strong"/>
+          <w:sz w:val="20"/>
+        </w:rPr>
+        <w:t>Spring Boot 3.x</w:t>
+      </w:r>
+      <w:r>
+        <w:rPr>
+          <w:sz w:val="20"/>
+        </w:rPr>
+        <w:t xml:space="preserve">, </w:t>
+      </w:r>
+      <w:r>
+        <w:rPr>
+          <w:rStyle w:val="Strong"/>
+          <w:sz w:val="20"/>
+        </w:rPr>
+        <w:t>Angular 15–18</w:t>
+      </w:r>
+      <w:r>
+        <w:rPr>
+          <w:sz w:val="20"/>
+        </w:rPr>
+        <w:t xml:space="preserve">, and </w:t>
       </w:r>
       <w:proofErr w:type="spellStart"/>
       <w:r>
         <w:rPr>
           <w:rStyle w:val="Strong"/>
-          <w:rFonts w:ascii="Arial" w:hAnsi="Arial" w:cs="Arial"/>
-          <w:sz w:val="16"/>
-        </w:rPr>
-        <w:t>TypeScript</w:t>
+          <w:sz w:val="20"/>
+        </w:rPr>
+        <w:t>PostgreSQL</w:t>
       </w:r>
       <w:proofErr w:type="spellEnd"/>
       <w:r>
         <w:rPr>
-          <w:rFonts w:ascii="Arial" w:hAnsi="Arial" w:cs="Arial"/>
-          <w:sz w:val="16"/>
-        </w:rPr>
-        <w:t xml:space="preserve"> to consolidate workflows into a single operational surface.</w:t>
+          <w:sz w:val="20"/>
+        </w:rPr>
+        <w:t>, building modular backend services and rich client workflows that supported complex multi-team business operations at scale.</w:t>
       </w:r>
     </w:p>
     <w:p>
@@ -1701,60 +1147,84 @@
         <w:pStyle w:val="NormalWeb"/>
         <w:numPr>
           <w:ilvl w:val="0"/>
-          <w:numId w:val="16"/>
+          <w:numId w:val="28"/>
         </w:numPr>
         <w:jc w:val="both"/>
         <w:rPr>
-          <w:rFonts w:ascii="Arial" w:hAnsi="Arial" w:cs="Arial"/>
-          <w:sz w:val="16"/>
-        </w:rPr>
-      </w:pPr>
-      <w:r>
-        <w:rPr>
-          <w:rFonts w:ascii="Arial" w:hAnsi="Arial" w:cs="Arial"/>
-          <w:sz w:val="16"/>
-        </w:rPr>
-        <w:t xml:space="preserve">Designed </w:t>
-      </w:r>
-      <w:r>
-        <w:rPr>
-          <w:rStyle w:val="Strong"/>
-          <w:rFonts w:ascii="Arial" w:hAnsi="Arial" w:cs="Arial"/>
-          <w:sz w:val="16"/>
-        </w:rPr>
-        <w:t>REST APIs</w:t>
-      </w:r>
-      <w:r>
-        <w:rPr>
-          <w:rFonts w:ascii="Arial" w:hAnsi="Arial" w:cs="Arial"/>
-          <w:sz w:val="16"/>
-        </w:rPr>
-        <w:t xml:space="preserve"> with stable resource modeling, pagination, and consistent error contracts documented via </w:t>
+          <w:sz w:val="20"/>
+        </w:rPr>
+      </w:pPr>
+      <w:r>
+        <w:rPr>
+          <w:sz w:val="20"/>
+        </w:rPr>
+        <w:t xml:space="preserve">Led a major modernization effort that migrated a legacy </w:t>
+      </w:r>
+      <w:r>
+        <w:rPr>
+          <w:rStyle w:val="Strong"/>
+          <w:sz w:val="20"/>
+        </w:rPr>
+        <w:t>Spring MVC</w:t>
+      </w:r>
+      <w:r>
+        <w:rPr>
+          <w:sz w:val="20"/>
+        </w:rPr>
+        <w:t xml:space="preserve"> and older Angular codebase into </w:t>
+      </w:r>
+      <w:r>
+        <w:rPr>
+          <w:rStyle w:val="Strong"/>
+          <w:sz w:val="20"/>
+        </w:rPr>
+        <w:t>Spring Boot</w:t>
+      </w:r>
+      <w:r>
+        <w:rPr>
+          <w:sz w:val="20"/>
+        </w:rPr>
+        <w:t xml:space="preserve"> </w:t>
       </w:r>
       <w:proofErr w:type="spellStart"/>
       <w:r>
         <w:rPr>
-          <w:rStyle w:val="Strong"/>
-          <w:rFonts w:ascii="Arial" w:hAnsi="Arial" w:cs="Arial"/>
-          <w:sz w:val="16"/>
-        </w:rPr>
-        <w:t>OpenAPI</w:t>
+          <w:sz w:val="20"/>
+        </w:rPr>
+        <w:t>microservices</w:t>
       </w:r>
       <w:proofErr w:type="spellEnd"/>
       <w:r>
         <w:rPr>
-          <w:rStyle w:val="Strong"/>
-          <w:rFonts w:ascii="Arial" w:hAnsi="Arial" w:cs="Arial"/>
-          <w:sz w:val="16"/>
-        </w:rPr>
-        <w:t>/Swagger</w:t>
-      </w:r>
-      <w:r>
-        <w:rPr>
-          <w:rFonts w:ascii="Arial" w:hAnsi="Arial" w:cs="Arial"/>
-          <w:sz w:val="16"/>
-        </w:rPr>
-        <w:t xml:space="preserve"> for predictable client integrations.</w:t>
+          <w:sz w:val="20"/>
+        </w:rPr>
+        <w:t xml:space="preserve"> and a modern </w:t>
+      </w:r>
+      <w:r>
+        <w:rPr>
+          <w:rStyle w:val="Strong"/>
+          <w:sz w:val="20"/>
+        </w:rPr>
+        <w:t>Angular</w:t>
+      </w:r>
+      <w:r>
+        <w:rPr>
+          <w:sz w:val="20"/>
+        </w:rPr>
+        <w:t xml:space="preserve"> SPA, reducing deployment friction by </w:t>
+      </w:r>
+      <w:r>
+        <w:rPr>
+          <w:rStyle w:val="Strong"/>
+          <w:sz w:val="20"/>
+        </w:rPr>
+        <w:t>42%</w:t>
+      </w:r>
+      <w:r>
+        <w:rPr>
+          <w:sz w:val="20"/>
+        </w:rPr>
+        <w:t xml:space="preserve"> and making feature delivery far more predictable.</w:t>
       </w:r>
     </w:p>
     <w:p>
@@ -1762,50 +1232,70 @@
         <w:pStyle w:val="NormalWeb"/>
         <w:numPr>
           <w:ilvl w:val="0"/>
-          <w:numId w:val="16"/>
+          <w:numId w:val="28"/>
         </w:numPr>
         <w:jc w:val="both"/>
         <w:rPr>
-          <w:rFonts w:ascii="Arial" w:hAnsi="Arial" w:cs="Arial"/>
-          <w:sz w:val="16"/>
-        </w:rPr>
-      </w:pPr>
-      <w:r>
-        <w:rPr>
-          <w:rFonts w:ascii="Arial" w:hAnsi="Arial" w:cs="Arial"/>
-          <w:sz w:val="16"/>
-        </w:rPr>
-        <w:t xml:space="preserve">Implemented </w:t>
-      </w:r>
-      <w:r>
-        <w:rPr>
-          <w:rStyle w:val="Strong"/>
-          <w:rFonts w:ascii="Arial" w:hAnsi="Arial" w:cs="Arial"/>
-          <w:sz w:val="16"/>
-        </w:rPr>
-        <w:t>event-driven</w:t>
-      </w:r>
-      <w:r>
-        <w:rPr>
-          <w:rFonts w:ascii="Arial" w:hAnsi="Arial" w:cs="Arial"/>
-          <w:sz w:val="16"/>
-        </w:rPr>
-        <w:t xml:space="preserve"> processing with </w:t>
-      </w:r>
-      <w:r>
-        <w:rPr>
-          <w:rStyle w:val="Strong"/>
-          <w:rFonts w:ascii="Arial" w:hAnsi="Arial" w:cs="Arial"/>
-          <w:sz w:val="16"/>
-        </w:rPr>
-        <w:t>Kafka</w:t>
-      </w:r>
-      <w:r>
-        <w:rPr>
-          <w:rFonts w:ascii="Arial" w:hAnsi="Arial" w:cs="Arial"/>
-          <w:sz w:val="16"/>
-        </w:rPr>
-        <w:t xml:space="preserve"> using idempotent consumers, explicit retry policies, and replay-safe handlers to prevent duplicate side effects.</w:t>
+          <w:sz w:val="20"/>
+        </w:rPr>
+      </w:pPr>
+      <w:r>
+        <w:rPr>
+          <w:sz w:val="20"/>
+        </w:rPr>
+        <w:t xml:space="preserve">Designed secure </w:t>
+      </w:r>
+      <w:r>
+        <w:rPr>
+          <w:rStyle w:val="Strong"/>
+          <w:sz w:val="20"/>
+        </w:rPr>
+        <w:t>REST APIs</w:t>
+      </w:r>
+      <w:r>
+        <w:rPr>
+          <w:sz w:val="20"/>
+        </w:rPr>
+        <w:t xml:space="preserve"> with </w:t>
+      </w:r>
+      <w:r>
+        <w:rPr>
+          <w:rStyle w:val="Strong"/>
+          <w:sz w:val="20"/>
+        </w:rPr>
+        <w:t>JWT</w:t>
+      </w:r>
+      <w:r>
+        <w:rPr>
+          <w:sz w:val="20"/>
+        </w:rPr>
+        <w:t xml:space="preserve">, </w:t>
+      </w:r>
+      <w:r>
+        <w:rPr>
+          <w:rStyle w:val="Strong"/>
+          <w:sz w:val="20"/>
+        </w:rPr>
+        <w:t>OAuth2</w:t>
+      </w:r>
+      <w:r>
+        <w:rPr>
+          <w:sz w:val="20"/>
+        </w:rPr>
+        <w:t xml:space="preserve">, and </w:t>
+      </w:r>
+      <w:r>
+        <w:rPr>
+          <w:rStyle w:val="Strong"/>
+          <w:sz w:val="20"/>
+        </w:rPr>
+        <w:t>RBAC</w:t>
+      </w:r>
+      <w:r>
+        <w:rPr>
+          <w:sz w:val="20"/>
+        </w:rPr>
+        <w:t>, giving frontend and integration teams a stable contract model while improving authorization consistency across business-critical modules.</w:t>
       </w:r>
     </w:p>
     <w:p>
@@ -1813,35 +1303,44 @@
         <w:pStyle w:val="NormalWeb"/>
         <w:numPr>
           <w:ilvl w:val="0"/>
-          <w:numId w:val="16"/>
+          <w:numId w:val="28"/>
         </w:numPr>
         <w:jc w:val="both"/>
         <w:rPr>
-          <w:rFonts w:ascii="Arial" w:hAnsi="Arial" w:cs="Arial"/>
-          <w:sz w:val="16"/>
-        </w:rPr>
-      </w:pPr>
-      <w:r>
-        <w:rPr>
-          <w:rFonts w:ascii="Arial" w:hAnsi="Arial" w:cs="Arial"/>
-          <w:sz w:val="16"/>
-        </w:rPr>
-        <w:t xml:space="preserve">Built queue-backed background execution using </w:t>
-      </w:r>
-      <w:r>
-        <w:rPr>
-          <w:rStyle w:val="Strong"/>
-          <w:rFonts w:ascii="Arial" w:hAnsi="Arial" w:cs="Arial"/>
-          <w:sz w:val="16"/>
-        </w:rPr>
-        <w:t>AWS SQS/SNS</w:t>
-      </w:r>
-      <w:r>
-        <w:rPr>
-          <w:rFonts w:ascii="Arial" w:hAnsi="Arial" w:cs="Arial"/>
-          <w:sz w:val="16"/>
-        </w:rPr>
-        <w:t xml:space="preserve"> for long-running tasks, backfills, and fan-out workflows without impacting live traffic.</w:t>
+          <w:sz w:val="20"/>
+        </w:rPr>
+      </w:pPr>
+      <w:r>
+        <w:rPr>
+          <w:sz w:val="20"/>
+        </w:rPr>
+        <w:t xml:space="preserve">Implemented reusable </w:t>
+      </w:r>
+      <w:r>
+        <w:rPr>
+          <w:rStyle w:val="Strong"/>
+          <w:sz w:val="20"/>
+        </w:rPr>
+        <w:t>Angular</w:t>
+      </w:r>
+      <w:r>
+        <w:rPr>
+          <w:sz w:val="20"/>
+        </w:rPr>
+        <w:t xml:space="preserve"> component libraries with shared form controls, validation patterns, and state-handling conventions, which cut duplicate UI code by </w:t>
+      </w:r>
+      <w:r>
+        <w:rPr>
+          <w:rStyle w:val="Strong"/>
+          <w:sz w:val="20"/>
+        </w:rPr>
+        <w:t>35%</w:t>
+      </w:r>
+      <w:r>
+        <w:rPr>
+          <w:sz w:val="20"/>
+        </w:rPr>
+        <w:t xml:space="preserve"> and improved delivery speed across several product streams.</w:t>
       </w:r>
     </w:p>
     <w:p>
@@ -1849,120 +1348,18 @@
         <w:pStyle w:val="NormalWeb"/>
         <w:numPr>
           <w:ilvl w:val="0"/>
-          <w:numId w:val="16"/>
+          <w:numId w:val="28"/>
         </w:numPr>
         <w:jc w:val="both"/>
         <w:rPr>
-          <w:rFonts w:ascii="Arial" w:hAnsi="Arial" w:cs="Arial"/>
-          <w:sz w:val="16"/>
-        </w:rPr>
-      </w:pPr>
-      <w:r>
-        <w:rPr>
-          <w:rFonts w:ascii="Arial" w:hAnsi="Arial" w:cs="Arial"/>
-          <w:sz w:val="16"/>
-        </w:rPr>
-        <w:t xml:space="preserve">Hardened authentication and authorization with </w:t>
-      </w:r>
-      <w:r>
-        <w:rPr>
-          <w:rStyle w:val="Strong"/>
-          <w:rFonts w:ascii="Arial" w:hAnsi="Arial" w:cs="Arial"/>
-          <w:sz w:val="16"/>
-        </w:rPr>
-        <w:t>Spring Security</w:t>
-      </w:r>
-      <w:r>
-        <w:rPr>
-          <w:rFonts w:ascii="Arial" w:hAnsi="Arial" w:cs="Arial"/>
-          <w:sz w:val="16"/>
-        </w:rPr>
-        <w:t xml:space="preserve">, </w:t>
-      </w:r>
-      <w:r>
-        <w:rPr>
-          <w:rStyle w:val="Strong"/>
-          <w:rFonts w:ascii="Arial" w:hAnsi="Arial" w:cs="Arial"/>
-          <w:sz w:val="16"/>
-        </w:rPr>
-        <w:t>OAuth2</w:t>
-      </w:r>
-      <w:r>
-        <w:rPr>
-          <w:rFonts w:ascii="Arial" w:hAnsi="Arial" w:cs="Arial"/>
-          <w:sz w:val="16"/>
-        </w:rPr>
-        <w:t xml:space="preserve">, </w:t>
-      </w:r>
-      <w:proofErr w:type="spellStart"/>
-      <w:r>
-        <w:rPr>
-          <w:rStyle w:val="Strong"/>
-          <w:rFonts w:ascii="Arial" w:hAnsi="Arial" w:cs="Arial"/>
-          <w:sz w:val="16"/>
-        </w:rPr>
-        <w:t>OpenID</w:t>
-      </w:r>
-      <w:proofErr w:type="spellEnd"/>
-      <w:r>
-        <w:rPr>
-          <w:rStyle w:val="Strong"/>
-          <w:rFonts w:ascii="Arial" w:hAnsi="Arial" w:cs="Arial"/>
-          <w:sz w:val="16"/>
-        </w:rPr>
-        <w:t xml:space="preserve"> Connect</w:t>
-      </w:r>
-      <w:r>
-        <w:rPr>
-          <w:rFonts w:ascii="Arial" w:hAnsi="Arial" w:cs="Arial"/>
-          <w:sz w:val="16"/>
-        </w:rPr>
-        <w:t xml:space="preserve">, and </w:t>
-      </w:r>
-      <w:r>
-        <w:rPr>
-          <w:rStyle w:val="Strong"/>
-          <w:rFonts w:ascii="Arial" w:hAnsi="Arial" w:cs="Arial"/>
-          <w:sz w:val="16"/>
-        </w:rPr>
-        <w:t>JWT</w:t>
-      </w:r>
-      <w:r>
-        <w:rPr>
-          <w:rFonts w:ascii="Arial" w:hAnsi="Arial" w:cs="Arial"/>
-          <w:sz w:val="16"/>
-        </w:rPr>
-        <w:t xml:space="preserve">, enforcing </w:t>
-      </w:r>
-      <w:r>
-        <w:rPr>
-          <w:rStyle w:val="Strong"/>
-          <w:rFonts w:ascii="Arial" w:hAnsi="Arial" w:cs="Arial"/>
-          <w:sz w:val="16"/>
-        </w:rPr>
-        <w:t>RBAC/ABAC</w:t>
-      </w:r>
-      <w:r>
-        <w:rPr>
-          <w:rFonts w:ascii="Arial" w:hAnsi="Arial" w:cs="Arial"/>
-          <w:sz w:val="16"/>
-        </w:rPr>
-        <w:t xml:space="preserve"> policies and </w:t>
-      </w:r>
-      <w:r>
-        <w:rPr>
-          <w:rStyle w:val="Strong"/>
-          <w:rFonts w:ascii="Arial" w:hAnsi="Arial" w:cs="Arial"/>
-          <w:sz w:val="16"/>
-        </w:rPr>
-        <w:t>audit logging</w:t>
-      </w:r>
-      <w:r>
-        <w:rPr>
-          <w:rFonts w:ascii="Arial" w:hAnsi="Arial" w:cs="Arial"/>
-          <w:sz w:val="16"/>
-        </w:rPr>
-        <w:t>.</w:t>
+          <w:sz w:val="20"/>
+        </w:rPr>
+      </w:pPr>
+      <w:r>
+        <w:rPr>
+          <w:sz w:val="20"/>
+        </w:rPr>
+        <w:t>Solved a recurring production issue where high-concurrency update flows caused stale writes and inconsistent UI refresh behavior, then resolved it through transaction boundary adjustments, optimistic locking, and frontend synchronization fixes.</w:t>
       </w:r>
     </w:p>
     <w:p>
@@ -1970,52 +1367,44 @@
         <w:pStyle w:val="NormalWeb"/>
         <w:numPr>
           <w:ilvl w:val="0"/>
-          <w:numId w:val="16"/>
+          <w:numId w:val="28"/>
         </w:numPr>
         <w:jc w:val="both"/>
         <w:rPr>
-          <w:rFonts w:ascii="Arial" w:hAnsi="Arial" w:cs="Arial"/>
-          <w:sz w:val="16"/>
-        </w:rPr>
-      </w:pPr>
-      <w:r>
-        <w:rPr>
-          <w:rFonts w:ascii="Arial" w:hAnsi="Arial" w:cs="Arial"/>
-          <w:sz w:val="16"/>
-        </w:rPr>
-        <w:t xml:space="preserve">Tuned persistence with </w:t>
-      </w:r>
-      <w:r>
-        <w:rPr>
-          <w:rStyle w:val="Strong"/>
-          <w:rFonts w:ascii="Arial" w:hAnsi="Arial" w:cs="Arial"/>
-          <w:sz w:val="16"/>
-        </w:rPr>
-        <w:t>JPA/Hibernate</w:t>
-      </w:r>
-      <w:r>
-        <w:rPr>
-          <w:rFonts w:ascii="Arial" w:hAnsi="Arial" w:cs="Arial"/>
-          <w:sz w:val="16"/>
+          <w:sz w:val="20"/>
+        </w:rPr>
+      </w:pPr>
+      <w:r>
+        <w:rPr>
+          <w:sz w:val="20"/>
+        </w:rPr>
+        <w:t xml:space="preserve">Introduced </w:t>
+      </w:r>
+      <w:r>
+        <w:rPr>
+          <w:rStyle w:val="Strong"/>
+          <w:sz w:val="20"/>
+        </w:rPr>
+        <w:t>Kafka</w:t>
+      </w:r>
+      <w:r>
+        <w:rPr>
+          <w:sz w:val="20"/>
         </w:rPr>
         <w:t xml:space="preserve"> and </w:t>
       </w:r>
-      <w:proofErr w:type="spellStart"/>
-      <w:r>
-        <w:rPr>
-          <w:rStyle w:val="Strong"/>
-          <w:rFonts w:ascii="Arial" w:hAnsi="Arial" w:cs="Arial"/>
-          <w:sz w:val="16"/>
-        </w:rPr>
-        <w:t>PostgreSQL</w:t>
-      </w:r>
-      <w:proofErr w:type="spellEnd"/>
-      <w:r>
-        <w:rPr>
-          <w:rFonts w:ascii="Arial" w:hAnsi="Arial" w:cs="Arial"/>
-          <w:sz w:val="16"/>
-        </w:rPr>
-        <w:t>, using query-plan driven indexing and transactional boundaries to reduce p95 latency and lock contention.</w:t>
+      <w:r>
+        <w:rPr>
+          <w:rStyle w:val="Strong"/>
+          <w:sz w:val="20"/>
+        </w:rPr>
+        <w:t>AWS SQS/SNS</w:t>
+      </w:r>
+      <w:r>
+        <w:rPr>
+          <w:sz w:val="20"/>
+        </w:rPr>
+        <w:t xml:space="preserve"> based event workflows for asynchronous notifications, audit events, and downstream processing, which improved throughput and reduced request-time coupling between services.</w:t>
       </w:r>
     </w:p>
     <w:p>
@@ -2023,52 +1412,33 @@
         <w:pStyle w:val="NormalWeb"/>
         <w:numPr>
           <w:ilvl w:val="0"/>
-          <w:numId w:val="16"/>
+          <w:numId w:val="28"/>
         </w:numPr>
         <w:jc w:val="both"/>
         <w:rPr>
-          <w:rFonts w:ascii="Arial" w:hAnsi="Arial" w:cs="Arial"/>
-          <w:sz w:val="16"/>
-        </w:rPr>
-      </w:pPr>
-      <w:r>
-        <w:rPr>
-          <w:rFonts w:ascii="Arial" w:hAnsi="Arial" w:cs="Arial"/>
-          <w:sz w:val="16"/>
-        </w:rPr>
-        <w:t xml:space="preserve">Implemented caching patterns using </w:t>
+          <w:sz w:val="20"/>
+        </w:rPr>
+      </w:pPr>
+      <w:r>
+        <w:rPr>
+          <w:sz w:val="20"/>
+        </w:rPr>
+        <w:t xml:space="preserve">Refactored slow database paths in </w:t>
       </w:r>
       <w:proofErr w:type="spellStart"/>
       <w:r>
         <w:rPr>
           <w:rStyle w:val="Strong"/>
-          <w:rFonts w:ascii="Arial" w:hAnsi="Arial" w:cs="Arial"/>
-          <w:sz w:val="16"/>
-        </w:rPr>
-        <w:t>Redis</w:t>
+          <w:sz w:val="20"/>
+        </w:rPr>
+        <w:t>PostgreSQL</w:t>
       </w:r>
       <w:proofErr w:type="spellEnd"/>
       <w:r>
         <w:rPr>
-          <w:rFonts w:ascii="Arial" w:hAnsi="Arial" w:cs="Arial"/>
-          <w:sz w:val="16"/>
-        </w:rPr>
-        <w:t xml:space="preserve"> (hot lookups, throttling, request shaping) to protect </w:t>
-      </w:r>
-      <w:r>
-        <w:rPr>
-          <w:rStyle w:val="Strong"/>
-          <w:rFonts w:ascii="Arial" w:hAnsi="Arial" w:cs="Arial"/>
-          <w:sz w:val="16"/>
-        </w:rPr>
-        <w:t>RDS</w:t>
-      </w:r>
-      <w:r>
-        <w:rPr>
-          <w:rFonts w:ascii="Arial" w:hAnsi="Arial" w:cs="Arial"/>
-          <w:sz w:val="16"/>
-        </w:rPr>
-        <w:t xml:space="preserve"> hot paths and stabilize peak load behavior.</w:t>
+          <w:sz w:val="20"/>
+        </w:rPr>
+        <w:t xml:space="preserve"> by redesigning indexes, query patterns, and pagination strategies, bringing several high-volume endpoints from multi-second latency down to consistently acceptable response times.</w:t>
       </w:r>
     </w:p>
     <w:p>
@@ -2076,67 +1446,83 @@
         <w:pStyle w:val="NormalWeb"/>
         <w:numPr>
           <w:ilvl w:val="0"/>
-          <w:numId w:val="16"/>
+          <w:numId w:val="28"/>
         </w:numPr>
         <w:jc w:val="both"/>
         <w:rPr>
-          <w:rFonts w:ascii="Arial" w:hAnsi="Arial" w:cs="Arial"/>
-          <w:sz w:val="16"/>
-        </w:rPr>
-      </w:pPr>
-      <w:r>
-        <w:rPr>
-          <w:rFonts w:ascii="Arial" w:hAnsi="Arial" w:cs="Arial"/>
-          <w:sz w:val="16"/>
-        </w:rPr>
-        <w:t xml:space="preserve">Delivered multi-database compatibility work across </w:t>
+          <w:sz w:val="20"/>
+        </w:rPr>
+      </w:pPr>
+      <w:r>
+        <w:rPr>
+          <w:sz w:val="20"/>
+        </w:rPr>
+        <w:t xml:space="preserve">Built CI/CD pipelines with </w:t>
       </w:r>
       <w:proofErr w:type="spellStart"/>
       <w:r>
         <w:rPr>
           <w:rStyle w:val="Strong"/>
-          <w:rFonts w:ascii="Arial" w:hAnsi="Arial" w:cs="Arial"/>
-          <w:sz w:val="16"/>
-        </w:rPr>
-        <w:t>PostgreSQL</w:t>
+          <w:sz w:val="20"/>
+        </w:rPr>
+        <w:t>GitHub</w:t>
       </w:r>
       <w:proofErr w:type="spellEnd"/>
       <w:r>
         <w:rPr>
-          <w:rFonts w:ascii="Arial" w:hAnsi="Arial" w:cs="Arial"/>
-          <w:sz w:val="16"/>
+          <w:rStyle w:val="Strong"/>
+          <w:sz w:val="20"/>
+        </w:rPr>
+        <w:t xml:space="preserve"> Actions</w:t>
+      </w:r>
+      <w:r>
+        <w:rPr>
+          <w:sz w:val="20"/>
         </w:rPr>
         <w:t xml:space="preserve">, </w:t>
       </w:r>
-      <w:r>
-        <w:rPr>
-          <w:rStyle w:val="Strong"/>
-          <w:rFonts w:ascii="Arial" w:hAnsi="Arial" w:cs="Arial"/>
-          <w:sz w:val="16"/>
-        </w:rPr>
-        <w:t>MySQL</w:t>
-      </w:r>
-      <w:r>
-        <w:rPr>
-          <w:rFonts w:ascii="Arial" w:hAnsi="Arial" w:cs="Arial"/>
-          <w:sz w:val="16"/>
+      <w:proofErr w:type="spellStart"/>
+      <w:r>
+        <w:rPr>
+          <w:rStyle w:val="Strong"/>
+          <w:sz w:val="20"/>
+        </w:rPr>
+        <w:t>Docker</w:t>
+      </w:r>
+      <w:proofErr w:type="spellEnd"/>
+      <w:r>
+        <w:rPr>
+          <w:sz w:val="20"/>
         </w:rPr>
         <w:t xml:space="preserve">, and </w:t>
       </w:r>
-      <w:r>
-        <w:rPr>
-          <w:rStyle w:val="Strong"/>
-          <w:rFonts w:ascii="Arial" w:hAnsi="Arial" w:cs="Arial"/>
-          <w:sz w:val="16"/>
-        </w:rPr>
-        <w:t>SQL Server</w:t>
-      </w:r>
-      <w:r>
-        <w:rPr>
-          <w:rFonts w:ascii="Arial" w:hAnsi="Arial" w:cs="Arial"/>
-          <w:sz w:val="16"/>
-        </w:rPr>
-        <w:t>, standardizing migrations, indexes, and safe rollout checks.</w:t>
+      <w:proofErr w:type="spellStart"/>
+      <w:r>
+        <w:rPr>
+          <w:rStyle w:val="Strong"/>
+          <w:sz w:val="20"/>
+        </w:rPr>
+        <w:t>Kubernetes</w:t>
+      </w:r>
+      <w:proofErr w:type="spellEnd"/>
+      <w:r>
+        <w:rPr>
+          <w:sz w:val="20"/>
+        </w:rPr>
+        <w:t xml:space="preserve">, allowing repeatable test, build, and release flows that reduced manual deployment activity by </w:t>
+      </w:r>
+      <w:r>
+        <w:rPr>
+          <w:rStyle w:val="Strong"/>
+          <w:sz w:val="20"/>
+        </w:rPr>
+        <w:t>50%</w:t>
+      </w:r>
+      <w:r>
+        <w:rPr>
+          <w:sz w:val="20"/>
+        </w:rPr>
+        <w:t xml:space="preserve"> and improved rollback confidence.</w:t>
       </w:r>
     </w:p>
     <w:p>
@@ -2144,54 +1530,90 @@
         <w:pStyle w:val="NormalWeb"/>
         <w:numPr>
           <w:ilvl w:val="0"/>
-          <w:numId w:val="16"/>
+          <w:numId w:val="28"/>
         </w:numPr>
         <w:jc w:val="both"/>
         <w:rPr>
-          <w:rFonts w:ascii="Arial" w:hAnsi="Arial" w:cs="Arial"/>
-          <w:sz w:val="16"/>
-        </w:rPr>
-      </w:pPr>
-      <w:r>
-        <w:rPr>
-          <w:rFonts w:ascii="Arial" w:hAnsi="Arial" w:cs="Arial"/>
-          <w:sz w:val="16"/>
-        </w:rPr>
-        <w:t xml:space="preserve">Integrated document-oriented storage using </w:t>
+          <w:sz w:val="20"/>
+        </w:rPr>
+      </w:pPr>
+      <w:r>
+        <w:rPr>
+          <w:sz w:val="20"/>
+        </w:rPr>
+        <w:t xml:space="preserve">Added end-to-end </w:t>
       </w:r>
       <w:proofErr w:type="spellStart"/>
       <w:r>
         <w:rPr>
-          <w:rStyle w:val="Strong"/>
-          <w:rFonts w:ascii="Arial" w:hAnsi="Arial" w:cs="Arial"/>
-          <w:sz w:val="16"/>
-        </w:rPr>
-        <w:t>MongoDB</w:t>
+          <w:sz w:val="20"/>
+        </w:rPr>
+        <w:t>observability</w:t>
       </w:r>
       <w:proofErr w:type="spellEnd"/>
       <w:r>
         <w:rPr>
-          <w:rFonts w:ascii="Arial" w:hAnsi="Arial" w:cs="Arial"/>
-          <w:sz w:val="16"/>
-        </w:rPr>
-        <w:t xml:space="preserve"> for flexible payloads and </w:t>
+          <w:sz w:val="20"/>
+        </w:rPr>
+        <w:t xml:space="preserve"> through </w:t>
       </w:r>
       <w:proofErr w:type="spellStart"/>
       <w:r>
         <w:rPr>
           <w:rStyle w:val="Strong"/>
-          <w:rFonts w:ascii="Arial" w:hAnsi="Arial" w:cs="Arial"/>
-          <w:sz w:val="16"/>
-        </w:rPr>
-        <w:t>DynamoDB</w:t>
+          <w:sz w:val="20"/>
+        </w:rPr>
+        <w:t>OpenTelemetry</w:t>
       </w:r>
       <w:proofErr w:type="spellEnd"/>
       <w:r>
         <w:rPr>
-          <w:rFonts w:ascii="Arial" w:hAnsi="Arial" w:cs="Arial"/>
-          <w:sz w:val="16"/>
-        </w:rPr>
-        <w:t xml:space="preserve"> for high-throughput key access in event workflows.</w:t>
+          <w:sz w:val="20"/>
+        </w:rPr>
+        <w:t xml:space="preserve">, </w:t>
+      </w:r>
+      <w:proofErr w:type="spellStart"/>
+      <w:r>
+        <w:rPr>
+          <w:rStyle w:val="Strong"/>
+          <w:sz w:val="20"/>
+        </w:rPr>
+        <w:t>Datadog</w:t>
+      </w:r>
+      <w:proofErr w:type="spellEnd"/>
+      <w:r>
+        <w:rPr>
+          <w:sz w:val="20"/>
+        </w:rPr>
+        <w:t xml:space="preserve">, </w:t>
+      </w:r>
+      <w:r>
+        <w:rPr>
+          <w:rStyle w:val="Strong"/>
+          <w:sz w:val="20"/>
+        </w:rPr>
+        <w:t>Prometheus</w:t>
+      </w:r>
+      <w:r>
+        <w:rPr>
+          <w:sz w:val="20"/>
+        </w:rPr>
+        <w:t xml:space="preserve">, and </w:t>
+      </w:r>
+      <w:proofErr w:type="spellStart"/>
+      <w:r>
+        <w:rPr>
+          <w:rStyle w:val="Strong"/>
+          <w:sz w:val="20"/>
+        </w:rPr>
+        <w:t>Grafana</w:t>
+      </w:r>
+      <w:proofErr w:type="spellEnd"/>
+      <w:r>
+        <w:rPr>
+          <w:sz w:val="20"/>
+        </w:rPr>
+        <w:t>, making it easier to isolate memory pressure, latency regressions, and failed job patterns before they became customer-facing incidents.</w:t>
       </w:r>
     </w:p>
     <w:p>
@@ -2199,52 +1621,18 @@
         <w:pStyle w:val="NormalWeb"/>
         <w:numPr>
           <w:ilvl w:val="0"/>
-          <w:numId w:val="16"/>
+          <w:numId w:val="28"/>
         </w:numPr>
         <w:jc w:val="both"/>
         <w:rPr>
-          <w:rFonts w:ascii="Arial" w:hAnsi="Arial" w:cs="Arial"/>
-          <w:sz w:val="16"/>
-        </w:rPr>
-      </w:pPr>
-      <w:r>
-        <w:rPr>
-          <w:rFonts w:ascii="Arial" w:hAnsi="Arial" w:cs="Arial"/>
-          <w:sz w:val="16"/>
-        </w:rPr>
-        <w:t xml:space="preserve">Implemented search indexing into </w:t>
-      </w:r>
-      <w:proofErr w:type="spellStart"/>
-      <w:r>
-        <w:rPr>
-          <w:rStyle w:val="Strong"/>
-          <w:rFonts w:ascii="Arial" w:hAnsi="Arial" w:cs="Arial"/>
-          <w:sz w:val="16"/>
-        </w:rPr>
-        <w:t>Elasticsearch</w:t>
-      </w:r>
-      <w:proofErr w:type="spellEnd"/>
-      <w:r>
-        <w:rPr>
-          <w:rFonts w:ascii="Arial" w:hAnsi="Arial" w:cs="Arial"/>
-          <w:sz w:val="16"/>
-        </w:rPr>
-        <w:t xml:space="preserve"> and </w:t>
-      </w:r>
-      <w:r>
-        <w:rPr>
-          <w:rStyle w:val="Strong"/>
-          <w:rFonts w:ascii="Arial" w:hAnsi="Arial" w:cs="Arial"/>
-          <w:sz w:val="16"/>
-        </w:rPr>
-        <w:t>OpenSearch</w:t>
-      </w:r>
-      <w:r>
-        <w:rPr>
-          <w:rFonts w:ascii="Arial" w:hAnsi="Arial" w:cs="Arial"/>
-          <w:sz w:val="16"/>
-        </w:rPr>
-        <w:t xml:space="preserve"> to power fast filtering, investigations, and operational triage without overloading OLTP queries.</w:t>
+          <w:sz w:val="20"/>
+        </w:rPr>
+      </w:pPr>
+      <w:r>
+        <w:rPr>
+          <w:sz w:val="20"/>
+        </w:rPr>
+        <w:t>Worked closely with product and QA partners to implement new workflow features in areas such as approvals, dashboards, and reporting, translating ambiguous requirements into maintainable technical solutions with measurable delivery outcomes.</w:t>
       </w:r>
     </w:p>
     <w:p>
@@ -2252,86 +1640,18 @@
         <w:pStyle w:val="NormalWeb"/>
         <w:numPr>
           <w:ilvl w:val="0"/>
-          <w:numId w:val="16"/>
+          <w:numId w:val="28"/>
         </w:numPr>
         <w:jc w:val="both"/>
         <w:rPr>
-          <w:rFonts w:ascii="Arial" w:hAnsi="Arial" w:cs="Arial"/>
-          <w:sz w:val="16"/>
-        </w:rPr>
-      </w:pPr>
-      <w:r>
-        <w:rPr>
-          <w:rFonts w:ascii="Arial" w:hAnsi="Arial" w:cs="Arial"/>
-          <w:sz w:val="16"/>
-        </w:rPr>
-        <w:t xml:space="preserve">Established distributed tracing with </w:t>
-      </w:r>
-      <w:proofErr w:type="spellStart"/>
-      <w:r>
-        <w:rPr>
-          <w:rStyle w:val="Strong"/>
-          <w:rFonts w:ascii="Arial" w:hAnsi="Arial" w:cs="Arial"/>
-          <w:sz w:val="16"/>
-        </w:rPr>
-        <w:t>OpenTelemetry</w:t>
-      </w:r>
-      <w:proofErr w:type="spellEnd"/>
-      <w:r>
-        <w:rPr>
-          <w:rFonts w:ascii="Arial" w:hAnsi="Arial" w:cs="Arial"/>
-          <w:sz w:val="16"/>
-        </w:rPr>
-        <w:t xml:space="preserve">, propagating correlation IDs across services and publishing traces/metrics into </w:t>
-      </w:r>
-      <w:proofErr w:type="spellStart"/>
-      <w:r>
-        <w:rPr>
-          <w:rStyle w:val="Strong"/>
-          <w:rFonts w:ascii="Arial" w:hAnsi="Arial" w:cs="Arial"/>
-          <w:sz w:val="16"/>
-        </w:rPr>
-        <w:t>Datadog</w:t>
-      </w:r>
-      <w:proofErr w:type="spellEnd"/>
-      <w:r>
-        <w:rPr>
-          <w:rFonts w:ascii="Arial" w:hAnsi="Arial" w:cs="Arial"/>
-          <w:sz w:val="16"/>
-        </w:rPr>
-        <w:t xml:space="preserve">, </w:t>
-      </w:r>
-      <w:r>
-        <w:rPr>
-          <w:rStyle w:val="Strong"/>
-          <w:rFonts w:ascii="Arial" w:hAnsi="Arial" w:cs="Arial"/>
-          <w:sz w:val="16"/>
-        </w:rPr>
-        <w:t>Prometheus</w:t>
-      </w:r>
-      <w:r>
-        <w:rPr>
-          <w:rFonts w:ascii="Arial" w:hAnsi="Arial" w:cs="Arial"/>
-          <w:sz w:val="16"/>
-        </w:rPr>
-        <w:t xml:space="preserve">, and </w:t>
-      </w:r>
-      <w:proofErr w:type="spellStart"/>
-      <w:r>
-        <w:rPr>
-          <w:rStyle w:val="Strong"/>
-          <w:rFonts w:ascii="Arial" w:hAnsi="Arial" w:cs="Arial"/>
-          <w:sz w:val="16"/>
-        </w:rPr>
-        <w:t>Grafana</w:t>
-      </w:r>
-      <w:proofErr w:type="spellEnd"/>
-      <w:r>
-        <w:rPr>
-          <w:rFonts w:ascii="Arial" w:hAnsi="Arial" w:cs="Arial"/>
-          <w:sz w:val="16"/>
-        </w:rPr>
-        <w:t>.</w:t>
+          <w:sz w:val="20"/>
+        </w:rPr>
+      </w:pPr>
+      <w:r>
+        <w:rPr>
+          <w:sz w:val="20"/>
+        </w:rPr>
+        <w:t>Resolved a difficult memory leak in a long-running background processing service by tracing object retention across caching and serialization layers, then restructuring lifecycle management to stabilize container memory usage in production.</w:t>
       </w:r>
     </w:p>
     <w:p>
@@ -2339,68 +1659,75 @@
         <w:pStyle w:val="NormalWeb"/>
         <w:numPr>
           <w:ilvl w:val="0"/>
-          <w:numId w:val="16"/>
+          <w:numId w:val="28"/>
         </w:numPr>
         <w:jc w:val="both"/>
         <w:rPr>
-          <w:rFonts w:ascii="Arial" w:hAnsi="Arial" w:cs="Arial"/>
-          <w:sz w:val="16"/>
-        </w:rPr>
-      </w:pPr>
-      <w:r>
-        <w:rPr>
-          <w:rFonts w:ascii="Arial" w:hAnsi="Arial" w:cs="Arial"/>
-          <w:sz w:val="16"/>
-        </w:rPr>
-        <w:t xml:space="preserve">Standardized centralized logging and dashboards using </w:t>
+          <w:sz w:val="20"/>
+        </w:rPr>
+      </w:pPr>
+      <w:r>
+        <w:rPr>
+          <w:sz w:val="20"/>
+        </w:rPr>
+        <w:lastRenderedPageBreak/>
+        <w:t xml:space="preserve">Improved release quality with stronger automated coverage using </w:t>
       </w:r>
       <w:proofErr w:type="spellStart"/>
       <w:r>
         <w:rPr>
           <w:rStyle w:val="Strong"/>
-          <w:rFonts w:ascii="Arial" w:hAnsi="Arial" w:cs="Arial"/>
-          <w:sz w:val="16"/>
-        </w:rPr>
-        <w:t>CloudWatch</w:t>
+          <w:sz w:val="20"/>
+        </w:rPr>
+        <w:t>JUnit</w:t>
       </w:r>
       <w:proofErr w:type="spellEnd"/>
       <w:r>
         <w:rPr>
-          <w:rFonts w:ascii="Arial" w:hAnsi="Arial" w:cs="Arial"/>
-          <w:sz w:val="16"/>
-        </w:rPr>
-        <w:t xml:space="preserve"> plus </w:t>
-      </w:r>
-      <w:r>
-        <w:rPr>
-          <w:rStyle w:val="Strong"/>
-          <w:rFonts w:ascii="Arial" w:hAnsi="Arial" w:cs="Arial"/>
-          <w:sz w:val="16"/>
-        </w:rPr>
-        <w:t>ELK/EFK</w:t>
-      </w:r>
-      <w:r>
-        <w:rPr>
-          <w:rFonts w:ascii="Arial" w:hAnsi="Arial" w:cs="Arial"/>
-          <w:sz w:val="16"/>
-        </w:rPr>
-        <w:t xml:space="preserve">, tying alerts to </w:t>
+          <w:sz w:val="20"/>
+        </w:rPr>
+        <w:t xml:space="preserve">, </w:t>
       </w:r>
       <w:proofErr w:type="spellStart"/>
       <w:r>
         <w:rPr>
-          <w:rFonts w:ascii="Arial" w:hAnsi="Arial" w:cs="Arial"/>
-          <w:sz w:val="16"/>
-        </w:rPr>
-        <w:t>runbooks</w:t>
+          <w:rStyle w:val="Strong"/>
+          <w:sz w:val="20"/>
+        </w:rPr>
+        <w:t>Mockito</w:t>
       </w:r>
       <w:proofErr w:type="spellEnd"/>
       <w:r>
         <w:rPr>
-          <w:rFonts w:ascii="Arial" w:hAnsi="Arial" w:cs="Arial"/>
-          <w:sz w:val="16"/>
-        </w:rPr>
-        <w:t xml:space="preserve"> to reduce alert fatigue and improve MTTR.</w:t>
+          <w:sz w:val="20"/>
+        </w:rPr>
+        <w:t xml:space="preserve">, </w:t>
+      </w:r>
+      <w:r>
+        <w:rPr>
+          <w:rStyle w:val="Strong"/>
+          <w:sz w:val="20"/>
+        </w:rPr>
+        <w:t>Cypress</w:t>
+      </w:r>
+      <w:r>
+        <w:rPr>
+          <w:sz w:val="20"/>
+        </w:rPr>
+        <w:t xml:space="preserve">, and contract validation practices, helping lower regression volume by </w:t>
+      </w:r>
+      <w:r>
+        <w:rPr>
+          <w:rStyle w:val="Strong"/>
+          <w:sz w:val="20"/>
+        </w:rPr>
+        <w:t>28%</w:t>
+      </w:r>
+      <w:r>
+        <w:rPr>
+          <w:sz w:val="20"/>
+        </w:rPr>
+        <w:t xml:space="preserve"> across heavily used frontend and API surfaces.</w:t>
       </w:r>
     </w:p>
     <w:p>
@@ -2408,266 +1735,45 @@
         <w:pStyle w:val="NormalWeb"/>
         <w:numPr>
           <w:ilvl w:val="0"/>
-          <w:numId w:val="16"/>
+          <w:numId w:val="28"/>
         </w:numPr>
         <w:jc w:val="both"/>
         <w:rPr>
-          <w:rFonts w:ascii="Arial" w:hAnsi="Arial" w:cs="Arial"/>
-          <w:sz w:val="16"/>
-        </w:rPr>
-      </w:pPr>
-      <w:r>
-        <w:rPr>
-          <w:rFonts w:ascii="Arial" w:hAnsi="Arial" w:cs="Arial"/>
-          <w:sz w:val="16"/>
-        </w:rPr>
-        <w:t xml:space="preserve">Containerized services with </w:t>
-      </w:r>
-      <w:proofErr w:type="spellStart"/>
-      <w:r>
-        <w:rPr>
-          <w:rStyle w:val="Strong"/>
-          <w:rFonts w:ascii="Arial" w:hAnsi="Arial" w:cs="Arial"/>
-          <w:sz w:val="16"/>
-        </w:rPr>
-        <w:t>Docker</w:t>
-      </w:r>
-      <w:proofErr w:type="spellEnd"/>
-      <w:r>
-        <w:rPr>
-          <w:rFonts w:ascii="Arial" w:hAnsi="Arial" w:cs="Arial"/>
-          <w:sz w:val="16"/>
-        </w:rPr>
-        <w:t xml:space="preserve"> and deployed to </w:t>
-      </w:r>
-      <w:r>
-        <w:rPr>
-          <w:rStyle w:val="Strong"/>
-          <w:rFonts w:ascii="Arial" w:hAnsi="Arial" w:cs="Arial"/>
-          <w:sz w:val="16"/>
-        </w:rPr>
-        <w:t>AWS EKS/ECS</w:t>
-      </w:r>
-      <w:r>
-        <w:rPr>
-          <w:rFonts w:ascii="Arial" w:hAnsi="Arial" w:cs="Arial"/>
-          <w:sz w:val="16"/>
-        </w:rPr>
-        <w:t xml:space="preserve"> using </w:t>
-      </w:r>
-      <w:r>
-        <w:rPr>
-          <w:rStyle w:val="Strong"/>
-          <w:rFonts w:ascii="Arial" w:hAnsi="Arial" w:cs="Arial"/>
-          <w:sz w:val="16"/>
-        </w:rPr>
-        <w:t>Helm</w:t>
-      </w:r>
-      <w:r>
-        <w:rPr>
-          <w:rFonts w:ascii="Arial" w:hAnsi="Arial" w:cs="Arial"/>
-          <w:sz w:val="16"/>
+          <w:sz w:val="20"/>
+        </w:rPr>
+      </w:pPr>
+      <w:r>
+        <w:rPr>
+          <w:sz w:val="20"/>
+        </w:rPr>
+        <w:t xml:space="preserve">Mentored engineers on </w:t>
+      </w:r>
+      <w:r>
+        <w:rPr>
+          <w:rStyle w:val="Strong"/>
+          <w:sz w:val="20"/>
+        </w:rPr>
+        <w:t>Spring Boot</w:t>
+      </w:r>
+      <w:r>
+        <w:rPr>
+          <w:sz w:val="20"/>
         </w:rPr>
         <w:t xml:space="preserve">, </w:t>
       </w:r>
       <w:r>
         <w:rPr>
           <w:rStyle w:val="Strong"/>
-          <w:rFonts w:ascii="Arial" w:hAnsi="Arial" w:cs="Arial"/>
-          <w:sz w:val="16"/>
-        </w:rPr>
-        <w:t>Argo CD</w:t>
-      </w:r>
-      <w:r>
-        <w:rPr>
-          <w:rFonts w:ascii="Arial" w:hAnsi="Arial" w:cs="Arial"/>
-          <w:sz w:val="16"/>
-        </w:rPr>
-        <w:t xml:space="preserve">, and </w:t>
-      </w:r>
-      <w:proofErr w:type="spellStart"/>
-      <w:r>
-        <w:rPr>
-          <w:rStyle w:val="Strong"/>
-          <w:rFonts w:ascii="Arial" w:hAnsi="Arial" w:cs="Arial"/>
-          <w:sz w:val="16"/>
-        </w:rPr>
-        <w:t>GitOps</w:t>
-      </w:r>
-      <w:proofErr w:type="spellEnd"/>
-      <w:r>
-        <w:rPr>
-          <w:rFonts w:ascii="Arial" w:hAnsi="Arial" w:cs="Arial"/>
-          <w:sz w:val="16"/>
-        </w:rPr>
-        <w:t xml:space="preserve"> workflows for consistent environments.</w:t>
-      </w:r>
-    </w:p>
-    <w:p>
-      <w:pPr>
-        <w:pStyle w:val="NormalWeb"/>
-        <w:numPr>
-          <w:ilvl w:val="0"/>
-          <w:numId w:val="16"/>
-        </w:numPr>
-        <w:jc w:val="both"/>
-        <w:rPr>
-          <w:rFonts w:ascii="Arial" w:hAnsi="Arial" w:cs="Arial"/>
-          <w:sz w:val="16"/>
-        </w:rPr>
-      </w:pPr>
-      <w:r>
-        <w:rPr>
-          <w:rFonts w:ascii="Arial" w:hAnsi="Arial" w:cs="Arial"/>
-          <w:sz w:val="16"/>
-        </w:rPr>
-        <w:t xml:space="preserve">Automated infrastructure delivery using </w:t>
-      </w:r>
-      <w:proofErr w:type="spellStart"/>
-      <w:r>
-        <w:rPr>
-          <w:rStyle w:val="Strong"/>
-          <w:rFonts w:ascii="Arial" w:hAnsi="Arial" w:cs="Arial"/>
-          <w:sz w:val="16"/>
-        </w:rPr>
-        <w:t>Terraform</w:t>
-      </w:r>
-      <w:proofErr w:type="spellEnd"/>
-      <w:r>
-        <w:rPr>
-          <w:rFonts w:ascii="Arial" w:hAnsi="Arial" w:cs="Arial"/>
-          <w:sz w:val="16"/>
-        </w:rPr>
-        <w:t xml:space="preserve"> and </w:t>
-      </w:r>
-      <w:proofErr w:type="spellStart"/>
-      <w:r>
-        <w:rPr>
-          <w:rStyle w:val="Strong"/>
-          <w:rFonts w:ascii="Arial" w:hAnsi="Arial" w:cs="Arial"/>
-          <w:sz w:val="16"/>
-        </w:rPr>
-        <w:t>CloudFormation</w:t>
-      </w:r>
-      <w:proofErr w:type="spellEnd"/>
-      <w:r>
-        <w:rPr>
-          <w:rFonts w:ascii="Arial" w:hAnsi="Arial" w:cs="Arial"/>
-          <w:sz w:val="16"/>
-        </w:rPr>
-        <w:t xml:space="preserve">, including </w:t>
-      </w:r>
-      <w:r>
-        <w:rPr>
-          <w:rStyle w:val="Strong"/>
-          <w:rFonts w:ascii="Arial" w:hAnsi="Arial" w:cs="Arial"/>
-          <w:sz w:val="16"/>
-        </w:rPr>
-        <w:t>IAM</w:t>
-      </w:r>
-      <w:r>
-        <w:rPr>
-          <w:rFonts w:ascii="Arial" w:hAnsi="Arial" w:cs="Arial"/>
-          <w:sz w:val="16"/>
-        </w:rPr>
-        <w:t xml:space="preserve"> hardening, network controls, and environment parity across stages.</w:t>
-      </w:r>
-    </w:p>
-    <w:p>
-      <w:pPr>
-        <w:pStyle w:val="NormalWeb"/>
-        <w:numPr>
-          <w:ilvl w:val="0"/>
-          <w:numId w:val="16"/>
-        </w:numPr>
-        <w:jc w:val="both"/>
-        <w:rPr>
-          <w:rFonts w:ascii="Arial" w:hAnsi="Arial" w:cs="Arial"/>
-          <w:sz w:val="18"/>
-        </w:rPr>
-      </w:pPr>
-      <w:r>
-        <w:rPr>
-          <w:rFonts w:ascii="Arial" w:hAnsi="Arial" w:cs="Arial"/>
-          <w:sz w:val="16"/>
-        </w:rPr>
-        <w:t xml:space="preserve">Built CI/CD quality gates using </w:t>
-      </w:r>
-      <w:proofErr w:type="spellStart"/>
-      <w:r>
-        <w:rPr>
-          <w:rStyle w:val="Strong"/>
-          <w:rFonts w:ascii="Arial" w:hAnsi="Arial" w:cs="Arial"/>
-          <w:sz w:val="16"/>
-        </w:rPr>
-        <w:t>GitHub</w:t>
-      </w:r>
-      <w:proofErr w:type="spellEnd"/>
-      <w:r>
-        <w:rPr>
-          <w:rStyle w:val="Strong"/>
-          <w:rFonts w:ascii="Arial" w:hAnsi="Arial" w:cs="Arial"/>
-          <w:sz w:val="16"/>
-        </w:rPr>
-        <w:t xml:space="preserve"> Actions</w:t>
-      </w:r>
-      <w:r>
-        <w:rPr>
-          <w:rFonts w:ascii="Arial" w:hAnsi="Arial" w:cs="Arial"/>
-          <w:sz w:val="16"/>
-        </w:rPr>
-        <w:t xml:space="preserve"> and </w:t>
-      </w:r>
-      <w:r>
-        <w:rPr>
-          <w:rStyle w:val="Strong"/>
-          <w:rFonts w:ascii="Arial" w:hAnsi="Arial" w:cs="Arial"/>
-          <w:sz w:val="16"/>
-        </w:rPr>
-        <w:t>Jenkins</w:t>
-      </w:r>
-      <w:r>
-        <w:rPr>
-          <w:rFonts w:ascii="Arial" w:hAnsi="Arial" w:cs="Arial"/>
-          <w:sz w:val="16"/>
-        </w:rPr>
-        <w:t xml:space="preserve">, adding </w:t>
-      </w:r>
-      <w:r>
-        <w:rPr>
-          <w:rStyle w:val="Strong"/>
-          <w:rFonts w:ascii="Arial" w:hAnsi="Arial" w:cs="Arial"/>
-          <w:sz w:val="16"/>
-        </w:rPr>
-        <w:t>Pact-style</w:t>
-      </w:r>
-      <w:r>
-        <w:rPr>
-          <w:rFonts w:ascii="Arial" w:hAnsi="Arial" w:cs="Arial"/>
-          <w:sz w:val="16"/>
-        </w:rPr>
-        <w:t xml:space="preserve"> contract tests and automated checks to prevent breaking changes.</w:t>
-      </w:r>
-    </w:p>
-    <w:p>
-      <w:pPr>
-        <w:pStyle w:val="NormalWeb"/>
-        <w:jc w:val="both"/>
-        <w:rPr>
-          <w:rFonts w:ascii="Arial" w:hAnsi="Arial" w:cs="Arial"/>
-          <w:sz w:val="18"/>
-        </w:rPr>
-      </w:pPr>
-    </w:p>
-    <w:p>
-      <w:pPr>
-        <w:pStyle w:val="NormalWeb"/>
-        <w:jc w:val="both"/>
-        <w:rPr>
-          <w:rFonts w:ascii="Arial" w:hAnsi="Arial" w:cs="Arial"/>
-          <w:sz w:val="18"/>
-        </w:rPr>
-      </w:pPr>
+          <w:sz w:val="20"/>
+        </w:rPr>
+        <w:t>Angular</w:t>
+      </w:r>
+      <w:r>
+        <w:rPr>
+          <w:sz w:val="20"/>
+        </w:rPr>
+        <w:t>, code review standards, and debugging methods, strengthening team delivery discipline while keeping architecture decisions aligned with long-term maintainability goals.</w:t>
+      </w:r>
     </w:p>
     <w:tbl>
       <w:tblPr>
@@ -2711,7 +1817,6 @@
                 <w:sz w:val="19"/>
                 <w:szCs w:val="19"/>
               </w:rPr>
-              <w:lastRenderedPageBreak/>
               <w:t>Software Engineer</w:t>
             </w:r>
           </w:p>
@@ -2774,67 +1879,70 @@
         <w:pStyle w:val="NormalWeb"/>
         <w:numPr>
           <w:ilvl w:val="0"/>
-          <w:numId w:val="18"/>
+          <w:numId w:val="29"/>
         </w:numPr>
         <w:jc w:val="both"/>
         <w:rPr>
-          <w:rFonts w:ascii="Arial" w:hAnsi="Arial" w:cs="Arial"/>
-          <w:sz w:val="18"/>
-        </w:rPr>
-      </w:pPr>
-      <w:r>
-        <w:rPr>
-          <w:rFonts w:ascii="Arial" w:hAnsi="Arial" w:cs="Arial"/>
-          <w:sz w:val="18"/>
-        </w:rPr>
-        <w:t xml:space="preserve">Built </w:t>
-      </w:r>
-      <w:r>
-        <w:rPr>
-          <w:rStyle w:val="Strong"/>
-          <w:rFonts w:ascii="Arial" w:hAnsi="Arial" w:cs="Arial"/>
-          <w:sz w:val="18"/>
-        </w:rPr>
-        <w:t>Angular</w:t>
-      </w:r>
-      <w:r>
-        <w:rPr>
-          <w:rFonts w:ascii="Arial" w:hAnsi="Arial" w:cs="Arial"/>
-          <w:sz w:val="18"/>
-        </w:rPr>
-        <w:t xml:space="preserve"> dashboards integrated with </w:t>
-      </w:r>
-      <w:r>
-        <w:rPr>
-          <w:rStyle w:val="Strong"/>
-          <w:rFonts w:ascii="Arial" w:hAnsi="Arial" w:cs="Arial"/>
-          <w:sz w:val="18"/>
-        </w:rPr>
-        <w:t>Spring Boot</w:t>
-      </w:r>
-      <w:r>
-        <w:rPr>
-          <w:rFonts w:ascii="Arial" w:hAnsi="Arial" w:cs="Arial"/>
-          <w:sz w:val="18"/>
-        </w:rPr>
-        <w:t xml:space="preserve"> APIs, improving operator efficiency through consistent UX patterns and typed </w:t>
-      </w:r>
-      <w:proofErr w:type="spellStart"/>
-      <w:r>
-        <w:rPr>
-          <w:rStyle w:val="Strong"/>
-          <w:rFonts w:ascii="Arial" w:hAnsi="Arial" w:cs="Arial"/>
-          <w:sz w:val="18"/>
-        </w:rPr>
-        <w:t>TypeScript</w:t>
-      </w:r>
-      <w:proofErr w:type="spellEnd"/>
-      <w:r>
-        <w:rPr>
-          <w:rFonts w:ascii="Arial" w:hAnsi="Arial" w:cs="Arial"/>
-          <w:sz w:val="18"/>
-        </w:rPr>
-        <w:t xml:space="preserve"> models.</w:t>
+          <w:sz w:val="20"/>
+        </w:rPr>
+      </w:pPr>
+      <w:r>
+        <w:rPr>
+          <w:sz w:val="20"/>
+        </w:rPr>
+        <w:t xml:space="preserve">Developed customer-facing and internal applications using </w:t>
+      </w:r>
+      <w:r>
+        <w:rPr>
+          <w:rStyle w:val="Strong"/>
+          <w:sz w:val="20"/>
+        </w:rPr>
+        <w:t>Java 11</w:t>
+      </w:r>
+      <w:r>
+        <w:rPr>
+          <w:sz w:val="20"/>
+        </w:rPr>
+        <w:t xml:space="preserve">, </w:t>
+      </w:r>
+      <w:r>
+        <w:rPr>
+          <w:rStyle w:val="Strong"/>
+          <w:sz w:val="20"/>
+        </w:rPr>
+        <w:t>Spring Boot 2.x</w:t>
+      </w:r>
+      <w:r>
+        <w:rPr>
+          <w:sz w:val="20"/>
+        </w:rPr>
+        <w:t xml:space="preserve">, </w:t>
+      </w:r>
+      <w:r>
+        <w:rPr>
+          <w:rStyle w:val="Strong"/>
+          <w:sz w:val="20"/>
+        </w:rPr>
+        <w:t>Angular 9–11</w:t>
+      </w:r>
+      <w:r>
+        <w:rPr>
+          <w:sz w:val="20"/>
+        </w:rPr>
+        <w:t xml:space="preserve">, and </w:t>
+      </w:r>
+      <w:r>
+        <w:rPr>
+          <w:rStyle w:val="Strong"/>
+          <w:sz w:val="20"/>
+        </w:rPr>
+        <w:t>MySQL</w:t>
+      </w:r>
+      <w:r>
+        <w:rPr>
+          <w:sz w:val="20"/>
+        </w:rPr>
+        <w:t>, focusing on scalable business workflows, operational reporting, and API-connected interfaces.</w:t>
       </w:r>
     </w:p>
     <w:p>
@@ -2842,81 +1950,32 @@
         <w:pStyle w:val="NormalWeb"/>
         <w:numPr>
           <w:ilvl w:val="0"/>
-          <w:numId w:val="18"/>
+          <w:numId w:val="29"/>
         </w:numPr>
         <w:jc w:val="both"/>
         <w:rPr>
-          <w:rFonts w:ascii="Arial" w:hAnsi="Arial" w:cs="Arial"/>
-          <w:sz w:val="18"/>
-        </w:rPr>
-      </w:pPr>
-      <w:r>
-        <w:rPr>
-          <w:rFonts w:ascii="Arial" w:hAnsi="Arial" w:cs="Arial"/>
-          <w:sz w:val="18"/>
-        </w:rPr>
-        <w:t xml:space="preserve">Implemented core services with </w:t>
-      </w:r>
-      <w:r>
-        <w:rPr>
-          <w:rStyle w:val="Strong"/>
-          <w:rFonts w:ascii="Arial" w:hAnsi="Arial" w:cs="Arial"/>
-          <w:sz w:val="18"/>
-        </w:rPr>
-        <w:t>Spring MVC</w:t>
-      </w:r>
-      <w:r>
-        <w:rPr>
-          <w:rFonts w:ascii="Arial" w:hAnsi="Arial" w:cs="Arial"/>
-          <w:sz w:val="18"/>
-        </w:rPr>
-        <w:t xml:space="preserve">, </w:t>
-      </w:r>
-      <w:r>
-        <w:rPr>
-          <w:rStyle w:val="Strong"/>
-          <w:rFonts w:ascii="Arial" w:hAnsi="Arial" w:cs="Arial"/>
-          <w:sz w:val="18"/>
-        </w:rPr>
-        <w:t>JPA/Hibernate</w:t>
-      </w:r>
-      <w:r>
-        <w:rPr>
-          <w:rFonts w:ascii="Arial" w:hAnsi="Arial" w:cs="Arial"/>
-          <w:sz w:val="18"/>
-        </w:rPr>
-        <w:t xml:space="preserve">, and </w:t>
-      </w:r>
-      <w:r>
-        <w:rPr>
-          <w:rStyle w:val="Strong"/>
-          <w:rFonts w:ascii="Arial" w:hAnsi="Arial" w:cs="Arial"/>
-          <w:sz w:val="18"/>
-        </w:rPr>
-        <w:t>JDBC</w:t>
-      </w:r>
-      <w:r>
-        <w:rPr>
-          <w:rFonts w:ascii="Arial" w:hAnsi="Arial" w:cs="Arial"/>
-          <w:sz w:val="18"/>
-        </w:rPr>
-        <w:t xml:space="preserve">, enforcing validation, </w:t>
+          <w:sz w:val="20"/>
+        </w:rPr>
+      </w:pPr>
+      <w:r>
+        <w:rPr>
+          <w:sz w:val="20"/>
+        </w:rPr>
+        <w:t xml:space="preserve">Built modular backend services for account, transaction, and administrative workflows, creating well-structured service boundaries that made later </w:t>
       </w:r>
       <w:proofErr w:type="spellStart"/>
       <w:r>
         <w:rPr>
-          <w:rFonts w:ascii="Arial" w:hAnsi="Arial" w:cs="Arial"/>
-          <w:sz w:val="18"/>
-        </w:rPr>
-        <w:t>deduplication</w:t>
+          <w:sz w:val="20"/>
+        </w:rPr>
+        <w:t>microservice</w:t>
       </w:r>
       <w:proofErr w:type="spellEnd"/>
       <w:r>
         <w:rPr>
-          <w:rFonts w:ascii="Arial" w:hAnsi="Arial" w:cs="Arial"/>
-          <w:sz w:val="18"/>
-        </w:rPr>
-        <w:t>, and transaction safety for critical workflows.</w:t>
+          <w:sz w:val="20"/>
+        </w:rPr>
+        <w:t xml:space="preserve"> separation much easier for the platform team.</w:t>
       </w:r>
     </w:p>
     <w:p>
@@ -2924,52 +1983,59 @@
         <w:pStyle w:val="NormalWeb"/>
         <w:numPr>
           <w:ilvl w:val="0"/>
-          <w:numId w:val="18"/>
+          <w:numId w:val="29"/>
         </w:numPr>
         <w:jc w:val="both"/>
         <w:rPr>
-          <w:rFonts w:ascii="Arial" w:hAnsi="Arial" w:cs="Arial"/>
-          <w:sz w:val="18"/>
-        </w:rPr>
-      </w:pPr>
-      <w:r>
-        <w:rPr>
-          <w:rFonts w:ascii="Arial" w:hAnsi="Arial" w:cs="Arial"/>
-          <w:sz w:val="18"/>
-        </w:rPr>
-        <w:t xml:space="preserve">Designed resilient background processing with </w:t>
+          <w:sz w:val="20"/>
+        </w:rPr>
+      </w:pPr>
+      <w:r>
+        <w:rPr>
+          <w:sz w:val="20"/>
+        </w:rPr>
+        <w:t xml:space="preserve">Implemented dynamic </w:t>
+      </w:r>
+      <w:r>
+        <w:rPr>
+          <w:rStyle w:val="Strong"/>
+          <w:sz w:val="20"/>
+        </w:rPr>
+        <w:t>Angular</w:t>
+      </w:r>
+      <w:r>
+        <w:rPr>
+          <w:sz w:val="20"/>
+        </w:rPr>
+        <w:t xml:space="preserve"> screens with </w:t>
       </w:r>
       <w:proofErr w:type="spellStart"/>
       <w:r>
         <w:rPr>
           <w:rStyle w:val="Strong"/>
-          <w:rFonts w:ascii="Arial" w:hAnsi="Arial" w:cs="Arial"/>
-          <w:sz w:val="18"/>
-        </w:rPr>
-        <w:t>RabbitMQ</w:t>
+          <w:sz w:val="20"/>
+        </w:rPr>
+        <w:t>RxJS</w:t>
       </w:r>
       <w:proofErr w:type="spellEnd"/>
       <w:r>
         <w:rPr>
-          <w:rFonts w:ascii="Arial" w:hAnsi="Arial" w:cs="Arial"/>
-          <w:sz w:val="18"/>
-        </w:rPr>
-        <w:t xml:space="preserve"> and </w:t>
-      </w:r>
-      <w:r>
-        <w:rPr>
-          <w:rStyle w:val="Strong"/>
-          <w:rFonts w:ascii="Arial" w:hAnsi="Arial" w:cs="Arial"/>
-          <w:sz w:val="18"/>
-        </w:rPr>
-        <w:t>Kafka</w:t>
-      </w:r>
-      <w:r>
-        <w:rPr>
-          <w:rFonts w:ascii="Arial" w:hAnsi="Arial" w:cs="Arial"/>
-          <w:sz w:val="18"/>
-        </w:rPr>
-        <w:t>, using retries, DLQs, and poison-message handling to protect downstream systems.</w:t>
+          <w:sz w:val="20"/>
+        </w:rPr>
+        <w:t xml:space="preserve">, </w:t>
+      </w:r>
+      <w:r>
+        <w:rPr>
+          <w:rStyle w:val="Strong"/>
+          <w:sz w:val="20"/>
+        </w:rPr>
+        <w:t>Reactive Forms</w:t>
+      </w:r>
+      <w:r>
+        <w:rPr>
+          <w:sz w:val="20"/>
+        </w:rPr>
+        <w:t>, and role-aware navigation logic, improving usability for operational users who relied on fast multi-step form completion.</w:t>
       </w:r>
     </w:p>
     <w:p>
@@ -2977,35 +2043,46 @@
         <w:pStyle w:val="NormalWeb"/>
         <w:numPr>
           <w:ilvl w:val="0"/>
-          <w:numId w:val="18"/>
+          <w:numId w:val="29"/>
         </w:numPr>
         <w:jc w:val="both"/>
         <w:rPr>
-          <w:rFonts w:ascii="Arial" w:hAnsi="Arial" w:cs="Arial"/>
-          <w:sz w:val="18"/>
-        </w:rPr>
-      </w:pPr>
-      <w:r>
-        <w:rPr>
-          <w:rFonts w:ascii="Arial" w:hAnsi="Arial" w:cs="Arial"/>
-          <w:sz w:val="18"/>
-        </w:rPr>
-        <w:t xml:space="preserve">Added queue-based orchestration patterns and fan-out execution using </w:t>
-      </w:r>
-      <w:r>
-        <w:rPr>
-          <w:rStyle w:val="Strong"/>
-          <w:rFonts w:ascii="Arial" w:hAnsi="Arial" w:cs="Arial"/>
-          <w:sz w:val="18"/>
-        </w:rPr>
-        <w:t>AWS SQS/SNS</w:t>
-      </w:r>
-      <w:r>
-        <w:rPr>
-          <w:rFonts w:ascii="Arial" w:hAnsi="Arial" w:cs="Arial"/>
-          <w:sz w:val="18"/>
-        </w:rPr>
-        <w:t xml:space="preserve"> for workload spikes and long-running job flows.</w:t>
+          <w:sz w:val="20"/>
+        </w:rPr>
+      </w:pPr>
+      <w:r>
+        <w:rPr>
+          <w:sz w:val="20"/>
+        </w:rPr>
+        <w:t xml:space="preserve">Investigated an intermittent issue where frontend state </w:t>
+      </w:r>
+      <w:proofErr w:type="spellStart"/>
+      <w:r>
+        <w:rPr>
+          <w:sz w:val="20"/>
+        </w:rPr>
+        <w:t>desynchronization</w:t>
+      </w:r>
+      <w:proofErr w:type="spellEnd"/>
+      <w:r>
+        <w:rPr>
+          <w:sz w:val="20"/>
+        </w:rPr>
+        <w:t xml:space="preserve"> caused duplicate submissions during poor network conditions, then resolved it with request guards, button-locking logic, and server-side </w:t>
+      </w:r>
+      <w:proofErr w:type="spellStart"/>
+      <w:r>
+        <w:rPr>
+          <w:sz w:val="20"/>
+        </w:rPr>
+        <w:t>idempotency</w:t>
+      </w:r>
+      <w:proofErr w:type="spellEnd"/>
+      <w:r>
+        <w:rPr>
+          <w:sz w:val="20"/>
+        </w:rPr>
+        <w:t xml:space="preserve"> validation.</w:t>
       </w:r>
     </w:p>
     <w:p>
@@ -3013,52 +2090,31 @@
         <w:pStyle w:val="NormalWeb"/>
         <w:numPr>
           <w:ilvl w:val="0"/>
-          <w:numId w:val="18"/>
+          <w:numId w:val="29"/>
         </w:numPr>
         <w:jc w:val="both"/>
         <w:rPr>
-          <w:rFonts w:ascii="Arial" w:hAnsi="Arial" w:cs="Arial"/>
-          <w:sz w:val="18"/>
-        </w:rPr>
-      </w:pPr>
-      <w:r>
-        <w:rPr>
-          <w:rFonts w:ascii="Arial" w:hAnsi="Arial" w:cs="Arial"/>
-          <w:sz w:val="18"/>
-        </w:rPr>
-        <w:t xml:space="preserve">Introduced schema migration discipline and index audits across </w:t>
-      </w:r>
-      <w:proofErr w:type="spellStart"/>
-      <w:r>
-        <w:rPr>
-          <w:rStyle w:val="Strong"/>
-          <w:rFonts w:ascii="Arial" w:hAnsi="Arial" w:cs="Arial"/>
-          <w:sz w:val="18"/>
-        </w:rPr>
-        <w:t>PostgreSQL</w:t>
-      </w:r>
-      <w:proofErr w:type="spellEnd"/>
-      <w:r>
-        <w:rPr>
-          <w:rFonts w:ascii="Arial" w:hAnsi="Arial" w:cs="Arial"/>
-          <w:sz w:val="18"/>
-        </w:rPr>
-        <w:t xml:space="preserve"> and </w:t>
-      </w:r>
-      <w:r>
-        <w:rPr>
-          <w:rStyle w:val="Strong"/>
-          <w:rFonts w:ascii="Arial" w:hAnsi="Arial" w:cs="Arial"/>
-          <w:sz w:val="18"/>
-        </w:rPr>
-        <w:t>MySQL</w:t>
-      </w:r>
-      <w:r>
-        <w:rPr>
-          <w:rFonts w:ascii="Arial" w:hAnsi="Arial" w:cs="Arial"/>
-          <w:sz w:val="18"/>
-        </w:rPr>
-        <w:t>, preventing deploy-time surprises and stabilizing slow queries.</w:t>
+          <w:sz w:val="20"/>
+        </w:rPr>
+      </w:pPr>
+      <w:r>
+        <w:rPr>
+          <w:sz w:val="20"/>
+        </w:rPr>
+        <w:t xml:space="preserve">Contributed to migration work that replaced older server-rendered pages with </w:t>
+      </w:r>
+      <w:r>
+        <w:rPr>
+          <w:rStyle w:val="Strong"/>
+          <w:sz w:val="20"/>
+        </w:rPr>
+        <w:t>Angular</w:t>
+      </w:r>
+      <w:r>
+        <w:rPr>
+          <w:sz w:val="20"/>
+        </w:rPr>
+        <w:t xml:space="preserve"> driven UI modules, improving responsiveness, reducing page reload overhead, and supporting a more modern product experience.</w:t>
       </w:r>
     </w:p>
     <w:p>
@@ -3066,65 +2122,57 @@
         <w:pStyle w:val="NormalWeb"/>
         <w:numPr>
           <w:ilvl w:val="0"/>
-          <w:numId w:val="18"/>
+          <w:numId w:val="29"/>
         </w:numPr>
         <w:jc w:val="both"/>
         <w:rPr>
-          <w:rFonts w:ascii="Arial" w:hAnsi="Arial" w:cs="Arial"/>
-          <w:sz w:val="18"/>
-        </w:rPr>
-      </w:pPr>
-      <w:r>
-        <w:rPr>
-          <w:rFonts w:ascii="Arial" w:hAnsi="Arial" w:cs="Arial"/>
-          <w:sz w:val="18"/>
-        </w:rPr>
-        <w:t xml:space="preserve">Hardened access control with </w:t>
-      </w:r>
-      <w:r>
-        <w:rPr>
-          <w:rStyle w:val="Strong"/>
-          <w:rFonts w:ascii="Arial" w:hAnsi="Arial" w:cs="Arial"/>
-          <w:sz w:val="18"/>
-        </w:rPr>
-        <w:t>OAuth2</w:t>
-      </w:r>
-      <w:r>
-        <w:rPr>
-          <w:rFonts w:ascii="Arial" w:hAnsi="Arial" w:cs="Arial"/>
-          <w:sz w:val="18"/>
-        </w:rPr>
-        <w:t xml:space="preserve">, </w:t>
-      </w:r>
-      <w:r>
-        <w:rPr>
-          <w:rStyle w:val="Strong"/>
-          <w:rFonts w:ascii="Arial" w:hAnsi="Arial" w:cs="Arial"/>
-          <w:sz w:val="18"/>
+          <w:sz w:val="20"/>
+        </w:rPr>
+      </w:pPr>
+      <w:r>
+        <w:rPr>
+          <w:sz w:val="20"/>
+        </w:rPr>
+        <w:t xml:space="preserve">Designed and consumed secure </w:t>
+      </w:r>
+      <w:r>
+        <w:rPr>
+          <w:rStyle w:val="Strong"/>
+          <w:sz w:val="20"/>
+        </w:rPr>
+        <w:t>REST APIs</w:t>
+      </w:r>
+      <w:r>
+        <w:rPr>
+          <w:sz w:val="20"/>
+        </w:rPr>
+        <w:t xml:space="preserve"> with </w:t>
+      </w:r>
+      <w:r>
+        <w:rPr>
+          <w:rStyle w:val="Strong"/>
+          <w:sz w:val="20"/>
+        </w:rPr>
+        <w:t>Spring Security</w:t>
+      </w:r>
+      <w:r>
+        <w:rPr>
+          <w:sz w:val="20"/>
+        </w:rPr>
+        <w:t xml:space="preserve"> and </w:t>
+      </w:r>
+      <w:r>
+        <w:rPr>
+          <w:rStyle w:val="Strong"/>
+          <w:sz w:val="20"/>
         </w:rPr>
         <w:t>JWT</w:t>
       </w:r>
       <w:r>
         <w:rPr>
-          <w:rFonts w:ascii="Arial" w:hAnsi="Arial" w:cs="Arial"/>
-          <w:sz w:val="18"/>
-        </w:rPr>
-        <w:t xml:space="preserve">, and role checks aligned to </w:t>
-      </w:r>
-      <w:r>
-        <w:rPr>
-          <w:rStyle w:val="Strong"/>
-          <w:rFonts w:ascii="Arial" w:hAnsi="Arial" w:cs="Arial"/>
-          <w:sz w:val="18"/>
-        </w:rPr>
-        <w:t>RBAC/ABAC</w:t>
-      </w:r>
-      <w:r>
-        <w:rPr>
-          <w:rFonts w:ascii="Arial" w:hAnsi="Arial" w:cs="Arial"/>
-          <w:sz w:val="18"/>
-        </w:rPr>
-        <w:t>, ensuring consistent enforcement across API surfaces.</w:t>
+          <w:sz w:val="20"/>
+        </w:rPr>
+        <w:t>, allowing frontend modules and third-party integrations to operate against more consistent and well-documented service contracts.</w:t>
       </w:r>
     </w:p>
     <w:p>
@@ -3132,20 +2180,44 @@
         <w:pStyle w:val="NormalWeb"/>
         <w:numPr>
           <w:ilvl w:val="0"/>
-          <w:numId w:val="18"/>
+          <w:numId w:val="29"/>
         </w:numPr>
         <w:jc w:val="both"/>
         <w:rPr>
-          <w:rFonts w:ascii="Arial" w:hAnsi="Arial" w:cs="Arial"/>
-          <w:sz w:val="18"/>
-        </w:rPr>
-      </w:pPr>
-      <w:r>
-        <w:rPr>
-          <w:rFonts w:ascii="Arial" w:hAnsi="Arial" w:cs="Arial"/>
-          <w:sz w:val="18"/>
-        </w:rPr>
-        <w:t>Implemented standardized error handling with stable error codes and actionable messages, speeding up incident triage and reducing support escalations.</w:t>
+          <w:sz w:val="20"/>
+        </w:rPr>
+      </w:pPr>
+      <w:r>
+        <w:rPr>
+          <w:sz w:val="20"/>
+        </w:rPr>
+        <w:t xml:space="preserve">Optimized several slow reporting queries by adjusting joins, indexing, and summary-table usage in </w:t>
+      </w:r>
+      <w:r>
+        <w:rPr>
+          <w:rStyle w:val="Strong"/>
+          <w:sz w:val="20"/>
+        </w:rPr>
+        <w:t>MySQL</w:t>
+      </w:r>
+      <w:r>
+        <w:rPr>
+          <w:sz w:val="20"/>
+        </w:rPr>
+        <w:t xml:space="preserve">, producing response-time improvements of </w:t>
+      </w:r>
+      <w:r>
+        <w:rPr>
+          <w:rStyle w:val="Strong"/>
+          <w:sz w:val="20"/>
+        </w:rPr>
+        <w:t>31%</w:t>
+      </w:r>
+      <w:r>
+        <w:rPr>
+          <w:sz w:val="20"/>
+        </w:rPr>
+        <w:t xml:space="preserve"> in heavily used reporting paths.</w:t>
       </w:r>
     </w:p>
     <w:p>
@@ -3153,37 +2225,33 @@
         <w:pStyle w:val="NormalWeb"/>
         <w:numPr>
           <w:ilvl w:val="0"/>
-          <w:numId w:val="18"/>
+          <w:numId w:val="29"/>
         </w:numPr>
         <w:jc w:val="both"/>
         <w:rPr>
-          <w:rFonts w:ascii="Arial" w:hAnsi="Arial" w:cs="Arial"/>
-          <w:sz w:val="18"/>
-        </w:rPr>
-      </w:pPr>
-      <w:r>
-        <w:rPr>
-          <w:rFonts w:ascii="Arial" w:hAnsi="Arial" w:cs="Arial"/>
-          <w:sz w:val="18"/>
-        </w:rPr>
-        <w:t xml:space="preserve">Delivered search-backed experiences by indexing domain entities into </w:t>
+          <w:sz w:val="20"/>
+        </w:rPr>
+      </w:pPr>
+      <w:r>
+        <w:rPr>
+          <w:sz w:val="20"/>
+        </w:rPr>
+        <w:t xml:space="preserve">Added </w:t>
       </w:r>
       <w:proofErr w:type="spellStart"/>
       <w:r>
         <w:rPr>
           <w:rStyle w:val="Strong"/>
-          <w:rFonts w:ascii="Arial" w:hAnsi="Arial" w:cs="Arial"/>
-          <w:sz w:val="18"/>
-        </w:rPr>
-        <w:t>Elasticsearch</w:t>
+          <w:sz w:val="20"/>
+        </w:rPr>
+        <w:t>Redis</w:t>
       </w:r>
       <w:proofErr w:type="spellEnd"/>
       <w:r>
         <w:rPr>
-          <w:rFonts w:ascii="Arial" w:hAnsi="Arial" w:cs="Arial"/>
-          <w:sz w:val="18"/>
-        </w:rPr>
-        <w:t>, enabling fast query and filtering for operations teams.</w:t>
+          <w:sz w:val="20"/>
+        </w:rPr>
+        <w:t xml:space="preserve"> caching to frequently accessed reference data and read-heavy endpoints, lowering repeated database load and smoothing performance during high-traffic internal usage periods.</w:t>
       </w:r>
     </w:p>
     <w:p>
@@ -3191,93 +2259,33 @@
         <w:pStyle w:val="NormalWeb"/>
         <w:numPr>
           <w:ilvl w:val="0"/>
-          <w:numId w:val="18"/>
+          <w:numId w:val="29"/>
         </w:numPr>
         <w:jc w:val="both"/>
         <w:rPr>
-          <w:rFonts w:ascii="Arial" w:hAnsi="Arial" w:cs="Arial"/>
-          <w:sz w:val="18"/>
-        </w:rPr>
-      </w:pPr>
-      <w:r>
-        <w:rPr>
-          <w:rFonts w:ascii="Arial" w:hAnsi="Arial" w:cs="Arial"/>
-          <w:sz w:val="18"/>
-        </w:rPr>
-        <w:t xml:space="preserve">Built </w:t>
+          <w:sz w:val="20"/>
+        </w:rPr>
+      </w:pPr>
+      <w:r>
+        <w:rPr>
+          <w:sz w:val="20"/>
+        </w:rPr>
+        <w:t xml:space="preserve">Supported containerized deployment improvements using </w:t>
       </w:r>
       <w:proofErr w:type="spellStart"/>
       <w:r>
         <w:rPr>
-          <w:rFonts w:ascii="Arial" w:hAnsi="Arial" w:cs="Arial"/>
-          <w:sz w:val="18"/>
-        </w:rPr>
-        <w:t>observability</w:t>
+          <w:rStyle w:val="Strong"/>
+          <w:sz w:val="20"/>
+        </w:rPr>
+        <w:t>Docker</w:t>
       </w:r>
       <w:proofErr w:type="spellEnd"/>
       <w:r>
         <w:rPr>
-          <w:rFonts w:ascii="Arial" w:hAnsi="Arial" w:cs="Arial"/>
-          <w:sz w:val="18"/>
-        </w:rPr>
-        <w:t xml:space="preserve"> baselines with </w:t>
-      </w:r>
-      <w:r>
-        <w:rPr>
-          <w:rStyle w:val="Strong"/>
-          <w:rFonts w:ascii="Arial" w:hAnsi="Arial" w:cs="Arial"/>
-          <w:sz w:val="18"/>
-        </w:rPr>
-        <w:t>structured logging</w:t>
-      </w:r>
-      <w:r>
-        <w:rPr>
-          <w:rFonts w:ascii="Arial" w:hAnsi="Arial" w:cs="Arial"/>
-          <w:sz w:val="18"/>
-        </w:rPr>
-        <w:t xml:space="preserve">, </w:t>
-      </w:r>
-      <w:proofErr w:type="spellStart"/>
-      <w:r>
-        <w:rPr>
-          <w:rStyle w:val="Strong"/>
-          <w:rFonts w:ascii="Arial" w:hAnsi="Arial" w:cs="Arial"/>
-          <w:sz w:val="18"/>
-        </w:rPr>
-        <w:t>CloudWatch</w:t>
-      </w:r>
-      <w:proofErr w:type="spellEnd"/>
-      <w:r>
-        <w:rPr>
-          <w:rFonts w:ascii="Arial" w:hAnsi="Arial" w:cs="Arial"/>
-          <w:sz w:val="18"/>
-        </w:rPr>
-        <w:t xml:space="preserve"> metrics, and dashboards in </w:t>
-      </w:r>
-      <w:proofErr w:type="spellStart"/>
-      <w:r>
-        <w:rPr>
-          <w:rStyle w:val="Strong"/>
-          <w:rFonts w:ascii="Arial" w:hAnsi="Arial" w:cs="Arial"/>
-          <w:sz w:val="18"/>
-        </w:rPr>
-        <w:t>Grafana</w:t>
-      </w:r>
-      <w:proofErr w:type="spellEnd"/>
-      <w:r>
-        <w:rPr>
-          <w:rStyle w:val="Strong"/>
-          <w:rFonts w:ascii="Arial" w:hAnsi="Arial" w:cs="Arial"/>
-          <w:sz w:val="18"/>
-        </w:rPr>
-        <w:t>/Prometheus</w:t>
-      </w:r>
-      <w:r>
-        <w:rPr>
-          <w:rFonts w:ascii="Arial" w:hAnsi="Arial" w:cs="Arial"/>
-          <w:sz w:val="18"/>
-        </w:rPr>
-        <w:t>, improving detection of regressions.</w:t>
+          <w:sz w:val="20"/>
+        </w:rPr>
+        <w:t>, Jenkins, and AWS-hosted infrastructure, helping standardize environments and reduce configuration drift between lower and production stages.</w:t>
       </w:r>
     </w:p>
     <w:p>
@@ -3285,54 +2293,18 @@
         <w:pStyle w:val="NormalWeb"/>
         <w:numPr>
           <w:ilvl w:val="0"/>
-          <w:numId w:val="18"/>
+          <w:numId w:val="29"/>
         </w:numPr>
         <w:jc w:val="both"/>
         <w:rPr>
-          <w:rFonts w:ascii="Arial" w:hAnsi="Arial" w:cs="Arial"/>
-          <w:sz w:val="18"/>
-        </w:rPr>
-      </w:pPr>
-      <w:r>
-        <w:rPr>
-          <w:rFonts w:ascii="Arial" w:hAnsi="Arial" w:cs="Arial"/>
-          <w:sz w:val="18"/>
-        </w:rPr>
-        <w:t xml:space="preserve">Packaged services with </w:t>
-      </w:r>
-      <w:proofErr w:type="spellStart"/>
-      <w:r>
-        <w:rPr>
-          <w:rStyle w:val="Strong"/>
-          <w:rFonts w:ascii="Arial" w:hAnsi="Arial" w:cs="Arial"/>
-          <w:sz w:val="18"/>
-        </w:rPr>
-        <w:t>Docker</w:t>
-      </w:r>
-      <w:proofErr w:type="spellEnd"/>
-      <w:r>
-        <w:rPr>
-          <w:rFonts w:ascii="Arial" w:hAnsi="Arial" w:cs="Arial"/>
-          <w:sz w:val="18"/>
-        </w:rPr>
-        <w:t xml:space="preserve"> and supported </w:t>
-      </w:r>
-      <w:proofErr w:type="spellStart"/>
-      <w:r>
-        <w:rPr>
-          <w:rStyle w:val="Strong"/>
-          <w:rFonts w:ascii="Arial" w:hAnsi="Arial" w:cs="Arial"/>
-          <w:sz w:val="18"/>
-        </w:rPr>
-        <w:t>Kubernetes</w:t>
-      </w:r>
-      <w:proofErr w:type="spellEnd"/>
-      <w:r>
-        <w:rPr>
-          <w:rFonts w:ascii="Arial" w:hAnsi="Arial" w:cs="Arial"/>
-          <w:sz w:val="18"/>
-        </w:rPr>
-        <w:t xml:space="preserve"> deployments with repeatable manifests and environment-aware configuration.</w:t>
+          <w:sz w:val="20"/>
+        </w:rPr>
+      </w:pPr>
+      <w:r>
+        <w:rPr>
+          <w:sz w:val="20"/>
+        </w:rPr>
+        <w:t>Implemented structured logging and monitoring integrations that improved visibility into failed jobs, malformed requests, and authentication-related errors, which shortened investigation cycles for support and engineering teams.</w:t>
       </w:r>
     </w:p>
     <w:p>
@@ -3340,132 +2312,15 @@
         <w:pStyle w:val="NormalWeb"/>
         <w:numPr>
           <w:ilvl w:val="0"/>
-          <w:numId w:val="18"/>
+          <w:numId w:val="29"/>
         </w:numPr>
         <w:jc w:val="both"/>
-        <w:rPr>
-          <w:rFonts w:ascii="Arial" w:hAnsi="Arial" w:cs="Arial"/>
-          <w:sz w:val="18"/>
-        </w:rPr>
-      </w:pPr>
-      <w:r>
-        <w:rPr>
-          <w:rFonts w:ascii="Arial" w:hAnsi="Arial" w:cs="Arial"/>
-          <w:sz w:val="18"/>
-        </w:rPr>
-        <w:t xml:space="preserve">Implemented CI/CD workflows across </w:t>
-      </w:r>
-      <w:proofErr w:type="spellStart"/>
-      <w:r>
-        <w:rPr>
-          <w:rStyle w:val="Strong"/>
-          <w:rFonts w:ascii="Arial" w:hAnsi="Arial" w:cs="Arial"/>
-          <w:sz w:val="18"/>
-        </w:rPr>
-        <w:t>GitLab</w:t>
-      </w:r>
-      <w:proofErr w:type="spellEnd"/>
-      <w:r>
-        <w:rPr>
-          <w:rStyle w:val="Strong"/>
-          <w:rFonts w:ascii="Arial" w:hAnsi="Arial" w:cs="Arial"/>
-          <w:sz w:val="18"/>
-        </w:rPr>
-        <w:t xml:space="preserve"> CI</w:t>
-      </w:r>
-      <w:r>
-        <w:rPr>
-          <w:rFonts w:ascii="Arial" w:hAnsi="Arial" w:cs="Arial"/>
-          <w:sz w:val="18"/>
-        </w:rPr>
-        <w:t xml:space="preserve"> and </w:t>
-      </w:r>
-      <w:r>
-        <w:rPr>
-          <w:rStyle w:val="Strong"/>
-          <w:rFonts w:ascii="Arial" w:hAnsi="Arial" w:cs="Arial"/>
-          <w:sz w:val="18"/>
-        </w:rPr>
-        <w:t>Jenkins</w:t>
-      </w:r>
-      <w:r>
-        <w:rPr>
-          <w:rFonts w:ascii="Arial" w:hAnsi="Arial" w:cs="Arial"/>
-          <w:sz w:val="18"/>
-        </w:rPr>
-        <w:t>, adding automated tests and policy checks for safer merges.</w:t>
-      </w:r>
-    </w:p>
-    <w:p>
-      <w:pPr>
-        <w:pStyle w:val="NormalWeb"/>
-        <w:numPr>
-          <w:ilvl w:val="0"/>
-          <w:numId w:val="18"/>
-        </w:numPr>
-        <w:jc w:val="both"/>
-        <w:rPr>
-          <w:rFonts w:ascii="Arial" w:hAnsi="Arial" w:cs="Arial"/>
-          <w:sz w:val="18"/>
-        </w:rPr>
-      </w:pPr>
-      <w:r>
-        <w:rPr>
-          <w:rFonts w:ascii="Arial" w:hAnsi="Arial" w:cs="Arial"/>
-          <w:sz w:val="18"/>
-        </w:rPr>
-        <w:t xml:space="preserve">Added analytics exports and aggregation paths into </w:t>
-      </w:r>
-      <w:r>
-        <w:rPr>
-          <w:rStyle w:val="Strong"/>
-          <w:rFonts w:ascii="Arial" w:hAnsi="Arial" w:cs="Arial"/>
-          <w:sz w:val="18"/>
-        </w:rPr>
-        <w:t>Redshift</w:t>
-      </w:r>
-      <w:r>
-        <w:rPr>
-          <w:rFonts w:ascii="Arial" w:hAnsi="Arial" w:cs="Arial"/>
-          <w:sz w:val="18"/>
-        </w:rPr>
-        <w:t>, enabling reporting use-cases without stressing transactional databases.</w:t>
-      </w:r>
-    </w:p>
-    <w:p>
-      <w:pPr>
-        <w:pStyle w:val="NormalWeb"/>
-        <w:numPr>
-          <w:ilvl w:val="0"/>
-          <w:numId w:val="18"/>
-        </w:numPr>
-        <w:jc w:val="both"/>
-        <w:rPr>
-          <w:rFonts w:ascii="Arial" w:hAnsi="Arial" w:cs="Arial"/>
-          <w:sz w:val="18"/>
-        </w:rPr>
-      </w:pPr>
-      <w:r>
-        <w:rPr>
-          <w:rFonts w:ascii="Arial" w:hAnsi="Arial" w:cs="Arial"/>
-          <w:sz w:val="18"/>
-        </w:rPr>
-        <w:t xml:space="preserve">Supported partner integrations with adapter layers and contract-focused tests (including </w:t>
-      </w:r>
-      <w:r>
-        <w:rPr>
-          <w:rStyle w:val="Strong"/>
-          <w:rFonts w:ascii="Arial" w:hAnsi="Arial" w:cs="Arial"/>
-          <w:sz w:val="18"/>
-        </w:rPr>
-        <w:t>Pact-style</w:t>
-      </w:r>
-      <w:r>
-        <w:rPr>
-          <w:rFonts w:ascii="Arial" w:hAnsi="Arial" w:cs="Arial"/>
-          <w:sz w:val="18"/>
-        </w:rPr>
-        <w:t>) to prevent payload drift.</w:t>
+      </w:pPr>
+      <w:r>
+        <w:rPr>
+          <w:sz w:val="20"/>
+        </w:rPr>
+        <w:t>Partnered with stakeholders to ship new business features while balancing technical debt reduction, ensuring the system remained stable during active expansion of reporting, workflow, and permissions functionality.</w:t>
       </w:r>
     </w:p>
     <w:tbl>
@@ -3572,58 +2427,87 @@
         <w:pStyle w:val="NormalWeb"/>
         <w:numPr>
           <w:ilvl w:val="0"/>
-          <w:numId w:val="23"/>
+          <w:numId w:val="30"/>
         </w:numPr>
         <w:jc w:val="both"/>
         <w:rPr>
-          <w:rFonts w:ascii="Arial" w:hAnsi="Arial" w:cs="Arial"/>
-          <w:sz w:val="18"/>
-          <w:szCs w:val="18"/>
-        </w:rPr>
-      </w:pPr>
-      <w:r>
-        <w:rPr>
-          <w:rFonts w:ascii="Arial" w:hAnsi="Arial" w:cs="Arial"/>
-          <w:sz w:val="18"/>
-          <w:szCs w:val="18"/>
-        </w:rPr>
-        <w:t xml:space="preserve">Developed </w:t>
+          <w:sz w:val="20"/>
+        </w:rPr>
+      </w:pPr>
+      <w:r>
+        <w:rPr>
+          <w:sz w:val="20"/>
+        </w:rPr>
+        <w:t xml:space="preserve">Built and enhanced line-of-business applications using </w:t>
+      </w:r>
+      <w:r>
+        <w:rPr>
+          <w:rStyle w:val="Strong"/>
+          <w:sz w:val="20"/>
+        </w:rPr>
+        <w:t>Java 8</w:t>
+      </w:r>
+      <w:r>
+        <w:rPr>
+          <w:sz w:val="20"/>
+        </w:rPr>
+        <w:t xml:space="preserve">, </w:t>
       </w:r>
       <w:proofErr w:type="gramStart"/>
       <w:r>
         <w:rPr>
           <w:rStyle w:val="Strong"/>
-          <w:rFonts w:ascii="Arial" w:hAnsi="Arial" w:cs="Arial"/>
-          <w:sz w:val="18"/>
-          <w:szCs w:val="18"/>
+          <w:sz w:val="20"/>
         </w:rPr>
         <w:t>Spring</w:t>
       </w:r>
       <w:proofErr w:type="gramEnd"/>
       <w:r>
         <w:rPr>
-          <w:rFonts w:ascii="Arial" w:hAnsi="Arial" w:cs="Arial"/>
-          <w:sz w:val="18"/>
-          <w:szCs w:val="18"/>
-        </w:rPr>
-        <w:t xml:space="preserve"> services exposing consistent </w:t>
-      </w:r>
-      <w:r>
-        <w:rPr>
-          <w:rStyle w:val="Strong"/>
-          <w:rFonts w:ascii="Arial" w:hAnsi="Arial" w:cs="Arial"/>
-          <w:sz w:val="18"/>
-          <w:szCs w:val="18"/>
-        </w:rPr>
-        <w:t>REST APIs</w:t>
-      </w:r>
-      <w:r>
-        <w:rPr>
-          <w:rFonts w:ascii="Arial" w:hAnsi="Arial" w:cs="Arial"/>
-          <w:sz w:val="18"/>
-          <w:szCs w:val="18"/>
-        </w:rPr>
-        <w:t xml:space="preserve"> for multiple upstream sources, reducing integration fragility and improving maintainability.</w:t>
+          <w:sz w:val="20"/>
+        </w:rPr>
+        <w:t xml:space="preserve">, </w:t>
+      </w:r>
+      <w:proofErr w:type="spellStart"/>
+      <w:r>
+        <w:rPr>
+          <w:rStyle w:val="Strong"/>
+          <w:sz w:val="20"/>
+        </w:rPr>
+        <w:t>AngularJS</w:t>
+      </w:r>
+      <w:proofErr w:type="spellEnd"/>
+      <w:r>
+        <w:rPr>
+          <w:sz w:val="20"/>
+        </w:rPr>
+        <w:t xml:space="preserve"> transitioning into early </w:t>
+      </w:r>
+      <w:r>
+        <w:rPr>
+          <w:rStyle w:val="Strong"/>
+          <w:sz w:val="20"/>
+        </w:rPr>
+        <w:t>Angular</w:t>
+      </w:r>
+      <w:r>
+        <w:rPr>
+          <w:sz w:val="20"/>
+        </w:rPr>
+        <w:t xml:space="preserve">, and </w:t>
+      </w:r>
+      <w:r>
+        <w:rPr>
+          <w:rStyle w:val="Strong"/>
+          <w:sz w:val="20"/>
+        </w:rPr>
+        <w:t>SQL Server</w:t>
+      </w:r>
+      <w:r>
+        <w:rPr>
+          <w:sz w:val="20"/>
+        </w:rPr>
+        <w:t>, supporting internal process automation and customer data workflows.</w:t>
       </w:r>
     </w:p>
     <w:p>
@@ -3631,56 +2515,18 @@
         <w:pStyle w:val="NormalWeb"/>
         <w:numPr>
           <w:ilvl w:val="0"/>
-          <w:numId w:val="23"/>
+          <w:numId w:val="30"/>
         </w:numPr>
         <w:jc w:val="both"/>
         <w:rPr>
-          <w:rFonts w:ascii="Arial" w:hAnsi="Arial" w:cs="Arial"/>
-          <w:sz w:val="18"/>
-          <w:szCs w:val="18"/>
-        </w:rPr>
-      </w:pPr>
-      <w:r>
-        <w:rPr>
-          <w:rFonts w:ascii="Arial" w:hAnsi="Arial" w:cs="Arial"/>
-          <w:sz w:val="18"/>
-          <w:szCs w:val="18"/>
-        </w:rPr>
-        <w:t xml:space="preserve">Delivered internal operational screens using </w:t>
-      </w:r>
-      <w:r>
-        <w:rPr>
-          <w:rStyle w:val="Strong"/>
-          <w:rFonts w:ascii="Arial" w:hAnsi="Arial" w:cs="Arial"/>
-          <w:sz w:val="18"/>
-          <w:szCs w:val="18"/>
-        </w:rPr>
-        <w:t>Angular</w:t>
-      </w:r>
-      <w:r>
-        <w:rPr>
-          <w:rFonts w:ascii="Arial" w:hAnsi="Arial" w:cs="Arial"/>
-          <w:sz w:val="18"/>
-          <w:szCs w:val="18"/>
-        </w:rPr>
-        <w:t xml:space="preserve"> with secure role-based flows backed by </w:t>
-      </w:r>
-      <w:r>
-        <w:rPr>
-          <w:rStyle w:val="Strong"/>
-          <w:rFonts w:ascii="Arial" w:hAnsi="Arial" w:cs="Arial"/>
-          <w:sz w:val="18"/>
-          <w:szCs w:val="18"/>
-        </w:rPr>
-        <w:t>Spring Security</w:t>
-      </w:r>
-      <w:r>
-        <w:rPr>
-          <w:rFonts w:ascii="Arial" w:hAnsi="Arial" w:cs="Arial"/>
-          <w:sz w:val="18"/>
-          <w:szCs w:val="18"/>
-        </w:rPr>
-        <w:t xml:space="preserve"> and token validation.</w:t>
+          <w:sz w:val="20"/>
+        </w:rPr>
+      </w:pPr>
+      <w:r>
+        <w:rPr>
+          <w:sz w:val="20"/>
+        </w:rPr>
+        <w:t>Developed backend modules for user management, approvals, reporting, and document-linked operations, helping move manual team processes into consistent web-based application flows.</w:t>
       </w:r>
     </w:p>
     <w:p>
@@ -3688,39 +2534,46 @@
         <w:pStyle w:val="NormalWeb"/>
         <w:numPr>
           <w:ilvl w:val="0"/>
-          <w:numId w:val="23"/>
+          <w:numId w:val="30"/>
         </w:numPr>
         <w:jc w:val="both"/>
         <w:rPr>
-          <w:rFonts w:ascii="Arial" w:hAnsi="Arial" w:cs="Arial"/>
-          <w:sz w:val="18"/>
-          <w:szCs w:val="18"/>
-        </w:rPr>
-      </w:pPr>
-      <w:r>
-        <w:rPr>
-          <w:rFonts w:ascii="Arial" w:hAnsi="Arial" w:cs="Arial"/>
-          <w:sz w:val="18"/>
-          <w:szCs w:val="18"/>
-        </w:rPr>
-        <w:t xml:space="preserve">Implemented reliable data access using </w:t>
-      </w:r>
-      <w:r>
-        <w:rPr>
-          <w:rStyle w:val="Strong"/>
-          <w:rFonts w:ascii="Arial" w:hAnsi="Arial" w:cs="Arial"/>
-          <w:sz w:val="18"/>
-          <w:szCs w:val="18"/>
-        </w:rPr>
-        <w:t>JDBC</w:t>
-      </w:r>
-      <w:r>
-        <w:rPr>
-          <w:rFonts w:ascii="Arial" w:hAnsi="Arial" w:cs="Arial"/>
-          <w:sz w:val="18"/>
-          <w:szCs w:val="18"/>
-        </w:rPr>
-        <w:t xml:space="preserve"> and JPA-style patterns with explicit transaction boundaries to prevent partial writes.</w:t>
+          <w:sz w:val="20"/>
+        </w:rPr>
+      </w:pPr>
+      <w:r>
+        <w:rPr>
+          <w:sz w:val="20"/>
+        </w:rPr>
+        <w:t xml:space="preserve">Participated in frontend modernization by helping </w:t>
+      </w:r>
+      <w:proofErr w:type="gramStart"/>
+      <w:r>
+        <w:rPr>
+          <w:sz w:val="20"/>
+        </w:rPr>
+        <w:t>migrate</w:t>
+      </w:r>
+      <w:proofErr w:type="gramEnd"/>
+      <w:r>
+        <w:rPr>
+          <w:sz w:val="20"/>
+        </w:rPr>
+        <w:t xml:space="preserve"> selected screens from older </w:t>
+      </w:r>
+      <w:proofErr w:type="spellStart"/>
+      <w:r>
+        <w:rPr>
+          <w:sz w:val="20"/>
+        </w:rPr>
+        <w:t>AngularJS</w:t>
+      </w:r>
+      <w:proofErr w:type="spellEnd"/>
+      <w:r>
+        <w:rPr>
+          <w:sz w:val="20"/>
+        </w:rPr>
+        <w:t xml:space="preserve"> patterns toward more maintainable component-based structures, reducing UI fragility and improving code organization.</w:t>
       </w:r>
     </w:p>
     <w:p>
@@ -3728,22 +2581,32 @@
         <w:pStyle w:val="NormalWeb"/>
         <w:numPr>
           <w:ilvl w:val="0"/>
-          <w:numId w:val="23"/>
+          <w:numId w:val="30"/>
         </w:numPr>
         <w:jc w:val="both"/>
         <w:rPr>
-          <w:rFonts w:ascii="Arial" w:hAnsi="Arial" w:cs="Arial"/>
-          <w:sz w:val="18"/>
-          <w:szCs w:val="18"/>
-        </w:rPr>
-      </w:pPr>
-      <w:r>
-        <w:rPr>
-          <w:rFonts w:ascii="Arial" w:hAnsi="Arial" w:cs="Arial"/>
-          <w:sz w:val="18"/>
-          <w:szCs w:val="18"/>
-        </w:rPr>
-        <w:t>Built scheduled processing jobs with retries and alerting, replacing manual checks with automated summaries stakeholders trusted.</w:t>
+          <w:sz w:val="20"/>
+        </w:rPr>
+      </w:pPr>
+      <w:r>
+        <w:rPr>
+          <w:sz w:val="20"/>
+        </w:rPr>
+        <w:t xml:space="preserve">Fixed a recurring defect where date and </w:t>
+      </w:r>
+      <w:proofErr w:type="spellStart"/>
+      <w:r>
+        <w:rPr>
+          <w:sz w:val="20"/>
+        </w:rPr>
+        <w:t>timezone</w:t>
+      </w:r>
+      <w:proofErr w:type="spellEnd"/>
+      <w:r>
+        <w:rPr>
+          <w:sz w:val="20"/>
+        </w:rPr>
+        <w:t xml:space="preserve"> handling created inconsistent records between UI and backend services, then standardized parsing and serialization behavior to remove a common source of reporting errors.</w:t>
       </w:r>
     </w:p>
     <w:p>
@@ -3751,58 +2614,18 @@
         <w:pStyle w:val="NormalWeb"/>
         <w:numPr>
           <w:ilvl w:val="0"/>
-          <w:numId w:val="23"/>
+          <w:numId w:val="30"/>
         </w:numPr>
         <w:jc w:val="both"/>
         <w:rPr>
-          <w:rFonts w:ascii="Arial" w:hAnsi="Arial" w:cs="Arial"/>
-          <w:sz w:val="18"/>
-          <w:szCs w:val="18"/>
-        </w:rPr>
-      </w:pPr>
-      <w:r>
-        <w:rPr>
-          <w:rFonts w:ascii="Arial" w:hAnsi="Arial" w:cs="Arial"/>
-          <w:sz w:val="18"/>
-          <w:szCs w:val="18"/>
-        </w:rPr>
-        <w:t xml:space="preserve">Improved reporting performance by identifying hot queries, adding targeted indexes, and tuning joins across </w:t>
-      </w:r>
-      <w:proofErr w:type="spellStart"/>
-      <w:r>
-        <w:rPr>
-          <w:rStyle w:val="Strong"/>
-          <w:rFonts w:ascii="Arial" w:hAnsi="Arial" w:cs="Arial"/>
-          <w:sz w:val="18"/>
-          <w:szCs w:val="18"/>
-        </w:rPr>
-        <w:t>PostgreSQL</w:t>
-      </w:r>
-      <w:proofErr w:type="spellEnd"/>
-      <w:r>
-        <w:rPr>
-          <w:rFonts w:ascii="Arial" w:hAnsi="Arial" w:cs="Arial"/>
-          <w:sz w:val="18"/>
-          <w:szCs w:val="18"/>
-        </w:rPr>
-        <w:t xml:space="preserve"> and </w:t>
-      </w:r>
-      <w:r>
-        <w:rPr>
-          <w:rStyle w:val="Strong"/>
-          <w:rFonts w:ascii="Arial" w:hAnsi="Arial" w:cs="Arial"/>
-          <w:sz w:val="18"/>
-          <w:szCs w:val="18"/>
-        </w:rPr>
-        <w:t>SQL Server</w:t>
-      </w:r>
-      <w:r>
-        <w:rPr>
-          <w:rFonts w:ascii="Arial" w:hAnsi="Arial" w:cs="Arial"/>
-          <w:sz w:val="18"/>
-          <w:szCs w:val="18"/>
-        </w:rPr>
-        <w:t>.</w:t>
+          <w:sz w:val="20"/>
+        </w:rPr>
+      </w:pPr>
+      <w:r>
+        <w:rPr>
+          <w:sz w:val="20"/>
+        </w:rPr>
+        <w:t>Implemented validation rules and backend safeguards that reduced bad data submissions and improved business rule enforcement for complex multi-step operational forms.</w:t>
       </w:r>
     </w:p>
     <w:p>
@@ -3810,43 +2633,18 @@
         <w:pStyle w:val="NormalWeb"/>
         <w:numPr>
           <w:ilvl w:val="0"/>
-          <w:numId w:val="23"/>
+          <w:numId w:val="30"/>
         </w:numPr>
         <w:jc w:val="both"/>
         <w:rPr>
-          <w:rFonts w:ascii="Arial" w:hAnsi="Arial" w:cs="Arial"/>
-          <w:sz w:val="18"/>
-          <w:szCs w:val="18"/>
-        </w:rPr>
-      </w:pPr>
-      <w:r>
-        <w:rPr>
-          <w:rFonts w:ascii="Arial" w:hAnsi="Arial" w:cs="Arial"/>
-          <w:sz w:val="18"/>
-          <w:szCs w:val="18"/>
-        </w:rPr>
-        <w:t xml:space="preserve">Introduced caching for read-heavy endpoints using </w:t>
-      </w:r>
-      <w:proofErr w:type="spellStart"/>
-      <w:proofErr w:type="gramStart"/>
-      <w:r>
-        <w:rPr>
-          <w:rStyle w:val="Strong"/>
-          <w:rFonts w:ascii="Arial" w:hAnsi="Arial" w:cs="Arial"/>
-          <w:sz w:val="18"/>
-          <w:szCs w:val="18"/>
-        </w:rPr>
-        <w:t>Redis</w:t>
-      </w:r>
-      <w:proofErr w:type="spellEnd"/>
-      <w:proofErr w:type="gramEnd"/>
-      <w:r>
-        <w:rPr>
-          <w:rFonts w:ascii="Arial" w:hAnsi="Arial" w:cs="Arial"/>
-          <w:sz w:val="18"/>
-          <w:szCs w:val="18"/>
-        </w:rPr>
-        <w:t xml:space="preserve"> to reduce database pressure and stabilize response times under burst traffic.</w:t>
+          <w:sz w:val="20"/>
+        </w:rPr>
+      </w:pPr>
+      <w:r>
+        <w:rPr>
+          <w:sz w:val="20"/>
+        </w:rPr>
+        <w:t>Improved SQL performance by rewriting stored procedures, cleaning up query joins, and aligning indexing with real usage patterns, which reduced delays in dashboard and export-heavy workflows.</w:t>
       </w:r>
     </w:p>
     <w:p>
@@ -3854,22 +2652,18 @@
         <w:pStyle w:val="NormalWeb"/>
         <w:numPr>
           <w:ilvl w:val="0"/>
-          <w:numId w:val="23"/>
+          <w:numId w:val="30"/>
         </w:numPr>
         <w:jc w:val="both"/>
         <w:rPr>
-          <w:rFonts w:ascii="Arial" w:hAnsi="Arial" w:cs="Arial"/>
-          <w:sz w:val="18"/>
-          <w:szCs w:val="18"/>
-        </w:rPr>
-      </w:pPr>
-      <w:r>
-        <w:rPr>
-          <w:rFonts w:ascii="Arial" w:hAnsi="Arial" w:cs="Arial"/>
-          <w:sz w:val="18"/>
-          <w:szCs w:val="18"/>
-        </w:rPr>
-        <w:t>Implemented ingestion pipelines for CSV/JSON with schema validation and quarantining, protecting downstream tables from malformed inputs.</w:t>
+          <w:sz w:val="20"/>
+        </w:rPr>
+      </w:pPr>
+      <w:r>
+        <w:rPr>
+          <w:sz w:val="20"/>
+        </w:rPr>
+        <w:t>Integrated email and background processing behavior for notifications and scheduled business jobs, making operational tasks more reliable and less dependent on manual intervention.</w:t>
       </w:r>
     </w:p>
     <w:p>
@@ -3877,41 +2671,18 @@
         <w:pStyle w:val="NormalWeb"/>
         <w:numPr>
           <w:ilvl w:val="0"/>
-          <w:numId w:val="23"/>
+          <w:numId w:val="30"/>
         </w:numPr>
         <w:jc w:val="both"/>
         <w:rPr>
-          <w:rFonts w:ascii="Arial" w:hAnsi="Arial" w:cs="Arial"/>
-          <w:sz w:val="18"/>
-          <w:szCs w:val="18"/>
-        </w:rPr>
-      </w:pPr>
-      <w:r>
-        <w:rPr>
-          <w:rFonts w:ascii="Arial" w:hAnsi="Arial" w:cs="Arial"/>
-          <w:sz w:val="18"/>
-          <w:szCs w:val="18"/>
-        </w:rPr>
-        <w:t xml:space="preserve">Added document storage workflows using </w:t>
-      </w:r>
-      <w:proofErr w:type="spellStart"/>
-      <w:r>
-        <w:rPr>
-          <w:rStyle w:val="Strong"/>
-          <w:rFonts w:ascii="Arial" w:hAnsi="Arial" w:cs="Arial"/>
-          <w:sz w:val="18"/>
-          <w:szCs w:val="18"/>
-        </w:rPr>
-        <w:t>MongoDB</w:t>
-      </w:r>
-      <w:proofErr w:type="spellEnd"/>
-      <w:r>
-        <w:rPr>
-          <w:rFonts w:ascii="Arial" w:hAnsi="Arial" w:cs="Arial"/>
-          <w:sz w:val="18"/>
-          <w:szCs w:val="18"/>
-        </w:rPr>
-        <w:t xml:space="preserve"> for flexible records while keeping transactional truth in relational stores.</w:t>
+          <w:sz w:val="20"/>
+        </w:rPr>
+      </w:pPr>
+      <w:r>
+        <w:rPr>
+          <w:sz w:val="20"/>
+        </w:rPr>
+        <w:t>Worked on secure session handling, permission controls, and audit-oriented logging so that sensitive workflows had clearer traceability and better access governance.</w:t>
       </w:r>
     </w:p>
     <w:p>
@@ -3919,41 +2690,18 @@
         <w:pStyle w:val="NormalWeb"/>
         <w:numPr>
           <w:ilvl w:val="0"/>
-          <w:numId w:val="23"/>
+          <w:numId w:val="30"/>
         </w:numPr>
         <w:jc w:val="both"/>
         <w:rPr>
-          <w:rFonts w:ascii="Arial" w:hAnsi="Arial" w:cs="Arial"/>
-          <w:sz w:val="18"/>
-          <w:szCs w:val="18"/>
-        </w:rPr>
-      </w:pPr>
-      <w:r>
-        <w:rPr>
-          <w:rFonts w:ascii="Arial" w:hAnsi="Arial" w:cs="Arial"/>
-          <w:sz w:val="18"/>
-          <w:szCs w:val="18"/>
-        </w:rPr>
-        <w:t xml:space="preserve">Implemented early search capabilities via </w:t>
-      </w:r>
-      <w:proofErr w:type="spellStart"/>
-      <w:r>
-        <w:rPr>
-          <w:rStyle w:val="Strong"/>
-          <w:rFonts w:ascii="Arial" w:hAnsi="Arial" w:cs="Arial"/>
-          <w:sz w:val="18"/>
-          <w:szCs w:val="18"/>
-        </w:rPr>
-        <w:t>Elasticsearch</w:t>
-      </w:r>
-      <w:proofErr w:type="spellEnd"/>
-      <w:r>
-        <w:rPr>
-          <w:rFonts w:ascii="Arial" w:hAnsi="Arial" w:cs="Arial"/>
-          <w:sz w:val="18"/>
-          <w:szCs w:val="18"/>
-        </w:rPr>
-        <w:t xml:space="preserve"> indexing to enable fast lookups and filtering for internal users.</w:t>
+          <w:sz w:val="20"/>
+        </w:rPr>
+      </w:pPr>
+      <w:r>
+        <w:rPr>
+          <w:sz w:val="20"/>
+        </w:rPr>
+        <w:t>Helped troubleshoot production defects involving null handling, unexpected payload shapes, and brittle legacy service behavior, applying targeted fixes that improved stability during active feature growth.</w:t>
       </w:r>
     </w:p>
     <w:p>
@@ -3961,96 +2709,29 @@
         <w:pStyle w:val="NormalWeb"/>
         <w:numPr>
           <w:ilvl w:val="0"/>
-          <w:numId w:val="23"/>
+          <w:numId w:val="30"/>
         </w:numPr>
         <w:jc w:val="both"/>
-        <w:rPr>
-          <w:rFonts w:ascii="Arial" w:hAnsi="Arial" w:cs="Arial"/>
-          <w:sz w:val="18"/>
-          <w:szCs w:val="18"/>
-        </w:rPr>
-      </w:pPr>
-      <w:r>
-        <w:rPr>
-          <w:rFonts w:ascii="Arial" w:hAnsi="Arial" w:cs="Arial"/>
-          <w:sz w:val="18"/>
-          <w:szCs w:val="18"/>
-        </w:rPr>
-        <w:t xml:space="preserve">Standardized </w:t>
-      </w:r>
-      <w:r>
-        <w:rPr>
-          <w:rStyle w:val="Strong"/>
-          <w:rFonts w:ascii="Arial" w:hAnsi="Arial" w:cs="Arial"/>
-          <w:sz w:val="18"/>
-          <w:szCs w:val="18"/>
-        </w:rPr>
-        <w:t>structured logging</w:t>
-      </w:r>
-      <w:r>
-        <w:rPr>
-          <w:rFonts w:ascii="Arial" w:hAnsi="Arial" w:cs="Arial"/>
-          <w:sz w:val="18"/>
-          <w:szCs w:val="18"/>
-        </w:rPr>
-        <w:t xml:space="preserve"> and correlation identifiers across request lifecycles to accelerate triage and post-release monitoring.</w:t>
-      </w:r>
-    </w:p>
-    <w:p>
-      <w:pPr>
-        <w:pStyle w:val="NormalWeb"/>
-        <w:numPr>
-          <w:ilvl w:val="0"/>
-          <w:numId w:val="23"/>
-        </w:numPr>
-        <w:jc w:val="both"/>
-        <w:rPr>
-          <w:rFonts w:ascii="Arial" w:hAnsi="Arial" w:cs="Arial"/>
-          <w:sz w:val="18"/>
-          <w:szCs w:val="18"/>
-        </w:rPr>
-      </w:pPr>
-      <w:r>
-        <w:rPr>
-          <w:rFonts w:ascii="Arial" w:hAnsi="Arial" w:cs="Arial"/>
-          <w:sz w:val="18"/>
-          <w:szCs w:val="18"/>
-        </w:rPr>
-        <w:t xml:space="preserve">Built repeatable tests using </w:t>
-      </w:r>
-      <w:r>
-        <w:rPr>
-          <w:rStyle w:val="Strong"/>
-          <w:rFonts w:ascii="Arial" w:hAnsi="Arial" w:cs="Arial"/>
-          <w:sz w:val="18"/>
-          <w:szCs w:val="18"/>
-        </w:rPr>
-        <w:t>Mocha/Chai</w:t>
-      </w:r>
-      <w:r>
-        <w:rPr>
-          <w:rFonts w:ascii="Arial" w:hAnsi="Arial" w:cs="Arial"/>
-          <w:sz w:val="18"/>
-          <w:szCs w:val="18"/>
-        </w:rPr>
-        <w:t xml:space="preserve"> for service logic and </w:t>
-      </w:r>
-      <w:r>
-        <w:rPr>
-          <w:rStyle w:val="Strong"/>
-          <w:rFonts w:ascii="Arial" w:hAnsi="Arial" w:cs="Arial"/>
-          <w:sz w:val="18"/>
-          <w:szCs w:val="18"/>
-        </w:rPr>
-        <w:t>Jest</w:t>
-      </w:r>
-      <w:r>
-        <w:rPr>
-          <w:rFonts w:ascii="Arial" w:hAnsi="Arial" w:cs="Arial"/>
-          <w:sz w:val="18"/>
-          <w:szCs w:val="18"/>
-        </w:rPr>
-        <w:t xml:space="preserve"> for UI/unit coverage to prevent regressions in core rules.</w:t>
+      </w:pPr>
+      <w:r>
+        <w:rPr>
+          <w:sz w:val="20"/>
+        </w:rPr>
+        <w:t xml:space="preserve">Collaborated with senior engineers on code cleanup and modularization efforts that made the platform easier to maintain and prepared </w:t>
+      </w:r>
+      <w:proofErr w:type="gramStart"/>
+      <w:r>
+        <w:rPr>
+          <w:sz w:val="20"/>
+        </w:rPr>
+        <w:t>the codebase</w:t>
+      </w:r>
+      <w:proofErr w:type="gramEnd"/>
+      <w:r>
+        <w:rPr>
+          <w:sz w:val="20"/>
+        </w:rPr>
+        <w:t xml:space="preserve"> for later framework and architecture upgrades.</w:t>
       </w:r>
     </w:p>
     <w:tbl>
@@ -4144,35 +2825,58 @@
         <w:pStyle w:val="NormalWeb"/>
         <w:numPr>
           <w:ilvl w:val="0"/>
-          <w:numId w:val="20"/>
+          <w:numId w:val="31"/>
         </w:numPr>
         <w:jc w:val="both"/>
         <w:rPr>
-          <w:rFonts w:ascii="Arial" w:hAnsi="Arial" w:cs="Arial"/>
-          <w:sz w:val="18"/>
-        </w:rPr>
-      </w:pPr>
-      <w:r>
-        <w:rPr>
-          <w:rFonts w:ascii="Arial" w:hAnsi="Arial" w:cs="Arial"/>
-          <w:sz w:val="18"/>
-        </w:rPr>
-        <w:t xml:space="preserve">Delivered backend features in </w:t>
-      </w:r>
-      <w:r>
-        <w:rPr>
-          <w:rStyle w:val="Strong"/>
-          <w:rFonts w:ascii="Arial" w:hAnsi="Arial" w:cs="Arial"/>
-          <w:sz w:val="18"/>
-        </w:rPr>
-        <w:t>Java</w:t>
-      </w:r>
-      <w:r>
-        <w:rPr>
-          <w:rFonts w:ascii="Arial" w:hAnsi="Arial" w:cs="Arial"/>
-          <w:sz w:val="18"/>
-        </w:rPr>
-        <w:t xml:space="preserve"> with clear service boundaries and predictable request handling to support safe iteration.</w:t>
+          <w:sz w:val="20"/>
+        </w:rPr>
+      </w:pPr>
+      <w:r>
+        <w:rPr>
+          <w:sz w:val="20"/>
+        </w:rPr>
+        <w:t xml:space="preserve">Supported web application development using </w:t>
+      </w:r>
+      <w:r>
+        <w:rPr>
+          <w:rStyle w:val="Strong"/>
+          <w:sz w:val="20"/>
+        </w:rPr>
+        <w:t>Java 7–8</w:t>
+      </w:r>
+      <w:r>
+        <w:rPr>
+          <w:sz w:val="20"/>
+        </w:rPr>
+        <w:t xml:space="preserve">, </w:t>
+      </w:r>
+      <w:r>
+        <w:rPr>
+          <w:rStyle w:val="Strong"/>
+          <w:sz w:val="20"/>
+        </w:rPr>
+        <w:t>Spring MVC</w:t>
+      </w:r>
+      <w:r>
+        <w:rPr>
+          <w:sz w:val="20"/>
+        </w:rPr>
+        <w:t xml:space="preserve">, JavaScript, </w:t>
+      </w:r>
+      <w:proofErr w:type="spellStart"/>
+      <w:r>
+        <w:rPr>
+          <w:sz w:val="20"/>
+        </w:rPr>
+        <w:t>jQuery</w:t>
+      </w:r>
+      <w:proofErr w:type="spellEnd"/>
+      <w:r>
+        <w:rPr>
+          <w:sz w:val="20"/>
+        </w:rPr>
+        <w:t>, and relational databases, contributing to internal systems and customer-facing business tools.</w:t>
       </w:r>
     </w:p>
     <w:p>
@@ -4180,20 +2884,18 @@
         <w:pStyle w:val="NormalWeb"/>
         <w:numPr>
           <w:ilvl w:val="0"/>
-          <w:numId w:val="20"/>
+          <w:numId w:val="31"/>
         </w:numPr>
         <w:jc w:val="both"/>
         <w:rPr>
-          <w:rFonts w:ascii="Arial" w:hAnsi="Arial" w:cs="Arial"/>
-          <w:sz w:val="18"/>
-        </w:rPr>
-      </w:pPr>
-      <w:r>
-        <w:rPr>
-          <w:rFonts w:ascii="Arial" w:hAnsi="Arial" w:cs="Arial"/>
-          <w:sz w:val="18"/>
-        </w:rPr>
-        <w:t>Implemented REST controllers with consistent validation and error responses, reducing client guesswork and rework.</w:t>
+          <w:sz w:val="20"/>
+        </w:rPr>
+      </w:pPr>
+      <w:r>
+        <w:rPr>
+          <w:sz w:val="20"/>
+        </w:rPr>
+        <w:t>Implemented smaller backend features, form workflows, and data-handling logic while learning production development practices around maintainability, testing, and team collaboration.</w:t>
       </w:r>
     </w:p>
     <w:p>
@@ -4201,35 +2903,18 @@
         <w:pStyle w:val="NormalWeb"/>
         <w:numPr>
           <w:ilvl w:val="0"/>
-          <w:numId w:val="20"/>
+          <w:numId w:val="31"/>
         </w:numPr>
         <w:jc w:val="both"/>
         <w:rPr>
-          <w:rFonts w:ascii="Arial" w:hAnsi="Arial" w:cs="Arial"/>
-          <w:sz w:val="18"/>
-        </w:rPr>
-      </w:pPr>
-      <w:r>
-        <w:rPr>
-          <w:rFonts w:ascii="Arial" w:hAnsi="Arial" w:cs="Arial"/>
-          <w:sz w:val="18"/>
-        </w:rPr>
-        <w:t xml:space="preserve">Built disciplined data access logic with transactions and indexing basics across </w:t>
-      </w:r>
-      <w:r>
-        <w:rPr>
-          <w:rStyle w:val="Strong"/>
-          <w:rFonts w:ascii="Arial" w:hAnsi="Arial" w:cs="Arial"/>
-          <w:sz w:val="18"/>
-        </w:rPr>
-        <w:t>SQL Server</w:t>
-      </w:r>
-      <w:r>
-        <w:rPr>
-          <w:rFonts w:ascii="Arial" w:hAnsi="Arial" w:cs="Arial"/>
-          <w:sz w:val="18"/>
-        </w:rPr>
-        <w:t xml:space="preserve"> to reduce inconsistencies and manual cleanup.</w:t>
+          <w:sz w:val="20"/>
+        </w:rPr>
+      </w:pPr>
+      <w:r>
+        <w:rPr>
+          <w:sz w:val="20"/>
+        </w:rPr>
+        <w:t>Assisted with bug fixing across UI and service layers, including issues related to null values, validation gaps, and inconsistent response handling that affected routine operational usage.</w:t>
       </w:r>
     </w:p>
     <w:p>
@@ -4237,35 +2922,19 @@
         <w:pStyle w:val="NormalWeb"/>
         <w:numPr>
           <w:ilvl w:val="0"/>
-          <w:numId w:val="20"/>
+          <w:numId w:val="31"/>
         </w:numPr>
         <w:jc w:val="both"/>
         <w:rPr>
-          <w:rFonts w:ascii="Arial" w:hAnsi="Arial" w:cs="Arial"/>
-          <w:sz w:val="18"/>
-        </w:rPr>
-      </w:pPr>
-      <w:r>
-        <w:rPr>
-          <w:rFonts w:ascii="Arial" w:hAnsi="Arial" w:cs="Arial"/>
-          <w:sz w:val="18"/>
-        </w:rPr>
-        <w:t xml:space="preserve">Standardized build hygiene using </w:t>
-      </w:r>
-      <w:r>
-        <w:rPr>
-          <w:rStyle w:val="Strong"/>
-          <w:rFonts w:ascii="Arial" w:hAnsi="Arial" w:cs="Arial"/>
-          <w:sz w:val="18"/>
-        </w:rPr>
-        <w:t>Maven</w:t>
-      </w:r>
-      <w:r>
-        <w:rPr>
-          <w:rFonts w:ascii="Arial" w:hAnsi="Arial" w:cs="Arial"/>
-          <w:sz w:val="18"/>
-        </w:rPr>
-        <w:t xml:space="preserve"> and improved CI repeatability by aligning local and pipeline behaviors.</w:t>
+          <w:sz w:val="20"/>
+        </w:rPr>
+      </w:pPr>
+      <w:r>
+        <w:rPr>
+          <w:sz w:val="20"/>
+        </w:rPr>
+        <w:lastRenderedPageBreak/>
+        <w:t>Tracked down a stubborn defect where repeated browser actions created duplicate records, then helped correct the root cause through controller-side checks and improved frontend submission control.</w:t>
       </w:r>
     </w:p>
     <w:p>
@@ -4273,35 +2942,18 @@
         <w:pStyle w:val="NormalWeb"/>
         <w:numPr>
           <w:ilvl w:val="0"/>
-          <w:numId w:val="20"/>
+          <w:numId w:val="31"/>
         </w:numPr>
         <w:jc w:val="both"/>
         <w:rPr>
-          <w:rFonts w:ascii="Arial" w:hAnsi="Arial" w:cs="Arial"/>
-          <w:sz w:val="18"/>
-        </w:rPr>
-      </w:pPr>
-      <w:r>
-        <w:rPr>
-          <w:rFonts w:ascii="Arial" w:hAnsi="Arial" w:cs="Arial"/>
-          <w:sz w:val="18"/>
-        </w:rPr>
-        <w:t xml:space="preserve">Added targeted unit tests around failure-prone business rules using </w:t>
-      </w:r>
-      <w:r>
-        <w:rPr>
-          <w:rStyle w:val="Strong"/>
-          <w:rFonts w:ascii="Arial" w:hAnsi="Arial" w:cs="Arial"/>
-          <w:sz w:val="18"/>
-        </w:rPr>
-        <w:t>Mocha/Chai</w:t>
-      </w:r>
-      <w:r>
-        <w:rPr>
-          <w:rFonts w:ascii="Arial" w:hAnsi="Arial" w:cs="Arial"/>
-          <w:sz w:val="18"/>
-        </w:rPr>
-        <w:t>, catching regressions before release.</w:t>
+          <w:sz w:val="20"/>
+        </w:rPr>
+      </w:pPr>
+      <w:r>
+        <w:rPr>
+          <w:sz w:val="20"/>
+        </w:rPr>
+        <w:t>Updated legacy screens and request flows with clearer validation messaging and safer field handling, making day-to-day user interactions more reliable and easier for support teams to troubleshoot.</w:t>
       </w:r>
     </w:p>
     <w:p>
@@ -4309,53 +2961,18 @@
         <w:pStyle w:val="NormalWeb"/>
         <w:numPr>
           <w:ilvl w:val="0"/>
-          <w:numId w:val="20"/>
+          <w:numId w:val="31"/>
         </w:numPr>
         <w:jc w:val="both"/>
         <w:rPr>
-          <w:rFonts w:ascii="Arial" w:hAnsi="Arial" w:cs="Arial"/>
-          <w:sz w:val="18"/>
-        </w:rPr>
-      </w:pPr>
-      <w:r>
-        <w:rPr>
-          <w:rFonts w:ascii="Arial" w:hAnsi="Arial" w:cs="Arial"/>
-          <w:sz w:val="18"/>
-        </w:rPr>
-        <w:t xml:space="preserve">Supported early queue-based background jobs with </w:t>
-      </w:r>
-      <w:proofErr w:type="spellStart"/>
-      <w:r>
-        <w:rPr>
-          <w:rStyle w:val="Strong"/>
-          <w:rFonts w:ascii="Arial" w:hAnsi="Arial" w:cs="Arial"/>
-          <w:sz w:val="18"/>
-        </w:rPr>
-        <w:t>RabbitMQ</w:t>
-      </w:r>
-      <w:proofErr w:type="spellEnd"/>
-      <w:r>
-        <w:rPr>
-          <w:rFonts w:ascii="Arial" w:hAnsi="Arial" w:cs="Arial"/>
-          <w:sz w:val="18"/>
-        </w:rPr>
-        <w:t>, improving retry/</w:t>
-      </w:r>
-      <w:proofErr w:type="spellStart"/>
-      <w:r>
-        <w:rPr>
-          <w:rFonts w:ascii="Arial" w:hAnsi="Arial" w:cs="Arial"/>
-          <w:sz w:val="18"/>
-        </w:rPr>
-        <w:t>backoff</w:t>
-      </w:r>
-      <w:proofErr w:type="spellEnd"/>
-      <w:r>
-        <w:rPr>
-          <w:rFonts w:ascii="Arial" w:hAnsi="Arial" w:cs="Arial"/>
-          <w:sz w:val="18"/>
-        </w:rPr>
-        <w:t xml:space="preserve"> behavior and job stability.</w:t>
+          <w:sz w:val="20"/>
+        </w:rPr>
+      </w:pPr>
+      <w:r>
+        <w:rPr>
+          <w:sz w:val="20"/>
+        </w:rPr>
+        <w:t>Contributed to SQL query updates, reporting fixes, and small performance improvements that helped reduce operational friction for teams relying on data exports and administrative dashboards.</w:t>
       </w:r>
     </w:p>
     <w:p>
@@ -4363,37 +2980,18 @@
         <w:pStyle w:val="NormalWeb"/>
         <w:numPr>
           <w:ilvl w:val="0"/>
-          <w:numId w:val="20"/>
+          <w:numId w:val="31"/>
         </w:numPr>
         <w:jc w:val="both"/>
         <w:rPr>
-          <w:rFonts w:ascii="Arial" w:hAnsi="Arial" w:cs="Arial"/>
-          <w:sz w:val="18"/>
-        </w:rPr>
-      </w:pPr>
-      <w:r>
-        <w:rPr>
-          <w:rFonts w:ascii="Arial" w:hAnsi="Arial" w:cs="Arial"/>
-          <w:sz w:val="18"/>
-        </w:rPr>
-        <w:t xml:space="preserve">Added basic caching with </w:t>
-      </w:r>
-      <w:proofErr w:type="spellStart"/>
-      <w:r>
-        <w:rPr>
-          <w:rStyle w:val="Strong"/>
-          <w:rFonts w:ascii="Arial" w:hAnsi="Arial" w:cs="Arial"/>
-          <w:sz w:val="18"/>
-        </w:rPr>
-        <w:t>Redis</w:t>
-      </w:r>
-      <w:proofErr w:type="spellEnd"/>
-      <w:r>
-        <w:rPr>
-          <w:rFonts w:ascii="Arial" w:hAnsi="Arial" w:cs="Arial"/>
-          <w:sz w:val="18"/>
-        </w:rPr>
-        <w:t xml:space="preserve"> for high-read endpoints, reducing repeated database reads during peak usage windows.</w:t>
+          <w:sz w:val="20"/>
+        </w:rPr>
+      </w:pPr>
+      <w:r>
+        <w:rPr>
+          <w:sz w:val="20"/>
+        </w:rPr>
+        <w:t>Participated in deployment and release support activities, gaining practical experience with build pipelines, log review, issue verification, and post-release defect resolution.</w:t>
       </w:r>
     </w:p>
     <w:p>
@@ -4401,37 +2999,18 @@
         <w:pStyle w:val="NormalWeb"/>
         <w:numPr>
           <w:ilvl w:val="0"/>
-          <w:numId w:val="20"/>
+          <w:numId w:val="31"/>
         </w:numPr>
         <w:jc w:val="both"/>
         <w:rPr>
-          <w:rFonts w:ascii="Arial" w:hAnsi="Arial" w:cs="Arial"/>
-          <w:sz w:val="18"/>
-        </w:rPr>
-      </w:pPr>
-      <w:r>
-        <w:rPr>
-          <w:rFonts w:ascii="Arial" w:hAnsi="Arial" w:cs="Arial"/>
-          <w:sz w:val="18"/>
-        </w:rPr>
-        <w:t xml:space="preserve">Implemented early search indexing using </w:t>
-      </w:r>
-      <w:proofErr w:type="spellStart"/>
-      <w:r>
-        <w:rPr>
-          <w:rStyle w:val="Strong"/>
-          <w:rFonts w:ascii="Arial" w:hAnsi="Arial" w:cs="Arial"/>
-          <w:sz w:val="18"/>
-        </w:rPr>
-        <w:t>Elasticsearch</w:t>
-      </w:r>
-      <w:proofErr w:type="spellEnd"/>
-      <w:r>
-        <w:rPr>
-          <w:rFonts w:ascii="Arial" w:hAnsi="Arial" w:cs="Arial"/>
-          <w:sz w:val="18"/>
-        </w:rPr>
-        <w:t xml:space="preserve"> to support fast filtering without heavy database load.</w:t>
+          <w:sz w:val="20"/>
+        </w:rPr>
+      </w:pPr>
+      <w:r>
+        <w:rPr>
+          <w:sz w:val="20"/>
+        </w:rPr>
+        <w:t>Helped document recurring issues, development patterns, and support findings so the team could resolve known problems faster and onboard new contributors more effectively.</w:t>
       </w:r>
     </w:p>
     <w:p>
@@ -4439,49 +3018,16 @@
         <w:pStyle w:val="NormalWeb"/>
         <w:numPr>
           <w:ilvl w:val="0"/>
-          <w:numId w:val="20"/>
+          <w:numId w:val="31"/>
         </w:numPr>
         <w:jc w:val="both"/>
-        <w:rPr>
-          <w:rFonts w:ascii="Arial" w:hAnsi="Arial" w:cs="Arial"/>
-          <w:sz w:val="18"/>
-        </w:rPr>
-      </w:pPr>
-      <w:r>
-        <w:rPr>
-          <w:rFonts w:ascii="Arial" w:hAnsi="Arial" w:cs="Arial"/>
-          <w:sz w:val="18"/>
-        </w:rPr>
-        <w:t xml:space="preserve">Documented operational workflows and failure modes in lightweight </w:t>
-      </w:r>
-      <w:proofErr w:type="spellStart"/>
-      <w:r>
-        <w:rPr>
-          <w:rFonts w:ascii="Arial" w:hAnsi="Arial" w:cs="Arial"/>
-          <w:sz w:val="18"/>
-        </w:rPr>
-        <w:t>runbooks</w:t>
-      </w:r>
-      <w:proofErr w:type="spellEnd"/>
-      <w:r>
-        <w:rPr>
-          <w:rFonts w:ascii="Arial" w:hAnsi="Arial" w:cs="Arial"/>
-          <w:sz w:val="18"/>
-        </w:rPr>
-        <w:t>, improving handoffs during support rotations.</w:t>
-      </w:r>
-    </w:p>
-    <w:p>
-      <w:pPr>
-        <w:pStyle w:val="NormalWeb"/>
-        <w:jc w:val="both"/>
-        <w:rPr>
-          <w:rFonts w:ascii="Arial" w:hAnsi="Arial" w:cs="Arial"/>
-          <w:sz w:val="18"/>
-        </w:rPr>
-      </w:pPr>
-      <w:bookmarkStart w:id="0" w:name="_GoBack"/>
-      <w:bookmarkEnd w:id="0"/>
+      </w:pPr>
+      <w:r>
+        <w:rPr>
+          <w:sz w:val="20"/>
+        </w:rPr>
+        <w:t>Built a strong engineering foundation in debugging, layered architecture, and business application development that supported later progression into full-stack and platform-focused responsibilities.</w:t>
+      </w:r>
     </w:p>
     <w:p>
       <w:pPr>
@@ -4498,7 +3044,6 @@
           <w:sz w:val="21"/>
           <w:szCs w:val="21"/>
         </w:rPr>
-        <w:lastRenderedPageBreak/>
         <w:t>EDUCATION</w:t>
       </w:r>
     </w:p>
@@ -4600,86 +3145,19 @@
     </w:p>
     <w:p>
       <w:pPr>
-        <w:pStyle w:val="ListParagraph"/>
+        <w:pStyle w:val="NormalWeb"/>
         <w:numPr>
           <w:ilvl w:val="0"/>
-          <w:numId w:val="11"/>
+          <w:numId w:val="32"/>
         </w:numPr>
+        <w:spacing w:before="0" w:beforeAutospacing="0" w:after="0" w:afterAutospacing="0"/>
         <w:jc w:val="both"/>
-        <w:rPr>
-          <w:rFonts w:ascii="Arial" w:hAnsi="Arial" w:cs="Arial"/>
-        </w:rPr>
-      </w:pPr>
-      <w:r>
-        <w:rPr>
-          <w:rFonts w:ascii="Arial" w:hAnsi="Arial" w:cs="Arial"/>
-        </w:rPr>
-        <w:t xml:space="preserve">Coursework emphasized </w:t>
-      </w:r>
-      <w:r>
-        <w:rPr>
-          <w:rStyle w:val="Strong"/>
-          <w:rFonts w:ascii="Arial" w:hAnsi="Arial" w:cs="Arial"/>
-        </w:rPr>
-        <w:t>systems</w:t>
-      </w:r>
-      <w:r>
-        <w:rPr>
-          <w:rFonts w:ascii="Arial" w:hAnsi="Arial" w:cs="Arial"/>
-        </w:rPr>
-        <w:t xml:space="preserve">, </w:t>
-      </w:r>
-      <w:r>
-        <w:rPr>
-          <w:rStyle w:val="Strong"/>
-          <w:rFonts w:ascii="Arial" w:hAnsi="Arial" w:cs="Arial"/>
-        </w:rPr>
-        <w:t>databases</w:t>
-      </w:r>
-      <w:r>
-        <w:rPr>
-          <w:rFonts w:ascii="Arial" w:hAnsi="Arial" w:cs="Arial"/>
-        </w:rPr>
-        <w:t xml:space="preserve">, and </w:t>
-      </w:r>
-      <w:r>
-        <w:rPr>
-          <w:rStyle w:val="Strong"/>
-          <w:rFonts w:ascii="Arial" w:hAnsi="Arial" w:cs="Arial"/>
-        </w:rPr>
-        <w:t>software engineering</w:t>
-      </w:r>
-      <w:r>
-        <w:rPr>
-          <w:rFonts w:ascii="Arial" w:hAnsi="Arial" w:cs="Arial"/>
-        </w:rPr>
-        <w:t xml:space="preserve">, which I’ve applied directly in production through scalable </w:t>
-      </w:r>
-      <w:r>
-        <w:rPr>
-          <w:rStyle w:val="Strong"/>
-          <w:rFonts w:ascii="Arial" w:hAnsi="Arial" w:cs="Arial"/>
-        </w:rPr>
-        <w:t>API design</w:t>
-      </w:r>
-      <w:r>
-        <w:rPr>
-          <w:rFonts w:ascii="Arial" w:hAnsi="Arial" w:cs="Arial"/>
-        </w:rPr>
-        <w:t xml:space="preserve">, </w:t>
-      </w:r>
-      <w:r>
-        <w:rPr>
-          <w:rStyle w:val="Strong"/>
-          <w:rFonts w:ascii="Arial" w:hAnsi="Arial" w:cs="Arial"/>
-        </w:rPr>
-        <w:t>data modeling</w:t>
-      </w:r>
-      <w:r>
-        <w:rPr>
-          <w:rFonts w:ascii="Arial" w:hAnsi="Arial" w:cs="Arial"/>
-        </w:rPr>
-        <w:t>, and operational reliability practices.</w:t>
+      </w:pPr>
+      <w:r>
+        <w:rPr>
+          <w:sz w:val="20"/>
+        </w:rPr>
+        <w:t>Built strong foundations in algorithms, databases, software engineering, and distributed application design, then applied that knowledge through team-based implementation work and production-style system thinking.</w:t>
       </w:r>
     </w:p>
     <w:p>
@@ -4702,104 +3180,68 @@
     </w:p>
     <w:p>
       <w:pPr>
-        <w:pStyle w:val="Heading3"/>
-        <w:jc w:val="both"/>
-        <w:rPr>
-          <w:color w:val="auto"/>
-          <w:sz w:val="18"/>
-        </w:rPr>
-      </w:pPr>
-      <w:r>
-        <w:rPr>
-          <w:rStyle w:val="Strong"/>
-          <w:bCs w:val="0"/>
-          <w:color w:val="auto"/>
-          <w:sz w:val="18"/>
-        </w:rPr>
-        <w:t>Integration Platform Console + Secure API Layer (Angular + Spring Boot)</w:t>
-      </w:r>
-    </w:p>
-    <w:p>
-      <w:pPr>
         <w:pStyle w:val="NormalWeb"/>
         <w:numPr>
           <w:ilvl w:val="0"/>
-          <w:numId w:val="26"/>
+          <w:numId w:val="33"/>
         </w:numPr>
         <w:spacing w:before="0" w:beforeAutospacing="0" w:after="0" w:afterAutospacing="0"/>
-        <w:jc w:val="both"/>
-        <w:rPr>
-          <w:sz w:val="18"/>
-        </w:rPr>
-      </w:pPr>
-      <w:r>
-        <w:rPr>
-          <w:sz w:val="18"/>
-        </w:rPr>
-        <w:t xml:space="preserve">Built an </w:t>
-      </w:r>
-      <w:r>
-        <w:rPr>
-          <w:rStyle w:val="Strong"/>
-          <w:sz w:val="18"/>
-        </w:rPr>
-        <w:t>Angular</w:t>
-      </w:r>
-      <w:r>
-        <w:rPr>
-          <w:sz w:val="18"/>
-        </w:rPr>
-        <w:t xml:space="preserve"> console in </w:t>
-      </w:r>
-      <w:proofErr w:type="spellStart"/>
-      <w:r>
-        <w:rPr>
-          <w:rStyle w:val="Strong"/>
-          <w:sz w:val="18"/>
-        </w:rPr>
-        <w:t>TypeScript</w:t>
-      </w:r>
-      <w:proofErr w:type="spellEnd"/>
-      <w:r>
-        <w:rPr>
-          <w:sz w:val="18"/>
-        </w:rPr>
-        <w:t xml:space="preserve"> for managing tenants, workflows, and operational investigations, backed by </w:t>
-      </w:r>
-      <w:r>
-        <w:rPr>
-          <w:rStyle w:val="Strong"/>
-          <w:sz w:val="18"/>
-        </w:rPr>
-        <w:t>Spring Boot</w:t>
-      </w:r>
-      <w:r>
-        <w:rPr>
-          <w:sz w:val="18"/>
-        </w:rPr>
-        <w:t xml:space="preserve"> APIs with </w:t>
-      </w:r>
-      <w:proofErr w:type="spellStart"/>
-      <w:r>
-        <w:rPr>
-          <w:rStyle w:val="Strong"/>
-          <w:sz w:val="18"/>
-        </w:rPr>
-        <w:t>OpenAPI</w:t>
-      </w:r>
-      <w:proofErr w:type="spellEnd"/>
-      <w:r>
-        <w:rPr>
-          <w:rStyle w:val="Strong"/>
-          <w:sz w:val="18"/>
-        </w:rPr>
-        <w:t>/Swagger</w:t>
-      </w:r>
-      <w:r>
-        <w:rPr>
-          <w:sz w:val="18"/>
-        </w:rPr>
-        <w:t xml:space="preserve"> for contract clarity.</w:t>
+        <w:rPr>
+          <w:sz w:val="20"/>
+        </w:rPr>
+      </w:pPr>
+      <w:r>
+        <w:rPr>
+          <w:rStyle w:val="Strong"/>
+          <w:sz w:val="20"/>
+        </w:rPr>
+        <w:t>Oracle Certified Professional: Java SE Programmer</w:t>
+      </w:r>
+      <w:r>
+        <w:rPr>
+          <w:sz w:val="20"/>
+        </w:rPr>
+        <w:t xml:space="preserve"> — </w:t>
+      </w:r>
+      <w:r>
+        <w:rPr>
+          <w:rStyle w:val="Strong"/>
+          <w:sz w:val="20"/>
+        </w:rPr>
+        <w:t>2023</w:t>
+      </w:r>
+      <w:r>
+        <w:rPr>
+          <w:sz w:val="20"/>
+        </w:rPr>
+        <w:br/>
+        <w:t xml:space="preserve">Validates strong knowledge of </w:t>
+      </w:r>
+      <w:r>
+        <w:rPr>
+          <w:rStyle w:val="Strong"/>
+          <w:sz w:val="20"/>
+        </w:rPr>
+        <w:t>core Java</w:t>
+      </w:r>
+      <w:r>
+        <w:rPr>
+          <w:sz w:val="20"/>
+        </w:rPr>
+        <w:t xml:space="preserve">, object-oriented programming, collections, exception handling, and multithreading, making it one of the most credible certifications for backend-focused </w:t>
+      </w:r>
+      <w:r>
+        <w:rPr>
+          <w:rStyle w:val="Strong"/>
+          <w:sz w:val="20"/>
+        </w:rPr>
+        <w:t>Java</w:t>
+      </w:r>
+      <w:r>
+        <w:rPr>
+          <w:sz w:val="20"/>
+        </w:rPr>
+        <w:t xml:space="preserve"> engineers.</w:t>
       </w:r>
     </w:p>
     <w:p>
@@ -4807,71 +3249,104 @@
         <w:pStyle w:val="NormalWeb"/>
         <w:numPr>
           <w:ilvl w:val="0"/>
-          <w:numId w:val="26"/>
+          <w:numId w:val="33"/>
         </w:numPr>
         <w:spacing w:before="0" w:beforeAutospacing="0" w:after="0" w:afterAutospacing="0"/>
-        <w:jc w:val="both"/>
-        <w:rPr>
-          <w:sz w:val="18"/>
-        </w:rPr>
-      </w:pPr>
-      <w:r>
-        <w:rPr>
-          <w:sz w:val="18"/>
-        </w:rPr>
-        <w:t xml:space="preserve">Implemented </w:t>
-      </w:r>
-      <w:r>
-        <w:rPr>
-          <w:rStyle w:val="Strong"/>
-          <w:sz w:val="18"/>
-        </w:rPr>
-        <w:t>OAuth2/OIDC</w:t>
-      </w:r>
-      <w:r>
-        <w:rPr>
-          <w:sz w:val="18"/>
-        </w:rPr>
-        <w:t xml:space="preserve"> authentication with </w:t>
-      </w:r>
-      <w:r>
-        <w:rPr>
-          <w:rStyle w:val="Strong"/>
-          <w:sz w:val="18"/>
-        </w:rPr>
-        <w:t>JWT</w:t>
-      </w:r>
-      <w:r>
-        <w:rPr>
-          <w:sz w:val="18"/>
-        </w:rPr>
-        <w:t xml:space="preserve"> and enforced </w:t>
-      </w:r>
-      <w:r>
-        <w:rPr>
-          <w:rStyle w:val="Strong"/>
-          <w:sz w:val="18"/>
-        </w:rPr>
-        <w:t>RBAC/ABAC</w:t>
-      </w:r>
-      <w:r>
-        <w:rPr>
-          <w:sz w:val="18"/>
-        </w:rPr>
-        <w:t xml:space="preserve"> policies plus </w:t>
-      </w:r>
-      <w:r>
-        <w:rPr>
-          <w:rStyle w:val="Strong"/>
-          <w:sz w:val="18"/>
-        </w:rPr>
-        <w:t>audit logging</w:t>
-      </w:r>
-      <w:r>
-        <w:rPr>
-          <w:sz w:val="18"/>
-        </w:rPr>
-        <w:t xml:space="preserve"> across critical actions.</w:t>
+        <w:rPr>
+          <w:sz w:val="20"/>
+        </w:rPr>
+      </w:pPr>
+      <w:r>
+        <w:rPr>
+          <w:rStyle w:val="Strong"/>
+          <w:sz w:val="20"/>
+        </w:rPr>
+        <w:t>AWS Certified Developer – Associate</w:t>
+      </w:r>
+      <w:r>
+        <w:rPr>
+          <w:sz w:val="20"/>
+        </w:rPr>
+        <w:t xml:space="preserve"> — </w:t>
+      </w:r>
+      <w:r>
+        <w:rPr>
+          <w:rStyle w:val="Strong"/>
+          <w:sz w:val="20"/>
+        </w:rPr>
+        <w:t>2024</w:t>
+      </w:r>
+      <w:r>
+        <w:rPr>
+          <w:sz w:val="20"/>
+        </w:rPr>
+        <w:br/>
+        <w:t xml:space="preserve">Demonstrates hands-on ability to build, deploy, and troubleshoot cloud-native applications using </w:t>
+      </w:r>
+      <w:r>
+        <w:rPr>
+          <w:rStyle w:val="Strong"/>
+          <w:sz w:val="20"/>
+        </w:rPr>
+        <w:t>AWS</w:t>
+      </w:r>
+      <w:r>
+        <w:rPr>
+          <w:sz w:val="20"/>
+        </w:rPr>
+        <w:t xml:space="preserve"> services such as </w:t>
+      </w:r>
+      <w:r>
+        <w:rPr>
+          <w:rStyle w:val="Strong"/>
+          <w:sz w:val="20"/>
+        </w:rPr>
+        <w:t>Lambda</w:t>
+      </w:r>
+      <w:r>
+        <w:rPr>
+          <w:sz w:val="20"/>
+        </w:rPr>
+        <w:t xml:space="preserve">, </w:t>
+      </w:r>
+      <w:r>
+        <w:rPr>
+          <w:rStyle w:val="Strong"/>
+          <w:sz w:val="20"/>
+        </w:rPr>
+        <w:t>API Gateway</w:t>
+      </w:r>
+      <w:r>
+        <w:rPr>
+          <w:sz w:val="20"/>
+        </w:rPr>
+        <w:t xml:space="preserve">, </w:t>
+      </w:r>
+      <w:r>
+        <w:rPr>
+          <w:rStyle w:val="Strong"/>
+          <w:sz w:val="20"/>
+        </w:rPr>
+        <w:t>S3</w:t>
+      </w:r>
+      <w:r>
+        <w:rPr>
+          <w:sz w:val="20"/>
+        </w:rPr>
+        <w:t xml:space="preserve">, </w:t>
+      </w:r>
+      <w:r>
+        <w:rPr>
+          <w:rStyle w:val="Strong"/>
+          <w:sz w:val="20"/>
+        </w:rPr>
+        <w:t>IAM</w:t>
+      </w:r>
+      <w:r>
+        <w:rPr>
+          <w:sz w:val="20"/>
+        </w:rPr>
+        <w:t>, and event-driven integrations commonly used in modern Java platforms.</w:t>
       </w:r>
     </w:p>
     <w:p>
@@ -4879,342 +3354,76 @@
         <w:pStyle w:val="NormalWeb"/>
         <w:numPr>
           <w:ilvl w:val="0"/>
-          <w:numId w:val="26"/>
+          <w:numId w:val="33"/>
         </w:numPr>
         <w:spacing w:before="0" w:beforeAutospacing="0" w:after="0" w:afterAutospacing="0"/>
-        <w:jc w:val="both"/>
-        <w:rPr>
-          <w:sz w:val="18"/>
-        </w:rPr>
-      </w:pPr>
-      <w:r>
-        <w:rPr>
-          <w:sz w:val="18"/>
-        </w:rPr>
-        <w:t xml:space="preserve">Added </w:t>
-      </w:r>
-      <w:proofErr w:type="spellStart"/>
-      <w:r>
-        <w:rPr>
-          <w:rStyle w:val="Strong"/>
-          <w:sz w:val="18"/>
-        </w:rPr>
-        <w:t>Redis</w:t>
-      </w:r>
-      <w:proofErr w:type="spellEnd"/>
-      <w:r>
-        <w:rPr>
-          <w:sz w:val="18"/>
-        </w:rPr>
-        <w:t xml:space="preserve"> caching and query-plan tuning in </w:t>
-      </w:r>
-      <w:proofErr w:type="spellStart"/>
-      <w:r>
-        <w:rPr>
-          <w:rStyle w:val="Strong"/>
-          <w:sz w:val="18"/>
-        </w:rPr>
-        <w:t>PostgreSQL</w:t>
-      </w:r>
-      <w:proofErr w:type="spellEnd"/>
-      <w:r>
-        <w:rPr>
-          <w:sz w:val="18"/>
-        </w:rPr>
-        <w:t xml:space="preserve"> to stabilize p95 latency, and introduced safe rollouts via CI gates and automated checks.</w:t>
-      </w:r>
-    </w:p>
-    <w:p>
-      <w:pPr>
-        <w:pStyle w:val="Heading3"/>
-        <w:jc w:val="both"/>
-        <w:rPr>
-          <w:color w:val="auto"/>
-          <w:sz w:val="18"/>
-        </w:rPr>
-      </w:pPr>
-      <w:r>
-        <w:rPr>
-          <w:rStyle w:val="Strong"/>
-          <w:bCs w:val="0"/>
-          <w:color w:val="auto"/>
-          <w:sz w:val="18"/>
-        </w:rPr>
-        <w:t>Event-Driven Workflow Orchestrator (Kafka + SQS/SNS)</w:t>
-      </w:r>
-    </w:p>
-    <w:p>
-      <w:pPr>
-        <w:pStyle w:val="NormalWeb"/>
-        <w:numPr>
-          <w:ilvl w:val="0"/>
-          <w:numId w:val="26"/>
-        </w:numPr>
-        <w:spacing w:before="0" w:beforeAutospacing="0" w:after="0" w:afterAutospacing="0"/>
-        <w:jc w:val="both"/>
-        <w:rPr>
-          <w:sz w:val="18"/>
-        </w:rPr>
-      </w:pPr>
-      <w:r>
-        <w:rPr>
-          <w:sz w:val="18"/>
-        </w:rPr>
-        <w:t xml:space="preserve">Implemented an orchestration pattern using </w:t>
-      </w:r>
-      <w:r>
-        <w:rPr>
-          <w:rStyle w:val="Strong"/>
-          <w:sz w:val="18"/>
-        </w:rPr>
-        <w:t>Kafka</w:t>
-      </w:r>
-      <w:r>
-        <w:rPr>
-          <w:sz w:val="18"/>
-        </w:rPr>
-        <w:t xml:space="preserve"> for domain events and </w:t>
-      </w:r>
-      <w:r>
-        <w:rPr>
-          <w:rStyle w:val="Strong"/>
-          <w:sz w:val="18"/>
-        </w:rPr>
-        <w:t>AWS SQS/SNS</w:t>
-      </w:r>
-      <w:r>
-        <w:rPr>
-          <w:sz w:val="18"/>
-        </w:rPr>
-        <w:t xml:space="preserve"> for fan-out execution, including </w:t>
-      </w:r>
-      <w:proofErr w:type="spellStart"/>
-      <w:r>
-        <w:rPr>
-          <w:sz w:val="18"/>
-        </w:rPr>
-        <w:t>idempotency</w:t>
-      </w:r>
-      <w:proofErr w:type="spellEnd"/>
-      <w:r>
-        <w:rPr>
-          <w:sz w:val="18"/>
-        </w:rPr>
-        <w:t xml:space="preserve"> keys, retries, and DLQ recovery.</w:t>
-      </w:r>
-    </w:p>
-    <w:p>
-      <w:pPr>
-        <w:pStyle w:val="NormalWeb"/>
-        <w:numPr>
-          <w:ilvl w:val="0"/>
-          <w:numId w:val="26"/>
-        </w:numPr>
-        <w:spacing w:before="0" w:beforeAutospacing="0" w:after="0" w:afterAutospacing="0"/>
-        <w:jc w:val="both"/>
-        <w:rPr>
-          <w:sz w:val="18"/>
-        </w:rPr>
-      </w:pPr>
-      <w:r>
-        <w:rPr>
-          <w:sz w:val="18"/>
-        </w:rPr>
-        <w:t xml:space="preserve">Persisted workflow state in </w:t>
-      </w:r>
-      <w:proofErr w:type="spellStart"/>
-      <w:r>
-        <w:rPr>
-          <w:rStyle w:val="Strong"/>
-          <w:sz w:val="18"/>
-        </w:rPr>
-        <w:t>PostgreSQL</w:t>
-      </w:r>
-      <w:proofErr w:type="spellEnd"/>
-      <w:r>
-        <w:rPr>
-          <w:sz w:val="18"/>
-        </w:rPr>
-        <w:t xml:space="preserve"> and integrated search indexing into </w:t>
-      </w:r>
-      <w:proofErr w:type="spellStart"/>
-      <w:r>
-        <w:rPr>
-          <w:rStyle w:val="Strong"/>
-          <w:sz w:val="18"/>
-        </w:rPr>
-        <w:t>Elasticsearch</w:t>
-      </w:r>
-      <w:proofErr w:type="spellEnd"/>
-      <w:r>
-        <w:rPr>
-          <w:rStyle w:val="Strong"/>
-          <w:sz w:val="18"/>
-        </w:rPr>
-        <w:t>/OpenSearch</w:t>
-      </w:r>
-      <w:r>
-        <w:rPr>
-          <w:sz w:val="18"/>
-        </w:rPr>
-        <w:t xml:space="preserve"> for fast operational tracing and debugging.</w:t>
-      </w:r>
-    </w:p>
-    <w:p>
-      <w:pPr>
-        <w:pStyle w:val="NormalWeb"/>
-        <w:numPr>
-          <w:ilvl w:val="0"/>
-          <w:numId w:val="26"/>
-        </w:numPr>
-        <w:spacing w:before="0" w:beforeAutospacing="0" w:after="0" w:afterAutospacing="0"/>
-        <w:jc w:val="both"/>
-        <w:rPr>
-          <w:sz w:val="18"/>
-        </w:rPr>
-      </w:pPr>
-      <w:r>
-        <w:rPr>
-          <w:sz w:val="18"/>
-        </w:rPr>
-        <w:t xml:space="preserve">Deployed on </w:t>
-      </w:r>
-      <w:r>
-        <w:rPr>
-          <w:rStyle w:val="Strong"/>
-          <w:sz w:val="18"/>
-        </w:rPr>
-        <w:t>AWS EKS</w:t>
-      </w:r>
-      <w:r>
-        <w:rPr>
-          <w:sz w:val="18"/>
-        </w:rPr>
-        <w:t xml:space="preserve"> using </w:t>
-      </w:r>
-      <w:proofErr w:type="spellStart"/>
-      <w:r>
-        <w:rPr>
-          <w:rStyle w:val="Strong"/>
-          <w:sz w:val="18"/>
-        </w:rPr>
-        <w:t>Docker</w:t>
-      </w:r>
-      <w:proofErr w:type="spellEnd"/>
-      <w:r>
-        <w:rPr>
-          <w:sz w:val="18"/>
-        </w:rPr>
-        <w:t xml:space="preserve">, </w:t>
-      </w:r>
-      <w:r>
-        <w:rPr>
-          <w:rStyle w:val="Strong"/>
-          <w:sz w:val="18"/>
-        </w:rPr>
-        <w:t>Helm</w:t>
-      </w:r>
-      <w:r>
-        <w:rPr>
-          <w:sz w:val="18"/>
-        </w:rPr>
-        <w:t xml:space="preserve">, </w:t>
-      </w:r>
-      <w:r>
-        <w:rPr>
-          <w:rStyle w:val="Strong"/>
-          <w:sz w:val="18"/>
-        </w:rPr>
-        <w:t>Argo CD</w:t>
-      </w:r>
-      <w:r>
-        <w:rPr>
-          <w:sz w:val="18"/>
-        </w:rPr>
-        <w:t xml:space="preserve">, and </w:t>
-      </w:r>
-      <w:proofErr w:type="spellStart"/>
-      <w:r>
-        <w:rPr>
-          <w:rStyle w:val="Strong"/>
-          <w:sz w:val="18"/>
-        </w:rPr>
-        <w:t>GitOps</w:t>
-      </w:r>
-      <w:proofErr w:type="spellEnd"/>
-      <w:r>
-        <w:rPr>
-          <w:sz w:val="18"/>
-        </w:rPr>
-        <w:t xml:space="preserve">, with dashboards in </w:t>
-      </w:r>
-      <w:proofErr w:type="spellStart"/>
-      <w:r>
-        <w:rPr>
-          <w:rStyle w:val="Strong"/>
-          <w:sz w:val="18"/>
-        </w:rPr>
-        <w:t>Datadog</w:t>
-      </w:r>
-      <w:proofErr w:type="spellEnd"/>
-      <w:r>
-        <w:rPr>
-          <w:rStyle w:val="Strong"/>
-          <w:sz w:val="18"/>
-        </w:rPr>
-        <w:t>/</w:t>
-      </w:r>
-      <w:proofErr w:type="spellStart"/>
-      <w:r>
-        <w:rPr>
-          <w:rStyle w:val="Strong"/>
-          <w:sz w:val="18"/>
-        </w:rPr>
-        <w:t>Grafana</w:t>
-      </w:r>
-      <w:proofErr w:type="spellEnd"/>
-      <w:r>
-        <w:rPr>
-          <w:rStyle w:val="Strong"/>
-          <w:sz w:val="18"/>
-        </w:rPr>
-        <w:t>/</w:t>
-      </w:r>
-      <w:proofErr w:type="spellStart"/>
-      <w:r>
-        <w:rPr>
-          <w:rStyle w:val="Strong"/>
-          <w:sz w:val="18"/>
-        </w:rPr>
-        <w:t>CloudWatch</w:t>
-      </w:r>
-      <w:proofErr w:type="spellEnd"/>
-      <w:r>
-        <w:rPr>
-          <w:sz w:val="18"/>
-        </w:rPr>
-        <w:t xml:space="preserve"> using </w:t>
-      </w:r>
-      <w:proofErr w:type="spellStart"/>
-      <w:r>
-        <w:rPr>
-          <w:rStyle w:val="Strong"/>
-          <w:sz w:val="18"/>
-        </w:rPr>
-        <w:t>OpenTelemetry</w:t>
-      </w:r>
-      <w:proofErr w:type="spellEnd"/>
-      <w:r>
-        <w:rPr>
-          <w:sz w:val="18"/>
-        </w:rPr>
-        <w:t xml:space="preserve"> traces.</w:t>
-      </w:r>
-    </w:p>
-    <w:p>
-      <w:pPr>
-        <w:spacing w:after="80"/>
-      </w:pPr>
+      </w:pPr>
+      <w:r>
+        <w:rPr>
+          <w:rStyle w:val="Strong"/>
+          <w:sz w:val="20"/>
+        </w:rPr>
+        <w:t>Professional Scrum Master I (PSM I)</w:t>
+      </w:r>
+      <w:r>
+        <w:rPr>
+          <w:sz w:val="20"/>
+        </w:rPr>
+        <w:t xml:space="preserve"> — </w:t>
+      </w:r>
+      <w:r>
+        <w:rPr>
+          <w:rStyle w:val="Strong"/>
+          <w:sz w:val="20"/>
+        </w:rPr>
+        <w:t>2022</w:t>
+      </w:r>
+      <w:r>
+        <w:rPr>
+          <w:sz w:val="20"/>
+        </w:rPr>
+        <w:br/>
+        <w:t xml:space="preserve">Shows practical understanding of </w:t>
+      </w:r>
+      <w:r>
+        <w:rPr>
+          <w:rStyle w:val="Strong"/>
+          <w:sz w:val="20"/>
+        </w:rPr>
+        <w:t>Agile</w:t>
+      </w:r>
+      <w:r>
+        <w:rPr>
+          <w:sz w:val="20"/>
+        </w:rPr>
+        <w:t xml:space="preserve"> delivery, sprint execution, stakeholder collaboration, and team coordination, which is valuable for engineers working in fast-moving product teams using </w:t>
+      </w:r>
+      <w:r>
+        <w:rPr>
+          <w:rStyle w:val="Strong"/>
+          <w:sz w:val="20"/>
+        </w:rPr>
+        <w:t>Java</w:t>
+      </w:r>
+      <w:r>
+        <w:rPr>
+          <w:sz w:val="20"/>
+        </w:rPr>
+        <w:t xml:space="preserve"> and </w:t>
+      </w:r>
+      <w:r>
+        <w:rPr>
+          <w:rStyle w:val="Strong"/>
+          <w:sz w:val="20"/>
+        </w:rPr>
+        <w:t>Angular</w:t>
+      </w:r>
+      <w:r>
+        <w:rPr>
+          <w:sz w:val="20"/>
+        </w:rPr>
+        <w:t>.</w:t>
+      </w:r>
     </w:p>
     <w:sectPr>
       <w:pgSz w:w="11906" w:h="16838"/>
@@ -5229,6 +3438,120 @@
 <file path=word/numbering.xml><?xml version="1.0" encoding="utf-8"?>
 <w:numbering xmlns:wpc="http://schemas.microsoft.com/office/word/2010/wordprocessingCanvas" xmlns:mc="http://schemas.openxmlformats.org/markup-compatibility/2006" xmlns:o="urn:schemas-microsoft-com:office:office" xmlns:r="http://schemas.openxmlformats.org/officeDocument/2006/relationships" xmlns:m="http://schemas.openxmlformats.org/officeDocument/2006/math" xmlns:v="urn:schemas-microsoft-com:vml" xmlns:wp14="http://schemas.microsoft.com/office/word/2010/wordprocessingDrawing" xmlns:wp="http://schemas.openxmlformats.org/drawingml/2006/wordprocessingDrawing" xmlns:w10="urn:schemas-microsoft-com:office:word" xmlns:w="http://schemas.openxmlformats.org/wordprocessingml/2006/main" xmlns:w14="http://schemas.microsoft.com/office/word/2010/wordml" xmlns:wpg="http://schemas.microsoft.com/office/word/2010/wordprocessingGroup" xmlns:wpi="http://schemas.microsoft.com/office/word/2010/wordprocessingInk" xmlns:wne="http://schemas.microsoft.com/office/word/2006/wordml" xmlns:wps="http://schemas.microsoft.com/office/word/2010/wordprocessingShape" mc:Ignorable="w14 wp14">
   <w:abstractNum w:abstractNumId="0">
+    <w:nsid w:val="000A3660"/>
+    <w:multiLevelType w:val="hybridMultilevel"/>
+    <w:tmpl w:val="BCEAD3C6"/>
+    <w:lvl w:ilvl="0" w:tplc="DBEC90EA">
+      <w:start w:val="1"/>
+      <w:numFmt w:val="bullet"/>
+      <w:lvlText w:val="-"/>
+      <w:lvlJc w:val="left"/>
+      <w:pPr>
+        <w:ind w:left="360" w:hanging="360"/>
+      </w:pPr>
+      <w:rPr>
+        <w:rFonts w:ascii="Tw Cen MT" w:hAnsi="Tw Cen MT" w:hint="default"/>
+        <w:sz w:val="20"/>
+      </w:rPr>
+    </w:lvl>
+    <w:lvl w:ilvl="1" w:tplc="04090003" w:tentative="1">
+      <w:start w:val="1"/>
+      <w:numFmt w:val="bullet"/>
+      <w:lvlText w:val="o"/>
+      <w:lvlJc w:val="left"/>
+      <w:pPr>
+        <w:ind w:left="1080" w:hanging="360"/>
+      </w:pPr>
+      <w:rPr>
+        <w:rFonts w:ascii="Courier New" w:hAnsi="Courier New" w:cs="Courier New" w:hint="default"/>
+      </w:rPr>
+    </w:lvl>
+    <w:lvl w:ilvl="2" w:tplc="04090005" w:tentative="1">
+      <w:start w:val="1"/>
+      <w:numFmt w:val="bullet"/>
+      <w:lvlText w:val=""/>
+      <w:lvlJc w:val="left"/>
+      <w:pPr>
+        <w:ind w:left="1800" w:hanging="360"/>
+      </w:pPr>
+      <w:rPr>
+        <w:rFonts w:ascii="Wingdings" w:hAnsi="Wingdings" w:hint="default"/>
+      </w:rPr>
+    </w:lvl>
+    <w:lvl w:ilvl="3" w:tplc="04090001" w:tentative="1">
+      <w:start w:val="1"/>
+      <w:numFmt w:val="bullet"/>
+      <w:lvlText w:val=""/>
+      <w:lvlJc w:val="left"/>
+      <w:pPr>
+        <w:ind w:left="2520" w:hanging="360"/>
+      </w:pPr>
+      <w:rPr>
+        <w:rFonts w:ascii="Symbol" w:hAnsi="Symbol" w:hint="default"/>
+      </w:rPr>
+    </w:lvl>
+    <w:lvl w:ilvl="4" w:tplc="04090003" w:tentative="1">
+      <w:start w:val="1"/>
+      <w:numFmt w:val="bullet"/>
+      <w:lvlText w:val="o"/>
+      <w:lvlJc w:val="left"/>
+      <w:pPr>
+        <w:ind w:left="3240" w:hanging="360"/>
+      </w:pPr>
+      <w:rPr>
+        <w:rFonts w:ascii="Courier New" w:hAnsi="Courier New" w:cs="Courier New" w:hint="default"/>
+      </w:rPr>
+    </w:lvl>
+    <w:lvl w:ilvl="5" w:tplc="04090005" w:tentative="1">
+      <w:start w:val="1"/>
+      <w:numFmt w:val="bullet"/>
+      <w:lvlText w:val=""/>
+      <w:lvlJc w:val="left"/>
+      <w:pPr>
+        <w:ind w:left="3960" w:hanging="360"/>
+      </w:pPr>
+      <w:rPr>
+        <w:rFonts w:ascii="Wingdings" w:hAnsi="Wingdings" w:hint="default"/>
+      </w:rPr>
+    </w:lvl>
+    <w:lvl w:ilvl="6" w:tplc="04090001" w:tentative="1">
+      <w:start w:val="1"/>
+      <w:numFmt w:val="bullet"/>
+      <w:lvlText w:val=""/>
+      <w:lvlJc w:val="left"/>
+      <w:pPr>
+        <w:ind w:left="4680" w:hanging="360"/>
+      </w:pPr>
+      <w:rPr>
+        <w:rFonts w:ascii="Symbol" w:hAnsi="Symbol" w:hint="default"/>
+      </w:rPr>
+    </w:lvl>
+    <w:lvl w:ilvl="7" w:tplc="04090003" w:tentative="1">
+      <w:start w:val="1"/>
+      <w:numFmt w:val="bullet"/>
+      <w:lvlText w:val="o"/>
+      <w:lvlJc w:val="left"/>
+      <w:pPr>
+        <w:ind w:left="5400" w:hanging="360"/>
+      </w:pPr>
+      <w:rPr>
+        <w:rFonts w:ascii="Courier New" w:hAnsi="Courier New" w:cs="Courier New" w:hint="default"/>
+      </w:rPr>
+    </w:lvl>
+    <w:lvl w:ilvl="8" w:tplc="04090005" w:tentative="1">
+      <w:start w:val="1"/>
+      <w:numFmt w:val="bullet"/>
+      <w:lvlText w:val=""/>
+      <w:lvlJc w:val="left"/>
+      <w:pPr>
+        <w:ind w:left="6120" w:hanging="360"/>
+      </w:pPr>
+      <w:rPr>
+        <w:rFonts w:ascii="Wingdings" w:hAnsi="Wingdings" w:hint="default"/>
+      </w:rPr>
+    </w:lvl>
+  </w:abstractNum>
+  <w:abstractNum w:abstractNumId="1">
     <w:nsid w:val="03074687"/>
     <w:multiLevelType w:val="hybridMultilevel"/>
     <w:tmpl w:val="CAC0AA1A"/>
@@ -5341,7 +3664,7 @@
       </w:rPr>
     </w:lvl>
   </w:abstractNum>
-  <w:abstractNum w:abstractNumId="1">
+  <w:abstractNum w:abstractNumId="2">
     <w:nsid w:val="0487641B"/>
     <w:multiLevelType w:val="multilevel"/>
     <w:tmpl w:val="60D4354C"/>
@@ -5490,7 +3813,7 @@
       </w:rPr>
     </w:lvl>
   </w:abstractNum>
-  <w:abstractNum w:abstractNumId="2">
+  <w:abstractNum w:abstractNumId="3">
     <w:nsid w:val="05D7368E"/>
     <w:multiLevelType w:val="multilevel"/>
     <w:tmpl w:val="2B804EAA"/>
@@ -5639,7 +3962,7 @@
       </w:rPr>
     </w:lvl>
   </w:abstractNum>
-  <w:abstractNum w:abstractNumId="3">
+  <w:abstractNum w:abstractNumId="4">
     <w:nsid w:val="09F41421"/>
     <w:multiLevelType w:val="hybridMultilevel"/>
     <w:tmpl w:val="158873BA"/>
@@ -5752,7 +4075,7 @@
       </w:rPr>
     </w:lvl>
   </w:abstractNum>
-  <w:abstractNum w:abstractNumId="4">
+  <w:abstractNum w:abstractNumId="5">
     <w:nsid w:val="0CC46CCB"/>
     <w:multiLevelType w:val="hybridMultilevel"/>
     <w:tmpl w:val="ACA81916"/>
@@ -5864,7 +4187,7 @@
       </w:rPr>
     </w:lvl>
   </w:abstractNum>
-  <w:abstractNum w:abstractNumId="5">
+  <w:abstractNum w:abstractNumId="6">
     <w:nsid w:val="1B1C3322"/>
     <w:multiLevelType w:val="hybridMultilevel"/>
     <w:tmpl w:val="05248472"/>
@@ -5976,7 +4299,7 @@
       </w:rPr>
     </w:lvl>
   </w:abstractNum>
-  <w:abstractNum w:abstractNumId="6">
+  <w:abstractNum w:abstractNumId="7">
     <w:nsid w:val="1E1E2CCB"/>
     <w:multiLevelType w:val="multilevel"/>
     <w:tmpl w:val="22822ADE"/>
@@ -6125,7 +4448,121 @@
       </w:rPr>
     </w:lvl>
   </w:abstractNum>
-  <w:abstractNum w:abstractNumId="7">
+  <w:abstractNum w:abstractNumId="8">
+    <w:nsid w:val="1F9C5C76"/>
+    <w:multiLevelType w:val="hybridMultilevel"/>
+    <w:tmpl w:val="69E02824"/>
+    <w:lvl w:ilvl="0" w:tplc="5D8E9CDE">
+      <w:start w:val="1"/>
+      <w:numFmt w:val="bullet"/>
+      <w:lvlText w:val="-"/>
+      <w:lvlJc w:val="left"/>
+      <w:pPr>
+        <w:ind w:left="360" w:hanging="360"/>
+      </w:pPr>
+      <w:rPr>
+        <w:rFonts w:ascii="Tw Cen MT" w:hAnsi="Tw Cen MT" w:hint="default"/>
+        <w:sz w:val="20"/>
+      </w:rPr>
+    </w:lvl>
+    <w:lvl w:ilvl="1" w:tplc="04090003" w:tentative="1">
+      <w:start w:val="1"/>
+      <w:numFmt w:val="bullet"/>
+      <w:lvlText w:val="o"/>
+      <w:lvlJc w:val="left"/>
+      <w:pPr>
+        <w:ind w:left="1080" w:hanging="360"/>
+      </w:pPr>
+      <w:rPr>
+        <w:rFonts w:ascii="Courier New" w:hAnsi="Courier New" w:cs="Courier New" w:hint="default"/>
+      </w:rPr>
+    </w:lvl>
+    <w:lvl w:ilvl="2" w:tplc="04090005" w:tentative="1">
+      <w:start w:val="1"/>
+      <w:numFmt w:val="bullet"/>
+      <w:lvlText w:val=""/>
+      <w:lvlJc w:val="left"/>
+      <w:pPr>
+        <w:ind w:left="1800" w:hanging="360"/>
+      </w:pPr>
+      <w:rPr>
+        <w:rFonts w:ascii="Wingdings" w:hAnsi="Wingdings" w:hint="default"/>
+      </w:rPr>
+    </w:lvl>
+    <w:lvl w:ilvl="3" w:tplc="04090001" w:tentative="1">
+      <w:start w:val="1"/>
+      <w:numFmt w:val="bullet"/>
+      <w:lvlText w:val=""/>
+      <w:lvlJc w:val="left"/>
+      <w:pPr>
+        <w:ind w:left="2520" w:hanging="360"/>
+      </w:pPr>
+      <w:rPr>
+        <w:rFonts w:ascii="Symbol" w:hAnsi="Symbol" w:hint="default"/>
+      </w:rPr>
+    </w:lvl>
+    <w:lvl w:ilvl="4" w:tplc="04090003" w:tentative="1">
+      <w:start w:val="1"/>
+      <w:numFmt w:val="bullet"/>
+      <w:lvlText w:val="o"/>
+      <w:lvlJc w:val="left"/>
+      <w:pPr>
+        <w:ind w:left="3240" w:hanging="360"/>
+      </w:pPr>
+      <w:rPr>
+        <w:rFonts w:ascii="Courier New" w:hAnsi="Courier New" w:cs="Courier New" w:hint="default"/>
+      </w:rPr>
+    </w:lvl>
+    <w:lvl w:ilvl="5" w:tplc="04090005" w:tentative="1">
+      <w:start w:val="1"/>
+      <w:numFmt w:val="bullet"/>
+      <w:lvlText w:val=""/>
+      <w:lvlJc w:val="left"/>
+      <w:pPr>
+        <w:ind w:left="3960" w:hanging="360"/>
+      </w:pPr>
+      <w:rPr>
+        <w:rFonts w:ascii="Wingdings" w:hAnsi="Wingdings" w:hint="default"/>
+      </w:rPr>
+    </w:lvl>
+    <w:lvl w:ilvl="6" w:tplc="04090001" w:tentative="1">
+      <w:start w:val="1"/>
+      <w:numFmt w:val="bullet"/>
+      <w:lvlText w:val=""/>
+      <w:lvlJc w:val="left"/>
+      <w:pPr>
+        <w:ind w:left="4680" w:hanging="360"/>
+      </w:pPr>
+      <w:rPr>
+        <w:rFonts w:ascii="Symbol" w:hAnsi="Symbol" w:hint="default"/>
+      </w:rPr>
+    </w:lvl>
+    <w:lvl w:ilvl="7" w:tplc="04090003" w:tentative="1">
+      <w:start w:val="1"/>
+      <w:numFmt w:val="bullet"/>
+      <w:lvlText w:val="o"/>
+      <w:lvlJc w:val="left"/>
+      <w:pPr>
+        <w:ind w:left="5400" w:hanging="360"/>
+      </w:pPr>
+      <w:rPr>
+        <w:rFonts w:ascii="Courier New" w:hAnsi="Courier New" w:cs="Courier New" w:hint="default"/>
+      </w:rPr>
+    </w:lvl>
+    <w:lvl w:ilvl="8" w:tplc="04090005" w:tentative="1">
+      <w:start w:val="1"/>
+      <w:numFmt w:val="bullet"/>
+      <w:lvlText w:val=""/>
+      <w:lvlJc w:val="left"/>
+      <w:pPr>
+        <w:ind w:left="6120" w:hanging="360"/>
+      </w:pPr>
+      <w:rPr>
+        <w:rFonts w:ascii="Wingdings" w:hAnsi="Wingdings" w:hint="default"/>
+      </w:rPr>
+    </w:lvl>
+  </w:abstractNum>
+  <w:abstractNum w:abstractNumId="9">
     <w:nsid w:val="27BE4FB4"/>
     <w:multiLevelType w:val="multilevel"/>
     <w:tmpl w:val="EEEC6150"/>
@@ -6274,7 +4711,7 @@
       </w:rPr>
     </w:lvl>
   </w:abstractNum>
-  <w:abstractNum w:abstractNumId="8">
+  <w:abstractNum w:abstractNumId="10">
     <w:nsid w:val="29457B37"/>
     <w:multiLevelType w:val="hybridMultilevel"/>
     <w:tmpl w:val="7B200976"/>
@@ -6387,7 +4824,121 @@
       </w:rPr>
     </w:lvl>
   </w:abstractNum>
-  <w:abstractNum w:abstractNumId="9">
+  <w:abstractNum w:abstractNumId="11">
+    <w:nsid w:val="2A74616C"/>
+    <w:multiLevelType w:val="hybridMultilevel"/>
+    <w:tmpl w:val="6FF471FA"/>
+    <w:lvl w:ilvl="0" w:tplc="F47A8722">
+      <w:start w:val="1"/>
+      <w:numFmt w:val="bullet"/>
+      <w:lvlText w:val="-"/>
+      <w:lvlJc w:val="left"/>
+      <w:pPr>
+        <w:ind w:left="360" w:hanging="360"/>
+      </w:pPr>
+      <w:rPr>
+        <w:rFonts w:ascii="Tw Cen MT" w:hAnsi="Tw Cen MT" w:hint="default"/>
+        <w:sz w:val="20"/>
+      </w:rPr>
+    </w:lvl>
+    <w:lvl w:ilvl="1" w:tplc="04090003" w:tentative="1">
+      <w:start w:val="1"/>
+      <w:numFmt w:val="bullet"/>
+      <w:lvlText w:val="o"/>
+      <w:lvlJc w:val="left"/>
+      <w:pPr>
+        <w:ind w:left="1440" w:hanging="360"/>
+      </w:pPr>
+      <w:rPr>
+        <w:rFonts w:ascii="Courier New" w:hAnsi="Courier New" w:cs="Courier New" w:hint="default"/>
+      </w:rPr>
+    </w:lvl>
+    <w:lvl w:ilvl="2" w:tplc="04090005" w:tentative="1">
+      <w:start w:val="1"/>
+      <w:numFmt w:val="bullet"/>
+      <w:lvlText w:val=""/>
+      <w:lvlJc w:val="left"/>
+      <w:pPr>
+        <w:ind w:left="2160" w:hanging="360"/>
+      </w:pPr>
+      <w:rPr>
+        <w:rFonts w:ascii="Wingdings" w:hAnsi="Wingdings" w:hint="default"/>
+      </w:rPr>
+    </w:lvl>
+    <w:lvl w:ilvl="3" w:tplc="04090001" w:tentative="1">
+      <w:start w:val="1"/>
+      <w:numFmt w:val="bullet"/>
+      <w:lvlText w:val=""/>
+      <w:lvlJc w:val="left"/>
+      <w:pPr>
+        <w:ind w:left="2880" w:hanging="360"/>
+      </w:pPr>
+      <w:rPr>
+        <w:rFonts w:ascii="Symbol" w:hAnsi="Symbol" w:hint="default"/>
+      </w:rPr>
+    </w:lvl>
+    <w:lvl w:ilvl="4" w:tplc="04090003" w:tentative="1">
+      <w:start w:val="1"/>
+      <w:numFmt w:val="bullet"/>
+      <w:lvlText w:val="o"/>
+      <w:lvlJc w:val="left"/>
+      <w:pPr>
+        <w:ind w:left="3600" w:hanging="360"/>
+      </w:pPr>
+      <w:rPr>
+        <w:rFonts w:ascii="Courier New" w:hAnsi="Courier New" w:cs="Courier New" w:hint="default"/>
+      </w:rPr>
+    </w:lvl>
+    <w:lvl w:ilvl="5" w:tplc="04090005" w:tentative="1">
+      <w:start w:val="1"/>
+      <w:numFmt w:val="bullet"/>
+      <w:lvlText w:val=""/>
+      <w:lvlJc w:val="left"/>
+      <w:pPr>
+        <w:ind w:left="4320" w:hanging="360"/>
+      </w:pPr>
+      <w:rPr>
+        <w:rFonts w:ascii="Wingdings" w:hAnsi="Wingdings" w:hint="default"/>
+      </w:rPr>
+    </w:lvl>
+    <w:lvl w:ilvl="6" w:tplc="04090001" w:tentative="1">
+      <w:start w:val="1"/>
+      <w:numFmt w:val="bullet"/>
+      <w:lvlText w:val=""/>
+      <w:lvlJc w:val="left"/>
+      <w:pPr>
+        <w:ind w:left="5040" w:hanging="360"/>
+      </w:pPr>
+      <w:rPr>
+        <w:rFonts w:ascii="Symbol" w:hAnsi="Symbol" w:hint="default"/>
+      </w:rPr>
+    </w:lvl>
+    <w:lvl w:ilvl="7" w:tplc="04090003" w:tentative="1">
+      <w:start w:val="1"/>
+      <w:numFmt w:val="bullet"/>
+      <w:lvlText w:val="o"/>
+      <w:lvlJc w:val="left"/>
+      <w:pPr>
+        <w:ind w:left="5760" w:hanging="360"/>
+      </w:pPr>
+      <w:rPr>
+        <w:rFonts w:ascii="Courier New" w:hAnsi="Courier New" w:cs="Courier New" w:hint="default"/>
+      </w:rPr>
+    </w:lvl>
+    <w:lvl w:ilvl="8" w:tplc="04090005" w:tentative="1">
+      <w:start w:val="1"/>
+      <w:numFmt w:val="bullet"/>
+      <w:lvlText w:val=""/>
+      <w:lvlJc w:val="left"/>
+      <w:pPr>
+        <w:ind w:left="6480" w:hanging="360"/>
+      </w:pPr>
+      <w:rPr>
+        <w:rFonts w:ascii="Wingdings" w:hAnsi="Wingdings" w:hint="default"/>
+      </w:rPr>
+    </w:lvl>
+  </w:abstractNum>
+  <w:abstractNum w:abstractNumId="12">
     <w:nsid w:val="2A94205D"/>
     <w:multiLevelType w:val="multilevel"/>
     <w:tmpl w:val="B5A62340"/>
@@ -6536,7 +5087,7 @@
       </w:rPr>
     </w:lvl>
   </w:abstractNum>
-  <w:abstractNum w:abstractNumId="10">
+  <w:abstractNum w:abstractNumId="13">
     <w:nsid w:val="2B98292D"/>
     <w:multiLevelType w:val="hybridMultilevel"/>
     <w:tmpl w:val="E0D27F20"/>
@@ -6649,7 +5200,7 @@
       </w:rPr>
     </w:lvl>
   </w:abstractNum>
-  <w:abstractNum w:abstractNumId="11">
+  <w:abstractNum w:abstractNumId="14">
     <w:nsid w:val="2CC25AAC"/>
     <w:multiLevelType w:val="hybridMultilevel"/>
     <w:tmpl w:val="9DD0B28C"/>
@@ -6761,7 +5312,7 @@
       </w:rPr>
     </w:lvl>
   </w:abstractNum>
-  <w:abstractNum w:abstractNumId="12">
+  <w:abstractNum w:abstractNumId="15">
     <w:nsid w:val="2D443F99"/>
     <w:multiLevelType w:val="hybridMultilevel"/>
     <w:tmpl w:val="0F8A8B90"/>
@@ -6874,7 +5425,121 @@
       </w:rPr>
     </w:lvl>
   </w:abstractNum>
-  <w:abstractNum w:abstractNumId="13">
+  <w:abstractNum w:abstractNumId="16">
+    <w:nsid w:val="2FAA4B24"/>
+    <w:multiLevelType w:val="hybridMultilevel"/>
+    <w:tmpl w:val="61963B0E"/>
+    <w:lvl w:ilvl="0" w:tplc="D602B0B4">
+      <w:start w:val="1"/>
+      <w:numFmt w:val="bullet"/>
+      <w:lvlText w:val="-"/>
+      <w:lvlJc w:val="left"/>
+      <w:pPr>
+        <w:ind w:left="360" w:hanging="360"/>
+      </w:pPr>
+      <w:rPr>
+        <w:rFonts w:ascii="Tw Cen MT" w:hAnsi="Tw Cen MT" w:hint="default"/>
+        <w:sz w:val="20"/>
+      </w:rPr>
+    </w:lvl>
+    <w:lvl w:ilvl="1" w:tplc="04090003" w:tentative="1">
+      <w:start w:val="1"/>
+      <w:numFmt w:val="bullet"/>
+      <w:lvlText w:val="o"/>
+      <w:lvlJc w:val="left"/>
+      <w:pPr>
+        <w:ind w:left="1080" w:hanging="360"/>
+      </w:pPr>
+      <w:rPr>
+        <w:rFonts w:ascii="Courier New" w:hAnsi="Courier New" w:cs="Courier New" w:hint="default"/>
+      </w:rPr>
+    </w:lvl>
+    <w:lvl w:ilvl="2" w:tplc="04090005" w:tentative="1">
+      <w:start w:val="1"/>
+      <w:numFmt w:val="bullet"/>
+      <w:lvlText w:val=""/>
+      <w:lvlJc w:val="left"/>
+      <w:pPr>
+        <w:ind w:left="1800" w:hanging="360"/>
+      </w:pPr>
+      <w:rPr>
+        <w:rFonts w:ascii="Wingdings" w:hAnsi="Wingdings" w:hint="default"/>
+      </w:rPr>
+    </w:lvl>
+    <w:lvl w:ilvl="3" w:tplc="04090001" w:tentative="1">
+      <w:start w:val="1"/>
+      <w:numFmt w:val="bullet"/>
+      <w:lvlText w:val=""/>
+      <w:lvlJc w:val="left"/>
+      <w:pPr>
+        <w:ind w:left="2520" w:hanging="360"/>
+      </w:pPr>
+      <w:rPr>
+        <w:rFonts w:ascii="Symbol" w:hAnsi="Symbol" w:hint="default"/>
+      </w:rPr>
+    </w:lvl>
+    <w:lvl w:ilvl="4" w:tplc="04090003" w:tentative="1">
+      <w:start w:val="1"/>
+      <w:numFmt w:val="bullet"/>
+      <w:lvlText w:val="o"/>
+      <w:lvlJc w:val="left"/>
+      <w:pPr>
+        <w:ind w:left="3240" w:hanging="360"/>
+      </w:pPr>
+      <w:rPr>
+        <w:rFonts w:ascii="Courier New" w:hAnsi="Courier New" w:cs="Courier New" w:hint="default"/>
+      </w:rPr>
+    </w:lvl>
+    <w:lvl w:ilvl="5" w:tplc="04090005" w:tentative="1">
+      <w:start w:val="1"/>
+      <w:numFmt w:val="bullet"/>
+      <w:lvlText w:val=""/>
+      <w:lvlJc w:val="left"/>
+      <w:pPr>
+        <w:ind w:left="3960" w:hanging="360"/>
+      </w:pPr>
+      <w:rPr>
+        <w:rFonts w:ascii="Wingdings" w:hAnsi="Wingdings" w:hint="default"/>
+      </w:rPr>
+    </w:lvl>
+    <w:lvl w:ilvl="6" w:tplc="04090001" w:tentative="1">
+      <w:start w:val="1"/>
+      <w:numFmt w:val="bullet"/>
+      <w:lvlText w:val=""/>
+      <w:lvlJc w:val="left"/>
+      <w:pPr>
+        <w:ind w:left="4680" w:hanging="360"/>
+      </w:pPr>
+      <w:rPr>
+        <w:rFonts w:ascii="Symbol" w:hAnsi="Symbol" w:hint="default"/>
+      </w:rPr>
+    </w:lvl>
+    <w:lvl w:ilvl="7" w:tplc="04090003" w:tentative="1">
+      <w:start w:val="1"/>
+      <w:numFmt w:val="bullet"/>
+      <w:lvlText w:val="o"/>
+      <w:lvlJc w:val="left"/>
+      <w:pPr>
+        <w:ind w:left="5400" w:hanging="360"/>
+      </w:pPr>
+      <w:rPr>
+        <w:rFonts w:ascii="Courier New" w:hAnsi="Courier New" w:cs="Courier New" w:hint="default"/>
+      </w:rPr>
+    </w:lvl>
+    <w:lvl w:ilvl="8" w:tplc="04090005" w:tentative="1">
+      <w:start w:val="1"/>
+      <w:numFmt w:val="bullet"/>
+      <w:lvlText w:val=""/>
+      <w:lvlJc w:val="left"/>
+      <w:pPr>
+        <w:ind w:left="6120" w:hanging="360"/>
+      </w:pPr>
+      <w:rPr>
+        <w:rFonts w:ascii="Wingdings" w:hAnsi="Wingdings" w:hint="default"/>
+      </w:rPr>
+    </w:lvl>
+  </w:abstractNum>
+  <w:abstractNum w:abstractNumId="17">
     <w:nsid w:val="3AE512CD"/>
     <w:multiLevelType w:val="multilevel"/>
     <w:tmpl w:val="EDEABF6C"/>
@@ -7023,7 +5688,7 @@
       </w:rPr>
     </w:lvl>
   </w:abstractNum>
-  <w:abstractNum w:abstractNumId="14">
+  <w:abstractNum w:abstractNumId="18">
     <w:nsid w:val="42BA0B60"/>
     <w:multiLevelType w:val="hybridMultilevel"/>
     <w:tmpl w:val="1BC6C832"/>
@@ -7136,7 +5801,7 @@
       </w:rPr>
     </w:lvl>
   </w:abstractNum>
-  <w:abstractNum w:abstractNumId="15">
+  <w:abstractNum w:abstractNumId="19">
     <w:nsid w:val="4AF55C01"/>
     <w:multiLevelType w:val="hybridMultilevel"/>
     <w:tmpl w:val="9254488E"/>
@@ -7249,7 +5914,121 @@
       </w:rPr>
     </w:lvl>
   </w:abstractNum>
-  <w:abstractNum w:abstractNumId="16">
+  <w:abstractNum w:abstractNumId="20">
+    <w:nsid w:val="4BA250DE"/>
+    <w:multiLevelType w:val="hybridMultilevel"/>
+    <w:tmpl w:val="962CBD04"/>
+    <w:lvl w:ilvl="0" w:tplc="F47A8722">
+      <w:start w:val="1"/>
+      <w:numFmt w:val="bullet"/>
+      <w:lvlText w:val="-"/>
+      <w:lvlJc w:val="left"/>
+      <w:pPr>
+        <w:ind w:left="360" w:hanging="360"/>
+      </w:pPr>
+      <w:rPr>
+        <w:rFonts w:ascii="Tw Cen MT" w:hAnsi="Tw Cen MT" w:hint="default"/>
+        <w:sz w:val="20"/>
+      </w:rPr>
+    </w:lvl>
+    <w:lvl w:ilvl="1" w:tplc="04090003" w:tentative="1">
+      <w:start w:val="1"/>
+      <w:numFmt w:val="bullet"/>
+      <w:lvlText w:val="o"/>
+      <w:lvlJc w:val="left"/>
+      <w:pPr>
+        <w:ind w:left="1080" w:hanging="360"/>
+      </w:pPr>
+      <w:rPr>
+        <w:rFonts w:ascii="Courier New" w:hAnsi="Courier New" w:cs="Courier New" w:hint="default"/>
+      </w:rPr>
+    </w:lvl>
+    <w:lvl w:ilvl="2" w:tplc="04090005" w:tentative="1">
+      <w:start w:val="1"/>
+      <w:numFmt w:val="bullet"/>
+      <w:lvlText w:val=""/>
+      <w:lvlJc w:val="left"/>
+      <w:pPr>
+        <w:ind w:left="1800" w:hanging="360"/>
+      </w:pPr>
+      <w:rPr>
+        <w:rFonts w:ascii="Wingdings" w:hAnsi="Wingdings" w:hint="default"/>
+      </w:rPr>
+    </w:lvl>
+    <w:lvl w:ilvl="3" w:tplc="04090001" w:tentative="1">
+      <w:start w:val="1"/>
+      <w:numFmt w:val="bullet"/>
+      <w:lvlText w:val=""/>
+      <w:lvlJc w:val="left"/>
+      <w:pPr>
+        <w:ind w:left="2520" w:hanging="360"/>
+      </w:pPr>
+      <w:rPr>
+        <w:rFonts w:ascii="Symbol" w:hAnsi="Symbol" w:hint="default"/>
+      </w:rPr>
+    </w:lvl>
+    <w:lvl w:ilvl="4" w:tplc="04090003" w:tentative="1">
+      <w:start w:val="1"/>
+      <w:numFmt w:val="bullet"/>
+      <w:lvlText w:val="o"/>
+      <w:lvlJc w:val="left"/>
+      <w:pPr>
+        <w:ind w:left="3240" w:hanging="360"/>
+      </w:pPr>
+      <w:rPr>
+        <w:rFonts w:ascii="Courier New" w:hAnsi="Courier New" w:cs="Courier New" w:hint="default"/>
+      </w:rPr>
+    </w:lvl>
+    <w:lvl w:ilvl="5" w:tplc="04090005" w:tentative="1">
+      <w:start w:val="1"/>
+      <w:numFmt w:val="bullet"/>
+      <w:lvlText w:val=""/>
+      <w:lvlJc w:val="left"/>
+      <w:pPr>
+        <w:ind w:left="3960" w:hanging="360"/>
+      </w:pPr>
+      <w:rPr>
+        <w:rFonts w:ascii="Wingdings" w:hAnsi="Wingdings" w:hint="default"/>
+      </w:rPr>
+    </w:lvl>
+    <w:lvl w:ilvl="6" w:tplc="04090001" w:tentative="1">
+      <w:start w:val="1"/>
+      <w:numFmt w:val="bullet"/>
+      <w:lvlText w:val=""/>
+      <w:lvlJc w:val="left"/>
+      <w:pPr>
+        <w:ind w:left="4680" w:hanging="360"/>
+      </w:pPr>
+      <w:rPr>
+        <w:rFonts w:ascii="Symbol" w:hAnsi="Symbol" w:hint="default"/>
+      </w:rPr>
+    </w:lvl>
+    <w:lvl w:ilvl="7" w:tplc="04090003" w:tentative="1">
+      <w:start w:val="1"/>
+      <w:numFmt w:val="bullet"/>
+      <w:lvlText w:val="o"/>
+      <w:lvlJc w:val="left"/>
+      <w:pPr>
+        <w:ind w:left="5400" w:hanging="360"/>
+      </w:pPr>
+      <w:rPr>
+        <w:rFonts w:ascii="Courier New" w:hAnsi="Courier New" w:cs="Courier New" w:hint="default"/>
+      </w:rPr>
+    </w:lvl>
+    <w:lvl w:ilvl="8" w:tplc="04090005" w:tentative="1">
+      <w:start w:val="1"/>
+      <w:numFmt w:val="bullet"/>
+      <w:lvlText w:val=""/>
+      <w:lvlJc w:val="left"/>
+      <w:pPr>
+        <w:ind w:left="6120" w:hanging="360"/>
+      </w:pPr>
+      <w:rPr>
+        <w:rFonts w:ascii="Wingdings" w:hAnsi="Wingdings" w:hint="default"/>
+      </w:rPr>
+    </w:lvl>
+  </w:abstractNum>
+  <w:abstractNum w:abstractNumId="21">
     <w:nsid w:val="4DD818E4"/>
     <w:multiLevelType w:val="multilevel"/>
     <w:tmpl w:val="15BAC624"/>
@@ -7398,7 +6177,7 @@
       </w:rPr>
     </w:lvl>
   </w:abstractNum>
-  <w:abstractNum w:abstractNumId="17">
+  <w:abstractNum w:abstractNumId="22">
     <w:nsid w:val="52971FF7"/>
     <w:multiLevelType w:val="hybridMultilevel"/>
     <w:tmpl w:val="603681B6"/>
@@ -7511,7 +6290,121 @@
       </w:rPr>
     </w:lvl>
   </w:abstractNum>
-  <w:abstractNum w:abstractNumId="18">
+  <w:abstractNum w:abstractNumId="23">
+    <w:nsid w:val="53B635D5"/>
+    <w:multiLevelType w:val="hybridMultilevel"/>
+    <w:tmpl w:val="C70EF508"/>
+    <w:lvl w:ilvl="0" w:tplc="EE443DC6">
+      <w:start w:val="1"/>
+      <w:numFmt w:val="bullet"/>
+      <w:lvlText w:val="-"/>
+      <w:lvlJc w:val="left"/>
+      <w:pPr>
+        <w:ind w:left="360" w:hanging="360"/>
+      </w:pPr>
+      <w:rPr>
+        <w:rFonts w:ascii="Tw Cen MT" w:hAnsi="Tw Cen MT" w:hint="default"/>
+        <w:sz w:val="20"/>
+      </w:rPr>
+    </w:lvl>
+    <w:lvl w:ilvl="1" w:tplc="04090003" w:tentative="1">
+      <w:start w:val="1"/>
+      <w:numFmt w:val="bullet"/>
+      <w:lvlText w:val="o"/>
+      <w:lvlJc w:val="left"/>
+      <w:pPr>
+        <w:ind w:left="1080" w:hanging="360"/>
+      </w:pPr>
+      <w:rPr>
+        <w:rFonts w:ascii="Courier New" w:hAnsi="Courier New" w:cs="Courier New" w:hint="default"/>
+      </w:rPr>
+    </w:lvl>
+    <w:lvl w:ilvl="2" w:tplc="04090005" w:tentative="1">
+      <w:start w:val="1"/>
+      <w:numFmt w:val="bullet"/>
+      <w:lvlText w:val=""/>
+      <w:lvlJc w:val="left"/>
+      <w:pPr>
+        <w:ind w:left="1800" w:hanging="360"/>
+      </w:pPr>
+      <w:rPr>
+        <w:rFonts w:ascii="Wingdings" w:hAnsi="Wingdings" w:hint="default"/>
+      </w:rPr>
+    </w:lvl>
+    <w:lvl w:ilvl="3" w:tplc="04090001" w:tentative="1">
+      <w:start w:val="1"/>
+      <w:numFmt w:val="bullet"/>
+      <w:lvlText w:val=""/>
+      <w:lvlJc w:val="left"/>
+      <w:pPr>
+        <w:ind w:left="2520" w:hanging="360"/>
+      </w:pPr>
+      <w:rPr>
+        <w:rFonts w:ascii="Symbol" w:hAnsi="Symbol" w:hint="default"/>
+      </w:rPr>
+    </w:lvl>
+    <w:lvl w:ilvl="4" w:tplc="04090003" w:tentative="1">
+      <w:start w:val="1"/>
+      <w:numFmt w:val="bullet"/>
+      <w:lvlText w:val="o"/>
+      <w:lvlJc w:val="left"/>
+      <w:pPr>
+        <w:ind w:left="3240" w:hanging="360"/>
+      </w:pPr>
+      <w:rPr>
+        <w:rFonts w:ascii="Courier New" w:hAnsi="Courier New" w:cs="Courier New" w:hint="default"/>
+      </w:rPr>
+    </w:lvl>
+    <w:lvl w:ilvl="5" w:tplc="04090005" w:tentative="1">
+      <w:start w:val="1"/>
+      <w:numFmt w:val="bullet"/>
+      <w:lvlText w:val=""/>
+      <w:lvlJc w:val="left"/>
+      <w:pPr>
+        <w:ind w:left="3960" w:hanging="360"/>
+      </w:pPr>
+      <w:rPr>
+        <w:rFonts w:ascii="Wingdings" w:hAnsi="Wingdings" w:hint="default"/>
+      </w:rPr>
+    </w:lvl>
+    <w:lvl w:ilvl="6" w:tplc="04090001" w:tentative="1">
+      <w:start w:val="1"/>
+      <w:numFmt w:val="bullet"/>
+      <w:lvlText w:val=""/>
+      <w:lvlJc w:val="left"/>
+      <w:pPr>
+        <w:ind w:left="4680" w:hanging="360"/>
+      </w:pPr>
+      <w:rPr>
+        <w:rFonts w:ascii="Symbol" w:hAnsi="Symbol" w:hint="default"/>
+      </w:rPr>
+    </w:lvl>
+    <w:lvl w:ilvl="7" w:tplc="04090003" w:tentative="1">
+      <w:start w:val="1"/>
+      <w:numFmt w:val="bullet"/>
+      <w:lvlText w:val="o"/>
+      <w:lvlJc w:val="left"/>
+      <w:pPr>
+        <w:ind w:left="5400" w:hanging="360"/>
+      </w:pPr>
+      <w:rPr>
+        <w:rFonts w:ascii="Courier New" w:hAnsi="Courier New" w:cs="Courier New" w:hint="default"/>
+      </w:rPr>
+    </w:lvl>
+    <w:lvl w:ilvl="8" w:tplc="04090005" w:tentative="1">
+      <w:start w:val="1"/>
+      <w:numFmt w:val="bullet"/>
+      <w:lvlText w:val=""/>
+      <w:lvlJc w:val="left"/>
+      <w:pPr>
+        <w:ind w:left="6120" w:hanging="360"/>
+      </w:pPr>
+      <w:rPr>
+        <w:rFonts w:ascii="Wingdings" w:hAnsi="Wingdings" w:hint="default"/>
+      </w:rPr>
+    </w:lvl>
+  </w:abstractNum>
+  <w:abstractNum w:abstractNumId="24">
     <w:nsid w:val="54EB0B3F"/>
     <w:multiLevelType w:val="multilevel"/>
     <w:tmpl w:val="25488E88"/>
@@ -7660,7 +6553,7 @@
       </w:rPr>
     </w:lvl>
   </w:abstractNum>
-  <w:abstractNum w:abstractNumId="19">
+  <w:abstractNum w:abstractNumId="25">
     <w:nsid w:val="55AA17B2"/>
     <w:multiLevelType w:val="hybridMultilevel"/>
     <w:tmpl w:val="95DA6F2E"/>
@@ -7746,7 +6639,7 @@
       </w:pPr>
     </w:lvl>
   </w:abstractNum>
-  <w:abstractNum w:abstractNumId="20">
+  <w:abstractNum w:abstractNumId="26">
     <w:nsid w:val="5658423E"/>
     <w:multiLevelType w:val="hybridMultilevel"/>
     <w:tmpl w:val="F490028A"/>
@@ -7859,7 +6752,120 @@
       </w:rPr>
     </w:lvl>
   </w:abstractNum>
-  <w:abstractNum w:abstractNumId="21">
+  <w:abstractNum w:abstractNumId="27">
+    <w:nsid w:val="5997510A"/>
+    <w:multiLevelType w:val="hybridMultilevel"/>
+    <w:tmpl w:val="6ADAC376"/>
+    <w:lvl w:ilvl="0" w:tplc="7054EACA">
+      <w:start w:val="1"/>
+      <w:numFmt w:val="bullet"/>
+      <w:lvlText w:val="-"/>
+      <w:lvlJc w:val="left"/>
+      <w:pPr>
+        <w:ind w:left="360" w:hanging="360"/>
+      </w:pPr>
+      <w:rPr>
+        <w:rFonts w:ascii="Tw Cen MT" w:hAnsi="Tw Cen MT" w:hint="default"/>
+      </w:rPr>
+    </w:lvl>
+    <w:lvl w:ilvl="1" w:tplc="04090003" w:tentative="1">
+      <w:start w:val="1"/>
+      <w:numFmt w:val="bullet"/>
+      <w:lvlText w:val="o"/>
+      <w:lvlJc w:val="left"/>
+      <w:pPr>
+        <w:ind w:left="1080" w:hanging="360"/>
+      </w:pPr>
+      <w:rPr>
+        <w:rFonts w:ascii="Courier New" w:hAnsi="Courier New" w:cs="Courier New" w:hint="default"/>
+      </w:rPr>
+    </w:lvl>
+    <w:lvl w:ilvl="2" w:tplc="04090005" w:tentative="1">
+      <w:start w:val="1"/>
+      <w:numFmt w:val="bullet"/>
+      <w:lvlText w:val=""/>
+      <w:lvlJc w:val="left"/>
+      <w:pPr>
+        <w:ind w:left="1800" w:hanging="360"/>
+      </w:pPr>
+      <w:rPr>
+        <w:rFonts w:ascii="Wingdings" w:hAnsi="Wingdings" w:hint="default"/>
+      </w:rPr>
+    </w:lvl>
+    <w:lvl w:ilvl="3" w:tplc="04090001" w:tentative="1">
+      <w:start w:val="1"/>
+      <w:numFmt w:val="bullet"/>
+      <w:lvlText w:val=""/>
+      <w:lvlJc w:val="left"/>
+      <w:pPr>
+        <w:ind w:left="2520" w:hanging="360"/>
+      </w:pPr>
+      <w:rPr>
+        <w:rFonts w:ascii="Symbol" w:hAnsi="Symbol" w:hint="default"/>
+      </w:rPr>
+    </w:lvl>
+    <w:lvl w:ilvl="4" w:tplc="04090003" w:tentative="1">
+      <w:start w:val="1"/>
+      <w:numFmt w:val="bullet"/>
+      <w:lvlText w:val="o"/>
+      <w:lvlJc w:val="left"/>
+      <w:pPr>
+        <w:ind w:left="3240" w:hanging="360"/>
+      </w:pPr>
+      <w:rPr>
+        <w:rFonts w:ascii="Courier New" w:hAnsi="Courier New" w:cs="Courier New" w:hint="default"/>
+      </w:rPr>
+    </w:lvl>
+    <w:lvl w:ilvl="5" w:tplc="04090005" w:tentative="1">
+      <w:start w:val="1"/>
+      <w:numFmt w:val="bullet"/>
+      <w:lvlText w:val=""/>
+      <w:lvlJc w:val="left"/>
+      <w:pPr>
+        <w:ind w:left="3960" w:hanging="360"/>
+      </w:pPr>
+      <w:rPr>
+        <w:rFonts w:ascii="Wingdings" w:hAnsi="Wingdings" w:hint="default"/>
+      </w:rPr>
+    </w:lvl>
+    <w:lvl w:ilvl="6" w:tplc="04090001" w:tentative="1">
+      <w:start w:val="1"/>
+      <w:numFmt w:val="bullet"/>
+      <w:lvlText w:val=""/>
+      <w:lvlJc w:val="left"/>
+      <w:pPr>
+        <w:ind w:left="4680" w:hanging="360"/>
+      </w:pPr>
+      <w:rPr>
+        <w:rFonts w:ascii="Symbol" w:hAnsi="Symbol" w:hint="default"/>
+      </w:rPr>
+    </w:lvl>
+    <w:lvl w:ilvl="7" w:tplc="04090003" w:tentative="1">
+      <w:start w:val="1"/>
+      <w:numFmt w:val="bullet"/>
+      <w:lvlText w:val="o"/>
+      <w:lvlJc w:val="left"/>
+      <w:pPr>
+        <w:ind w:left="5400" w:hanging="360"/>
+      </w:pPr>
+      <w:rPr>
+        <w:rFonts w:ascii="Courier New" w:hAnsi="Courier New" w:cs="Courier New" w:hint="default"/>
+      </w:rPr>
+    </w:lvl>
+    <w:lvl w:ilvl="8" w:tplc="04090005" w:tentative="1">
+      <w:start w:val="1"/>
+      <w:numFmt w:val="bullet"/>
+      <w:lvlText w:val=""/>
+      <w:lvlJc w:val="left"/>
+      <w:pPr>
+        <w:ind w:left="6120" w:hanging="360"/>
+      </w:pPr>
+      <w:rPr>
+        <w:rFonts w:ascii="Wingdings" w:hAnsi="Wingdings" w:hint="default"/>
+      </w:rPr>
+    </w:lvl>
+  </w:abstractNum>
+  <w:abstractNum w:abstractNumId="28">
     <w:nsid w:val="658558E9"/>
     <w:multiLevelType w:val="hybridMultilevel"/>
     <w:tmpl w:val="A20AF586"/>
@@ -7971,7 +6977,7 @@
       </w:rPr>
     </w:lvl>
   </w:abstractNum>
-  <w:abstractNum w:abstractNumId="22">
+  <w:abstractNum w:abstractNumId="29">
     <w:nsid w:val="6CB35E39"/>
     <w:multiLevelType w:val="hybridMultilevel"/>
     <w:tmpl w:val="12C091B8"/>
@@ -8084,7 +7090,7 @@
       </w:rPr>
     </w:lvl>
   </w:abstractNum>
-  <w:abstractNum w:abstractNumId="23">
+  <w:abstractNum w:abstractNumId="30">
     <w:nsid w:val="6E9D419C"/>
     <w:multiLevelType w:val="hybridMultilevel"/>
     <w:tmpl w:val="A01AA866"/>
@@ -8197,7 +7203,7 @@
       </w:rPr>
     </w:lvl>
   </w:abstractNum>
-  <w:abstractNum w:abstractNumId="24">
+  <w:abstractNum w:abstractNumId="31">
     <w:nsid w:val="74565966"/>
     <w:multiLevelType w:val="hybridMultilevel"/>
     <w:tmpl w:val="B18CB37C"/>
@@ -8310,7 +7316,7 @@
       </w:rPr>
     </w:lvl>
   </w:abstractNum>
-  <w:abstractNum w:abstractNumId="25">
+  <w:abstractNum w:abstractNumId="32">
     <w:nsid w:val="7C267EB2"/>
     <w:multiLevelType w:val="hybridMultilevel"/>
     <w:tmpl w:val="3464450A"/>
@@ -8424,85 +7430,106 @@
     </w:lvl>
   </w:abstractNum>
   <w:num w:numId="1">
-    <w:abstractNumId w:val="19"/>
+    <w:abstractNumId w:val="25"/>
     <w:lvlOverride w:ilvl="0">
       <w:startOverride w:val="1"/>
     </w:lvlOverride>
   </w:num>
   <w:num w:numId="2">
+    <w:abstractNumId w:val="30"/>
+  </w:num>
+  <w:num w:numId="3">
+    <w:abstractNumId w:val="26"/>
+  </w:num>
+  <w:num w:numId="4">
+    <w:abstractNumId w:val="5"/>
+  </w:num>
+  <w:num w:numId="5">
+    <w:abstractNumId w:val="19"/>
+  </w:num>
+  <w:num w:numId="6">
+    <w:abstractNumId w:val="28"/>
+  </w:num>
+  <w:num w:numId="7">
+    <w:abstractNumId w:val="15"/>
+  </w:num>
+  <w:num w:numId="8">
+    <w:abstractNumId w:val="14"/>
+  </w:num>
+  <w:num w:numId="9">
+    <w:abstractNumId w:val="1"/>
+  </w:num>
+  <w:num w:numId="10">
+    <w:abstractNumId w:val="6"/>
+  </w:num>
+  <w:num w:numId="11">
+    <w:abstractNumId w:val="10"/>
+  </w:num>
+  <w:num w:numId="12">
+    <w:abstractNumId w:val="12"/>
+  </w:num>
+  <w:num w:numId="13">
+    <w:abstractNumId w:val="21"/>
+  </w:num>
+  <w:num w:numId="14">
+    <w:abstractNumId w:val="24"/>
+  </w:num>
+  <w:num w:numId="15">
+    <w:abstractNumId w:val="9"/>
+  </w:num>
+  <w:num w:numId="16">
+    <w:abstractNumId w:val="18"/>
+  </w:num>
+  <w:num w:numId="17">
+    <w:abstractNumId w:val="32"/>
+  </w:num>
+  <w:num w:numId="18">
+    <w:abstractNumId w:val="31"/>
+  </w:num>
+  <w:num w:numId="19">
+    <w:abstractNumId w:val="4"/>
+  </w:num>
+  <w:num w:numId="20">
+    <w:abstractNumId w:val="29"/>
+  </w:num>
+  <w:num w:numId="21">
+    <w:abstractNumId w:val="22"/>
+  </w:num>
+  <w:num w:numId="22">
+    <w:abstractNumId w:val="17"/>
+  </w:num>
+  <w:num w:numId="23">
+    <w:abstractNumId w:val="3"/>
+  </w:num>
+  <w:num w:numId="24">
+    <w:abstractNumId w:val="7"/>
+  </w:num>
+  <w:num w:numId="25">
+    <w:abstractNumId w:val="2"/>
+  </w:num>
+  <w:num w:numId="26">
+    <w:abstractNumId w:val="13"/>
+  </w:num>
+  <w:num w:numId="27">
+    <w:abstractNumId w:val="16"/>
+  </w:num>
+  <w:num w:numId="28">
+    <w:abstractNumId w:val="27"/>
+  </w:num>
+  <w:num w:numId="29">
     <w:abstractNumId w:val="23"/>
   </w:num>
-  <w:num w:numId="3">
+  <w:num w:numId="30">
+    <w:abstractNumId w:val="0"/>
+  </w:num>
+  <w:num w:numId="31">
     <w:abstractNumId w:val="20"/>
   </w:num>
-  <w:num w:numId="4">
-    <w:abstractNumId w:val="4"/>
-  </w:num>
-  <w:num w:numId="5">
-    <w:abstractNumId w:val="15"/>
-  </w:num>
-  <w:num w:numId="6">
-    <w:abstractNumId w:val="21"/>
-  </w:num>
-  <w:num w:numId="7">
-    <w:abstractNumId w:val="12"/>
-  </w:num>
-  <w:num w:numId="8">
+  <w:num w:numId="32">
     <w:abstractNumId w:val="11"/>
   </w:num>
-  <w:num w:numId="9">
-    <w:abstractNumId w:val="0"/>
-  </w:num>
-  <w:num w:numId="10">
-    <w:abstractNumId w:val="5"/>
-  </w:num>
-  <w:num w:numId="11">
+  <w:num w:numId="33">
     <w:abstractNumId w:val="8"/>
-  </w:num>
-  <w:num w:numId="12">
-    <w:abstractNumId w:val="9"/>
-  </w:num>
-  <w:num w:numId="13">
-    <w:abstractNumId w:val="16"/>
-  </w:num>
-  <w:num w:numId="14">
-    <w:abstractNumId w:val="18"/>
-  </w:num>
-  <w:num w:numId="15">
-    <w:abstractNumId w:val="7"/>
-  </w:num>
-  <w:num w:numId="16">
-    <w:abstractNumId w:val="14"/>
-  </w:num>
-  <w:num w:numId="17">
-    <w:abstractNumId w:val="25"/>
-  </w:num>
-  <w:num w:numId="18">
-    <w:abstractNumId w:val="24"/>
-  </w:num>
-  <w:num w:numId="19">
-    <w:abstractNumId w:val="3"/>
-  </w:num>
-  <w:num w:numId="20">
-    <w:abstractNumId w:val="22"/>
-  </w:num>
-  <w:num w:numId="21">
-    <w:abstractNumId w:val="17"/>
-  </w:num>
-  <w:num w:numId="22">
-    <w:abstractNumId w:val="13"/>
-  </w:num>
-  <w:num w:numId="23">
-    <w:abstractNumId w:val="2"/>
-  </w:num>
-  <w:num w:numId="24">
-    <w:abstractNumId w:val="6"/>
-  </w:num>
-  <w:num w:numId="25">
-    <w:abstractNumId w:val="1"/>
-  </w:num>
-  <w:num w:numId="26">
-    <w:abstractNumId w:val="10"/>
   </w:num>
 </w:numbering>
 </file>
@@ -9456,4 +8483,16 @@
   <a:objectDefaults/>
   <a:extraClrSchemeLst/>
 </a:theme>
+</file>
+
+<file path=customXml/item1.xml><?xml version="1.0" encoding="utf-8"?>
+<b:Sources xmlns:b="http://schemas.openxmlformats.org/officeDocument/2006/bibliography" xmlns="http://schemas.openxmlformats.org/officeDocument/2006/bibliography" SelectedStyle="\APA.XSL" StyleName="APA"/>
+</file>
+
+<file path=customXml/itemProps1.xml><?xml version="1.0" encoding="utf-8"?>
+<ds:datastoreItem xmlns:ds="http://schemas.openxmlformats.org/officeDocument/2006/customXml" ds:itemID="{1EA5C439-C376-4F1A-BB8C-E42864F17D3B}">
+  <ds:schemaRefs>
+    <ds:schemaRef ds:uri="http://schemas.openxmlformats.org/officeDocument/2006/bibliography"/>
+  </ds:schemaRefs>
+</ds:datastoreItem>
 </file>
--- a/William/Java Angular/William_Jackson.docx
+++ b/William/Java Angular/William_Jackson.docx
@@ -15,7 +15,17 @@
           <w:sz w:val="44"/>
           <w:szCs w:val="44"/>
         </w:rPr>
-        <w:t>WILLIAM</w:t>
+        <w:t>W</w:t>
+      </w:r>
+      <w:r>
+        <w:rPr>
+          <w:b/>
+          <w:bCs/>
+          <w:color w:val="111111"/>
+          <w:sz w:val="44"/>
+          <w:szCs w:val="44"/>
+        </w:rPr>
+        <w:t>illiam</w:t>
       </w:r>
       <w:r>
         <w:rPr>
@@ -25,7 +35,7 @@
           <w:sz w:val="44"/>
           <w:szCs w:val="44"/>
         </w:rPr>
-        <w:t xml:space="preserve"> JACKSON</w:t>
+        <w:t xml:space="preserve"> Jackson</w:t>
       </w:r>
     </w:p>
     <w:p>
@@ -41,6 +51,42 @@
           <w:szCs w:val="19"/>
         </w:rPr>
         <w:t>Senior Software Engineer</w:t>
+      </w:r>
+      <w:r>
+        <w:rPr>
+          <w:rFonts w:ascii="Arial" w:eastAsia="Arial" w:hAnsi="Arial" w:cs="Arial"/>
+          <w:color w:val="555555"/>
+          <w:sz w:val="19"/>
+          <w:szCs w:val="19"/>
+        </w:rPr>
+        <w:t xml:space="preserve"> - </w:t>
+      </w:r>
+      <w:r>
+        <w:rPr>
+          <w:rFonts w:ascii="Arial" w:eastAsia="Arial" w:hAnsi="Arial" w:cs="Arial"/>
+          <w:color w:val="555555"/>
+          <w:sz w:val="19"/>
+          <w:szCs w:val="19"/>
+        </w:rPr>
+        <w:t>Angular Java</w:t>
+      </w:r>
+      <w:r>
+        <w:rPr>
+          <w:rFonts w:ascii="Arial" w:eastAsia="Arial" w:hAnsi="Arial" w:cs="Arial"/>
+          <w:color w:val="555555"/>
+          <w:sz w:val="19"/>
+          <w:szCs w:val="19"/>
+        </w:rPr>
+        <w:t xml:space="preserve"> </w:t>
+      </w:r>
+      <w:r>
+        <w:rPr>
+          <w:rFonts w:ascii="Arial" w:eastAsia="Arial" w:hAnsi="Arial" w:cs="Arial"/>
+          <w:color w:val="555555"/>
+          <w:sz w:val="19"/>
+          <w:szCs w:val="19"/>
+        </w:rPr>
+        <w:t>(Spring Boot) AWS/GCP</w:t>
       </w:r>
     </w:p>
     <w:tbl>
@@ -96,6 +142,8 @@
               </w:rPr>
               <w:t xml:space="preserve">Wellington, Nevada, United States </w:t>
             </w:r>
+            <w:bookmarkStart w:id="0" w:name="_GoBack"/>
+            <w:bookmarkEnd w:id="0"/>
             <w:r>
               <w:rPr>
                 <w:rFonts w:ascii="Arial" w:eastAsia="Arial" w:hAnsi="Arial" w:cs="Arial"/>
@@ -103,7 +151,16 @@
                 <w:sz w:val="17"/>
                 <w:szCs w:val="17"/>
               </w:rPr>
-              <w:t>+1 (725) 258-7943</w:t>
+              <w:t xml:space="preserve">| </w:t>
+            </w:r>
+            <w:r>
+              <w:rPr>
+                <w:rFonts w:ascii="Arial" w:eastAsia="Arial" w:hAnsi="Arial" w:cs="Arial"/>
+                <w:color w:val="FFFFFF"/>
+                <w:sz w:val="17"/>
+                <w:szCs w:val="17"/>
+              </w:rPr>
+              <w:t>+1 (786) 949-7561</w:t>
             </w:r>
             <w:r>
               <w:rPr>
@@ -121,7 +178,7 @@
                 <w:sz w:val="17"/>
                 <w:szCs w:val="17"/>
               </w:rPr>
-              <w:t>williamjacksondev@outlook.com</w:t>
+              <w:t>williamjackson.pro@outlook.com</w:t>
             </w:r>
             <w:r>
               <w:rPr>
@@ -130,7 +187,7 @@
                 <w:sz w:val="17"/>
                 <w:szCs w:val="17"/>
               </w:rPr>
-              <w:t xml:space="preserve">| </w:t>
+              <w:t xml:space="preserve"> | </w:t>
             </w:r>
             <w:r>
               <w:rPr>
@@ -139,7 +196,16 @@
                 <w:sz w:val="17"/>
                 <w:szCs w:val="17"/>
               </w:rPr>
-              <w:t>linkedin.com/in/william-jackson-3816183aa</w:t>
+              <w:t>linkedin.com/in/william-jackson-</w:t>
+            </w:r>
+            <w:r>
+              <w:rPr>
+                <w:rFonts w:ascii="Arial" w:eastAsia="Arial" w:hAnsi="Arial" w:cs="Arial"/>
+                <w:color w:val="FFFFFF"/>
+                <w:sz w:val="17"/>
+                <w:szCs w:val="17"/>
+              </w:rPr>
+              <w:t>75b9343b6</w:t>
             </w:r>
           </w:p>
         </w:tc>
@@ -147,22 +213,20 @@
     </w:tbl>
     <w:p>
       <w:pPr>
-        <w:spacing w:after="120"/>
-      </w:pPr>
-    </w:p>
-    <w:p>
-      <w:pPr>
         <w:pBdr>
           <w:bottom w:val="single" w:sz="6" w:space="0" w:color="B91C1C"/>
         </w:pBdr>
         <w:spacing w:before="120" w:after="80"/>
+        <w:rPr>
+          <w:sz w:val="24"/>
+        </w:rPr>
       </w:pPr>
       <w:r>
         <w:rPr>
           <w:b/>
           <w:bCs/>
           <w:color w:val="111111"/>
-          <w:sz w:val="21"/>
+          <w:sz w:val="24"/>
           <w:szCs w:val="21"/>
         </w:rPr>
         <w:t>PROFESSIONAL SUMMARY</w:t>
@@ -174,22 +238,26 @@
         <w:jc w:val="both"/>
         <w:rPr>
           <w:rFonts w:ascii="Arial" w:hAnsi="Arial" w:cs="Arial"/>
-          <w:sz w:val="18"/>
-        </w:rPr>
-      </w:pPr>
-      <w:r>
-        <w:rPr>
-          <w:rStyle w:val="Strong"/>
+        </w:rPr>
+      </w:pPr>
+      <w:r>
+        <w:rPr>
+          <w:rStyle w:val="Strong"/>
+          <w:sz w:val="22"/>
         </w:rPr>
         <w:t>Senior Software Engineer</w:t>
       </w:r>
       <w:r>
+        <w:rPr>
+          <w:sz w:val="22"/>
+        </w:rPr>
         <w:t xml:space="preserve"> with 10+ years of experience designing and delivering enterprise-grade applications across </w:t>
       </w:r>
       <w:proofErr w:type="spellStart"/>
       <w:r>
         <w:rPr>
           <w:rStyle w:val="Strong"/>
+          <w:sz w:val="22"/>
         </w:rPr>
         <w:t>SaaS</w:t>
       </w:r>
@@ -197,43 +265,60 @@
       <w:r>
         <w:rPr>
           <w:rStyle w:val="Strong"/>
+          <w:sz w:val="22"/>
         </w:rPr>
         <w:t>, business workflow, internal platform, and data-driven product engineering</w:t>
       </w:r>
       <w:r>
+        <w:rPr>
+          <w:sz w:val="22"/>
+        </w:rPr>
         <w:t xml:space="preserve"> environments, with strong specialization in </w:t>
       </w:r>
       <w:r>
         <w:rPr>
           <w:rStyle w:val="Strong"/>
+          <w:sz w:val="22"/>
         </w:rPr>
         <w:t>Java 8–21</w:t>
       </w:r>
       <w:r>
+        <w:rPr>
+          <w:sz w:val="22"/>
+        </w:rPr>
         <w:t xml:space="preserve">, </w:t>
       </w:r>
       <w:r>
         <w:rPr>
           <w:rStyle w:val="Strong"/>
+          <w:sz w:val="22"/>
         </w:rPr>
         <w:t>Spring Boot 2.x–3.x</w:t>
       </w:r>
       <w:r>
+        <w:rPr>
+          <w:sz w:val="22"/>
+        </w:rPr>
         <w:t xml:space="preserve">, </w:t>
       </w:r>
       <w:r>
         <w:rPr>
           <w:rStyle w:val="Strong"/>
+          <w:sz w:val="22"/>
         </w:rPr>
         <w:t>Angular 8–18</w:t>
       </w:r>
       <w:r>
+        <w:rPr>
+          <w:sz w:val="22"/>
+        </w:rPr>
         <w:t xml:space="preserve">, </w:t>
       </w:r>
       <w:proofErr w:type="spellStart"/>
       <w:r>
         <w:rPr>
           <w:rStyle w:val="Strong"/>
+          <w:sz w:val="22"/>
         </w:rPr>
         <w:t>TypeScript</w:t>
       </w:r>
@@ -241,27 +326,35 @@
       <w:r>
         <w:rPr>
           <w:rStyle w:val="Strong"/>
+          <w:sz w:val="22"/>
         </w:rPr>
         <w:t xml:space="preserve"> 3.x–5.x</w:t>
       </w:r>
       <w:r>
+        <w:rPr>
+          <w:sz w:val="22"/>
+        </w:rPr>
         <w:t xml:space="preserve">, and cloud-native distributed systems. </w:t>
       </w:r>
       <w:proofErr w:type="gramStart"/>
       <w:r>
-        <w:t>Proven success building secure APIs, modernizing legacy pla</w:t>
-      </w:r>
-      <w:bookmarkStart w:id="0" w:name="_GoBack"/>
-      <w:bookmarkEnd w:id="0"/>
-      <w:r>
-        <w:t>tforms, resolving high-impact production defects, and leading migration work from monolithic or older framework implementations into scalable service-oriented architectures.</w:t>
+        <w:rPr>
+          <w:sz w:val="22"/>
+        </w:rPr>
+        <w:t>Proven success building secure APIs, modernizing legacy platforms, resolving high-impact production defects, and leading migration work from monolithic or older framework implementations into scalable service-oriented architectures.</w:t>
       </w:r>
       <w:proofErr w:type="gramEnd"/>
       <w:r>
+        <w:rPr>
+          <w:sz w:val="22"/>
+        </w:rPr>
         <w:t xml:space="preserve"> </w:t>
       </w:r>
       <w:proofErr w:type="gramStart"/>
       <w:r>
+        <w:rPr>
+          <w:sz w:val="22"/>
+        </w:rPr>
         <w:t>Known for improving reliability, reducing incident volume, accelerating delivery velocity, and implementing maintainable frontend and backend foundations that support long-term product growth.</w:t>
       </w:r>
       <w:proofErr w:type="gramEnd"/>
@@ -272,13 +365,16 @@
           <w:bottom w:val="single" w:sz="6" w:space="0" w:color="B91C1C"/>
         </w:pBdr>
         <w:spacing w:before="120" w:after="80"/>
+        <w:rPr>
+          <w:sz w:val="24"/>
+        </w:rPr>
       </w:pPr>
       <w:r>
         <w:rPr>
           <w:b/>
           <w:bCs/>
           <w:color w:val="111111"/>
-          <w:sz w:val="21"/>
+          <w:sz w:val="24"/>
           <w:szCs w:val="21"/>
         </w:rPr>
         <w:t>SKILLS</w:t>
@@ -291,34 +387,35 @@
           <w:ilvl w:val="0"/>
           <w:numId w:val="27"/>
         </w:numPr>
+        <w:spacing w:before="0" w:beforeAutospacing="0" w:after="0" w:afterAutospacing="0"/>
         <w:jc w:val="both"/>
         <w:rPr>
-          <w:sz w:val="20"/>
-        </w:rPr>
-      </w:pPr>
-      <w:r>
-        <w:rPr>
-          <w:rStyle w:val="Strong"/>
-          <w:sz w:val="20"/>
+          <w:sz w:val="22"/>
+        </w:rPr>
+      </w:pPr>
+      <w:r>
+        <w:rPr>
+          <w:rStyle w:val="Strong"/>
+          <w:sz w:val="22"/>
         </w:rPr>
         <w:t>Frontend:</w:t>
       </w:r>
       <w:r>
         <w:rPr>
-          <w:sz w:val="20"/>
+          <w:sz w:val="22"/>
         </w:rPr>
         <w:t xml:space="preserve"> </w:t>
       </w:r>
       <w:r>
         <w:rPr>
           <w:rStyle w:val="Strong"/>
-          <w:sz w:val="20"/>
+          <w:sz w:val="22"/>
         </w:rPr>
         <w:t>Angular 8–18</w:t>
       </w:r>
       <w:r>
         <w:rPr>
-          <w:sz w:val="20"/>
+          <w:sz w:val="22"/>
         </w:rPr>
         <w:t xml:space="preserve">, </w:t>
       </w:r>
@@ -326,7 +423,7 @@
       <w:r>
         <w:rPr>
           <w:rStyle w:val="Strong"/>
-          <w:sz w:val="20"/>
+          <w:sz w:val="22"/>
         </w:rPr>
         <w:t>TypeScript</w:t>
       </w:r>
@@ -334,41 +431,41 @@
       <w:r>
         <w:rPr>
           <w:rStyle w:val="Strong"/>
-          <w:sz w:val="20"/>
+          <w:sz w:val="22"/>
         </w:rPr>
         <w:t xml:space="preserve"> 3.x–5.x</w:t>
       </w:r>
       <w:r>
         <w:rPr>
-          <w:sz w:val="20"/>
+          <w:sz w:val="22"/>
         </w:rPr>
         <w:t xml:space="preserve">, JavaScript ES6+, </w:t>
       </w:r>
       <w:proofErr w:type="spellStart"/>
       <w:r>
         <w:rPr>
-          <w:sz w:val="20"/>
+          <w:sz w:val="22"/>
         </w:rPr>
         <w:t>RxJS</w:t>
       </w:r>
       <w:proofErr w:type="spellEnd"/>
       <w:r>
         <w:rPr>
-          <w:sz w:val="20"/>
+          <w:sz w:val="22"/>
         </w:rPr>
         <w:t xml:space="preserve"> 6.x–7.x, </w:t>
       </w:r>
       <w:proofErr w:type="spellStart"/>
       <w:r>
         <w:rPr>
-          <w:sz w:val="20"/>
+          <w:sz w:val="22"/>
         </w:rPr>
         <w:t>NgRx</w:t>
       </w:r>
       <w:proofErr w:type="spellEnd"/>
       <w:r>
         <w:rPr>
-          <w:sz w:val="20"/>
+          <w:sz w:val="22"/>
         </w:rPr>
         <w:t>, Angular Material, Reactive Forms, standalone component architecture, lazy loading, route guards, reusable UI systems, HTML5, CSS3, SCSS, responsive design, accessibility-focused development, component-driven architecture</w:t>
       </w:r>
@@ -380,75 +477,76 @@
           <w:ilvl w:val="0"/>
           <w:numId w:val="27"/>
         </w:numPr>
+        <w:spacing w:before="0" w:beforeAutospacing="0" w:after="0" w:afterAutospacing="0"/>
         <w:jc w:val="both"/>
         <w:rPr>
-          <w:sz w:val="20"/>
-        </w:rPr>
-      </w:pPr>
-      <w:r>
-        <w:rPr>
-          <w:rStyle w:val="Strong"/>
-          <w:sz w:val="20"/>
+          <w:sz w:val="22"/>
+        </w:rPr>
+      </w:pPr>
+      <w:r>
+        <w:rPr>
+          <w:rStyle w:val="Strong"/>
+          <w:sz w:val="22"/>
         </w:rPr>
         <w:t>Backend &amp; APIs:</w:t>
       </w:r>
       <w:r>
         <w:rPr>
-          <w:sz w:val="20"/>
+          <w:sz w:val="22"/>
         </w:rPr>
         <w:t xml:space="preserve"> </w:t>
       </w:r>
       <w:r>
         <w:rPr>
           <w:rStyle w:val="Strong"/>
-          <w:sz w:val="20"/>
+          <w:sz w:val="22"/>
         </w:rPr>
         <w:t>Java 8–21</w:t>
       </w:r>
       <w:r>
         <w:rPr>
-          <w:sz w:val="20"/>
+          <w:sz w:val="22"/>
         </w:rPr>
         <w:t xml:space="preserve">, </w:t>
       </w:r>
       <w:r>
         <w:rPr>
           <w:rStyle w:val="Strong"/>
-          <w:sz w:val="20"/>
+          <w:sz w:val="22"/>
         </w:rPr>
         <w:t>Spring Boot 2.x–3.x</w:t>
       </w:r>
       <w:r>
         <w:rPr>
-          <w:sz w:val="20"/>
+          <w:sz w:val="22"/>
         </w:rPr>
         <w:t xml:space="preserve">, Spring MVC, Spring Security, Spring Data JPA, Hibernate 5.x–6.x, REST API design, </w:t>
       </w:r>
       <w:proofErr w:type="spellStart"/>
       <w:r>
         <w:rPr>
-          <w:sz w:val="20"/>
+          <w:sz w:val="22"/>
         </w:rPr>
         <w:t>microservices</w:t>
       </w:r>
       <w:proofErr w:type="spellEnd"/>
       <w:r>
         <w:rPr>
-          <w:sz w:val="20"/>
+          <w:sz w:val="22"/>
         </w:rPr>
         <w:t xml:space="preserve">, JWT authentication, OAuth2, </w:t>
       </w:r>
       <w:proofErr w:type="spellStart"/>
       <w:r>
         <w:rPr>
-          <w:sz w:val="20"/>
+          <w:sz w:val="22"/>
         </w:rPr>
         <w:t>OpenID</w:t>
       </w:r>
       <w:proofErr w:type="spellEnd"/>
       <w:r>
         <w:rPr>
-          <w:sz w:val="20"/>
+          <w:sz w:val="22"/>
         </w:rPr>
         <w:t xml:space="preserve"> Connect, RBAC, API versioning, file processing, batch jobs, asynchronous processing</w:t>
       </w:r>
@@ -460,21 +558,22 @@
           <w:ilvl w:val="0"/>
           <w:numId w:val="27"/>
         </w:numPr>
+        <w:spacing w:before="0" w:beforeAutospacing="0" w:after="0" w:afterAutospacing="0"/>
         <w:jc w:val="both"/>
         <w:rPr>
-          <w:sz w:val="20"/>
-        </w:rPr>
-      </w:pPr>
-      <w:r>
-        <w:rPr>
-          <w:rStyle w:val="Strong"/>
-          <w:sz w:val="20"/>
+          <w:sz w:val="22"/>
+        </w:rPr>
+      </w:pPr>
+      <w:r>
+        <w:rPr>
+          <w:rStyle w:val="Strong"/>
+          <w:sz w:val="22"/>
         </w:rPr>
         <w:t>Data, Messaging &amp; Search:</w:t>
       </w:r>
       <w:r>
         <w:rPr>
-          <w:sz w:val="20"/>
+          <w:sz w:val="22"/>
         </w:rPr>
         <w:t xml:space="preserve"> </w:t>
       </w:r>
@@ -482,104 +581,104 @@
       <w:r>
         <w:rPr>
           <w:rStyle w:val="Strong"/>
-          <w:sz w:val="20"/>
+          <w:sz w:val="22"/>
         </w:rPr>
         <w:t>PostgreSQL</w:t>
       </w:r>
       <w:proofErr w:type="spellEnd"/>
       <w:r>
         <w:rPr>
-          <w:sz w:val="20"/>
+          <w:sz w:val="22"/>
         </w:rPr>
         <w:t xml:space="preserve">, </w:t>
       </w:r>
       <w:r>
         <w:rPr>
           <w:rStyle w:val="Strong"/>
-          <w:sz w:val="20"/>
+          <w:sz w:val="22"/>
         </w:rPr>
         <w:t>MySQL</w:t>
       </w:r>
       <w:r>
         <w:rPr>
-          <w:sz w:val="20"/>
+          <w:sz w:val="22"/>
         </w:rPr>
         <w:t xml:space="preserve">, SQL Server, </w:t>
       </w:r>
       <w:proofErr w:type="spellStart"/>
       <w:r>
         <w:rPr>
-          <w:sz w:val="20"/>
+          <w:sz w:val="22"/>
         </w:rPr>
         <w:t>Redis</w:t>
       </w:r>
       <w:proofErr w:type="spellEnd"/>
       <w:r>
         <w:rPr>
-          <w:sz w:val="20"/>
+          <w:sz w:val="22"/>
         </w:rPr>
         <w:t xml:space="preserve">, </w:t>
       </w:r>
       <w:proofErr w:type="spellStart"/>
       <w:r>
         <w:rPr>
-          <w:sz w:val="20"/>
+          <w:sz w:val="22"/>
         </w:rPr>
         <w:t>MongoDB</w:t>
       </w:r>
       <w:proofErr w:type="spellEnd"/>
       <w:r>
         <w:rPr>
-          <w:sz w:val="20"/>
+          <w:sz w:val="22"/>
         </w:rPr>
         <w:t xml:space="preserve">, </w:t>
       </w:r>
       <w:proofErr w:type="spellStart"/>
       <w:r>
         <w:rPr>
-          <w:sz w:val="20"/>
+          <w:sz w:val="22"/>
         </w:rPr>
         <w:t>DynamoDB</w:t>
       </w:r>
       <w:proofErr w:type="spellEnd"/>
       <w:r>
         <w:rPr>
-          <w:sz w:val="20"/>
+          <w:sz w:val="22"/>
         </w:rPr>
         <w:t xml:space="preserve">, Kafka, </w:t>
       </w:r>
       <w:proofErr w:type="spellStart"/>
       <w:r>
         <w:rPr>
-          <w:sz w:val="20"/>
+          <w:sz w:val="22"/>
         </w:rPr>
         <w:t>RabbitMQ</w:t>
       </w:r>
       <w:proofErr w:type="spellEnd"/>
       <w:r>
         <w:rPr>
-          <w:sz w:val="20"/>
+          <w:sz w:val="22"/>
         </w:rPr>
         <w:t xml:space="preserve">, AWS SQS/SNS, </w:t>
       </w:r>
       <w:proofErr w:type="spellStart"/>
       <w:r>
         <w:rPr>
-          <w:sz w:val="20"/>
+          <w:sz w:val="22"/>
         </w:rPr>
         <w:t>Elasticsearch</w:t>
       </w:r>
       <w:proofErr w:type="spellEnd"/>
       <w:r>
         <w:rPr>
-          <w:sz w:val="20"/>
+          <w:sz w:val="22"/>
         </w:rPr>
         <w:t xml:space="preserve">, OpenSearch, Redshift, </w:t>
       </w:r>
       <w:proofErr w:type="spellStart"/>
       <w:r>
         <w:rPr>
-          <w:sz w:val="20"/>
+          <w:sz w:val="22"/>
         </w:rPr>
         <w:t>BigQuery</w:t>
       </w:r>
@@ -592,15 +691,16 @@
           <w:ilvl w:val="0"/>
           <w:numId w:val="27"/>
         </w:numPr>
+        <w:spacing w:before="0" w:beforeAutospacing="0" w:after="0" w:afterAutospacing="0"/>
         <w:jc w:val="both"/>
         <w:rPr>
-          <w:sz w:val="20"/>
-        </w:rPr>
-      </w:pPr>
-      <w:r>
-        <w:rPr>
-          <w:rStyle w:val="Strong"/>
-          <w:sz w:val="20"/>
+          <w:sz w:val="22"/>
+        </w:rPr>
+      </w:pPr>
+      <w:r>
+        <w:rPr>
+          <w:rStyle w:val="Strong"/>
+          <w:sz w:val="22"/>
         </w:rPr>
         <w:t xml:space="preserve">Cloud &amp; </w:t>
       </w:r>
@@ -608,7 +708,7 @@
       <w:r>
         <w:rPr>
           <w:rStyle w:val="Strong"/>
-          <w:sz w:val="20"/>
+          <w:sz w:val="22"/>
         </w:rPr>
         <w:t>DevOps</w:t>
       </w:r>
@@ -616,180 +716,180 @@
       <w:r>
         <w:rPr>
           <w:rStyle w:val="Strong"/>
-          <w:sz w:val="20"/>
+          <w:sz w:val="22"/>
         </w:rPr>
         <w:t>:</w:t>
       </w:r>
       <w:r>
         <w:rPr>
-          <w:sz w:val="20"/>
+          <w:sz w:val="22"/>
         </w:rPr>
         <w:t xml:space="preserve"> </w:t>
       </w:r>
       <w:r>
         <w:rPr>
           <w:rStyle w:val="Strong"/>
-          <w:sz w:val="20"/>
+          <w:sz w:val="22"/>
         </w:rPr>
         <w:t>AWS</w:t>
       </w:r>
       <w:r>
         <w:rPr>
-          <w:sz w:val="20"/>
+          <w:sz w:val="22"/>
         </w:rPr>
         <w:t xml:space="preserve">, Azure, GCP, </w:t>
       </w:r>
       <w:proofErr w:type="spellStart"/>
       <w:r>
         <w:rPr>
-          <w:sz w:val="20"/>
+          <w:sz w:val="22"/>
         </w:rPr>
         <w:t>Docker</w:t>
       </w:r>
       <w:proofErr w:type="spellEnd"/>
       <w:r>
         <w:rPr>
-          <w:sz w:val="20"/>
+          <w:sz w:val="22"/>
         </w:rPr>
         <w:t xml:space="preserve">, </w:t>
       </w:r>
       <w:proofErr w:type="spellStart"/>
       <w:r>
         <w:rPr>
-          <w:sz w:val="20"/>
+          <w:sz w:val="22"/>
         </w:rPr>
         <w:t>Kubernetes</w:t>
       </w:r>
       <w:proofErr w:type="spellEnd"/>
       <w:r>
         <w:rPr>
-          <w:sz w:val="20"/>
+          <w:sz w:val="22"/>
         </w:rPr>
         <w:t xml:space="preserve">, Helm, </w:t>
       </w:r>
       <w:proofErr w:type="spellStart"/>
       <w:r>
         <w:rPr>
-          <w:sz w:val="20"/>
+          <w:sz w:val="22"/>
         </w:rPr>
         <w:t>Terraform</w:t>
       </w:r>
       <w:proofErr w:type="spellEnd"/>
       <w:r>
         <w:rPr>
-          <w:sz w:val="20"/>
+          <w:sz w:val="22"/>
         </w:rPr>
         <w:t xml:space="preserve">, </w:t>
       </w:r>
       <w:proofErr w:type="spellStart"/>
       <w:r>
         <w:rPr>
-          <w:sz w:val="20"/>
+          <w:sz w:val="22"/>
         </w:rPr>
         <w:t>CloudFormation</w:t>
       </w:r>
       <w:proofErr w:type="spellEnd"/>
       <w:r>
         <w:rPr>
-          <w:sz w:val="20"/>
+          <w:sz w:val="22"/>
         </w:rPr>
         <w:t xml:space="preserve">, </w:t>
       </w:r>
       <w:proofErr w:type="spellStart"/>
       <w:r>
         <w:rPr>
-          <w:sz w:val="20"/>
+          <w:sz w:val="22"/>
         </w:rPr>
         <w:t>GitHub</w:t>
       </w:r>
       <w:proofErr w:type="spellEnd"/>
       <w:r>
         <w:rPr>
-          <w:sz w:val="20"/>
+          <w:sz w:val="22"/>
         </w:rPr>
         <w:t xml:space="preserve"> Actions, </w:t>
       </w:r>
       <w:proofErr w:type="spellStart"/>
       <w:r>
         <w:rPr>
-          <w:sz w:val="20"/>
+          <w:sz w:val="22"/>
         </w:rPr>
         <w:t>GitLab</w:t>
       </w:r>
       <w:proofErr w:type="spellEnd"/>
       <w:r>
         <w:rPr>
-          <w:sz w:val="20"/>
+          <w:sz w:val="22"/>
         </w:rPr>
         <w:t xml:space="preserve"> CI, Jenkins, EKS, ECS, EC2, Lambda, API Gateway, S3, </w:t>
       </w:r>
       <w:proofErr w:type="spellStart"/>
       <w:r>
         <w:rPr>
-          <w:sz w:val="20"/>
+          <w:sz w:val="22"/>
         </w:rPr>
         <w:t>CloudFront</w:t>
       </w:r>
       <w:proofErr w:type="spellEnd"/>
       <w:r>
         <w:rPr>
-          <w:sz w:val="20"/>
+          <w:sz w:val="22"/>
         </w:rPr>
         <w:t xml:space="preserve">, RDS, </w:t>
       </w:r>
       <w:proofErr w:type="spellStart"/>
       <w:r>
         <w:rPr>
-          <w:sz w:val="20"/>
+          <w:sz w:val="22"/>
         </w:rPr>
         <w:t>DynamoDB</w:t>
       </w:r>
       <w:proofErr w:type="spellEnd"/>
       <w:r>
         <w:rPr>
-          <w:sz w:val="20"/>
+          <w:sz w:val="22"/>
         </w:rPr>
         <w:t xml:space="preserve">, </w:t>
       </w:r>
       <w:proofErr w:type="spellStart"/>
       <w:r>
         <w:rPr>
-          <w:sz w:val="20"/>
+          <w:sz w:val="22"/>
         </w:rPr>
         <w:t>ElastiCache</w:t>
       </w:r>
       <w:proofErr w:type="spellEnd"/>
       <w:r>
         <w:rPr>
-          <w:sz w:val="20"/>
+          <w:sz w:val="22"/>
         </w:rPr>
         <w:t xml:space="preserve">, </w:t>
       </w:r>
       <w:proofErr w:type="spellStart"/>
       <w:r>
         <w:rPr>
-          <w:sz w:val="20"/>
+          <w:sz w:val="22"/>
         </w:rPr>
         <w:t>EventBridge</w:t>
       </w:r>
       <w:proofErr w:type="spellEnd"/>
       <w:r>
         <w:rPr>
-          <w:sz w:val="20"/>
+          <w:sz w:val="22"/>
         </w:rPr>
         <w:t xml:space="preserve">, Step Functions, IAM, </w:t>
       </w:r>
       <w:proofErr w:type="spellStart"/>
       <w:r>
         <w:rPr>
-          <w:sz w:val="20"/>
+          <w:sz w:val="22"/>
         </w:rPr>
         <w:t>Nginx</w:t>
       </w:r>
       <w:proofErr w:type="spellEnd"/>
       <w:r>
         <w:rPr>
-          <w:sz w:val="20"/>
+          <w:sz w:val="22"/>
         </w:rPr>
         <w:t>, Linux</w:t>
       </w:r>
@@ -801,13 +901,17 @@
           <w:ilvl w:val="0"/>
           <w:numId w:val="27"/>
         </w:numPr>
+        <w:spacing w:before="0" w:beforeAutospacing="0" w:after="0" w:afterAutospacing="0"/>
         <w:jc w:val="both"/>
+        <w:rPr>
+          <w:sz w:val="28"/>
+        </w:rPr>
       </w:pPr>
       <w:proofErr w:type="spellStart"/>
       <w:r>
         <w:rPr>
           <w:rStyle w:val="Strong"/>
-          <w:sz w:val="20"/>
+          <w:sz w:val="22"/>
         </w:rPr>
         <w:t>Observability</w:t>
       </w:r>
@@ -815,139 +919,139 @@
       <w:r>
         <w:rPr>
           <w:rStyle w:val="Strong"/>
-          <w:sz w:val="20"/>
+          <w:sz w:val="22"/>
         </w:rPr>
         <w:t>, Quality &amp; Security:</w:t>
       </w:r>
       <w:r>
         <w:rPr>
-          <w:sz w:val="20"/>
+          <w:sz w:val="22"/>
         </w:rPr>
         <w:t xml:space="preserve"> </w:t>
       </w:r>
       <w:proofErr w:type="spellStart"/>
       <w:r>
         <w:rPr>
-          <w:sz w:val="20"/>
+          <w:sz w:val="22"/>
         </w:rPr>
         <w:t>OpenTelemetry</w:t>
       </w:r>
       <w:proofErr w:type="spellEnd"/>
       <w:r>
         <w:rPr>
-          <w:sz w:val="20"/>
+          <w:sz w:val="22"/>
         </w:rPr>
         <w:t xml:space="preserve">, </w:t>
       </w:r>
       <w:proofErr w:type="spellStart"/>
       <w:r>
         <w:rPr>
-          <w:sz w:val="20"/>
+          <w:sz w:val="22"/>
         </w:rPr>
         <w:t>Datadog</w:t>
       </w:r>
       <w:proofErr w:type="spellEnd"/>
       <w:r>
         <w:rPr>
-          <w:sz w:val="20"/>
+          <w:sz w:val="22"/>
         </w:rPr>
         <w:t xml:space="preserve">, Prometheus, </w:t>
       </w:r>
       <w:proofErr w:type="spellStart"/>
       <w:r>
         <w:rPr>
-          <w:sz w:val="20"/>
+          <w:sz w:val="22"/>
         </w:rPr>
         <w:t>Grafana</w:t>
       </w:r>
       <w:proofErr w:type="spellEnd"/>
       <w:r>
         <w:rPr>
-          <w:sz w:val="20"/>
+          <w:sz w:val="22"/>
         </w:rPr>
         <w:t xml:space="preserve">, ELK/EFK, </w:t>
       </w:r>
       <w:proofErr w:type="spellStart"/>
       <w:r>
         <w:rPr>
-          <w:sz w:val="20"/>
+          <w:sz w:val="22"/>
         </w:rPr>
         <w:t>CloudWatch</w:t>
       </w:r>
       <w:proofErr w:type="spellEnd"/>
       <w:r>
         <w:rPr>
-          <w:sz w:val="20"/>
+          <w:sz w:val="22"/>
         </w:rPr>
         <w:t xml:space="preserve">, </w:t>
       </w:r>
       <w:proofErr w:type="spellStart"/>
       <w:r>
         <w:rPr>
-          <w:sz w:val="20"/>
+          <w:sz w:val="22"/>
         </w:rPr>
         <w:t>JUnit</w:t>
       </w:r>
       <w:proofErr w:type="spellEnd"/>
       <w:r>
         <w:rPr>
-          <w:sz w:val="20"/>
+          <w:sz w:val="22"/>
         </w:rPr>
         <w:t xml:space="preserve">, </w:t>
       </w:r>
       <w:proofErr w:type="spellStart"/>
       <w:r>
         <w:rPr>
-          <w:sz w:val="20"/>
+          <w:sz w:val="22"/>
         </w:rPr>
         <w:t>Mockito</w:t>
       </w:r>
       <w:proofErr w:type="spellEnd"/>
       <w:r>
         <w:rPr>
-          <w:sz w:val="20"/>
+          <w:sz w:val="22"/>
         </w:rPr>
         <w:t xml:space="preserve">, Cypress, Playwright, Pact-style contract testing, OAuth2, </w:t>
       </w:r>
       <w:proofErr w:type="spellStart"/>
       <w:r>
         <w:rPr>
-          <w:sz w:val="20"/>
+          <w:sz w:val="22"/>
         </w:rPr>
         <w:t>OpenID</w:t>
       </w:r>
       <w:proofErr w:type="spellEnd"/>
       <w:r>
         <w:rPr>
-          <w:sz w:val="20"/>
+          <w:sz w:val="22"/>
         </w:rPr>
         <w:t xml:space="preserve"> Connect, JWT, </w:t>
       </w:r>
       <w:proofErr w:type="spellStart"/>
       <w:r>
         <w:rPr>
-          <w:sz w:val="20"/>
+          <w:sz w:val="22"/>
         </w:rPr>
         <w:t>Okta</w:t>
       </w:r>
       <w:proofErr w:type="spellEnd"/>
       <w:r>
         <w:rPr>
-          <w:sz w:val="20"/>
+          <w:sz w:val="22"/>
         </w:rPr>
         <w:t xml:space="preserve">, Auth0, AWS </w:t>
       </w:r>
       <w:proofErr w:type="spellStart"/>
       <w:r>
         <w:rPr>
-          <w:sz w:val="20"/>
+          <w:sz w:val="22"/>
         </w:rPr>
         <w:t>Cognito</w:t>
       </w:r>
       <w:proofErr w:type="spellEnd"/>
       <w:r>
         <w:rPr>
-          <w:sz w:val="20"/>
+          <w:sz w:val="22"/>
         </w:rPr>
         <w:t>, audit logging, rate limiting, RBAC, ABAC</w:t>
       </w:r>
@@ -958,13 +1062,16 @@
           <w:bottom w:val="single" w:sz="6" w:space="0" w:color="B91C1C"/>
         </w:pBdr>
         <w:spacing w:before="120" w:after="80"/>
+        <w:rPr>
+          <w:sz w:val="24"/>
+        </w:rPr>
       </w:pPr>
       <w:r>
         <w:rPr>
           <w:b/>
           <w:bCs/>
           <w:color w:val="111111"/>
-          <w:sz w:val="21"/>
+          <w:sz w:val="24"/>
           <w:szCs w:val="21"/>
         </w:rPr>
         <w:t>WORK HISTORY</w:t>
@@ -1003,13 +1110,18 @@
             </w:tcBorders>
           </w:tcPr>
           <w:p>
+            <w:pPr>
+              <w:rPr>
+                <w:sz w:val="24"/>
+              </w:rPr>
+            </w:pPr>
             <w:r>
               <w:rPr>
                 <w:rFonts w:ascii="Arial" w:eastAsia="Arial" w:hAnsi="Arial" w:cs="Arial"/>
                 <w:b/>
                 <w:bCs/>
                 <w:color w:val="111111"/>
-                <w:sz w:val="19"/>
+                <w:sz w:val="22"/>
                 <w:szCs w:val="19"/>
               </w:rPr>
               <w:t>Senior Software Engineer</w:t>
@@ -1029,12 +1141,14 @@
           <w:p>
             <w:pPr>
               <w:jc w:val="right"/>
+              <w:rPr>
+                <w:sz w:val="24"/>
+              </w:rPr>
             </w:pPr>
             <w:r>
               <w:rPr>
                 <w:rFonts w:ascii="Arial" w:eastAsia="Arial" w:hAnsi="Arial" w:cs="Arial"/>
                 <w:color w:val="111111"/>
-                <w:sz w:val="17"/>
                 <w:szCs w:val="17"/>
               </w:rPr>
               <w:t>February 2021 to December 2025</w:t>
@@ -1044,6 +1158,11 @@
       </w:tr>
     </w:tbl>
     <w:p>
+      <w:pPr>
+        <w:rPr>
+          <w:sz w:val="24"/>
+        </w:rPr>
+      </w:pPr>
       <w:proofErr w:type="spellStart"/>
       <w:r>
         <w:rPr>
@@ -1051,7 +1170,7 @@
           <w:b/>
           <w:bCs/>
           <w:color w:val="111111"/>
-          <w:sz w:val="18"/>
+          <w:sz w:val="22"/>
           <w:szCs w:val="18"/>
         </w:rPr>
         <w:t>Viaro</w:t>
@@ -1063,7 +1182,7 @@
           <w:b/>
           <w:bCs/>
           <w:color w:val="111111"/>
-          <w:sz w:val="18"/>
+          <w:sz w:val="22"/>
           <w:szCs w:val="18"/>
         </w:rPr>
         <w:t xml:space="preserve"> Networks Inc. - Delaware, United States</w:t>
@@ -1078,51 +1197,51 @@
         </w:numPr>
         <w:jc w:val="both"/>
         <w:rPr>
-          <w:sz w:val="20"/>
-        </w:rPr>
-      </w:pPr>
-      <w:r>
-        <w:rPr>
-          <w:sz w:val="20"/>
+          <w:sz w:val="22"/>
+        </w:rPr>
+      </w:pPr>
+      <w:r>
+        <w:rPr>
+          <w:sz w:val="22"/>
         </w:rPr>
         <w:t xml:space="preserve">Architected and delivered enterprise web platforms using </w:t>
       </w:r>
       <w:r>
         <w:rPr>
           <w:rStyle w:val="Strong"/>
-          <w:sz w:val="20"/>
+          <w:sz w:val="22"/>
         </w:rPr>
         <w:t>Java 17</w:t>
       </w:r>
       <w:r>
         <w:rPr>
-          <w:sz w:val="20"/>
+          <w:sz w:val="22"/>
         </w:rPr>
         <w:t xml:space="preserve">, </w:t>
       </w:r>
       <w:r>
         <w:rPr>
           <w:rStyle w:val="Strong"/>
-          <w:sz w:val="20"/>
+          <w:sz w:val="22"/>
         </w:rPr>
         <w:t>Spring Boot 3.x</w:t>
       </w:r>
       <w:r>
         <w:rPr>
-          <w:sz w:val="20"/>
+          <w:sz w:val="22"/>
         </w:rPr>
         <w:t xml:space="preserve">, </w:t>
       </w:r>
       <w:r>
         <w:rPr>
           <w:rStyle w:val="Strong"/>
-          <w:sz w:val="20"/>
+          <w:sz w:val="22"/>
         </w:rPr>
         <w:t>Angular 15–18</w:t>
       </w:r>
       <w:r>
         <w:rPr>
-          <w:sz w:val="20"/>
+          <w:sz w:val="22"/>
         </w:rPr>
         <w:t xml:space="preserve">, and </w:t>
       </w:r>
@@ -1130,14 +1249,14 @@
       <w:r>
         <w:rPr>
           <w:rStyle w:val="Strong"/>
-          <w:sz w:val="20"/>
+          <w:sz w:val="22"/>
         </w:rPr>
         <w:t>PostgreSQL</w:t>
       </w:r>
       <w:proofErr w:type="spellEnd"/>
       <w:r>
         <w:rPr>
-          <w:sz w:val="20"/>
+          <w:sz w:val="22"/>
         </w:rPr>
         <w:t>, building modular backend services and rich client workflows that supported complex multi-team business operations at scale.</w:t>
       </w:r>
@@ -1151,78 +1270,78 @@
         </w:numPr>
         <w:jc w:val="both"/>
         <w:rPr>
-          <w:sz w:val="20"/>
-        </w:rPr>
-      </w:pPr>
-      <w:r>
-        <w:rPr>
-          <w:sz w:val="20"/>
+          <w:sz w:val="22"/>
+        </w:rPr>
+      </w:pPr>
+      <w:r>
+        <w:rPr>
+          <w:sz w:val="22"/>
         </w:rPr>
         <w:t xml:space="preserve">Led a major modernization effort that migrated a legacy </w:t>
       </w:r>
       <w:r>
         <w:rPr>
           <w:rStyle w:val="Strong"/>
-          <w:sz w:val="20"/>
+          <w:sz w:val="22"/>
         </w:rPr>
         <w:t>Spring MVC</w:t>
       </w:r>
       <w:r>
         <w:rPr>
-          <w:sz w:val="20"/>
+          <w:sz w:val="22"/>
         </w:rPr>
         <w:t xml:space="preserve"> and older Angular codebase into </w:t>
       </w:r>
       <w:r>
         <w:rPr>
           <w:rStyle w:val="Strong"/>
-          <w:sz w:val="20"/>
+          <w:sz w:val="22"/>
         </w:rPr>
         <w:t>Spring Boot</w:t>
       </w:r>
       <w:r>
         <w:rPr>
-          <w:sz w:val="20"/>
+          <w:sz w:val="22"/>
         </w:rPr>
         <w:t xml:space="preserve"> </w:t>
       </w:r>
       <w:proofErr w:type="spellStart"/>
       <w:r>
         <w:rPr>
-          <w:sz w:val="20"/>
+          <w:sz w:val="22"/>
         </w:rPr>
         <w:t>microservices</w:t>
       </w:r>
       <w:proofErr w:type="spellEnd"/>
       <w:r>
         <w:rPr>
-          <w:sz w:val="20"/>
+          <w:sz w:val="22"/>
         </w:rPr>
         <w:t xml:space="preserve"> and a modern </w:t>
       </w:r>
       <w:r>
         <w:rPr>
           <w:rStyle w:val="Strong"/>
-          <w:sz w:val="20"/>
+          <w:sz w:val="22"/>
         </w:rPr>
         <w:t>Angular</w:t>
       </w:r>
       <w:r>
         <w:rPr>
-          <w:sz w:val="20"/>
+          <w:sz w:val="22"/>
         </w:rPr>
         <w:t xml:space="preserve"> SPA, reducing deployment friction by </w:t>
       </w:r>
       <w:r>
         <w:rPr>
           <w:rStyle w:val="Strong"/>
-          <w:sz w:val="20"/>
+          <w:sz w:val="22"/>
         </w:rPr>
         <w:t>42%</w:t>
       </w:r>
       <w:r>
         <w:rPr>
-          <w:sz w:val="20"/>
+          <w:sz w:val="22"/>
         </w:rPr>
         <w:t xml:space="preserve"> and making feature delivery far more predictable.</w:t>
       </w:r>
@@ -1236,64 +1355,64 @@
         </w:numPr>
         <w:jc w:val="both"/>
         <w:rPr>
-          <w:sz w:val="20"/>
-        </w:rPr>
-      </w:pPr>
-      <w:r>
-        <w:rPr>
-          <w:sz w:val="20"/>
+          <w:sz w:val="22"/>
+        </w:rPr>
+      </w:pPr>
+      <w:r>
+        <w:rPr>
+          <w:sz w:val="22"/>
         </w:rPr>
         <w:t xml:space="preserve">Designed secure </w:t>
       </w:r>
       <w:r>
         <w:rPr>
           <w:rStyle w:val="Strong"/>
-          <w:sz w:val="20"/>
+          <w:sz w:val="22"/>
         </w:rPr>
         <w:t>REST APIs</w:t>
       </w:r>
       <w:r>
         <w:rPr>
-          <w:sz w:val="20"/>
+          <w:sz w:val="22"/>
         </w:rPr>
         <w:t xml:space="preserve"> with </w:t>
       </w:r>
       <w:r>
         <w:rPr>
           <w:rStyle w:val="Strong"/>
-          <w:sz w:val="20"/>
+          <w:sz w:val="22"/>
         </w:rPr>
         <w:t>JWT</w:t>
       </w:r>
       <w:r>
         <w:rPr>
-          <w:sz w:val="20"/>
+          <w:sz w:val="22"/>
         </w:rPr>
         <w:t xml:space="preserve">, </w:t>
       </w:r>
       <w:r>
         <w:rPr>
           <w:rStyle w:val="Strong"/>
-          <w:sz w:val="20"/>
+          <w:sz w:val="22"/>
         </w:rPr>
         <w:t>OAuth2</w:t>
       </w:r>
       <w:r>
         <w:rPr>
-          <w:sz w:val="20"/>
+          <w:sz w:val="22"/>
         </w:rPr>
         <w:t xml:space="preserve">, and </w:t>
       </w:r>
       <w:r>
         <w:rPr>
           <w:rStyle w:val="Strong"/>
-          <w:sz w:val="20"/>
+          <w:sz w:val="22"/>
         </w:rPr>
         <w:t>RBAC</w:t>
       </w:r>
       <w:r>
         <w:rPr>
-          <w:sz w:val="20"/>
+          <w:sz w:val="22"/>
         </w:rPr>
         <w:t>, giving frontend and integration teams a stable contract model while improving authorization consistency across business-critical modules.</w:t>
       </w:r>
@@ -1307,38 +1426,38 @@
         </w:numPr>
         <w:jc w:val="both"/>
         <w:rPr>
-          <w:sz w:val="20"/>
-        </w:rPr>
-      </w:pPr>
-      <w:r>
-        <w:rPr>
-          <w:sz w:val="20"/>
+          <w:sz w:val="22"/>
+        </w:rPr>
+      </w:pPr>
+      <w:r>
+        <w:rPr>
+          <w:sz w:val="22"/>
         </w:rPr>
         <w:t xml:space="preserve">Implemented reusable </w:t>
       </w:r>
       <w:r>
         <w:rPr>
           <w:rStyle w:val="Strong"/>
-          <w:sz w:val="20"/>
+          <w:sz w:val="22"/>
         </w:rPr>
         <w:t>Angular</w:t>
       </w:r>
       <w:r>
         <w:rPr>
-          <w:sz w:val="20"/>
+          <w:sz w:val="22"/>
         </w:rPr>
         <w:t xml:space="preserve"> component libraries with shared form controls, validation patterns, and state-handling conventions, which cut duplicate UI code by </w:t>
       </w:r>
       <w:r>
         <w:rPr>
           <w:rStyle w:val="Strong"/>
-          <w:sz w:val="20"/>
+          <w:sz w:val="22"/>
         </w:rPr>
         <w:t>35%</w:t>
       </w:r>
       <w:r>
         <w:rPr>
-          <w:sz w:val="20"/>
+          <w:sz w:val="22"/>
         </w:rPr>
         <w:t xml:space="preserve"> and improved delivery speed across several product streams.</w:t>
       </w:r>
@@ -1352,12 +1471,12 @@
         </w:numPr>
         <w:jc w:val="both"/>
         <w:rPr>
-          <w:sz w:val="20"/>
-        </w:rPr>
-      </w:pPr>
-      <w:r>
-        <w:rPr>
-          <w:sz w:val="20"/>
+          <w:sz w:val="22"/>
+        </w:rPr>
+      </w:pPr>
+      <w:r>
+        <w:rPr>
+          <w:sz w:val="22"/>
         </w:rPr>
         <w:t>Solved a recurring production issue where high-concurrency update flows caused stale writes and inconsistent UI refresh behavior, then resolved it through transaction boundary adjustments, optimistic locking, and frontend synchronization fixes.</w:t>
       </w:r>
@@ -1371,38 +1490,38 @@
         </w:numPr>
         <w:jc w:val="both"/>
         <w:rPr>
-          <w:sz w:val="20"/>
-        </w:rPr>
-      </w:pPr>
-      <w:r>
-        <w:rPr>
-          <w:sz w:val="20"/>
+          <w:sz w:val="22"/>
+        </w:rPr>
+      </w:pPr>
+      <w:r>
+        <w:rPr>
+          <w:sz w:val="22"/>
         </w:rPr>
         <w:t xml:space="preserve">Introduced </w:t>
       </w:r>
       <w:r>
         <w:rPr>
           <w:rStyle w:val="Strong"/>
-          <w:sz w:val="20"/>
+          <w:sz w:val="22"/>
         </w:rPr>
         <w:t>Kafka</w:t>
       </w:r>
       <w:r>
         <w:rPr>
-          <w:sz w:val="20"/>
+          <w:sz w:val="22"/>
         </w:rPr>
         <w:t xml:space="preserve"> and </w:t>
       </w:r>
       <w:r>
         <w:rPr>
           <w:rStyle w:val="Strong"/>
-          <w:sz w:val="20"/>
+          <w:sz w:val="22"/>
         </w:rPr>
         <w:t>AWS SQS/SNS</w:t>
       </w:r>
       <w:r>
         <w:rPr>
-          <w:sz w:val="20"/>
+          <w:sz w:val="22"/>
         </w:rPr>
         <w:t xml:space="preserve"> based event workflows for asynchronous notifications, audit events, and downstream processing, which improved throughput and reduced request-time coupling between services.</w:t>
       </w:r>
@@ -1416,12 +1535,12 @@
         </w:numPr>
         <w:jc w:val="both"/>
         <w:rPr>
-          <w:sz w:val="20"/>
-        </w:rPr>
-      </w:pPr>
-      <w:r>
-        <w:rPr>
-          <w:sz w:val="20"/>
+          <w:sz w:val="22"/>
+        </w:rPr>
+      </w:pPr>
+      <w:r>
+        <w:rPr>
+          <w:sz w:val="22"/>
         </w:rPr>
         <w:t xml:space="preserve">Refactored slow database paths in </w:t>
       </w:r>
@@ -1429,14 +1548,14 @@
       <w:r>
         <w:rPr>
           <w:rStyle w:val="Strong"/>
-          <w:sz w:val="20"/>
+          <w:sz w:val="22"/>
         </w:rPr>
         <w:t>PostgreSQL</w:t>
       </w:r>
       <w:proofErr w:type="spellEnd"/>
       <w:r>
         <w:rPr>
-          <w:sz w:val="20"/>
+          <w:sz w:val="22"/>
         </w:rPr>
         <w:t xml:space="preserve"> by redesigning indexes, query patterns, and pagination strategies, bringing several high-volume endpoints from multi-second latency down to consistently acceptable response times.</w:t>
       </w:r>
@@ -1450,12 +1569,12 @@
         </w:numPr>
         <w:jc w:val="both"/>
         <w:rPr>
-          <w:sz w:val="20"/>
-        </w:rPr>
-      </w:pPr>
-      <w:r>
-        <w:rPr>
-          <w:sz w:val="20"/>
+          <w:sz w:val="22"/>
+        </w:rPr>
+      </w:pPr>
+      <w:r>
+        <w:rPr>
+          <w:sz w:val="22"/>
         </w:rPr>
         <w:t xml:space="preserve">Built CI/CD pipelines with </w:t>
       </w:r>
@@ -1463,7 +1582,7 @@
       <w:r>
         <w:rPr>
           <w:rStyle w:val="Strong"/>
-          <w:sz w:val="20"/>
+          <w:sz w:val="22"/>
         </w:rPr>
         <w:t>GitHub</w:t>
       </w:r>
@@ -1471,13 +1590,13 @@
       <w:r>
         <w:rPr>
           <w:rStyle w:val="Strong"/>
-          <w:sz w:val="20"/>
+          <w:sz w:val="22"/>
         </w:rPr>
         <w:t xml:space="preserve"> Actions</w:t>
       </w:r>
       <w:r>
         <w:rPr>
-          <w:sz w:val="20"/>
+          <w:sz w:val="22"/>
         </w:rPr>
         <w:t xml:space="preserve">, </w:t>
       </w:r>
@@ -1485,14 +1604,14 @@
       <w:r>
         <w:rPr>
           <w:rStyle w:val="Strong"/>
-          <w:sz w:val="20"/>
+          <w:sz w:val="22"/>
         </w:rPr>
         <w:t>Docker</w:t>
       </w:r>
       <w:proofErr w:type="spellEnd"/>
       <w:r>
         <w:rPr>
-          <w:sz w:val="20"/>
+          <w:sz w:val="22"/>
         </w:rPr>
         <w:t xml:space="preserve">, and </w:t>
       </w:r>
@@ -1500,27 +1619,27 @@
       <w:r>
         <w:rPr>
           <w:rStyle w:val="Strong"/>
-          <w:sz w:val="20"/>
+          <w:sz w:val="22"/>
         </w:rPr>
         <w:t>Kubernetes</w:t>
       </w:r>
       <w:proofErr w:type="spellEnd"/>
       <w:r>
         <w:rPr>
-          <w:sz w:val="20"/>
+          <w:sz w:val="22"/>
         </w:rPr>
         <w:t xml:space="preserve">, allowing repeatable test, build, and release flows that reduced manual deployment activity by </w:t>
       </w:r>
       <w:r>
         <w:rPr>
           <w:rStyle w:val="Strong"/>
-          <w:sz w:val="20"/>
+          <w:sz w:val="22"/>
         </w:rPr>
         <w:t>50%</w:t>
       </w:r>
       <w:r>
         <w:rPr>
-          <w:sz w:val="20"/>
+          <w:sz w:val="22"/>
         </w:rPr>
         <w:t xml:space="preserve"> and improved rollback confidence.</w:t>
       </w:r>
@@ -1534,26 +1653,27 @@
         </w:numPr>
         <w:jc w:val="both"/>
         <w:rPr>
-          <w:sz w:val="20"/>
-        </w:rPr>
-      </w:pPr>
-      <w:r>
-        <w:rPr>
-          <w:sz w:val="20"/>
-        </w:rPr>
+          <w:sz w:val="22"/>
+        </w:rPr>
+      </w:pPr>
+      <w:r>
+        <w:rPr>
+          <w:sz w:val="22"/>
+        </w:rPr>
+        <w:lastRenderedPageBreak/>
         <w:t xml:space="preserve">Added end-to-end </w:t>
       </w:r>
       <w:proofErr w:type="spellStart"/>
       <w:r>
         <w:rPr>
-          <w:sz w:val="20"/>
+          <w:sz w:val="22"/>
         </w:rPr>
         <w:t>observability</w:t>
       </w:r>
       <w:proofErr w:type="spellEnd"/>
       <w:r>
         <w:rPr>
-          <w:sz w:val="20"/>
+          <w:sz w:val="22"/>
         </w:rPr>
         <w:t xml:space="preserve"> through </w:t>
       </w:r>
@@ -1561,14 +1681,14 @@
       <w:r>
         <w:rPr>
           <w:rStyle w:val="Strong"/>
-          <w:sz w:val="20"/>
+          <w:sz w:val="22"/>
         </w:rPr>
         <w:t>OpenTelemetry</w:t>
       </w:r>
       <w:proofErr w:type="spellEnd"/>
       <w:r>
         <w:rPr>
-          <w:sz w:val="20"/>
+          <w:sz w:val="22"/>
         </w:rPr>
         <w:t xml:space="preserve">, </w:t>
       </w:r>
@@ -1576,27 +1696,27 @@
       <w:r>
         <w:rPr>
           <w:rStyle w:val="Strong"/>
-          <w:sz w:val="20"/>
+          <w:sz w:val="22"/>
         </w:rPr>
         <w:t>Datadog</w:t>
       </w:r>
       <w:proofErr w:type="spellEnd"/>
       <w:r>
         <w:rPr>
-          <w:sz w:val="20"/>
+          <w:sz w:val="22"/>
         </w:rPr>
         <w:t xml:space="preserve">, </w:t>
       </w:r>
       <w:r>
         <w:rPr>
           <w:rStyle w:val="Strong"/>
-          <w:sz w:val="20"/>
+          <w:sz w:val="22"/>
         </w:rPr>
         <w:t>Prometheus</w:t>
       </w:r>
       <w:r>
         <w:rPr>
-          <w:sz w:val="20"/>
+          <w:sz w:val="22"/>
         </w:rPr>
         <w:t xml:space="preserve">, and </w:t>
       </w:r>
@@ -1604,14 +1724,14 @@
       <w:r>
         <w:rPr>
           <w:rStyle w:val="Strong"/>
-          <w:sz w:val="20"/>
+          <w:sz w:val="22"/>
         </w:rPr>
         <w:t>Grafana</w:t>
       </w:r>
       <w:proofErr w:type="spellEnd"/>
       <w:r>
         <w:rPr>
-          <w:sz w:val="20"/>
+          <w:sz w:val="22"/>
         </w:rPr>
         <w:t>, making it easier to isolate memory pressure, latency regressions, and failed job patterns before they became customer-facing incidents.</w:t>
       </w:r>
@@ -1625,12 +1745,12 @@
         </w:numPr>
         <w:jc w:val="both"/>
         <w:rPr>
-          <w:sz w:val="20"/>
-        </w:rPr>
-      </w:pPr>
-      <w:r>
-        <w:rPr>
-          <w:sz w:val="20"/>
+          <w:sz w:val="22"/>
+        </w:rPr>
+      </w:pPr>
+      <w:r>
+        <w:rPr>
+          <w:sz w:val="22"/>
         </w:rPr>
         <w:t>Worked closely with product and QA partners to implement new workflow features in areas such as approvals, dashboards, and reporting, translating ambiguous requirements into maintainable technical solutions with measurable delivery outcomes.</w:t>
       </w:r>
@@ -1644,12 +1764,12 @@
         </w:numPr>
         <w:jc w:val="both"/>
         <w:rPr>
-          <w:sz w:val="20"/>
-        </w:rPr>
-      </w:pPr>
-      <w:r>
-        <w:rPr>
-          <w:sz w:val="20"/>
+          <w:sz w:val="22"/>
+        </w:rPr>
+      </w:pPr>
+      <w:r>
+        <w:rPr>
+          <w:sz w:val="22"/>
         </w:rPr>
         <w:t>Resolved a difficult memory leak in a long-running background processing service by tracing object retention across caching and serialization layers, then restructuring lifecycle management to stabilize container memory usage in production.</w:t>
       </w:r>
@@ -1663,28 +1783,27 @@
         </w:numPr>
         <w:jc w:val="both"/>
         <w:rPr>
-          <w:sz w:val="20"/>
-        </w:rPr>
-      </w:pPr>
-      <w:r>
-        <w:rPr>
-          <w:sz w:val="20"/>
-        </w:rPr>
-        <w:lastRenderedPageBreak/>
+          <w:sz w:val="22"/>
+        </w:rPr>
+      </w:pPr>
+      <w:r>
+        <w:rPr>
+          <w:sz w:val="22"/>
+        </w:rPr>
         <w:t xml:space="preserve">Improved release quality with stronger automated coverage using </w:t>
       </w:r>
       <w:proofErr w:type="spellStart"/>
       <w:r>
         <w:rPr>
           <w:rStyle w:val="Strong"/>
-          <w:sz w:val="20"/>
+          <w:sz w:val="22"/>
         </w:rPr>
         <w:t>JUnit</w:t>
       </w:r>
       <w:proofErr w:type="spellEnd"/>
       <w:r>
         <w:rPr>
-          <w:sz w:val="20"/>
+          <w:sz w:val="22"/>
         </w:rPr>
         <w:t xml:space="preserve">, </w:t>
       </w:r>
@@ -1692,40 +1811,40 @@
       <w:r>
         <w:rPr>
           <w:rStyle w:val="Strong"/>
-          <w:sz w:val="20"/>
+          <w:sz w:val="22"/>
         </w:rPr>
         <w:t>Mockito</w:t>
       </w:r>
       <w:proofErr w:type="spellEnd"/>
       <w:r>
         <w:rPr>
-          <w:sz w:val="20"/>
+          <w:sz w:val="22"/>
         </w:rPr>
         <w:t xml:space="preserve">, </w:t>
       </w:r>
       <w:r>
         <w:rPr>
           <w:rStyle w:val="Strong"/>
-          <w:sz w:val="20"/>
+          <w:sz w:val="22"/>
         </w:rPr>
         <w:t>Cypress</w:t>
       </w:r>
       <w:r>
         <w:rPr>
-          <w:sz w:val="20"/>
+          <w:sz w:val="22"/>
         </w:rPr>
         <w:t xml:space="preserve">, and contract validation practices, helping lower regression volume by </w:t>
       </w:r>
       <w:r>
         <w:rPr>
           <w:rStyle w:val="Strong"/>
-          <w:sz w:val="20"/>
+          <w:sz w:val="22"/>
         </w:rPr>
         <w:t>28%</w:t>
       </w:r>
       <w:r>
         <w:rPr>
-          <w:sz w:val="20"/>
+          <w:sz w:val="22"/>
         </w:rPr>
         <w:t xml:space="preserve"> across heavily used frontend and API surfaces.</w:t>
       </w:r>
@@ -1739,38 +1858,38 @@
         </w:numPr>
         <w:jc w:val="both"/>
         <w:rPr>
-          <w:sz w:val="20"/>
-        </w:rPr>
-      </w:pPr>
-      <w:r>
-        <w:rPr>
-          <w:sz w:val="20"/>
+          <w:sz w:val="22"/>
+        </w:rPr>
+      </w:pPr>
+      <w:r>
+        <w:rPr>
+          <w:sz w:val="22"/>
         </w:rPr>
         <w:t xml:space="preserve">Mentored engineers on </w:t>
       </w:r>
       <w:r>
         <w:rPr>
           <w:rStyle w:val="Strong"/>
-          <w:sz w:val="20"/>
+          <w:sz w:val="22"/>
         </w:rPr>
         <w:t>Spring Boot</w:t>
       </w:r>
       <w:r>
         <w:rPr>
-          <w:sz w:val="20"/>
+          <w:sz w:val="22"/>
         </w:rPr>
         <w:t xml:space="preserve">, </w:t>
       </w:r>
       <w:r>
         <w:rPr>
           <w:rStyle w:val="Strong"/>
-          <w:sz w:val="20"/>
+          <w:sz w:val="22"/>
         </w:rPr>
         <w:t>Angular</w:t>
       </w:r>
       <w:r>
         <w:rPr>
-          <w:sz w:val="20"/>
+          <w:sz w:val="22"/>
         </w:rPr>
         <w:t>, code review standards, and debugging methods, strengthening team delivery discipline while keeping architecture decisions aligned with long-term maintainability goals.</w:t>
       </w:r>
@@ -1808,13 +1927,18 @@
             </w:tcBorders>
           </w:tcPr>
           <w:p>
+            <w:pPr>
+              <w:rPr>
+                <w:sz w:val="24"/>
+              </w:rPr>
+            </w:pPr>
             <w:r>
               <w:rPr>
                 <w:rFonts w:ascii="Arial" w:eastAsia="Arial" w:hAnsi="Arial" w:cs="Arial"/>
                 <w:b/>
                 <w:bCs/>
                 <w:color w:val="111111"/>
-                <w:sz w:val="19"/>
+                <w:sz w:val="22"/>
                 <w:szCs w:val="19"/>
               </w:rPr>
               <w:t>Software Engineer</w:t>
@@ -1834,12 +1958,14 @@
           <w:p>
             <w:pPr>
               <w:jc w:val="right"/>
+              <w:rPr>
+                <w:sz w:val="24"/>
+              </w:rPr>
             </w:pPr>
             <w:r>
               <w:rPr>
                 <w:rFonts w:ascii="Arial" w:eastAsia="Arial" w:hAnsi="Arial" w:cs="Arial"/>
                 <w:color w:val="111111"/>
-                <w:sz w:val="17"/>
                 <w:szCs w:val="17"/>
               </w:rPr>
               <w:t>October 2018 to January 2021</w:t>
@@ -1849,6 +1975,11 @@
       </w:tr>
     </w:tbl>
     <w:p>
+      <w:pPr>
+        <w:rPr>
+          <w:sz w:val="24"/>
+        </w:rPr>
+      </w:pPr>
       <w:proofErr w:type="spellStart"/>
       <w:r>
         <w:rPr>
@@ -1856,7 +1987,7 @@
           <w:b/>
           <w:bCs/>
           <w:color w:val="111111"/>
-          <w:sz w:val="18"/>
+          <w:sz w:val="22"/>
           <w:szCs w:val="18"/>
         </w:rPr>
         <w:t>Avantia</w:t>
@@ -1868,7 +1999,7 @@
           <w:b/>
           <w:bCs/>
           <w:color w:val="111111"/>
-          <w:sz w:val="18"/>
+          <w:sz w:val="22"/>
           <w:szCs w:val="18"/>
         </w:rPr>
         <w:t>, Inc. - Ohio, United States</w:t>
@@ -1883,64 +2014,64 @@
         </w:numPr>
         <w:jc w:val="both"/>
         <w:rPr>
-          <w:sz w:val="20"/>
-        </w:rPr>
-      </w:pPr>
-      <w:r>
-        <w:rPr>
-          <w:sz w:val="20"/>
+          <w:sz w:val="22"/>
+        </w:rPr>
+      </w:pPr>
+      <w:r>
+        <w:rPr>
+          <w:sz w:val="22"/>
         </w:rPr>
         <w:t xml:space="preserve">Developed customer-facing and internal applications using </w:t>
       </w:r>
       <w:r>
         <w:rPr>
           <w:rStyle w:val="Strong"/>
-          <w:sz w:val="20"/>
+          <w:sz w:val="22"/>
         </w:rPr>
         <w:t>Java 11</w:t>
       </w:r>
       <w:r>
         <w:rPr>
-          <w:sz w:val="20"/>
+          <w:sz w:val="22"/>
         </w:rPr>
         <w:t xml:space="preserve">, </w:t>
       </w:r>
       <w:r>
         <w:rPr>
           <w:rStyle w:val="Strong"/>
-          <w:sz w:val="20"/>
+          <w:sz w:val="22"/>
         </w:rPr>
         <w:t>Spring Boot 2.x</w:t>
       </w:r>
       <w:r>
         <w:rPr>
-          <w:sz w:val="20"/>
+          <w:sz w:val="22"/>
         </w:rPr>
         <w:t xml:space="preserve">, </w:t>
       </w:r>
       <w:r>
         <w:rPr>
           <w:rStyle w:val="Strong"/>
-          <w:sz w:val="20"/>
+          <w:sz w:val="22"/>
         </w:rPr>
         <w:t>Angular 9–11</w:t>
       </w:r>
       <w:r>
         <w:rPr>
-          <w:sz w:val="20"/>
+          <w:sz w:val="22"/>
         </w:rPr>
         <w:t xml:space="preserve">, and </w:t>
       </w:r>
       <w:r>
         <w:rPr>
           <w:rStyle w:val="Strong"/>
-          <w:sz w:val="20"/>
+          <w:sz w:val="22"/>
         </w:rPr>
         <w:t>MySQL</w:t>
       </w:r>
       <w:r>
         <w:rPr>
-          <w:sz w:val="20"/>
+          <w:sz w:val="22"/>
         </w:rPr>
         <w:t>, focusing on scalable business workflows, operational reporting, and API-connected interfaces.</w:t>
       </w:r>
@@ -1954,26 +2085,26 @@
         </w:numPr>
         <w:jc w:val="both"/>
         <w:rPr>
-          <w:sz w:val="20"/>
-        </w:rPr>
-      </w:pPr>
-      <w:r>
-        <w:rPr>
-          <w:sz w:val="20"/>
+          <w:sz w:val="22"/>
+        </w:rPr>
+      </w:pPr>
+      <w:r>
+        <w:rPr>
+          <w:sz w:val="22"/>
         </w:rPr>
         <w:t xml:space="preserve">Built modular backend services for account, transaction, and administrative workflows, creating well-structured service boundaries that made later </w:t>
       </w:r>
       <w:proofErr w:type="spellStart"/>
       <w:r>
         <w:rPr>
-          <w:sz w:val="20"/>
+          <w:sz w:val="22"/>
         </w:rPr>
         <w:t>microservice</w:t>
       </w:r>
       <w:proofErr w:type="spellEnd"/>
       <w:r>
         <w:rPr>
-          <w:sz w:val="20"/>
+          <w:sz w:val="22"/>
         </w:rPr>
         <w:t xml:space="preserve"> separation much easier for the platform team.</w:t>
       </w:r>
@@ -1987,25 +2118,25 @@
         </w:numPr>
         <w:jc w:val="both"/>
         <w:rPr>
-          <w:sz w:val="20"/>
-        </w:rPr>
-      </w:pPr>
-      <w:r>
-        <w:rPr>
-          <w:sz w:val="20"/>
+          <w:sz w:val="22"/>
+        </w:rPr>
+      </w:pPr>
+      <w:r>
+        <w:rPr>
+          <w:sz w:val="22"/>
         </w:rPr>
         <w:t xml:space="preserve">Implemented dynamic </w:t>
       </w:r>
       <w:r>
         <w:rPr>
           <w:rStyle w:val="Strong"/>
-          <w:sz w:val="20"/>
+          <w:sz w:val="22"/>
         </w:rPr>
         <w:t>Angular</w:t>
       </w:r>
       <w:r>
         <w:rPr>
-          <w:sz w:val="20"/>
+          <w:sz w:val="22"/>
         </w:rPr>
         <w:t xml:space="preserve"> screens with </w:t>
       </w:r>
@@ -2013,27 +2144,27 @@
       <w:r>
         <w:rPr>
           <w:rStyle w:val="Strong"/>
-          <w:sz w:val="20"/>
+          <w:sz w:val="22"/>
         </w:rPr>
         <w:t>RxJS</w:t>
       </w:r>
       <w:proofErr w:type="spellEnd"/>
       <w:r>
         <w:rPr>
-          <w:sz w:val="20"/>
+          <w:sz w:val="22"/>
         </w:rPr>
         <w:t xml:space="preserve">, </w:t>
       </w:r>
       <w:r>
         <w:rPr>
           <w:rStyle w:val="Strong"/>
-          <w:sz w:val="20"/>
+          <w:sz w:val="22"/>
         </w:rPr>
         <w:t>Reactive Forms</w:t>
       </w:r>
       <w:r>
         <w:rPr>
-          <w:sz w:val="20"/>
+          <w:sz w:val="22"/>
         </w:rPr>
         <w:t>, and role-aware navigation logic, improving usability for operational users who relied on fast multi-step form completion.</w:t>
       </w:r>
@@ -2047,40 +2178,40 @@
         </w:numPr>
         <w:jc w:val="both"/>
         <w:rPr>
-          <w:sz w:val="20"/>
-        </w:rPr>
-      </w:pPr>
-      <w:r>
-        <w:rPr>
-          <w:sz w:val="20"/>
+          <w:sz w:val="22"/>
+        </w:rPr>
+      </w:pPr>
+      <w:r>
+        <w:rPr>
+          <w:sz w:val="22"/>
         </w:rPr>
         <w:t xml:space="preserve">Investigated an intermittent issue where frontend state </w:t>
       </w:r>
       <w:proofErr w:type="spellStart"/>
       <w:r>
         <w:rPr>
-          <w:sz w:val="20"/>
+          <w:sz w:val="22"/>
         </w:rPr>
         <w:t>desynchronization</w:t>
       </w:r>
       <w:proofErr w:type="spellEnd"/>
       <w:r>
         <w:rPr>
-          <w:sz w:val="20"/>
+          <w:sz w:val="22"/>
         </w:rPr>
         <w:t xml:space="preserve"> caused duplicate submissions during poor network conditions, then resolved it with request guards, button-locking logic, and server-side </w:t>
       </w:r>
       <w:proofErr w:type="spellStart"/>
       <w:r>
         <w:rPr>
-          <w:sz w:val="20"/>
+          <w:sz w:val="22"/>
         </w:rPr>
         <w:t>idempotency</w:t>
       </w:r>
       <w:proofErr w:type="spellEnd"/>
       <w:r>
         <w:rPr>
-          <w:sz w:val="20"/>
+          <w:sz w:val="22"/>
         </w:rPr>
         <w:t xml:space="preserve"> validation.</w:t>
       </w:r>
@@ -2094,25 +2225,25 @@
         </w:numPr>
         <w:jc w:val="both"/>
         <w:rPr>
-          <w:sz w:val="20"/>
-        </w:rPr>
-      </w:pPr>
-      <w:r>
-        <w:rPr>
-          <w:sz w:val="20"/>
+          <w:sz w:val="22"/>
+        </w:rPr>
+      </w:pPr>
+      <w:r>
+        <w:rPr>
+          <w:sz w:val="22"/>
         </w:rPr>
         <w:t xml:space="preserve">Contributed to migration work that replaced older server-rendered pages with </w:t>
       </w:r>
       <w:r>
         <w:rPr>
           <w:rStyle w:val="Strong"/>
-          <w:sz w:val="20"/>
+          <w:sz w:val="22"/>
         </w:rPr>
         <w:t>Angular</w:t>
       </w:r>
       <w:r>
         <w:rPr>
-          <w:sz w:val="20"/>
+          <w:sz w:val="22"/>
         </w:rPr>
         <w:t xml:space="preserve"> driven UI modules, improving responsiveness, reducing page reload overhead, and supporting a more modern product experience.</w:t>
       </w:r>
@@ -2126,51 +2257,51 @@
         </w:numPr>
         <w:jc w:val="both"/>
         <w:rPr>
-          <w:sz w:val="20"/>
-        </w:rPr>
-      </w:pPr>
-      <w:r>
-        <w:rPr>
-          <w:sz w:val="20"/>
+          <w:sz w:val="22"/>
+        </w:rPr>
+      </w:pPr>
+      <w:r>
+        <w:rPr>
+          <w:sz w:val="22"/>
         </w:rPr>
         <w:t xml:space="preserve">Designed and consumed secure </w:t>
       </w:r>
       <w:r>
         <w:rPr>
           <w:rStyle w:val="Strong"/>
-          <w:sz w:val="20"/>
+          <w:sz w:val="22"/>
         </w:rPr>
         <w:t>REST APIs</w:t>
       </w:r>
       <w:r>
         <w:rPr>
-          <w:sz w:val="20"/>
+          <w:sz w:val="22"/>
         </w:rPr>
         <w:t xml:space="preserve"> with </w:t>
       </w:r>
       <w:r>
         <w:rPr>
           <w:rStyle w:val="Strong"/>
-          <w:sz w:val="20"/>
+          <w:sz w:val="22"/>
         </w:rPr>
         <w:t>Spring Security</w:t>
       </w:r>
       <w:r>
         <w:rPr>
-          <w:sz w:val="20"/>
+          <w:sz w:val="22"/>
         </w:rPr>
         <w:t xml:space="preserve"> and </w:t>
       </w:r>
       <w:r>
         <w:rPr>
           <w:rStyle w:val="Strong"/>
-          <w:sz w:val="20"/>
+          <w:sz w:val="22"/>
         </w:rPr>
         <w:t>JWT</w:t>
       </w:r>
       <w:r>
         <w:rPr>
-          <w:sz w:val="20"/>
+          <w:sz w:val="22"/>
         </w:rPr>
         <w:t>, allowing frontend modules and third-party integrations to operate against more consistent and well-documented service contracts.</w:t>
       </w:r>
@@ -2184,38 +2315,38 @@
         </w:numPr>
         <w:jc w:val="both"/>
         <w:rPr>
-          <w:sz w:val="20"/>
-        </w:rPr>
-      </w:pPr>
-      <w:r>
-        <w:rPr>
-          <w:sz w:val="20"/>
+          <w:sz w:val="22"/>
+        </w:rPr>
+      </w:pPr>
+      <w:r>
+        <w:rPr>
+          <w:sz w:val="22"/>
         </w:rPr>
         <w:t xml:space="preserve">Optimized several slow reporting queries by adjusting joins, indexing, and summary-table usage in </w:t>
       </w:r>
       <w:r>
         <w:rPr>
           <w:rStyle w:val="Strong"/>
-          <w:sz w:val="20"/>
+          <w:sz w:val="22"/>
         </w:rPr>
         <w:t>MySQL</w:t>
       </w:r>
       <w:r>
         <w:rPr>
-          <w:sz w:val="20"/>
+          <w:sz w:val="22"/>
         </w:rPr>
         <w:t xml:space="preserve">, producing response-time improvements of </w:t>
       </w:r>
       <w:r>
         <w:rPr>
           <w:rStyle w:val="Strong"/>
-          <w:sz w:val="20"/>
+          <w:sz w:val="22"/>
         </w:rPr>
         <w:t>31%</w:t>
       </w:r>
       <w:r>
         <w:rPr>
-          <w:sz w:val="20"/>
+          <w:sz w:val="22"/>
         </w:rPr>
         <w:t xml:space="preserve"> in heavily used reporting paths.</w:t>
       </w:r>
@@ -2229,12 +2360,12 @@
         </w:numPr>
         <w:jc w:val="both"/>
         <w:rPr>
-          <w:sz w:val="20"/>
-        </w:rPr>
-      </w:pPr>
-      <w:r>
-        <w:rPr>
-          <w:sz w:val="20"/>
+          <w:sz w:val="22"/>
+        </w:rPr>
+      </w:pPr>
+      <w:r>
+        <w:rPr>
+          <w:sz w:val="22"/>
         </w:rPr>
         <w:t xml:space="preserve">Added </w:t>
       </w:r>
@@ -2242,14 +2373,14 @@
       <w:r>
         <w:rPr>
           <w:rStyle w:val="Strong"/>
-          <w:sz w:val="20"/>
+          <w:sz w:val="22"/>
         </w:rPr>
         <w:t>Redis</w:t>
       </w:r>
       <w:proofErr w:type="spellEnd"/>
       <w:r>
         <w:rPr>
-          <w:sz w:val="20"/>
+          <w:sz w:val="22"/>
         </w:rPr>
         <w:t xml:space="preserve"> caching to frequently accessed reference data and read-heavy endpoints, lowering repeated database load and smoothing performance during high-traffic internal usage periods.</w:t>
       </w:r>
@@ -2263,12 +2394,12 @@
         </w:numPr>
         <w:jc w:val="both"/>
         <w:rPr>
-          <w:sz w:val="20"/>
-        </w:rPr>
-      </w:pPr>
-      <w:r>
-        <w:rPr>
-          <w:sz w:val="20"/>
+          <w:sz w:val="22"/>
+        </w:rPr>
+      </w:pPr>
+      <w:r>
+        <w:rPr>
+          <w:sz w:val="22"/>
         </w:rPr>
         <w:t xml:space="preserve">Supported containerized deployment improvements using </w:t>
       </w:r>
@@ -2276,14 +2407,14 @@
       <w:r>
         <w:rPr>
           <w:rStyle w:val="Strong"/>
-          <w:sz w:val="20"/>
+          <w:sz w:val="22"/>
         </w:rPr>
         <w:t>Docker</w:t>
       </w:r>
       <w:proofErr w:type="spellEnd"/>
       <w:r>
         <w:rPr>
-          <w:sz w:val="20"/>
+          <w:sz w:val="22"/>
         </w:rPr>
         <w:t>, Jenkins, and AWS-hosted infrastructure, helping standardize environments and reduce configuration drift between lower and production stages.</w:t>
       </w:r>
@@ -2297,12 +2428,12 @@
         </w:numPr>
         <w:jc w:val="both"/>
         <w:rPr>
-          <w:sz w:val="20"/>
-        </w:rPr>
-      </w:pPr>
-      <w:r>
-        <w:rPr>
-          <w:sz w:val="20"/>
+          <w:sz w:val="22"/>
+        </w:rPr>
+      </w:pPr>
+      <w:r>
+        <w:rPr>
+          <w:sz w:val="22"/>
         </w:rPr>
         <w:t>Implemented structured logging and monitoring integrations that improved visibility into failed jobs, malformed requests, and authentication-related errors, which shortened investigation cycles for support and engineering teams.</w:t>
       </w:r>
@@ -2315,10 +2446,13 @@
           <w:numId w:val="29"/>
         </w:numPr>
         <w:jc w:val="both"/>
-      </w:pPr>
-      <w:r>
-        <w:rPr>
-          <w:sz w:val="20"/>
+        <w:rPr>
+          <w:sz w:val="28"/>
+        </w:rPr>
+      </w:pPr>
+      <w:r>
+        <w:rPr>
+          <w:sz w:val="22"/>
         </w:rPr>
         <w:t>Partnered with stakeholders to ship new business features while balancing technical debt reduction, ensuring the system remained stable during active expansion of reporting, workflow, and permissions functionality.</w:t>
       </w:r>
@@ -2356,13 +2490,18 @@
             </w:tcBorders>
           </w:tcPr>
           <w:p>
+            <w:pPr>
+              <w:rPr>
+                <w:sz w:val="24"/>
+              </w:rPr>
+            </w:pPr>
             <w:r>
               <w:rPr>
                 <w:rFonts w:ascii="Arial" w:eastAsia="Arial" w:hAnsi="Arial" w:cs="Arial"/>
                 <w:b/>
                 <w:bCs/>
                 <w:color w:val="111111"/>
-                <w:sz w:val="19"/>
+                <w:sz w:val="22"/>
                 <w:szCs w:val="19"/>
               </w:rPr>
               <w:t>Software Developer</w:t>
@@ -2382,12 +2521,14 @@
           <w:p>
             <w:pPr>
               <w:jc w:val="right"/>
+              <w:rPr>
+                <w:sz w:val="24"/>
+              </w:rPr>
             </w:pPr>
             <w:r>
               <w:rPr>
                 <w:rFonts w:ascii="Arial" w:eastAsia="Arial" w:hAnsi="Arial" w:cs="Arial"/>
                 <w:color w:val="111111"/>
-                <w:sz w:val="17"/>
                 <w:szCs w:val="17"/>
               </w:rPr>
               <w:t>March 2016 to September 2018</w:t>
@@ -2397,6 +2538,11 @@
       </w:tr>
     </w:tbl>
     <w:p>
+      <w:pPr>
+        <w:rPr>
+          <w:sz w:val="24"/>
+        </w:rPr>
+      </w:pPr>
       <w:proofErr w:type="spellStart"/>
       <w:r>
         <w:rPr>
@@ -2404,7 +2550,7 @@
           <w:b/>
           <w:bCs/>
           <w:color w:val="111111"/>
-          <w:sz w:val="18"/>
+          <w:sz w:val="22"/>
           <w:szCs w:val="18"/>
         </w:rPr>
         <w:t>ArnAmy</w:t>
@@ -2416,7 +2562,7 @@
           <w:b/>
           <w:bCs/>
           <w:color w:val="111111"/>
-          <w:sz w:val="18"/>
+          <w:sz w:val="22"/>
           <w:szCs w:val="18"/>
         </w:rPr>
         <w:t>, Inc. - Florida, United States</w:t>
@@ -2431,25 +2577,25 @@
         </w:numPr>
         <w:jc w:val="both"/>
         <w:rPr>
-          <w:sz w:val="20"/>
-        </w:rPr>
-      </w:pPr>
-      <w:r>
-        <w:rPr>
-          <w:sz w:val="20"/>
+          <w:sz w:val="22"/>
+        </w:rPr>
+      </w:pPr>
+      <w:r>
+        <w:rPr>
+          <w:sz w:val="22"/>
         </w:rPr>
         <w:t xml:space="preserve">Built and enhanced line-of-business applications using </w:t>
       </w:r>
       <w:r>
         <w:rPr>
           <w:rStyle w:val="Strong"/>
-          <w:sz w:val="20"/>
+          <w:sz w:val="22"/>
         </w:rPr>
         <w:t>Java 8</w:t>
       </w:r>
       <w:r>
         <w:rPr>
-          <w:sz w:val="20"/>
+          <w:sz w:val="22"/>
         </w:rPr>
         <w:t xml:space="preserve">, </w:t>
       </w:r>
@@ -2457,14 +2603,14 @@
       <w:r>
         <w:rPr>
           <w:rStyle w:val="Strong"/>
-          <w:sz w:val="20"/>
+          <w:sz w:val="22"/>
         </w:rPr>
         <w:t>Spring</w:t>
       </w:r>
       <w:proofErr w:type="gramEnd"/>
       <w:r>
         <w:rPr>
-          <w:sz w:val="20"/>
+          <w:sz w:val="22"/>
         </w:rPr>
         <w:t xml:space="preserve">, </w:t>
       </w:r>
@@ -2472,40 +2618,40 @@
       <w:r>
         <w:rPr>
           <w:rStyle w:val="Strong"/>
-          <w:sz w:val="20"/>
+          <w:sz w:val="22"/>
         </w:rPr>
         <w:t>AngularJS</w:t>
       </w:r>
       <w:proofErr w:type="spellEnd"/>
       <w:r>
         <w:rPr>
-          <w:sz w:val="20"/>
+          <w:sz w:val="22"/>
         </w:rPr>
         <w:t xml:space="preserve"> transitioning into early </w:t>
       </w:r>
       <w:r>
         <w:rPr>
           <w:rStyle w:val="Strong"/>
-          <w:sz w:val="20"/>
+          <w:sz w:val="22"/>
         </w:rPr>
         <w:t>Angular</w:t>
       </w:r>
       <w:r>
         <w:rPr>
-          <w:sz w:val="20"/>
+          <w:sz w:val="22"/>
         </w:rPr>
         <w:t xml:space="preserve">, and </w:t>
       </w:r>
       <w:r>
         <w:rPr>
           <w:rStyle w:val="Strong"/>
-          <w:sz w:val="20"/>
+          <w:sz w:val="22"/>
         </w:rPr>
         <w:t>SQL Server</w:t>
       </w:r>
       <w:r>
         <w:rPr>
-          <w:sz w:val="20"/>
+          <w:sz w:val="22"/>
         </w:rPr>
         <w:t>, supporting internal process automation and customer data workflows.</w:t>
       </w:r>
@@ -2519,12 +2665,12 @@
         </w:numPr>
         <w:jc w:val="both"/>
         <w:rPr>
-          <w:sz w:val="20"/>
-        </w:rPr>
-      </w:pPr>
-      <w:r>
-        <w:rPr>
-          <w:sz w:val="20"/>
+          <w:sz w:val="22"/>
+        </w:rPr>
+      </w:pPr>
+      <w:r>
+        <w:rPr>
+          <w:sz w:val="22"/>
         </w:rPr>
         <w:t>Developed backend modules for user management, approvals, reporting, and document-linked operations, helping move manual team processes into consistent web-based application flows.</w:t>
       </w:r>
@@ -2538,40 +2684,40 @@
         </w:numPr>
         <w:jc w:val="both"/>
         <w:rPr>
-          <w:sz w:val="20"/>
-        </w:rPr>
-      </w:pPr>
-      <w:r>
-        <w:rPr>
-          <w:sz w:val="20"/>
+          <w:sz w:val="22"/>
+        </w:rPr>
+      </w:pPr>
+      <w:r>
+        <w:rPr>
+          <w:sz w:val="22"/>
         </w:rPr>
         <w:t xml:space="preserve">Participated in frontend modernization by helping </w:t>
       </w:r>
       <w:proofErr w:type="gramStart"/>
       <w:r>
         <w:rPr>
-          <w:sz w:val="20"/>
+          <w:sz w:val="22"/>
         </w:rPr>
         <w:t>migrate</w:t>
       </w:r>
       <w:proofErr w:type="gramEnd"/>
       <w:r>
         <w:rPr>
-          <w:sz w:val="20"/>
+          <w:sz w:val="22"/>
         </w:rPr>
         <w:t xml:space="preserve"> selected screens from older </w:t>
       </w:r>
       <w:proofErr w:type="spellStart"/>
       <w:r>
         <w:rPr>
-          <w:sz w:val="20"/>
+          <w:sz w:val="22"/>
         </w:rPr>
         <w:t>AngularJS</w:t>
       </w:r>
       <w:proofErr w:type="spellEnd"/>
       <w:r>
         <w:rPr>
-          <w:sz w:val="20"/>
+          <w:sz w:val="22"/>
         </w:rPr>
         <w:t xml:space="preserve"> patterns toward more maintainable component-based structures, reducing UI fragility and improving code organization.</w:t>
       </w:r>
@@ -2585,26 +2731,26 @@
         </w:numPr>
         <w:jc w:val="both"/>
         <w:rPr>
-          <w:sz w:val="20"/>
-        </w:rPr>
-      </w:pPr>
-      <w:r>
-        <w:rPr>
-          <w:sz w:val="20"/>
+          <w:sz w:val="22"/>
+        </w:rPr>
+      </w:pPr>
+      <w:r>
+        <w:rPr>
+          <w:sz w:val="22"/>
         </w:rPr>
         <w:t xml:space="preserve">Fixed a recurring defect where date and </w:t>
       </w:r>
       <w:proofErr w:type="spellStart"/>
       <w:r>
         <w:rPr>
-          <w:sz w:val="20"/>
+          <w:sz w:val="22"/>
         </w:rPr>
         <w:t>timezone</w:t>
       </w:r>
       <w:proofErr w:type="spellEnd"/>
       <w:r>
         <w:rPr>
-          <w:sz w:val="20"/>
+          <w:sz w:val="22"/>
         </w:rPr>
         <w:t xml:space="preserve"> handling created inconsistent records between UI and backend services, then standardized parsing and serialization behavior to remove a common source of reporting errors.</w:t>
       </w:r>
@@ -2618,13 +2764,14 @@
         </w:numPr>
         <w:jc w:val="both"/>
         <w:rPr>
-          <w:sz w:val="20"/>
-        </w:rPr>
-      </w:pPr>
-      <w:r>
-        <w:rPr>
-          <w:sz w:val="20"/>
-        </w:rPr>
+          <w:sz w:val="22"/>
+        </w:rPr>
+      </w:pPr>
+      <w:r>
+        <w:rPr>
+          <w:sz w:val="22"/>
+        </w:rPr>
+        <w:lastRenderedPageBreak/>
         <w:t>Implemented validation rules and backend safeguards that reduced bad data submissions and improved business rule enforcement for complex multi-step operational forms.</w:t>
       </w:r>
     </w:p>
@@ -2637,12 +2784,12 @@
         </w:numPr>
         <w:jc w:val="both"/>
         <w:rPr>
-          <w:sz w:val="20"/>
-        </w:rPr>
-      </w:pPr>
-      <w:r>
-        <w:rPr>
-          <w:sz w:val="20"/>
+          <w:sz w:val="22"/>
+        </w:rPr>
+      </w:pPr>
+      <w:r>
+        <w:rPr>
+          <w:sz w:val="22"/>
         </w:rPr>
         <w:t>Improved SQL performance by rewriting stored procedures, cleaning up query joins, and aligning indexing with real usage patterns, which reduced delays in dashboard and export-heavy workflows.</w:t>
       </w:r>
@@ -2656,12 +2803,12 @@
         </w:numPr>
         <w:jc w:val="both"/>
         <w:rPr>
-          <w:sz w:val="20"/>
-        </w:rPr>
-      </w:pPr>
-      <w:r>
-        <w:rPr>
-          <w:sz w:val="20"/>
+          <w:sz w:val="22"/>
+        </w:rPr>
+      </w:pPr>
+      <w:r>
+        <w:rPr>
+          <w:sz w:val="22"/>
         </w:rPr>
         <w:t>Integrated email and background processing behavior for notifications and scheduled business jobs, making operational tasks more reliable and less dependent on manual intervention.</w:t>
       </w:r>
@@ -2675,12 +2822,12 @@
         </w:numPr>
         <w:jc w:val="both"/>
         <w:rPr>
-          <w:sz w:val="20"/>
-        </w:rPr>
-      </w:pPr>
-      <w:r>
-        <w:rPr>
-          <w:sz w:val="20"/>
+          <w:sz w:val="22"/>
+        </w:rPr>
+      </w:pPr>
+      <w:r>
+        <w:rPr>
+          <w:sz w:val="22"/>
         </w:rPr>
         <w:t>Worked on secure session handling, permission controls, and audit-oriented logging so that sensitive workflows had clearer traceability and better access governance.</w:t>
       </w:r>
@@ -2694,12 +2841,12 @@
         </w:numPr>
         <w:jc w:val="both"/>
         <w:rPr>
-          <w:sz w:val="20"/>
-        </w:rPr>
-      </w:pPr>
-      <w:r>
-        <w:rPr>
-          <w:sz w:val="20"/>
+          <w:sz w:val="22"/>
+        </w:rPr>
+      </w:pPr>
+      <w:r>
+        <w:rPr>
+          <w:sz w:val="22"/>
         </w:rPr>
         <w:t>Helped troubleshoot production defects involving null handling, unexpected payload shapes, and brittle legacy service behavior, applying targeted fixes that improved stability during active feature growth.</w:t>
       </w:r>
@@ -2712,24 +2859,27 @@
           <w:numId w:val="30"/>
         </w:numPr>
         <w:jc w:val="both"/>
-      </w:pPr>
-      <w:r>
-        <w:rPr>
-          <w:sz w:val="20"/>
+        <w:rPr>
+          <w:sz w:val="28"/>
+        </w:rPr>
+      </w:pPr>
+      <w:r>
+        <w:rPr>
+          <w:sz w:val="22"/>
         </w:rPr>
         <w:t xml:space="preserve">Collaborated with senior engineers on code cleanup and modularization efforts that made the platform easier to maintain and prepared </w:t>
       </w:r>
       <w:proofErr w:type="gramStart"/>
       <w:r>
         <w:rPr>
-          <w:sz w:val="20"/>
+          <w:sz w:val="22"/>
         </w:rPr>
         <w:t>the codebase</w:t>
       </w:r>
       <w:proofErr w:type="gramEnd"/>
       <w:r>
         <w:rPr>
-          <w:sz w:val="20"/>
+          <w:sz w:val="22"/>
         </w:rPr>
         <w:t xml:space="preserve"> for later framework and architecture upgrades.</w:t>
       </w:r>
@@ -2767,13 +2917,18 @@
             </w:tcBorders>
           </w:tcPr>
           <w:p>
+            <w:pPr>
+              <w:rPr>
+                <w:sz w:val="22"/>
+              </w:rPr>
+            </w:pPr>
             <w:r>
               <w:rPr>
                 <w:rFonts w:ascii="Arial" w:eastAsia="Arial" w:hAnsi="Arial" w:cs="Arial"/>
                 <w:b/>
                 <w:bCs/>
                 <w:color w:val="111111"/>
-                <w:sz w:val="19"/>
+                <w:sz w:val="22"/>
                 <w:szCs w:val="19"/>
               </w:rPr>
               <w:t>Junior Software Developer</w:t>
@@ -2793,12 +2948,14 @@
           <w:p>
             <w:pPr>
               <w:jc w:val="right"/>
+              <w:rPr>
+                <w:sz w:val="22"/>
+              </w:rPr>
             </w:pPr>
             <w:r>
               <w:rPr>
                 <w:rFonts w:ascii="Arial" w:eastAsia="Arial" w:hAnsi="Arial" w:cs="Arial"/>
                 <w:color w:val="111111"/>
-                <w:sz w:val="17"/>
                 <w:szCs w:val="17"/>
               </w:rPr>
               <w:t>October 2014 to February 2016</w:t>
@@ -2808,13 +2965,17 @@
       </w:tr>
     </w:tbl>
     <w:p>
+      <w:pPr>
+        <w:rPr>
+          <w:sz w:val="22"/>
+        </w:rPr>
+      </w:pPr>
       <w:r>
         <w:rPr>
           <w:rFonts w:ascii="Arial" w:eastAsia="Arial" w:hAnsi="Arial" w:cs="Arial"/>
           <w:b/>
           <w:bCs/>
           <w:color w:val="111111"/>
-          <w:sz w:val="18"/>
           <w:szCs w:val="18"/>
         </w:rPr>
         <w:t>Centric Tech Inc. - New Jersey, United States</w:t>
@@ -2829,52 +2990,52 @@
         </w:numPr>
         <w:jc w:val="both"/>
         <w:rPr>
-          <w:sz w:val="20"/>
-        </w:rPr>
-      </w:pPr>
-      <w:r>
-        <w:rPr>
-          <w:sz w:val="20"/>
+          <w:sz w:val="22"/>
+        </w:rPr>
+      </w:pPr>
+      <w:r>
+        <w:rPr>
+          <w:sz w:val="22"/>
         </w:rPr>
         <w:t xml:space="preserve">Supported web application development using </w:t>
       </w:r>
       <w:r>
         <w:rPr>
           <w:rStyle w:val="Strong"/>
-          <w:sz w:val="20"/>
+          <w:sz w:val="22"/>
         </w:rPr>
         <w:t>Java 7–8</w:t>
       </w:r>
       <w:r>
         <w:rPr>
-          <w:sz w:val="20"/>
+          <w:sz w:val="22"/>
         </w:rPr>
         <w:t xml:space="preserve">, </w:t>
       </w:r>
       <w:r>
         <w:rPr>
           <w:rStyle w:val="Strong"/>
-          <w:sz w:val="20"/>
+          <w:sz w:val="22"/>
         </w:rPr>
         <w:t>Spring MVC</w:t>
       </w:r>
       <w:r>
         <w:rPr>
-          <w:sz w:val="20"/>
+          <w:sz w:val="22"/>
         </w:rPr>
         <w:t xml:space="preserve">, JavaScript, </w:t>
       </w:r>
       <w:proofErr w:type="spellStart"/>
       <w:r>
         <w:rPr>
-          <w:sz w:val="20"/>
+          <w:sz w:val="22"/>
         </w:rPr>
         <w:t>jQuery</w:t>
       </w:r>
       <w:proofErr w:type="spellEnd"/>
       <w:r>
         <w:rPr>
-          <w:sz w:val="20"/>
+          <w:sz w:val="22"/>
         </w:rPr>
         <w:t>, and relational databases, contributing to internal systems and customer-facing business tools.</w:t>
       </w:r>
@@ -2888,12 +3049,12 @@
         </w:numPr>
         <w:jc w:val="both"/>
         <w:rPr>
-          <w:sz w:val="20"/>
-        </w:rPr>
-      </w:pPr>
-      <w:r>
-        <w:rPr>
-          <w:sz w:val="20"/>
+          <w:sz w:val="22"/>
+        </w:rPr>
+      </w:pPr>
+      <w:r>
+        <w:rPr>
+          <w:sz w:val="22"/>
         </w:rPr>
         <w:t>Implemented smaller backend features, form workflows, and data-handling logic while learning production development practices around maintainability, testing, and team collaboration.</w:t>
       </w:r>
@@ -2907,12 +3068,12 @@
         </w:numPr>
         <w:jc w:val="both"/>
         <w:rPr>
-          <w:sz w:val="20"/>
-        </w:rPr>
-      </w:pPr>
-      <w:r>
-        <w:rPr>
-          <w:sz w:val="20"/>
+          <w:sz w:val="22"/>
+        </w:rPr>
+      </w:pPr>
+      <w:r>
+        <w:rPr>
+          <w:sz w:val="22"/>
         </w:rPr>
         <w:t>Assisted with bug fixing across UI and service layers, including issues related to null values, validation gaps, and inconsistent response handling that affected routine operational usage.</w:t>
       </w:r>
@@ -2926,14 +3087,13 @@
         </w:numPr>
         <w:jc w:val="both"/>
         <w:rPr>
-          <w:sz w:val="20"/>
-        </w:rPr>
-      </w:pPr>
-      <w:r>
-        <w:rPr>
-          <w:sz w:val="20"/>
-        </w:rPr>
-        <w:lastRenderedPageBreak/>
+          <w:sz w:val="22"/>
+        </w:rPr>
+      </w:pPr>
+      <w:r>
+        <w:rPr>
+          <w:sz w:val="22"/>
+        </w:rPr>
         <w:t>Tracked down a stubborn defect where repeated browser actions created duplicate records, then helped correct the root cause through controller-side checks and improved frontend submission control.</w:t>
       </w:r>
     </w:p>
@@ -2946,12 +3106,12 @@
         </w:numPr>
         <w:jc w:val="both"/>
         <w:rPr>
-          <w:sz w:val="20"/>
-        </w:rPr>
-      </w:pPr>
-      <w:r>
-        <w:rPr>
-          <w:sz w:val="20"/>
+          <w:sz w:val="22"/>
+        </w:rPr>
+      </w:pPr>
+      <w:r>
+        <w:rPr>
+          <w:sz w:val="22"/>
         </w:rPr>
         <w:t>Updated legacy screens and request flows with clearer validation messaging and safer field handling, making day-to-day user interactions more reliable and easier for support teams to troubleshoot.</w:t>
       </w:r>
@@ -2965,12 +3125,12 @@
         </w:numPr>
         <w:jc w:val="both"/>
         <w:rPr>
-          <w:sz w:val="20"/>
-        </w:rPr>
-      </w:pPr>
-      <w:r>
-        <w:rPr>
-          <w:sz w:val="20"/>
+          <w:sz w:val="22"/>
+        </w:rPr>
+      </w:pPr>
+      <w:r>
+        <w:rPr>
+          <w:sz w:val="22"/>
         </w:rPr>
         <w:t>Contributed to SQL query updates, reporting fixes, and small performance improvements that helped reduce operational friction for teams relying on data exports and administrative dashboards.</w:t>
       </w:r>
@@ -2984,12 +3144,12 @@
         </w:numPr>
         <w:jc w:val="both"/>
         <w:rPr>
-          <w:sz w:val="20"/>
-        </w:rPr>
-      </w:pPr>
-      <w:r>
-        <w:rPr>
-          <w:sz w:val="20"/>
+          <w:sz w:val="22"/>
+        </w:rPr>
+      </w:pPr>
+      <w:r>
+        <w:rPr>
+          <w:sz w:val="22"/>
         </w:rPr>
         <w:t>Participated in deployment and release support activities, gaining practical experience with build pipelines, log review, issue verification, and post-release defect resolution.</w:t>
       </w:r>
@@ -3003,12 +3163,12 @@
         </w:numPr>
         <w:jc w:val="both"/>
         <w:rPr>
-          <w:sz w:val="20"/>
-        </w:rPr>
-      </w:pPr>
-      <w:r>
-        <w:rPr>
-          <w:sz w:val="20"/>
+          <w:sz w:val="22"/>
+        </w:rPr>
+      </w:pPr>
+      <w:r>
+        <w:rPr>
+          <w:sz w:val="22"/>
         </w:rPr>
         <w:t>Helped document recurring issues, development patterns, and support findings so the team could resolve known problems faster and onboard new contributors more effectively.</w:t>
       </w:r>
@@ -3021,10 +3181,13 @@
           <w:numId w:val="31"/>
         </w:numPr>
         <w:jc w:val="both"/>
-      </w:pPr>
-      <w:r>
-        <w:rPr>
-          <w:sz w:val="20"/>
+        <w:rPr>
+          <w:sz w:val="28"/>
+        </w:rPr>
+      </w:pPr>
+      <w:r>
+        <w:rPr>
+          <w:sz w:val="22"/>
         </w:rPr>
         <w:t>Built a strong engineering foundation in debugging, layered architecture, and business application development that supported later progression into full-stack and platform-focused responsibilities.</w:t>
       </w:r>
@@ -3035,13 +3198,16 @@
           <w:bottom w:val="single" w:sz="6" w:space="0" w:color="B91C1C"/>
         </w:pBdr>
         <w:spacing w:before="120" w:after="80"/>
+        <w:rPr>
+          <w:sz w:val="24"/>
+        </w:rPr>
       </w:pPr>
       <w:r>
         <w:rPr>
           <w:b/>
           <w:bCs/>
           <w:color w:val="111111"/>
-          <w:sz w:val="21"/>
+          <w:sz w:val="24"/>
           <w:szCs w:val="21"/>
         </w:rPr>
         <w:t>EDUCATION</w:t>
@@ -3080,13 +3246,18 @@
             </w:tcBorders>
           </w:tcPr>
           <w:p>
+            <w:pPr>
+              <w:rPr>
+                <w:sz w:val="24"/>
+              </w:rPr>
+            </w:pPr>
             <w:r>
               <w:rPr>
                 <w:rFonts w:ascii="Arial" w:eastAsia="Arial" w:hAnsi="Arial" w:cs="Arial"/>
                 <w:b/>
                 <w:bCs/>
                 <w:color w:val="111111"/>
-                <w:sz w:val="19"/>
+                <w:sz w:val="22"/>
                 <w:szCs w:val="19"/>
               </w:rPr>
               <w:t>Bachelor’s degree in Computer Science</w:t>
@@ -3106,12 +3277,14 @@
           <w:p>
             <w:pPr>
               <w:jc w:val="right"/>
+              <w:rPr>
+                <w:sz w:val="24"/>
+              </w:rPr>
             </w:pPr>
             <w:r>
               <w:rPr>
                 <w:rFonts w:ascii="Arial" w:eastAsia="Arial" w:hAnsi="Arial" w:cs="Arial"/>
                 <w:color w:val="111111"/>
-                <w:sz w:val="17"/>
                 <w:szCs w:val="17"/>
               </w:rPr>
               <w:t>2010 to 2014</w:t>
@@ -3127,7 +3300,7 @@
           <w:b/>
           <w:bCs/>
           <w:color w:val="111111"/>
-          <w:sz w:val="18"/>
+          <w:sz w:val="22"/>
           <w:szCs w:val="18"/>
         </w:rPr>
       </w:pPr>
@@ -3137,7 +3310,7 @@
           <w:b/>
           <w:bCs/>
           <w:color w:val="111111"/>
-          <w:sz w:val="18"/>
+          <w:sz w:val="22"/>
           <w:szCs w:val="18"/>
         </w:rPr>
         <w:t>Stanford University Department of Computer Science</w:t>
@@ -3152,10 +3325,13 @@
         </w:numPr>
         <w:spacing w:before="0" w:beforeAutospacing="0" w:after="0" w:afterAutospacing="0"/>
         <w:jc w:val="both"/>
-      </w:pPr>
-      <w:r>
-        <w:rPr>
-          <w:sz w:val="20"/>
+        <w:rPr>
+          <w:sz w:val="28"/>
+        </w:rPr>
+      </w:pPr>
+      <w:r>
+        <w:rPr>
+          <w:sz w:val="22"/>
         </w:rPr>
         <w:t>Built strong foundations in algorithms, databases, software engineering, and distributed application design, then applied that knowledge through team-based implementation work and production-style system thinking.</w:t>
       </w:r>
@@ -3166,16 +3342,29 @@
           <w:bottom w:val="single" w:sz="6" w:space="0" w:color="B91C1C"/>
         </w:pBdr>
         <w:spacing w:before="120" w:after="80"/>
+        <w:rPr>
+          <w:sz w:val="24"/>
+        </w:rPr>
       </w:pPr>
       <w:r>
         <w:rPr>
           <w:b/>
           <w:bCs/>
           <w:color w:val="111111"/>
-          <w:sz w:val="21"/>
+          <w:sz w:val="24"/>
           <w:szCs w:val="21"/>
         </w:rPr>
-        <w:t>PROJECTS</w:t>
+        <w:t>CERTIFICATION</w:t>
+      </w:r>
+      <w:r>
+        <w:rPr>
+          <w:b/>
+          <w:bCs/>
+          <w:color w:val="111111"/>
+          <w:sz w:val="24"/>
+          <w:szCs w:val="21"/>
+        </w:rPr>
+        <w:t>S</w:t>
       </w:r>
     </w:p>
     <w:p>
@@ -3183,10 +3372,14 @@
         <w:pStyle w:val="NormalWeb"/>
         <w:numPr>
           <w:ilvl w:val="0"/>
-          <w:numId w:val="33"/>
+          <w:numId w:val="34"/>
         </w:numPr>
         <w:spacing w:before="0" w:beforeAutospacing="0" w:after="0" w:afterAutospacing="0"/>
-        <w:rPr>
+        <w:jc w:val="both"/>
+        <w:rPr>
+          <w:rStyle w:val="Strong"/>
+          <w:b w:val="0"/>
+          <w:bCs w:val="0"/>
           <w:sz w:val="20"/>
         </w:rPr>
       </w:pPr>
@@ -3210,11 +3403,21 @@
         </w:rPr>
         <w:t>2023</w:t>
       </w:r>
-      <w:r>
+    </w:p>
+    <w:p>
+      <w:pPr>
+        <w:pStyle w:val="NormalWeb"/>
+        <w:spacing w:before="0" w:beforeAutospacing="0" w:after="0" w:afterAutospacing="0"/>
+        <w:ind w:left="360"/>
+        <w:jc w:val="both"/>
         <w:rPr>
           <w:sz w:val="20"/>
         </w:rPr>
-        <w:br/>
+      </w:pPr>
+      <w:r>
+        <w:rPr>
+          <w:sz w:val="20"/>
+        </w:rPr>
         <w:t xml:space="preserve">Validates strong knowledge of </w:t>
       </w:r>
       <w:r>
@@ -3249,10 +3452,14 @@
         <w:pStyle w:val="NormalWeb"/>
         <w:numPr>
           <w:ilvl w:val="0"/>
-          <w:numId w:val="33"/>
+          <w:numId w:val="34"/>
         </w:numPr>
         <w:spacing w:before="0" w:beforeAutospacing="0" w:after="0" w:afterAutospacing="0"/>
-        <w:rPr>
+        <w:jc w:val="both"/>
+        <w:rPr>
+          <w:rStyle w:val="Strong"/>
+          <w:b w:val="0"/>
+          <w:bCs w:val="0"/>
           <w:sz w:val="20"/>
         </w:rPr>
       </w:pPr>
@@ -3276,11 +3483,21 @@
         </w:rPr>
         <w:t>2024</w:t>
       </w:r>
-      <w:r>
+    </w:p>
+    <w:p>
+      <w:pPr>
+        <w:pStyle w:val="NormalWeb"/>
+        <w:spacing w:before="0" w:beforeAutospacing="0" w:after="0" w:afterAutospacing="0"/>
+        <w:ind w:left="360"/>
+        <w:jc w:val="both"/>
         <w:rPr>
           <w:sz w:val="20"/>
         </w:rPr>
-        <w:br/>
+      </w:pPr>
+      <w:r>
+        <w:rPr>
+          <w:sz w:val="20"/>
+        </w:rPr>
         <w:t xml:space="preserve">Demonstrates hands-on ability to build, deploy, and troubleshoot cloud-native applications using </w:t>
       </w:r>
       <w:r>
@@ -3354,9 +3571,15 @@
         <w:pStyle w:val="NormalWeb"/>
         <w:numPr>
           <w:ilvl w:val="0"/>
-          <w:numId w:val="33"/>
+          <w:numId w:val="34"/>
         </w:numPr>
         <w:spacing w:before="0" w:beforeAutospacing="0" w:after="0" w:afterAutospacing="0"/>
+        <w:jc w:val="both"/>
+        <w:rPr>
+          <w:rStyle w:val="Strong"/>
+          <w:b w:val="0"/>
+          <w:bCs w:val="0"/>
+        </w:rPr>
       </w:pPr>
       <w:r>
         <w:rPr>
@@ -3378,13 +3601,21 @@
         </w:rPr>
         <w:t>2022</w:t>
       </w:r>
+    </w:p>
+    <w:p>
+      <w:pPr>
+        <w:pStyle w:val="NormalWeb"/>
+        <w:spacing w:before="0" w:beforeAutospacing="0" w:after="0" w:afterAutospacing="0"/>
+        <w:ind w:left="360"/>
+        <w:jc w:val="both"/>
+      </w:pPr>
       <w:r>
         <w:rPr>
           <w:sz w:val="20"/>
         </w:rPr>
-        <w:br/>
         <w:t xml:space="preserve">Shows practical understanding of </w:t>
       </w:r>
+      <w:proofErr w:type="gramStart"/>
       <w:r>
         <w:rPr>
           <w:rStyle w:val="Strong"/>
@@ -3392,6 +3623,7 @@
         </w:rPr>
         <w:t>Agile</w:t>
       </w:r>
+      <w:proofErr w:type="gramEnd"/>
       <w:r>
         <w:rPr>
           <w:sz w:val="20"/>
@@ -3440,8 +3672,8 @@
   <w:abstractNum w:abstractNumId="0">
     <w:nsid w:val="000A3660"/>
     <w:multiLevelType w:val="hybridMultilevel"/>
-    <w:tmpl w:val="BCEAD3C6"/>
-    <w:lvl w:ilvl="0" w:tplc="DBEC90EA">
+    <w:tmpl w:val="4F26C51A"/>
+    <w:lvl w:ilvl="0" w:tplc="4B22CC20">
       <w:start w:val="1"/>
       <w:numFmt w:val="bullet"/>
       <w:lvlText w:val="-"/>
@@ -3450,8 +3682,8 @@
         <w:ind w:left="360" w:hanging="360"/>
       </w:pPr>
       <w:rPr>
-        <w:rFonts w:ascii="Tw Cen MT" w:hAnsi="Tw Cen MT" w:hint="default"/>
-        <w:sz w:val="20"/>
+        <w:rFonts w:ascii="Yu Gothic" w:eastAsia="Yu Gothic" w:hAnsi="Yu Gothic" w:hint="eastAsia"/>
+        <w:sz w:val="22"/>
       </w:rPr>
     </w:lvl>
     <w:lvl w:ilvl="1" w:tplc="04090003" w:tentative="1">
@@ -4827,8 +5059,8 @@
   <w:abstractNum w:abstractNumId="11">
     <w:nsid w:val="2A74616C"/>
     <w:multiLevelType w:val="hybridMultilevel"/>
-    <w:tmpl w:val="6FF471FA"/>
-    <w:lvl w:ilvl="0" w:tplc="F47A8722">
+    <w:tmpl w:val="90CEBD68"/>
+    <w:lvl w:ilvl="0" w:tplc="4B22CC20">
       <w:start w:val="1"/>
       <w:numFmt w:val="bullet"/>
       <w:lvlText w:val="-"/>
@@ -4837,8 +5069,8 @@
         <w:ind w:left="360" w:hanging="360"/>
       </w:pPr>
       <w:rPr>
-        <w:rFonts w:ascii="Tw Cen MT" w:hAnsi="Tw Cen MT" w:hint="default"/>
-        <w:sz w:val="20"/>
+        <w:rFonts w:ascii="Yu Gothic" w:eastAsia="Yu Gothic" w:hAnsi="Yu Gothic" w:hint="eastAsia"/>
+        <w:sz w:val="22"/>
       </w:rPr>
     </w:lvl>
     <w:lvl w:ilvl="1" w:tplc="04090003" w:tentative="1">
@@ -5428,8 +5660,8 @@
   <w:abstractNum w:abstractNumId="16">
     <w:nsid w:val="2FAA4B24"/>
     <w:multiLevelType w:val="hybridMultilevel"/>
-    <w:tmpl w:val="61963B0E"/>
-    <w:lvl w:ilvl="0" w:tplc="D602B0B4">
+    <w:tmpl w:val="FA702CEE"/>
+    <w:lvl w:ilvl="0" w:tplc="4B22CC20">
       <w:start w:val="1"/>
       <w:numFmt w:val="bullet"/>
       <w:lvlText w:val="-"/>
@@ -5438,8 +5670,8 @@
         <w:ind w:left="360" w:hanging="360"/>
       </w:pPr>
       <w:rPr>
-        <w:rFonts w:ascii="Tw Cen MT" w:hAnsi="Tw Cen MT" w:hint="default"/>
-        <w:sz w:val="20"/>
+        <w:rFonts w:ascii="Yu Gothic" w:eastAsia="Yu Gothic" w:hAnsi="Yu Gothic" w:hint="eastAsia"/>
+        <w:sz w:val="22"/>
       </w:rPr>
     </w:lvl>
     <w:lvl w:ilvl="1" w:tplc="04090003" w:tentative="1">
@@ -5917,8 +6149,8 @@
   <w:abstractNum w:abstractNumId="20">
     <w:nsid w:val="4BA250DE"/>
     <w:multiLevelType w:val="hybridMultilevel"/>
-    <w:tmpl w:val="962CBD04"/>
-    <w:lvl w:ilvl="0" w:tplc="F47A8722">
+    <w:tmpl w:val="2032871A"/>
+    <w:lvl w:ilvl="0" w:tplc="4B22CC20">
       <w:start w:val="1"/>
       <w:numFmt w:val="bullet"/>
       <w:lvlText w:val="-"/>
@@ -5927,8 +6159,8 @@
         <w:ind w:left="360" w:hanging="360"/>
       </w:pPr>
       <w:rPr>
-        <w:rFonts w:ascii="Tw Cen MT" w:hAnsi="Tw Cen MT" w:hint="default"/>
-        <w:sz w:val="20"/>
+        <w:rFonts w:ascii="Yu Gothic" w:eastAsia="Yu Gothic" w:hAnsi="Yu Gothic" w:hint="eastAsia"/>
+        <w:sz w:val="22"/>
       </w:rPr>
     </w:lvl>
     <w:lvl w:ilvl="1" w:tplc="04090003" w:tentative="1">
@@ -6293,8 +6525,8 @@
   <w:abstractNum w:abstractNumId="23">
     <w:nsid w:val="53B635D5"/>
     <w:multiLevelType w:val="hybridMultilevel"/>
-    <w:tmpl w:val="C70EF508"/>
-    <w:lvl w:ilvl="0" w:tplc="EE443DC6">
+    <w:tmpl w:val="C5922064"/>
+    <w:lvl w:ilvl="0" w:tplc="4B22CC20">
       <w:start w:val="1"/>
       <w:numFmt w:val="bullet"/>
       <w:lvlText w:val="-"/>
@@ -6303,8 +6535,8 @@
         <w:ind w:left="360" w:hanging="360"/>
       </w:pPr>
       <w:rPr>
-        <w:rFonts w:ascii="Tw Cen MT" w:hAnsi="Tw Cen MT" w:hint="default"/>
-        <w:sz w:val="20"/>
+        <w:rFonts w:ascii="Yu Gothic" w:eastAsia="Yu Gothic" w:hAnsi="Yu Gothic" w:hint="eastAsia"/>
+        <w:sz w:val="22"/>
       </w:rPr>
     </w:lvl>
     <w:lvl w:ilvl="1" w:tplc="04090003" w:tentative="1">
@@ -6755,8 +6987,8 @@
   <w:abstractNum w:abstractNumId="27">
     <w:nsid w:val="5997510A"/>
     <w:multiLevelType w:val="hybridMultilevel"/>
-    <w:tmpl w:val="6ADAC376"/>
-    <w:lvl w:ilvl="0" w:tplc="7054EACA">
+    <w:tmpl w:val="70168A62"/>
+    <w:lvl w:ilvl="0" w:tplc="4B22CC20">
       <w:start w:val="1"/>
       <w:numFmt w:val="bullet"/>
       <w:lvlText w:val="-"/>
@@ -6765,7 +6997,8 @@
         <w:ind w:left="360" w:hanging="360"/>
       </w:pPr>
       <w:rPr>
-        <w:rFonts w:ascii="Tw Cen MT" w:hAnsi="Tw Cen MT" w:hint="default"/>
+        <w:rFonts w:ascii="Yu Gothic" w:eastAsia="Yu Gothic" w:hAnsi="Yu Gothic" w:hint="eastAsia"/>
+        <w:sz w:val="22"/>
       </w:rPr>
     </w:lvl>
     <w:lvl w:ilvl="1" w:tplc="04090003" w:tentative="1">
@@ -7204,6 +7437,120 @@
     </w:lvl>
   </w:abstractNum>
   <w:abstractNum w:abstractNumId="31">
+    <w:nsid w:val="6EC66568"/>
+    <w:multiLevelType w:val="hybridMultilevel"/>
+    <w:tmpl w:val="0F2C8B04"/>
+    <w:lvl w:ilvl="0" w:tplc="4B22CC20">
+      <w:start w:val="1"/>
+      <w:numFmt w:val="bullet"/>
+      <w:lvlText w:val="-"/>
+      <w:lvlJc w:val="left"/>
+      <w:pPr>
+        <w:ind w:left="360" w:hanging="360"/>
+      </w:pPr>
+      <w:rPr>
+        <w:rFonts w:ascii="Yu Gothic" w:eastAsia="Yu Gothic" w:hAnsi="Yu Gothic" w:hint="eastAsia"/>
+        <w:sz w:val="22"/>
+      </w:rPr>
+    </w:lvl>
+    <w:lvl w:ilvl="1" w:tplc="04090003" w:tentative="1">
+      <w:start w:val="1"/>
+      <w:numFmt w:val="bullet"/>
+      <w:lvlText w:val="o"/>
+      <w:lvlJc w:val="left"/>
+      <w:pPr>
+        <w:ind w:left="1080" w:hanging="360"/>
+      </w:pPr>
+      <w:rPr>
+        <w:rFonts w:ascii="Courier New" w:hAnsi="Courier New" w:cs="Courier New" w:hint="default"/>
+      </w:rPr>
+    </w:lvl>
+    <w:lvl w:ilvl="2" w:tplc="04090005" w:tentative="1">
+      <w:start w:val="1"/>
+      <w:numFmt w:val="bullet"/>
+      <w:lvlText w:val=""/>
+      <w:lvlJc w:val="left"/>
+      <w:pPr>
+        <w:ind w:left="1800" w:hanging="360"/>
+      </w:pPr>
+      <w:rPr>
+        <w:rFonts w:ascii="Wingdings" w:hAnsi="Wingdings" w:hint="default"/>
+      </w:rPr>
+    </w:lvl>
+    <w:lvl w:ilvl="3" w:tplc="04090001" w:tentative="1">
+      <w:start w:val="1"/>
+      <w:numFmt w:val="bullet"/>
+      <w:lvlText w:val=""/>
+      <w:lvlJc w:val="left"/>
+      <w:pPr>
+        <w:ind w:left="2520" w:hanging="360"/>
+      </w:pPr>
+      <w:rPr>
+        <w:rFonts w:ascii="Symbol" w:hAnsi="Symbol" w:hint="default"/>
+      </w:rPr>
+    </w:lvl>
+    <w:lvl w:ilvl="4" w:tplc="04090003" w:tentative="1">
+      <w:start w:val="1"/>
+      <w:numFmt w:val="bullet"/>
+      <w:lvlText w:val="o"/>
+      <w:lvlJc w:val="left"/>
+      <w:pPr>
+        <w:ind w:left="3240" w:hanging="360"/>
+      </w:pPr>
+      <w:rPr>
+        <w:rFonts w:ascii="Courier New" w:hAnsi="Courier New" w:cs="Courier New" w:hint="default"/>
+      </w:rPr>
+    </w:lvl>
+    <w:lvl w:ilvl="5" w:tplc="04090005" w:tentative="1">
+      <w:start w:val="1"/>
+      <w:numFmt w:val="bullet"/>
+      <w:lvlText w:val=""/>
+      <w:lvlJc w:val="left"/>
+      <w:pPr>
+        <w:ind w:left="3960" w:hanging="360"/>
+      </w:pPr>
+      <w:rPr>
+        <w:rFonts w:ascii="Wingdings" w:hAnsi="Wingdings" w:hint="default"/>
+      </w:rPr>
+    </w:lvl>
+    <w:lvl w:ilvl="6" w:tplc="04090001" w:tentative="1">
+      <w:start w:val="1"/>
+      <w:numFmt w:val="bullet"/>
+      <w:lvlText w:val=""/>
+      <w:lvlJc w:val="left"/>
+      <w:pPr>
+        <w:ind w:left="4680" w:hanging="360"/>
+      </w:pPr>
+      <w:rPr>
+        <w:rFonts w:ascii="Symbol" w:hAnsi="Symbol" w:hint="default"/>
+      </w:rPr>
+    </w:lvl>
+    <w:lvl w:ilvl="7" w:tplc="04090003" w:tentative="1">
+      <w:start w:val="1"/>
+      <w:numFmt w:val="bullet"/>
+      <w:lvlText w:val="o"/>
+      <w:lvlJc w:val="left"/>
+      <w:pPr>
+        <w:ind w:left="5400" w:hanging="360"/>
+      </w:pPr>
+      <w:rPr>
+        <w:rFonts w:ascii="Courier New" w:hAnsi="Courier New" w:cs="Courier New" w:hint="default"/>
+      </w:rPr>
+    </w:lvl>
+    <w:lvl w:ilvl="8" w:tplc="04090005" w:tentative="1">
+      <w:start w:val="1"/>
+      <w:numFmt w:val="bullet"/>
+      <w:lvlText w:val=""/>
+      <w:lvlJc w:val="left"/>
+      <w:pPr>
+        <w:ind w:left="6120" w:hanging="360"/>
+      </w:pPr>
+      <w:rPr>
+        <w:rFonts w:ascii="Wingdings" w:hAnsi="Wingdings" w:hint="default"/>
+      </w:rPr>
+    </w:lvl>
+  </w:abstractNum>
+  <w:abstractNum w:abstractNumId="32">
     <w:nsid w:val="74565966"/>
     <w:multiLevelType w:val="hybridMultilevel"/>
     <w:tmpl w:val="B18CB37C"/>
@@ -7316,7 +7663,7 @@
       </w:rPr>
     </w:lvl>
   </w:abstractNum>
-  <w:abstractNum w:abstractNumId="32">
+  <w:abstractNum w:abstractNumId="33">
     <w:nsid w:val="7C267EB2"/>
     <w:multiLevelType w:val="hybridMultilevel"/>
     <w:tmpl w:val="3464450A"/>
@@ -7481,10 +7828,10 @@
     <w:abstractNumId w:val="18"/>
   </w:num>
   <w:num w:numId="17">
-    <w:abstractNumId w:val="32"/>
+    <w:abstractNumId w:val="33"/>
   </w:num>
   <w:num w:numId="18">
-    <w:abstractNumId w:val="31"/>
+    <w:abstractNumId w:val="32"/>
   </w:num>
   <w:num w:numId="19">
     <w:abstractNumId w:val="4"/>
@@ -7530,6 +7877,9 @@
   </w:num>
   <w:num w:numId="33">
     <w:abstractNumId w:val="8"/>
+  </w:num>
+  <w:num w:numId="34">
+    <w:abstractNumId w:val="31"/>
   </w:num>
 </w:numbering>
 </file>
@@ -8490,7 +8840,7 @@
 </file>
 
 <file path=customXml/itemProps1.xml><?xml version="1.0" encoding="utf-8"?>
-<ds:datastoreItem xmlns:ds="http://schemas.openxmlformats.org/officeDocument/2006/customXml" ds:itemID="{1EA5C439-C376-4F1A-BB8C-E42864F17D3B}">
+<ds:datastoreItem xmlns:ds="http://schemas.openxmlformats.org/officeDocument/2006/customXml" ds:itemID="{58C5DC60-A573-40AC-8947-8661F2BFB586}">
   <ds:schemaRefs>
     <ds:schemaRef ds:uri="http://schemas.openxmlformats.org/officeDocument/2006/bibliography"/>
   </ds:schemaRefs>

--- a/William/Java Angular/William_Jackson.docx
+++ b/William/Java Angular/William_Jackson.docx
@@ -135,78 +135,15 @@
             </w:pPr>
             <w:r>
               <w:rPr>
-                <w:rFonts w:ascii="Arial" w:eastAsia="Arial" w:hAnsi="Arial" w:cs="Arial"/>
+                <w:rFonts w:ascii="Arial" w:hAnsi="Arial" w:cs="Arial"/>
                 <w:color w:val="FFFFFF"/>
                 <w:sz w:val="17"/>
                 <w:szCs w:val="17"/>
               </w:rPr>
-              <w:t xml:space="preserve">Wellington, Nevada, United States </w:t>
+              <w:t>Wellington, Nevada, United States | +1 (786) 949-7561| williamjdev@outlook.com | linkedin.com/in/william-jackson-40036a3ba</w:t>
             </w:r>
             <w:bookmarkStart w:id="0" w:name="_GoBack"/>
             <w:bookmarkEnd w:id="0"/>
-            <w:r>
-              <w:rPr>
-                <w:rFonts w:ascii="Arial" w:eastAsia="Arial" w:hAnsi="Arial" w:cs="Arial"/>
-                <w:color w:val="FFFFFF"/>
-                <w:sz w:val="17"/>
-                <w:szCs w:val="17"/>
-              </w:rPr>
-              <w:t xml:space="preserve">| </w:t>
-            </w:r>
-            <w:r>
-              <w:rPr>
-                <w:rFonts w:ascii="Arial" w:eastAsia="Arial" w:hAnsi="Arial" w:cs="Arial"/>
-                <w:color w:val="FFFFFF"/>
-                <w:sz w:val="17"/>
-                <w:szCs w:val="17"/>
-              </w:rPr>
-              <w:t>+1 (786) 949-7561</w:t>
-            </w:r>
-            <w:r>
-              <w:rPr>
-                <w:rFonts w:ascii="Arial" w:eastAsia="Arial" w:hAnsi="Arial" w:cs="Arial"/>
-                <w:color w:val="FFFFFF"/>
-                <w:sz w:val="17"/>
-                <w:szCs w:val="17"/>
-              </w:rPr>
-              <w:t xml:space="preserve">| </w:t>
-            </w:r>
-            <w:r>
-              <w:rPr>
-                <w:rFonts w:ascii="Arial" w:eastAsia="Arial" w:hAnsi="Arial" w:cs="Arial"/>
-                <w:color w:val="FFFFFF"/>
-                <w:sz w:val="17"/>
-                <w:szCs w:val="17"/>
-              </w:rPr>
-              <w:t>williamjackson.pro@outlook.com</w:t>
-            </w:r>
-            <w:r>
-              <w:rPr>
-                <w:rFonts w:ascii="Arial" w:eastAsia="Arial" w:hAnsi="Arial" w:cs="Arial"/>
-                <w:color w:val="FFFFFF"/>
-                <w:sz w:val="17"/>
-                <w:szCs w:val="17"/>
-              </w:rPr>
-              <w:t xml:space="preserve"> | </w:t>
-            </w:r>
-            <w:r>
-              <w:rPr>
-                <w:rFonts w:ascii="Arial" w:eastAsia="Arial" w:hAnsi="Arial" w:cs="Arial"/>
-                <w:color w:val="FFFFFF"/>
-                <w:sz w:val="17"/>
-                <w:szCs w:val="17"/>
-              </w:rPr>
-              <w:t>linkedin.com/in/william-jackson-</w:t>
-            </w:r>
-            <w:r>
-              <w:rPr>
-                <w:rFonts w:ascii="Arial" w:eastAsia="Arial" w:hAnsi="Arial" w:cs="Arial"/>
-                <w:color w:val="FFFFFF"/>
-                <w:sz w:val="17"/>
-                <w:szCs w:val="17"/>
-              </w:rPr>
-              <w:t>75b9343b6</w:t>
-            </w:r>
           </w:p>
         </w:tc>
       </w:tr>
@@ -8840,7 +8777,7 @@
 </file>
 
 <file path=customXml/itemProps1.xml><?xml version="1.0" encoding="utf-8"?>
-<ds:datastoreItem xmlns:ds="http://schemas.openxmlformats.org/officeDocument/2006/customXml" ds:itemID="{58C5DC60-A573-40AC-8947-8661F2BFB586}">
+<ds:datastoreItem xmlns:ds="http://schemas.openxmlformats.org/officeDocument/2006/customXml" ds:itemID="{84459B7A-880A-49AC-8738-25FEF5DB2AAE}">
   <ds:schemaRefs>
     <ds:schemaRef ds:uri="http://schemas.openxmlformats.org/officeDocument/2006/bibliography"/>
   </ds:schemaRefs>

--- a/William/Java Angular/William_Jackson.docx
+++ b/William/Java Angular/William_Jackson.docx
@@ -142,8 +142,6 @@
               </w:rPr>
               <w:t>Wellington, Nevada, United States | +1 (786) 949-7561| williamjdev@outlook.com | linkedin.com/in/william-jackson-40036a3ba</w:t>
             </w:r>
-            <w:bookmarkStart w:id="0" w:name="_GoBack"/>
-            <w:bookmarkEnd w:id="0"/>
           </w:p>
         </w:tc>
       </w:tr>
@@ -190,21 +188,12 @@
         </w:rPr>
         <w:t xml:space="preserve"> with 10+ years of experience designing and delivering enterprise-grade applications across </w:t>
       </w:r>
-      <w:proofErr w:type="spellStart"/>
-      <w:r>
-        <w:rPr>
-          <w:rStyle w:val="Strong"/>
-          <w:sz w:val="22"/>
-        </w:rPr>
-        <w:t>SaaS</w:t>
-      </w:r>
-      <w:proofErr w:type="spellEnd"/>
-      <w:r>
-        <w:rPr>
-          <w:rStyle w:val="Strong"/>
-          <w:sz w:val="22"/>
-        </w:rPr>
-        <w:t>, business workflow, internal platform, and data-driven product engineering</w:t>
+      <w:r>
+        <w:rPr>
+          <w:rStyle w:val="Strong"/>
+          <w:sz w:val="22"/>
+        </w:rPr>
+        <w:t>SaaS, business workflow, internal platform, and data-driven product engineering</w:t>
       </w:r>
       <w:r>
         <w:rPr>
@@ -471,21 +460,7 @@
         <w:rPr>
           <w:sz w:val="22"/>
         </w:rPr>
-        <w:t xml:space="preserve">, JWT authentication, OAuth2, </w:t>
-      </w:r>
-      <w:proofErr w:type="spellStart"/>
-      <w:r>
-        <w:rPr>
-          <w:sz w:val="22"/>
-        </w:rPr>
-        <w:t>OpenID</w:t>
-      </w:r>
-      <w:proofErr w:type="spellEnd"/>
-      <w:r>
-        <w:rPr>
-          <w:sz w:val="22"/>
-        </w:rPr>
-        <w:t xml:space="preserve"> Connect, RBAC, API versioning, file processing, batch jobs, asynchronous processing</w:t>
+        <w:t>, JWT authentication, OAuth2, OpenID Connect, RBAC, API versioning, file processing, batch jobs, asynchronous processing</w:t>
       </w:r>
     </w:p>
     <w:p>
@@ -514,61 +489,45 @@
         </w:rPr>
         <w:t xml:space="preserve"> </w:t>
       </w:r>
+      <w:r>
+        <w:rPr>
+          <w:rStyle w:val="Strong"/>
+          <w:sz w:val="22"/>
+        </w:rPr>
+        <w:t>PostgreSQL</w:t>
+      </w:r>
+      <w:r>
+        <w:rPr>
+          <w:sz w:val="22"/>
+        </w:rPr>
+        <w:t xml:space="preserve">, </w:t>
+      </w:r>
+      <w:r>
+        <w:rPr>
+          <w:rStyle w:val="Strong"/>
+          <w:sz w:val="22"/>
+        </w:rPr>
+        <w:t>MySQL</w:t>
+      </w:r>
+      <w:r>
+        <w:rPr>
+          <w:sz w:val="22"/>
+        </w:rPr>
+        <w:t xml:space="preserve">, SQL Server, </w:t>
+      </w:r>
       <w:proofErr w:type="spellStart"/>
       <w:r>
         <w:rPr>
-          <w:rStyle w:val="Strong"/>
-          <w:sz w:val="22"/>
-        </w:rPr>
-        <w:t>PostgreSQL</w:t>
+          <w:sz w:val="22"/>
+        </w:rPr>
+        <w:t>Redis</w:t>
       </w:r>
       <w:proofErr w:type="spellEnd"/>
       <w:r>
         <w:rPr>
           <w:sz w:val="22"/>
         </w:rPr>
-        <w:t xml:space="preserve">, </w:t>
-      </w:r>
-      <w:r>
-        <w:rPr>
-          <w:rStyle w:val="Strong"/>
-          <w:sz w:val="22"/>
-        </w:rPr>
-        <w:t>MySQL</w:t>
-      </w:r>
-      <w:r>
-        <w:rPr>
-          <w:sz w:val="22"/>
-        </w:rPr>
-        <w:t xml:space="preserve">, SQL Server, </w:t>
-      </w:r>
-      <w:proofErr w:type="spellStart"/>
-      <w:r>
-        <w:rPr>
-          <w:sz w:val="22"/>
-        </w:rPr>
-        <w:t>Redis</w:t>
-      </w:r>
-      <w:proofErr w:type="spellEnd"/>
-      <w:r>
-        <w:rPr>
-          <w:sz w:val="22"/>
-        </w:rPr>
-        <w:t xml:space="preserve">, </w:t>
-      </w:r>
-      <w:proofErr w:type="spellStart"/>
-      <w:r>
-        <w:rPr>
-          <w:sz w:val="22"/>
-        </w:rPr>
-        <w:t>MongoDB</w:t>
-      </w:r>
-      <w:proofErr w:type="spellEnd"/>
-      <w:r>
-        <w:rPr>
-          <w:sz w:val="22"/>
-        </w:rPr>
-        <w:t xml:space="preserve">, </w:t>
+        <w:t xml:space="preserve">, MongoDB, </w:t>
       </w:r>
       <w:proofErr w:type="spellStart"/>
       <w:r>
@@ -639,55 +598,81 @@
           <w:rStyle w:val="Strong"/>
           <w:sz w:val="22"/>
         </w:rPr>
-        <w:t xml:space="preserve">Cloud &amp; </w:t>
+        <w:t>Cloud &amp; DevOps:</w:t>
+      </w:r>
+      <w:r>
+        <w:rPr>
+          <w:sz w:val="22"/>
+        </w:rPr>
+        <w:t xml:space="preserve"> </w:t>
+      </w:r>
+      <w:r>
+        <w:rPr>
+          <w:rStyle w:val="Strong"/>
+          <w:sz w:val="22"/>
+        </w:rPr>
+        <w:t>AWS</w:t>
+      </w:r>
+      <w:r>
+        <w:rPr>
+          <w:sz w:val="22"/>
+        </w:rPr>
+        <w:t xml:space="preserve">, Azure, GCP, Docker, Kubernetes, Helm, Terraform, </w:t>
       </w:r>
       <w:proofErr w:type="spellStart"/>
       <w:r>
         <w:rPr>
-          <w:rStyle w:val="Strong"/>
-          <w:sz w:val="22"/>
-        </w:rPr>
-        <w:t>DevOps</w:t>
+          <w:sz w:val="22"/>
+        </w:rPr>
+        <w:t>CloudFormation</w:t>
       </w:r>
       <w:proofErr w:type="spellEnd"/>
       <w:r>
         <w:rPr>
-          <w:rStyle w:val="Strong"/>
-          <w:sz w:val="22"/>
-        </w:rPr>
-        <w:t>:</w:t>
-      </w:r>
-      <w:r>
-        <w:rPr>
-          <w:sz w:val="22"/>
-        </w:rPr>
-        <w:t xml:space="preserve"> </w:t>
-      </w:r>
-      <w:r>
-        <w:rPr>
-          <w:rStyle w:val="Strong"/>
-          <w:sz w:val="22"/>
-        </w:rPr>
-        <w:t>AWS</w:t>
-      </w:r>
-      <w:r>
-        <w:rPr>
-          <w:sz w:val="22"/>
-        </w:rPr>
-        <w:t xml:space="preserve">, Azure, GCP, </w:t>
+          <w:sz w:val="22"/>
+        </w:rPr>
+        <w:t xml:space="preserve">, GitHub Actions, </w:t>
       </w:r>
       <w:proofErr w:type="spellStart"/>
       <w:r>
         <w:rPr>
           <w:sz w:val="22"/>
         </w:rPr>
-        <w:t>Docker</w:t>
+        <w:t>GitLab</w:t>
       </w:r>
       <w:proofErr w:type="spellEnd"/>
       <w:r>
         <w:rPr>
           <w:sz w:val="22"/>
         </w:rPr>
+        <w:t xml:space="preserve"> CI, Jenkins, EKS, ECS, EC2, Lambda, API Gateway, S3, </w:t>
+      </w:r>
+      <w:proofErr w:type="spellStart"/>
+      <w:r>
+        <w:rPr>
+          <w:sz w:val="22"/>
+        </w:rPr>
+        <w:t>CloudFront</w:t>
+      </w:r>
+      <w:proofErr w:type="spellEnd"/>
+      <w:r>
+        <w:rPr>
+          <w:sz w:val="22"/>
+        </w:rPr>
+        <w:t xml:space="preserve">, RDS, </w:t>
+      </w:r>
+      <w:proofErr w:type="spellStart"/>
+      <w:r>
+        <w:rPr>
+          <w:sz w:val="22"/>
+        </w:rPr>
+        <w:t>DynamoDB</w:t>
+      </w:r>
+      <w:proofErr w:type="spellEnd"/>
+      <w:r>
+        <w:rPr>
+          <w:sz w:val="22"/>
+        </w:rPr>
         <w:t xml:space="preserve">, </w:t>
       </w:r>
       <w:proofErr w:type="spellStart"/>
@@ -695,140 +680,28 @@
         <w:rPr>
           <w:sz w:val="22"/>
         </w:rPr>
-        <w:t>Kubernetes</w:t>
+        <w:t>ElastiCache</w:t>
       </w:r>
       <w:proofErr w:type="spellEnd"/>
       <w:r>
         <w:rPr>
           <w:sz w:val="22"/>
         </w:rPr>
-        <w:t xml:space="preserve">, Helm, </w:t>
+        <w:t xml:space="preserve">, </w:t>
       </w:r>
       <w:proofErr w:type="spellStart"/>
       <w:r>
         <w:rPr>
           <w:sz w:val="22"/>
         </w:rPr>
-        <w:t>Terraform</w:t>
+        <w:t>EventBridge</w:t>
       </w:r>
       <w:proofErr w:type="spellEnd"/>
       <w:r>
         <w:rPr>
           <w:sz w:val="22"/>
         </w:rPr>
-        <w:t xml:space="preserve">, </w:t>
-      </w:r>
-      <w:proofErr w:type="spellStart"/>
-      <w:r>
-        <w:rPr>
-          <w:sz w:val="22"/>
-        </w:rPr>
-        <w:t>CloudFormation</w:t>
-      </w:r>
-      <w:proofErr w:type="spellEnd"/>
-      <w:r>
-        <w:rPr>
-          <w:sz w:val="22"/>
-        </w:rPr>
-        <w:t xml:space="preserve">, </w:t>
-      </w:r>
-      <w:proofErr w:type="spellStart"/>
-      <w:r>
-        <w:rPr>
-          <w:sz w:val="22"/>
-        </w:rPr>
-        <w:t>GitHub</w:t>
-      </w:r>
-      <w:proofErr w:type="spellEnd"/>
-      <w:r>
-        <w:rPr>
-          <w:sz w:val="22"/>
-        </w:rPr>
-        <w:t xml:space="preserve"> Actions, </w:t>
-      </w:r>
-      <w:proofErr w:type="spellStart"/>
-      <w:r>
-        <w:rPr>
-          <w:sz w:val="22"/>
-        </w:rPr>
-        <w:t>GitLab</w:t>
-      </w:r>
-      <w:proofErr w:type="spellEnd"/>
-      <w:r>
-        <w:rPr>
-          <w:sz w:val="22"/>
-        </w:rPr>
-        <w:t xml:space="preserve"> CI, Jenkins, EKS, ECS, EC2, Lambda, API Gateway, S3, </w:t>
-      </w:r>
-      <w:proofErr w:type="spellStart"/>
-      <w:r>
-        <w:rPr>
-          <w:sz w:val="22"/>
-        </w:rPr>
-        <w:t>CloudFront</w:t>
-      </w:r>
-      <w:proofErr w:type="spellEnd"/>
-      <w:r>
-        <w:rPr>
-          <w:sz w:val="22"/>
-        </w:rPr>
-        <w:t xml:space="preserve">, RDS, </w:t>
-      </w:r>
-      <w:proofErr w:type="spellStart"/>
-      <w:r>
-        <w:rPr>
-          <w:sz w:val="22"/>
-        </w:rPr>
-        <w:t>DynamoDB</w:t>
-      </w:r>
-      <w:proofErr w:type="spellEnd"/>
-      <w:r>
-        <w:rPr>
-          <w:sz w:val="22"/>
-        </w:rPr>
-        <w:t xml:space="preserve">, </w:t>
-      </w:r>
-      <w:proofErr w:type="spellStart"/>
-      <w:r>
-        <w:rPr>
-          <w:sz w:val="22"/>
-        </w:rPr>
-        <w:t>ElastiCache</w:t>
-      </w:r>
-      <w:proofErr w:type="spellEnd"/>
-      <w:r>
-        <w:rPr>
-          <w:sz w:val="22"/>
-        </w:rPr>
-        <w:t xml:space="preserve">, </w:t>
-      </w:r>
-      <w:proofErr w:type="spellStart"/>
-      <w:r>
-        <w:rPr>
-          <w:sz w:val="22"/>
-        </w:rPr>
-        <w:t>EventBridge</w:t>
-      </w:r>
-      <w:proofErr w:type="spellEnd"/>
-      <w:r>
-        <w:rPr>
-          <w:sz w:val="22"/>
-        </w:rPr>
-        <w:t xml:space="preserve">, Step Functions, IAM, </w:t>
-      </w:r>
-      <w:proofErr w:type="spellStart"/>
-      <w:r>
-        <w:rPr>
-          <w:sz w:val="22"/>
-        </w:rPr>
-        <w:t>Nginx</w:t>
-      </w:r>
-      <w:proofErr w:type="spellEnd"/>
-      <w:r>
-        <w:rPr>
-          <w:sz w:val="22"/>
-        </w:rPr>
-        <w:t>, Linux</w:t>
+        <w:t>, Step Functions, IAM, Nginx, Linux</w:t>
       </w:r>
     </w:p>
     <w:p>
@@ -844,125 +717,88 @@
           <w:sz w:val="28"/>
         </w:rPr>
       </w:pPr>
+      <w:r>
+        <w:rPr>
+          <w:rStyle w:val="Strong"/>
+          <w:sz w:val="22"/>
+        </w:rPr>
+        <w:t>Observability, Quality &amp; Security:</w:t>
+      </w:r>
+      <w:r>
+        <w:rPr>
+          <w:sz w:val="22"/>
+        </w:rPr>
+        <w:t xml:space="preserve"> </w:t>
+      </w:r>
       <w:proofErr w:type="spellStart"/>
       <w:r>
         <w:rPr>
-          <w:rStyle w:val="Strong"/>
-          <w:sz w:val="22"/>
-        </w:rPr>
-        <w:t>Observability</w:t>
+          <w:sz w:val="22"/>
+        </w:rPr>
+        <w:t>OpenTelemetry</w:t>
       </w:r>
       <w:proofErr w:type="spellEnd"/>
       <w:r>
         <w:rPr>
-          <w:rStyle w:val="Strong"/>
-          <w:sz w:val="22"/>
-        </w:rPr>
-        <w:t>, Quality &amp; Security:</w:t>
-      </w:r>
-      <w:r>
-        <w:rPr>
-          <w:sz w:val="22"/>
-        </w:rPr>
-        <w:t xml:space="preserve"> </w:t>
+          <w:sz w:val="22"/>
+        </w:rPr>
+        <w:t xml:space="preserve">, </w:t>
       </w:r>
       <w:proofErr w:type="spellStart"/>
       <w:r>
         <w:rPr>
           <w:sz w:val="22"/>
         </w:rPr>
-        <w:t>OpenTelemetry</w:t>
+        <w:t>Datadog</w:t>
       </w:r>
       <w:proofErr w:type="spellEnd"/>
       <w:r>
         <w:rPr>
           <w:sz w:val="22"/>
         </w:rPr>
-        <w:t xml:space="preserve">, </w:t>
+        <w:t xml:space="preserve">, Prometheus, </w:t>
       </w:r>
       <w:proofErr w:type="spellStart"/>
       <w:r>
         <w:rPr>
           <w:sz w:val="22"/>
         </w:rPr>
-        <w:t>Datadog</w:t>
+        <w:t>Grafana</w:t>
       </w:r>
       <w:proofErr w:type="spellEnd"/>
       <w:r>
         <w:rPr>
           <w:sz w:val="22"/>
         </w:rPr>
-        <w:t xml:space="preserve">, Prometheus, </w:t>
+        <w:t xml:space="preserve">, ELK/EFK, </w:t>
       </w:r>
       <w:proofErr w:type="spellStart"/>
       <w:r>
         <w:rPr>
           <w:sz w:val="22"/>
         </w:rPr>
-        <w:t>Grafana</w:t>
+        <w:t>CloudWatch</w:t>
       </w:r>
       <w:proofErr w:type="spellEnd"/>
       <w:r>
         <w:rPr>
           <w:sz w:val="22"/>
         </w:rPr>
-        <w:t xml:space="preserve">, ELK/EFK, </w:t>
+        <w:t xml:space="preserve">, JUnit, </w:t>
       </w:r>
       <w:proofErr w:type="spellStart"/>
       <w:r>
         <w:rPr>
           <w:sz w:val="22"/>
         </w:rPr>
-        <w:t>CloudWatch</w:t>
+        <w:t>Mockito</w:t>
       </w:r>
       <w:proofErr w:type="spellEnd"/>
       <w:r>
         <w:rPr>
           <w:sz w:val="22"/>
         </w:rPr>
-        <w:t xml:space="preserve">, </w:t>
-      </w:r>
-      <w:proofErr w:type="spellStart"/>
-      <w:r>
-        <w:rPr>
-          <w:sz w:val="22"/>
-        </w:rPr>
-        <w:t>JUnit</w:t>
-      </w:r>
-      <w:proofErr w:type="spellEnd"/>
-      <w:r>
-        <w:rPr>
-          <w:sz w:val="22"/>
-        </w:rPr>
-        <w:t xml:space="preserve">, </w:t>
-      </w:r>
-      <w:proofErr w:type="spellStart"/>
-      <w:r>
-        <w:rPr>
-          <w:sz w:val="22"/>
-        </w:rPr>
-        <w:t>Mockito</w:t>
-      </w:r>
-      <w:proofErr w:type="spellEnd"/>
-      <w:r>
-        <w:rPr>
-          <w:sz w:val="22"/>
-        </w:rPr>
-        <w:t xml:space="preserve">, Cypress, Playwright, Pact-style contract testing, OAuth2, </w:t>
-      </w:r>
-      <w:proofErr w:type="spellStart"/>
-      <w:r>
-        <w:rPr>
-          <w:sz w:val="22"/>
-        </w:rPr>
-        <w:t>OpenID</w:t>
-      </w:r>
-      <w:proofErr w:type="spellEnd"/>
-      <w:r>
-        <w:rPr>
-          <w:sz w:val="22"/>
-        </w:rPr>
-        <w:t xml:space="preserve"> Connect, JWT, </w:t>
+        <w:t xml:space="preserve">, Cypress, Playwright, Pact-style contract testing, OAuth2, OpenID Connect, JWT, </w:t>
       </w:r>
       <w:proofErr w:type="spellStart"/>
       <w:r>
@@ -1182,7 +1018,6 @@
         </w:rPr>
         <w:t xml:space="preserve">, and </w:t>
       </w:r>
-      <w:proofErr w:type="spellStart"/>
       <w:r>
         <w:rPr>
           <w:rStyle w:val="Strong"/>
@@ -1190,7 +1025,6 @@
         </w:rPr>
         <w:t>PostgreSQL</w:t>
       </w:r>
-      <w:proofErr w:type="spellEnd"/>
       <w:r>
         <w:rPr>
           <w:sz w:val="22"/>
@@ -1481,7 +1315,6 @@
         </w:rPr>
         <w:t xml:space="preserve">Refactored slow database paths in </w:t>
       </w:r>
-      <w:proofErr w:type="spellStart"/>
       <w:r>
         <w:rPr>
           <w:rStyle w:val="Strong"/>
@@ -1489,7 +1322,6 @@
         </w:rPr>
         <w:t>PostgreSQL</w:t>
       </w:r>
-      <w:proofErr w:type="spellEnd"/>
       <w:r>
         <w:rPr>
           <w:sz w:val="22"/>
@@ -1515,21 +1347,12 @@
         </w:rPr>
         <w:t xml:space="preserve">Built CI/CD pipelines with </w:t>
       </w:r>
-      <w:proofErr w:type="spellStart"/>
-      <w:r>
-        <w:rPr>
-          <w:rStyle w:val="Strong"/>
-          <w:sz w:val="22"/>
-        </w:rPr>
-        <w:t>GitHub</w:t>
-      </w:r>
-      <w:proofErr w:type="spellEnd"/>
-      <w:r>
-        <w:rPr>
-          <w:rStyle w:val="Strong"/>
-          <w:sz w:val="22"/>
-        </w:rPr>
-        <w:t xml:space="preserve"> Actions</w:t>
+      <w:r>
+        <w:rPr>
+          <w:rStyle w:val="Strong"/>
+          <w:sz w:val="22"/>
+        </w:rPr>
+        <w:t>GitHub Actions</w:t>
       </w:r>
       <w:r>
         <w:rPr>
@@ -1537,7 +1360,6 @@
         </w:rPr>
         <w:t xml:space="preserve">, </w:t>
       </w:r>
-      <w:proofErr w:type="spellStart"/>
       <w:r>
         <w:rPr>
           <w:rStyle w:val="Strong"/>
@@ -1545,14 +1367,12 @@
         </w:rPr>
         <w:t>Docker</w:t>
       </w:r>
-      <w:proofErr w:type="spellEnd"/>
       <w:r>
         <w:rPr>
           <w:sz w:val="22"/>
         </w:rPr>
         <w:t xml:space="preserve">, and </w:t>
       </w:r>
-      <w:proofErr w:type="spellStart"/>
       <w:r>
         <w:rPr>
           <w:rStyle w:val="Strong"/>
@@ -1560,7 +1380,6 @@
         </w:rPr>
         <w:t>Kubernetes</w:t>
       </w:r>
-      <w:proofErr w:type="spellEnd"/>
       <w:r>
         <w:rPr>
           <w:sz w:val="22"/>
@@ -1598,21 +1417,7 @@
           <w:sz w:val="22"/>
         </w:rPr>
         <w:lastRenderedPageBreak/>
-        <w:t xml:space="preserve">Added end-to-end </w:t>
-      </w:r>
-      <w:proofErr w:type="spellStart"/>
-      <w:r>
-        <w:rPr>
-          <w:sz w:val="22"/>
-        </w:rPr>
-        <w:t>observability</w:t>
-      </w:r>
-      <w:proofErr w:type="spellEnd"/>
-      <w:r>
-        <w:rPr>
-          <w:sz w:val="22"/>
-        </w:rPr>
-        <w:t xml:space="preserve"> through </w:t>
+        <w:t xml:space="preserve">Added end-to-end observability through </w:t>
       </w:r>
       <w:proofErr w:type="spellStart"/>
       <w:r>
@@ -1729,7 +1534,6 @@
         </w:rPr>
         <w:t xml:space="preserve">Improved release quality with stronger automated coverage using </w:t>
       </w:r>
-      <w:proofErr w:type="spellStart"/>
       <w:r>
         <w:rPr>
           <w:rStyle w:val="Strong"/>
@@ -1737,7 +1541,6 @@
         </w:rPr>
         <w:t>JUnit</w:t>
       </w:r>
-      <w:proofErr w:type="spellEnd"/>
       <w:r>
         <w:rPr>
           <w:sz w:val="22"/>
@@ -2122,21 +1925,7 @@
         <w:rPr>
           <w:sz w:val="22"/>
         </w:rPr>
-        <w:t xml:space="preserve">Investigated an intermittent issue where frontend state </w:t>
-      </w:r>
-      <w:proofErr w:type="spellStart"/>
-      <w:r>
-        <w:rPr>
-          <w:sz w:val="22"/>
-        </w:rPr>
-        <w:t>desynchronization</w:t>
-      </w:r>
-      <w:proofErr w:type="spellEnd"/>
-      <w:r>
-        <w:rPr>
-          <w:sz w:val="22"/>
-        </w:rPr>
-        <w:t xml:space="preserve"> caused duplicate submissions during poor network conditions, then resolved it with request guards, button-locking logic, and server-side </w:t>
+        <w:t xml:space="preserve">Investigated an intermittent issue where frontend state desynchronization caused duplicate submissions during poor network conditions, then resolved it with request guards, button-locking logic, and server-side </w:t>
       </w:r>
       <w:proofErr w:type="spellStart"/>
       <w:r>
@@ -2340,7 +2129,6 @@
         </w:rPr>
         <w:t xml:space="preserve">Supported containerized deployment improvements using </w:t>
       </w:r>
-      <w:proofErr w:type="spellStart"/>
       <w:r>
         <w:rPr>
           <w:rStyle w:val="Strong"/>
@@ -2348,7 +2136,6 @@
         </w:rPr>
         <w:t>Docker</w:t>
       </w:r>
-      <w:proofErr w:type="spellEnd"/>
       <w:r>
         <w:rPr>
           <w:sz w:val="22"/>
@@ -2551,7 +2338,6 @@
         </w:rPr>
         <w:t xml:space="preserve">, </w:t>
       </w:r>
-      <w:proofErr w:type="spellStart"/>
       <w:r>
         <w:rPr>
           <w:rStyle w:val="Strong"/>
@@ -2559,7 +2345,6 @@
         </w:rPr>
         <w:t>AngularJS</w:t>
       </w:r>
-      <w:proofErr w:type="spellEnd"/>
       <w:r>
         <w:rPr>
           <w:sz w:val="22"/>
@@ -2642,21 +2427,7 @@
         <w:rPr>
           <w:sz w:val="22"/>
         </w:rPr>
-        <w:t xml:space="preserve"> selected screens from older </w:t>
-      </w:r>
-      <w:proofErr w:type="spellStart"/>
-      <w:r>
-        <w:rPr>
-          <w:sz w:val="22"/>
-        </w:rPr>
-        <w:t>AngularJS</w:t>
-      </w:r>
-      <w:proofErr w:type="spellEnd"/>
-      <w:r>
-        <w:rPr>
-          <w:sz w:val="22"/>
-        </w:rPr>
-        <w:t xml:space="preserve"> patterns toward more maintainable component-based structures, reducing UI fragility and improving code organization.</w:t>
+        <w:t xml:space="preserve"> selected screens from older AngularJS patterns toward more maintainable component-based structures, reducing UI fragility and improving code organization.</w:t>
       </w:r>
     </w:p>
     <w:p>
@@ -2960,21 +2731,7 @@
         <w:rPr>
           <w:sz w:val="22"/>
         </w:rPr>
-        <w:t xml:space="preserve">, JavaScript, </w:t>
-      </w:r>
-      <w:proofErr w:type="spellStart"/>
-      <w:r>
-        <w:rPr>
-          <w:sz w:val="22"/>
-        </w:rPr>
-        <w:t>jQuery</w:t>
-      </w:r>
-      <w:proofErr w:type="spellEnd"/>
-      <w:r>
-        <w:rPr>
-          <w:sz w:val="22"/>
-        </w:rPr>
-        <w:t>, and relational databases, contributing to internal systems and customer-facing business tools.</w:t>
+        <w:t>, JavaScript, jQuery, and relational databases, contributing to internal systems and customer-facing business tools.</w:t>
       </w:r>
     </w:p>
     <w:p>
@@ -3243,15 +3000,17 @@
       </w:pPr>
       <w:r>
         <w:rPr>
-          <w:rFonts w:ascii="Arial" w:eastAsia="Arial" w:hAnsi="Arial" w:cs="Arial"/>
+          <w:rFonts w:ascii="Arial" w:hAnsi="Arial" w:cs="Arial"/>
           <w:b/>
           <w:bCs/>
-          <w:color w:val="111111"/>
-          <w:sz w:val="22"/>
-          <w:szCs w:val="18"/>
-        </w:rPr>
-        <w:t>Stanford University Department of Computer Science</w:t>
-      </w:r>
+          <w:color w:val="000000"/>
+          <w:sz w:val="22"/>
+          <w:szCs w:val="23"/>
+        </w:rPr>
+        <w:t>Harvard University</w:t>
+      </w:r>
+      <w:bookmarkStart w:id="0" w:name="_GoBack"/>
+      <w:bookmarkEnd w:id="0"/>
     </w:p>
     <w:p>
       <w:pPr>
@@ -8777,7 +8536,7 @@
 </file>
 
 <file path=customXml/itemProps1.xml><?xml version="1.0" encoding="utf-8"?>
-<ds:datastoreItem xmlns:ds="http://schemas.openxmlformats.org/officeDocument/2006/customXml" ds:itemID="{84459B7A-880A-49AC-8738-25FEF5DB2AAE}">
+<ds:datastoreItem xmlns:ds="http://schemas.openxmlformats.org/officeDocument/2006/customXml" ds:itemID="{CF64C59A-6779-4B5F-B7AC-05B3D910E47A}">
   <ds:schemaRefs>
     <ds:schemaRef ds:uri="http://schemas.openxmlformats.org/officeDocument/2006/bibliography"/>
   </ds:schemaRefs>
